--- a/public/labs/pmzi/pz-23/ЛР4_ПМЗІ_Шифр_Плейфера_Подвійний_квадрат.docx
+++ b/public/labs/pmzi/pz-23/ЛР4_ПМЗІ_Шифр_Плейфера_Подвійний_квадрат.docx
@@ -101,128 +101,126 @@
     <w:p>
       <w:pPr>
         <w:pStyle w:val="SourceCode"/>
-      </w:pPr>
-      <w:r>
-        <w:rPr>
-          <w:rStyle w:val="VerbatimChar"/>
-        </w:rPr>
+        <w:spacing w:before="120" w:after="0" w:line="200" w:lineRule="auto"/>
+      </w:pPr>
+      <w:r>
         <w:t xml:space="preserve">┌───────────────────────────────────────────────────────────────────────┐</w:t>
       </w:r>
-      <w:r>
-        <w:br/>
-      </w:r>
-      <w:r>
-        <w:rPr>
-          <w:rStyle w:val="VerbatimChar"/>
-        </w:rPr>
+    </w:p>
+    <w:p>
+      <w:pPr>
+        <w:pStyle w:val="SourceCode"/>
+        <w:spacing w:before="0" w:after="0" w:line="200" w:lineRule="auto"/>
+      </w:pPr>
+      <w:r>
         <w:t xml:space="preserve">│                    МОНОАЛФАВІТНИЙ vs ПОЛІГРАМНИЙ                      │</w:t>
       </w:r>
-      <w:r>
-        <w:br/>
-      </w:r>
-      <w:r>
-        <w:rPr>
-          <w:rStyle w:val="VerbatimChar"/>
-        </w:rPr>
+    </w:p>
+    <w:p>
+      <w:pPr>
+        <w:pStyle w:val="SourceCode"/>
+        <w:spacing w:before="0" w:after="0" w:line="200" w:lineRule="auto"/>
+      </w:pPr>
+      <w:r>
         <w:t xml:space="preserve">├───────────────────────────────────────────────────────────────────────┤</w:t>
       </w:r>
-      <w:r>
-        <w:br/>
-      </w:r>
-      <w:r>
-        <w:rPr>
-          <w:rStyle w:val="VerbatimChar"/>
-        </w:rPr>
+    </w:p>
+    <w:p>
+      <w:pPr>
+        <w:pStyle w:val="SourceCode"/>
+        <w:spacing w:before="0" w:after="0" w:line="200" w:lineRule="auto"/>
+      </w:pPr>
+      <w:r>
         <w:t xml:space="preserve">│                                                                       │</w:t>
       </w:r>
-      <w:r>
-        <w:br/>
-      </w:r>
-      <w:r>
-        <w:rPr>
-          <w:rStyle w:val="VerbatimChar"/>
-        </w:rPr>
+    </w:p>
+    <w:p>
+      <w:pPr>
+        <w:pStyle w:val="SourceCode"/>
+        <w:spacing w:before="0" w:after="0" w:line="200" w:lineRule="auto"/>
+      </w:pPr>
+      <w:r>
         <w:t xml:space="preserve">│  МОНОАЛФАВІТНИЙ (Цезар):                                              │</w:t>
       </w:r>
-      <w:r>
-        <w:br/>
-      </w:r>
-      <w:r>
-        <w:rPr>
-          <w:rStyle w:val="VerbatimChar"/>
-        </w:rPr>
+    </w:p>
+    <w:p>
+      <w:pPr>
+        <w:pStyle w:val="SourceCode"/>
+        <w:spacing w:before="0" w:after="0" w:line="200" w:lineRule="auto"/>
+      </w:pPr>
+      <w:r>
         <w:t xml:space="preserve">│  E → H  (кожна E завжди H)                                            │</w:t>
       </w:r>
-      <w:r>
-        <w:br/>
-      </w:r>
-      <w:r>
-        <w:rPr>
-          <w:rStyle w:val="VerbatimChar"/>
-        </w:rPr>
+    </w:p>
+    <w:p>
+      <w:pPr>
+        <w:pStyle w:val="SourceCode"/>
+        <w:spacing w:before="0" w:after="0" w:line="200" w:lineRule="auto"/>
+      </w:pPr>
+      <w:r>
         <w:t xml:space="preserve">│  Частотний аналіз: легко знайти E за частотою H                       │</w:t>
       </w:r>
-      <w:r>
-        <w:br/>
-      </w:r>
-      <w:r>
-        <w:rPr>
-          <w:rStyle w:val="VerbatimChar"/>
-        </w:rPr>
+    </w:p>
+    <w:p>
+      <w:pPr>
+        <w:pStyle w:val="SourceCode"/>
+        <w:spacing w:before="0" w:after="0" w:line="200" w:lineRule="auto"/>
+      </w:pPr>
+      <w:r>
         <w:t xml:space="preserve">│                                                                       │</w:t>
       </w:r>
-      <w:r>
-        <w:br/>
-      </w:r>
-      <w:r>
-        <w:rPr>
-          <w:rStyle w:val="VerbatimChar"/>
-        </w:rPr>
+    </w:p>
+    <w:p>
+      <w:pPr>
+        <w:pStyle w:val="SourceCode"/>
+        <w:spacing w:before="0" w:after="0" w:line="200" w:lineRule="auto"/>
+      </w:pPr>
+      <w:r>
         <w:t xml:space="preserve">│  ПОЛІГРАМНИЙ (Плейфер):                                               │</w:t>
       </w:r>
-      <w:r>
-        <w:br/>
-      </w:r>
-      <w:r>
-        <w:rPr>
-          <w:rStyle w:val="VerbatimChar"/>
-        </w:rPr>
+    </w:p>
+    <w:p>
+      <w:pPr>
+        <w:pStyle w:val="SourceCode"/>
+        <w:spacing w:before="0" w:after="0" w:line="200" w:lineRule="auto"/>
+      </w:pPr>
+      <w:r>
         <w:t xml:space="preserve">│  EA → XY, ER → UV, EN → ZW                                            │</w:t>
       </w:r>
-      <w:r>
-        <w:br/>
-      </w:r>
-      <w:r>
-        <w:rPr>
-          <w:rStyle w:val="VerbatimChar"/>
-        </w:rPr>
+    </w:p>
+    <w:p>
+      <w:pPr>
+        <w:pStyle w:val="SourceCode"/>
+        <w:spacing w:before="0" w:after="0" w:line="200" w:lineRule="auto"/>
+      </w:pPr>
+      <w:r>
         <w:t xml:space="preserve">│  Літера E дає різний результат залежно від сусідки в біграмі          │</w:t>
       </w:r>
-      <w:r>
-        <w:br/>
-      </w:r>
-      <w:r>
-        <w:rPr>
-          <w:rStyle w:val="VerbatimChar"/>
-        </w:rPr>
+    </w:p>
+    <w:p>
+      <w:pPr>
+        <w:pStyle w:val="SourceCode"/>
+        <w:spacing w:before="0" w:after="0" w:line="200" w:lineRule="auto"/>
+      </w:pPr>
+      <w:r>
         <w:t xml:space="preserve">│  Частотний аналіз окремих літер не працює: рахувати треба біграми     │</w:t>
       </w:r>
-      <w:r>
-        <w:br/>
-      </w:r>
-      <w:r>
-        <w:rPr>
-          <w:rStyle w:val="VerbatimChar"/>
-        </w:rPr>
+    </w:p>
+    <w:p>
+      <w:pPr>
+        <w:pStyle w:val="SourceCode"/>
+        <w:spacing w:before="0" w:after="0" w:line="200" w:lineRule="auto"/>
+      </w:pPr>
+      <w:r>
         <w:t xml:space="preserve">│                                                                       │</w:t>
       </w:r>
-      <w:r>
-        <w:br/>
-      </w:r>
-      <w:r>
-        <w:rPr>
-          <w:rStyle w:val="VerbatimChar"/>
-        </w:rPr>
+    </w:p>
+    <w:p>
+      <w:pPr>
+        <w:pStyle w:val="SourceCode"/>
+        <w:spacing w:before="0" w:after="120" w:line="200" w:lineRule="auto"/>
+      </w:pPr>
+      <w:r>
         <w:t xml:space="preserve">└───────────────────────────────────────────────────────────────────────┘</w:t>
       </w:r>
     </w:p>
@@ -247,134 +245,138 @@
     <w:p>
       <w:pPr>
         <w:pStyle w:val="SourceCode"/>
-      </w:pPr>
-      <w:r>
-        <w:rPr>
-          <w:rStyle w:val="VerbatimChar"/>
-        </w:rPr>
+        <w:spacing w:before="120" w:after="0" w:line="200" w:lineRule="auto"/>
+      </w:pPr>
+      <w:r>
         <w:t xml:space="preserve">Ключ: MONARCHY</w:t>
       </w:r>
-      <w:r>
-        <w:br/>
-      </w:r>
-      <w:r>
-        <w:br/>
-      </w:r>
-      <w:r>
-        <w:rPr>
-          <w:rStyle w:val="VerbatimChar"/>
-        </w:rPr>
+    </w:p>
+    <w:p>
+      <w:pPr>
+        <w:pStyle w:val="SourceCode"/>
+        <w:spacing w:before="0" w:after="0" w:line="200" w:lineRule="auto"/>
+      </w:pPr>
+    </w:p>
+    <w:p>
+      <w:pPr>
+        <w:pStyle w:val="SourceCode"/>
+        <w:spacing w:before="0" w:after="0" w:line="200" w:lineRule="auto"/>
+      </w:pPr>
+      <w:r>
         <w:t xml:space="preserve">Матриця:</w:t>
       </w:r>
-      <w:r>
-        <w:br/>
-      </w:r>
-      <w:r>
-        <w:rPr>
-          <w:rStyle w:val="VerbatimChar"/>
-        </w:rPr>
+    </w:p>
+    <w:p>
+      <w:pPr>
+        <w:pStyle w:val="SourceCode"/>
+        <w:spacing w:before="0" w:after="0" w:line="200" w:lineRule="auto"/>
+      </w:pPr>
+      <w:r>
         <w:t xml:space="preserve">┌───┬───┬───┬───┬───┐</w:t>
       </w:r>
-      <w:r>
-        <w:br/>
-      </w:r>
-      <w:r>
-        <w:rPr>
-          <w:rStyle w:val="VerbatimChar"/>
-        </w:rPr>
+    </w:p>
+    <w:p>
+      <w:pPr>
+        <w:pStyle w:val="SourceCode"/>
+        <w:spacing w:before="0" w:after="0" w:line="200" w:lineRule="auto"/>
+      </w:pPr>
+      <w:r>
         <w:t xml:space="preserve">│ M │ O │ N │ A │ R │</w:t>
       </w:r>
-      <w:r>
-        <w:br/>
-      </w:r>
-      <w:r>
-        <w:rPr>
-          <w:rStyle w:val="VerbatimChar"/>
-        </w:rPr>
+    </w:p>
+    <w:p>
+      <w:pPr>
+        <w:pStyle w:val="SourceCode"/>
+        <w:spacing w:before="0" w:after="0" w:line="200" w:lineRule="auto"/>
+      </w:pPr>
+      <w:r>
         <w:t xml:space="preserve">├───┼───┼───┼───┼───┤</w:t>
       </w:r>
-      <w:r>
-        <w:br/>
-      </w:r>
-      <w:r>
-        <w:rPr>
-          <w:rStyle w:val="VerbatimChar"/>
-        </w:rPr>
+    </w:p>
+    <w:p>
+      <w:pPr>
+        <w:pStyle w:val="SourceCode"/>
+        <w:spacing w:before="0" w:after="0" w:line="200" w:lineRule="auto"/>
+      </w:pPr>
+      <w:r>
         <w:t xml:space="preserve">│ C │ H │ Y │ B │ D │</w:t>
       </w:r>
-      <w:r>
-        <w:br/>
-      </w:r>
-      <w:r>
-        <w:rPr>
-          <w:rStyle w:val="VerbatimChar"/>
-        </w:rPr>
+    </w:p>
+    <w:p>
+      <w:pPr>
+        <w:pStyle w:val="SourceCode"/>
+        <w:spacing w:before="0" w:after="0" w:line="200" w:lineRule="auto"/>
+      </w:pPr>
+      <w:r>
         <w:t xml:space="preserve">├───┼───┼───┼───┼───┤</w:t>
       </w:r>
-      <w:r>
-        <w:br/>
-      </w:r>
-      <w:r>
-        <w:rPr>
-          <w:rStyle w:val="VerbatimChar"/>
-        </w:rPr>
+    </w:p>
+    <w:p>
+      <w:pPr>
+        <w:pStyle w:val="SourceCode"/>
+        <w:spacing w:before="0" w:after="0" w:line="200" w:lineRule="auto"/>
+      </w:pPr>
+      <w:r>
         <w:t xml:space="preserve">│ E │ F │ G │ I │ K │</w:t>
       </w:r>
-      <w:r>
-        <w:br/>
-      </w:r>
-      <w:r>
-        <w:rPr>
-          <w:rStyle w:val="VerbatimChar"/>
-        </w:rPr>
+    </w:p>
+    <w:p>
+      <w:pPr>
+        <w:pStyle w:val="SourceCode"/>
+        <w:spacing w:before="0" w:after="0" w:line="200" w:lineRule="auto"/>
+      </w:pPr>
+      <w:r>
         <w:t xml:space="preserve">├───┼───┼───┼───┼───┤</w:t>
       </w:r>
-      <w:r>
-        <w:br/>
-      </w:r>
-      <w:r>
-        <w:rPr>
-          <w:rStyle w:val="VerbatimChar"/>
-        </w:rPr>
+    </w:p>
+    <w:p>
+      <w:pPr>
+        <w:pStyle w:val="SourceCode"/>
+        <w:spacing w:before="0" w:after="0" w:line="200" w:lineRule="auto"/>
+      </w:pPr>
+      <w:r>
         <w:t xml:space="preserve">│ L │ P │ Q │ S │ T │</w:t>
       </w:r>
-      <w:r>
-        <w:br/>
-      </w:r>
-      <w:r>
-        <w:rPr>
-          <w:rStyle w:val="VerbatimChar"/>
-        </w:rPr>
+    </w:p>
+    <w:p>
+      <w:pPr>
+        <w:pStyle w:val="SourceCode"/>
+        <w:spacing w:before="0" w:after="0" w:line="200" w:lineRule="auto"/>
+      </w:pPr>
+      <w:r>
         <w:t xml:space="preserve">├───┼───┼───┼───┼───┤</w:t>
       </w:r>
-      <w:r>
-        <w:br/>
-      </w:r>
-      <w:r>
-        <w:rPr>
-          <w:rStyle w:val="VerbatimChar"/>
-        </w:rPr>
+    </w:p>
+    <w:p>
+      <w:pPr>
+        <w:pStyle w:val="SourceCode"/>
+        <w:spacing w:before="0" w:after="0" w:line="200" w:lineRule="auto"/>
+      </w:pPr>
+      <w:r>
         <w:t xml:space="preserve">│ U │ V │ W │ X │ Z │</w:t>
       </w:r>
-      <w:r>
-        <w:br/>
-      </w:r>
-      <w:r>
-        <w:rPr>
-          <w:rStyle w:val="VerbatimChar"/>
-        </w:rPr>
+    </w:p>
+    <w:p>
+      <w:pPr>
+        <w:pStyle w:val="SourceCode"/>
+        <w:spacing w:before="0" w:after="0" w:line="200" w:lineRule="auto"/>
+      </w:pPr>
+      <w:r>
         <w:t xml:space="preserve">└───┴───┴───┴───┴───┘</w:t>
       </w:r>
-      <w:r>
-        <w:br/>
-      </w:r>
-      <w:r>
-        <w:br/>
-      </w:r>
-      <w:r>
-        <w:rPr>
-          <w:rStyle w:val="VerbatimChar"/>
-        </w:rPr>
+    </w:p>
+    <w:p>
+      <w:pPr>
+        <w:pStyle w:val="SourceCode"/>
+        <w:spacing w:before="0" w:after="0" w:line="200" w:lineRule="auto"/>
+      </w:pPr>
+    </w:p>
+    <w:p>
+      <w:pPr>
+        <w:pStyle w:val="SourceCode"/>
+        <w:spacing w:before="0" w:after="120" w:line="200" w:lineRule="auto"/>
+      </w:pPr>
+      <w:r>
         <w:t xml:space="preserve">Примітка: I та J вважаються однією літерою</w:t>
       </w:r>
     </w:p>
@@ -391,281 +393,279 @@
     <w:p>
       <w:pPr>
         <w:pStyle w:val="SourceCode"/>
-      </w:pPr>
-      <w:r>
-        <w:rPr>
-          <w:rStyle w:val="VerbatimChar"/>
-        </w:rPr>
+        <w:spacing w:before="120" w:after="0" w:line="200" w:lineRule="auto"/>
+      </w:pPr>
+      <w:r>
         <w:t xml:space="preserve">┌───────────────────────────────────────────────────────────────────────┐</w:t>
       </w:r>
-      <w:r>
-        <w:br/>
-      </w:r>
-      <w:r>
-        <w:rPr>
-          <w:rStyle w:val="VerbatimChar"/>
-        </w:rPr>
+    </w:p>
+    <w:p>
+      <w:pPr>
+        <w:pStyle w:val="SourceCode"/>
+        <w:spacing w:before="0" w:after="0" w:line="200" w:lineRule="auto"/>
+      </w:pPr>
+      <w:r>
         <w:t xml:space="preserve">│                    ПРАВИЛА ШИФРУВАННЯ ПЛЕЙФЕРА                        │</w:t>
       </w:r>
-      <w:r>
-        <w:br/>
-      </w:r>
-      <w:r>
-        <w:rPr>
-          <w:rStyle w:val="VerbatimChar"/>
-        </w:rPr>
+    </w:p>
+    <w:p>
+      <w:pPr>
+        <w:pStyle w:val="SourceCode"/>
+        <w:spacing w:before="0" w:after="0" w:line="200" w:lineRule="auto"/>
+      </w:pPr>
+      <w:r>
         <w:t xml:space="preserve">├───────────────────────────────────────────────────────────────────────┤</w:t>
       </w:r>
-      <w:r>
-        <w:br/>
-      </w:r>
-      <w:r>
-        <w:rPr>
-          <w:rStyle w:val="VerbatimChar"/>
-        </w:rPr>
+    </w:p>
+    <w:p>
+      <w:pPr>
+        <w:pStyle w:val="SourceCode"/>
+        <w:spacing w:before="0" w:after="0" w:line="200" w:lineRule="auto"/>
+      </w:pPr>
+      <w:r>
         <w:t xml:space="preserve">│                                                                       │</w:t>
       </w:r>
-      <w:r>
-        <w:br/>
-      </w:r>
-      <w:r>
-        <w:rPr>
-          <w:rStyle w:val="VerbatimChar"/>
-        </w:rPr>
+    </w:p>
+    <w:p>
+      <w:pPr>
+        <w:pStyle w:val="SourceCode"/>
+        <w:spacing w:before="0" w:after="0" w:line="200" w:lineRule="auto"/>
+      </w:pPr>
+      <w:r>
         <w:t xml:space="preserve">│  1. ОДИН РЯДОК: зсув вправо (з циклічним переносом)                   │</w:t>
       </w:r>
-      <w:r>
-        <w:br/>
-      </w:r>
-      <w:r>
-        <w:rPr>
-          <w:rStyle w:val="VerbatimChar"/>
-        </w:rPr>
+    </w:p>
+    <w:p>
+      <w:pPr>
+        <w:pStyle w:val="SourceCode"/>
+        <w:spacing w:before="0" w:after="0" w:line="200" w:lineRule="auto"/>
+      </w:pPr>
+      <w:r>
         <w:t xml:space="preserve">│     ┌───┬───┬───┬───┬───┐                                             │</w:t>
       </w:r>
-      <w:r>
-        <w:br/>
-      </w:r>
-      <w:r>
-        <w:rPr>
-          <w:rStyle w:val="VerbatimChar"/>
-        </w:rPr>
+    </w:p>
+    <w:p>
+      <w:pPr>
+        <w:pStyle w:val="SourceCode"/>
+        <w:spacing w:before="0" w:after="0" w:line="200" w:lineRule="auto"/>
+      </w:pPr>
+      <w:r>
         <w:t xml:space="preserve">│     │ M │[O]│ N │[A]│ R │   OA → NR (O→N, A→R)                        │</w:t>
       </w:r>
-      <w:r>
-        <w:br/>
-      </w:r>
-      <w:r>
-        <w:rPr>
-          <w:rStyle w:val="VerbatimChar"/>
-        </w:rPr>
+    </w:p>
+    <w:p>
+      <w:pPr>
+        <w:pStyle w:val="SourceCode"/>
+        <w:spacing w:before="0" w:after="0" w:line="200" w:lineRule="auto"/>
+      </w:pPr>
+      <w:r>
         <w:t xml:space="preserve">│     └───┴───┴───┴───┴───┘   остання літера рядка переходить у першу   │</w:t>
       </w:r>
-      <w:r>
-        <w:br/>
-      </w:r>
-      <w:r>
-        <w:rPr>
-          <w:rStyle w:val="VerbatimChar"/>
-        </w:rPr>
+    </w:p>
+    <w:p>
+      <w:pPr>
+        <w:pStyle w:val="SourceCode"/>
+        <w:spacing w:before="0" w:after="0" w:line="200" w:lineRule="auto"/>
+      </w:pPr>
+      <w:r>
         <w:t xml:space="preserve">│                                                                       │</w:t>
       </w:r>
-      <w:r>
-        <w:br/>
-      </w:r>
-      <w:r>
-        <w:rPr>
-          <w:rStyle w:val="VerbatimChar"/>
-        </w:rPr>
+    </w:p>
+    <w:p>
+      <w:pPr>
+        <w:pStyle w:val="SourceCode"/>
+        <w:spacing w:before="0" w:after="0" w:line="200" w:lineRule="auto"/>
+      </w:pPr>
+      <w:r>
         <w:t xml:space="preserve">│  2. ОДИН СТОВПЕЦЬ: зсув вниз (з циклічним переносом)                  │</w:t>
       </w:r>
-      <w:r>
-        <w:br/>
-      </w:r>
-      <w:r>
-        <w:rPr>
-          <w:rStyle w:val="VerbatimChar"/>
-        </w:rPr>
+    </w:p>
+    <w:p>
+      <w:pPr>
+        <w:pStyle w:val="SourceCode"/>
+        <w:spacing w:before="0" w:after="0" w:line="200" w:lineRule="auto"/>
+      </w:pPr>
+      <w:r>
         <w:t xml:space="preserve">│     ┌───┐                                                             │</w:t>
       </w:r>
-      <w:r>
-        <w:br/>
-      </w:r>
-      <w:r>
-        <w:rPr>
-          <w:rStyle w:val="VerbatimChar"/>
-        </w:rPr>
+    </w:p>
+    <w:p>
+      <w:pPr>
+        <w:pStyle w:val="SourceCode"/>
+        <w:spacing w:before="0" w:after="0" w:line="200" w:lineRule="auto"/>
+      </w:pPr>
+      <w:r>
         <w:t xml:space="preserve">│     │[M]│                                                             │</w:t>
       </w:r>
-      <w:r>
-        <w:br/>
-      </w:r>
-      <w:r>
-        <w:rPr>
-          <w:rStyle w:val="VerbatimChar"/>
-        </w:rPr>
+    </w:p>
+    <w:p>
+      <w:pPr>
+        <w:pStyle w:val="SourceCode"/>
+        <w:spacing w:before="0" w:after="0" w:line="200" w:lineRule="auto"/>
+      </w:pPr>
+      <w:r>
         <w:t xml:space="preserve">│     │ C │      ME → CL (зсув вниз)                                    │</w:t>
       </w:r>
-      <w:r>
-        <w:br/>
-      </w:r>
-      <w:r>
-        <w:rPr>
-          <w:rStyle w:val="VerbatimChar"/>
-        </w:rPr>
+    </w:p>
+    <w:p>
+      <w:pPr>
+        <w:pStyle w:val="SourceCode"/>
+        <w:spacing w:before="0" w:after="0" w:line="200" w:lineRule="auto"/>
+      </w:pPr>
+      <w:r>
         <w:t xml:space="preserve">│     │[E]│                                                             │</w:t>
       </w:r>
-      <w:r>
-        <w:br/>
-      </w:r>
-      <w:r>
-        <w:rPr>
-          <w:rStyle w:val="VerbatimChar"/>
-        </w:rPr>
+    </w:p>
+    <w:p>
+      <w:pPr>
+        <w:pStyle w:val="SourceCode"/>
+        <w:spacing w:before="0" w:after="0" w:line="200" w:lineRule="auto"/>
+      </w:pPr>
+      <w:r>
         <w:t xml:space="preserve">│     │ L │                                                             │</w:t>
       </w:r>
-      <w:r>
-        <w:br/>
-      </w:r>
-      <w:r>
-        <w:rPr>
-          <w:rStyle w:val="VerbatimChar"/>
-        </w:rPr>
+    </w:p>
+    <w:p>
+      <w:pPr>
+        <w:pStyle w:val="SourceCode"/>
+        <w:spacing w:before="0" w:after="0" w:line="200" w:lineRule="auto"/>
+      </w:pPr>
+      <w:r>
         <w:t xml:space="preserve">│     │ U │                                                             │</w:t>
       </w:r>
-      <w:r>
-        <w:br/>
-      </w:r>
-      <w:r>
-        <w:rPr>
-          <w:rStyle w:val="VerbatimChar"/>
-        </w:rPr>
+    </w:p>
+    <w:p>
+      <w:pPr>
+        <w:pStyle w:val="SourceCode"/>
+        <w:spacing w:before="0" w:after="0" w:line="200" w:lineRule="auto"/>
+      </w:pPr>
+      <w:r>
         <w:t xml:space="preserve">│     └───┘                                                             │</w:t>
       </w:r>
-      <w:r>
-        <w:br/>
-      </w:r>
-      <w:r>
-        <w:rPr>
-          <w:rStyle w:val="VerbatimChar"/>
-        </w:rPr>
+    </w:p>
+    <w:p>
+      <w:pPr>
+        <w:pStyle w:val="SourceCode"/>
+        <w:spacing w:before="0" w:after="0" w:line="200" w:lineRule="auto"/>
+      </w:pPr>
+      <w:r>
         <w:t xml:space="preserve">│                                                                       │</w:t>
       </w:r>
-      <w:r>
-        <w:br/>
-      </w:r>
-      <w:r>
-        <w:rPr>
-          <w:rStyle w:val="VerbatimChar"/>
-        </w:rPr>
+    </w:p>
+    <w:p>
+      <w:pPr>
+        <w:pStyle w:val="SourceCode"/>
+        <w:spacing w:before="0" w:after="0" w:line="200" w:lineRule="auto"/>
+      </w:pPr>
+      <w:r>
         <w:t xml:space="preserve">│  3. ПРЯМОКУТНИК: протилежні кути                                      │</w:t>
       </w:r>
-      <w:r>
-        <w:br/>
-      </w:r>
-      <w:r>
-        <w:rPr>
-          <w:rStyle w:val="VerbatimChar"/>
-        </w:rPr>
+    </w:p>
+    <w:p>
+      <w:pPr>
+        <w:pStyle w:val="SourceCode"/>
+        <w:spacing w:before="0" w:after="0" w:line="200" w:lineRule="auto"/>
+      </w:pPr>
+      <w:r>
         <w:t xml:space="preserve">│     ┌───┬───┬───┬───┬───┐                                             │</w:t>
       </w:r>
-      <w:r>
-        <w:br/>
-      </w:r>
-      <w:r>
-        <w:rPr>
-          <w:rStyle w:val="VerbatimChar"/>
-        </w:rPr>
+    </w:p>
+    <w:p>
+      <w:pPr>
+        <w:pStyle w:val="SourceCode"/>
+        <w:spacing w:before="0" w:after="0" w:line="200" w:lineRule="auto"/>
+      </w:pPr>
+      <w:r>
         <w:t xml:space="preserve">│     │ M │ O │ N │ A │ R │                                             │</w:t>
       </w:r>
-      <w:r>
-        <w:br/>
-      </w:r>
-      <w:r>
-        <w:rPr>
-          <w:rStyle w:val="VerbatimChar"/>
-        </w:rPr>
+    </w:p>
+    <w:p>
+      <w:pPr>
+        <w:pStyle w:val="SourceCode"/>
+        <w:spacing w:before="0" w:after="0" w:line="200" w:lineRule="auto"/>
+      </w:pPr>
+      <w:r>
         <w:t xml:space="preserve">│     │ C │[H]│ Y │[B]│ D │   HI → BF (H→B, I→F)                        │</w:t>
       </w:r>
-      <w:r>
-        <w:br/>
-      </w:r>
-      <w:r>
-        <w:rPr>
-          <w:rStyle w:val="VerbatimChar"/>
-        </w:rPr>
+    </w:p>
+    <w:p>
+      <w:pPr>
+        <w:pStyle w:val="SourceCode"/>
+        <w:spacing w:before="0" w:after="0" w:line="200" w:lineRule="auto"/>
+      </w:pPr>
+      <w:r>
         <w:t xml:space="preserve">│     │ E │[F]│ G │[I]│ K │                                             │</w:t>
       </w:r>
-      <w:r>
-        <w:br/>
-      </w:r>
-      <w:r>
-        <w:rPr>
-          <w:rStyle w:val="VerbatimChar"/>
-        </w:rPr>
+    </w:p>
+    <w:p>
+      <w:pPr>
+        <w:pStyle w:val="SourceCode"/>
+        <w:spacing w:before="0" w:after="0" w:line="200" w:lineRule="auto"/>
+      </w:pPr>
+      <w:r>
         <w:t xml:space="preserve">│     └───┴───┴───┴───┴───┘                                             │</w:t>
       </w:r>
-      <w:r>
-        <w:br/>
-      </w:r>
-      <w:r>
-        <w:rPr>
-          <w:rStyle w:val="VerbatimChar"/>
-        </w:rPr>
+    </w:p>
+    <w:p>
+      <w:pPr>
+        <w:pStyle w:val="SourceCode"/>
+        <w:spacing w:before="0" w:after="0" w:line="200" w:lineRule="auto"/>
+      </w:pPr>
+      <w:r>
         <w:t xml:space="preserve">│                                                                       │</w:t>
       </w:r>
-      <w:r>
-        <w:br/>
-      </w:r>
-      <w:r>
-        <w:rPr>
-          <w:rStyle w:val="VerbatimChar"/>
-        </w:rPr>
+    </w:p>
+    <w:p>
+      <w:pPr>
+        <w:pStyle w:val="SourceCode"/>
+        <w:spacing w:before="0" w:after="0" w:line="200" w:lineRule="auto"/>
+      </w:pPr>
+      <w:r>
         <w:t xml:space="preserve">│  ПІДГОТОВКА ТЕКСТУ:                                                   │</w:t>
       </w:r>
-      <w:r>
-        <w:br/>
-      </w:r>
-      <w:r>
-        <w:rPr>
-          <w:rStyle w:val="VerbatimChar"/>
-        </w:rPr>
+    </w:p>
+    <w:p>
+      <w:pPr>
+        <w:pStyle w:val="SourceCode"/>
+        <w:spacing w:before="0" w:after="0" w:line="200" w:lineRule="auto"/>
+      </w:pPr>
+      <w:r>
         <w:t xml:space="preserve">│  - Замінити J на I                                                    │</w:t>
       </w:r>
-      <w:r>
-        <w:br/>
-      </w:r>
-      <w:r>
-        <w:rPr>
-          <w:rStyle w:val="VerbatimChar"/>
-        </w:rPr>
+    </w:p>
+    <w:p>
+      <w:pPr>
+        <w:pStyle w:val="SourceCode"/>
+        <w:spacing w:before="0" w:after="0" w:line="200" w:lineRule="auto"/>
+      </w:pPr>
+      <w:r>
         <w:t xml:space="preserve">│  - Вставити X між однаковими літерами: LL → LX L                      │</w:t>
       </w:r>
-      <w:r>
-        <w:br/>
-      </w:r>
-      <w:r>
-        <w:rPr>
-          <w:rStyle w:val="VerbatimChar"/>
-        </w:rPr>
+    </w:p>
+    <w:p>
+      <w:pPr>
+        <w:pStyle w:val="SourceCode"/>
+        <w:spacing w:before="0" w:after="0" w:line="200" w:lineRule="auto"/>
+      </w:pPr>
+      <w:r>
         <w:t xml:space="preserve">│  - Якщо непарна кількість, додати X в кінці                           │</w:t>
       </w:r>
-      <w:r>
-        <w:br/>
-      </w:r>
-      <w:r>
-        <w:rPr>
-          <w:rStyle w:val="VerbatimChar"/>
-        </w:rPr>
+    </w:p>
+    <w:p>
+      <w:pPr>
+        <w:pStyle w:val="SourceCode"/>
+        <w:spacing w:before="0" w:after="0" w:line="200" w:lineRule="auto"/>
+      </w:pPr>
+      <w:r>
         <w:t xml:space="preserve">│                                                                       │</w:t>
       </w:r>
-      <w:r>
-        <w:br/>
-      </w:r>
-      <w:r>
-        <w:rPr>
-          <w:rStyle w:val="VerbatimChar"/>
-        </w:rPr>
+    </w:p>
+    <w:p>
+      <w:pPr>
+        <w:pStyle w:val="SourceCode"/>
+        <w:spacing w:before="0" w:after="120" w:line="200" w:lineRule="auto"/>
+      </w:pPr>
+      <w:r>
         <w:t xml:space="preserve">└───────────────────────────────────────────────────────────────────────┘</w:t>
       </w:r>
     </w:p>
@@ -690,86 +690,87 @@
     <w:p>
       <w:pPr>
         <w:pStyle w:val="SourceCode"/>
-      </w:pPr>
-      <w:r>
-        <w:rPr>
-          <w:rStyle w:val="VerbatimChar"/>
-        </w:rPr>
+        <w:spacing w:before="120" w:after="0" w:line="200" w:lineRule="auto"/>
+      </w:pPr>
+      <w:r>
         <w:t xml:space="preserve">Ключ 1: EXAMPLE     Ключ 2: KEYWORD</w:t>
       </w:r>
-      <w:r>
-        <w:br/>
-      </w:r>
-      <w:r>
-        <w:br/>
-      </w:r>
-      <w:r>
-        <w:rPr>
-          <w:rStyle w:val="VerbatimChar"/>
-        </w:rPr>
+    </w:p>
+    <w:p>
+      <w:pPr>
+        <w:pStyle w:val="SourceCode"/>
+        <w:spacing w:before="0" w:after="0" w:line="200" w:lineRule="auto"/>
+      </w:pPr>
+    </w:p>
+    <w:p>
+      <w:pPr>
+        <w:pStyle w:val="SourceCode"/>
+        <w:spacing w:before="0" w:after="0" w:line="200" w:lineRule="auto"/>
+      </w:pPr>
+      <w:r>
         <w:t xml:space="preserve">Квадрат 1:          Квадрат 2:</w:t>
       </w:r>
-      <w:r>
-        <w:br/>
-      </w:r>
-      <w:r>
-        <w:rPr>
-          <w:rStyle w:val="VerbatimChar"/>
-        </w:rPr>
+    </w:p>
+    <w:p>
+      <w:pPr>
+        <w:pStyle w:val="SourceCode"/>
+        <w:spacing w:before="0" w:after="0" w:line="200" w:lineRule="auto"/>
+      </w:pPr>
+      <w:r>
         <w:t xml:space="preserve">┌───┬───┬───┬───┬───┐  ┌───┬───┬───┬───┬───┐</w:t>
       </w:r>
-      <w:r>
-        <w:br/>
-      </w:r>
-      <w:r>
-        <w:rPr>
-          <w:rStyle w:val="VerbatimChar"/>
-        </w:rPr>
+    </w:p>
+    <w:p>
+      <w:pPr>
+        <w:pStyle w:val="SourceCode"/>
+        <w:spacing w:before="0" w:after="0" w:line="200" w:lineRule="auto"/>
+      </w:pPr>
+      <w:r>
         <w:t xml:space="preserve">│ E │ X │ A │ M │ P │  │ K │ E │ Y │ W │ O │</w:t>
       </w:r>
-      <w:r>
-        <w:br/>
-      </w:r>
-      <w:r>
-        <w:rPr>
-          <w:rStyle w:val="VerbatimChar"/>
-        </w:rPr>
+    </w:p>
+    <w:p>
+      <w:pPr>
+        <w:pStyle w:val="SourceCode"/>
+        <w:spacing w:before="0" w:after="0" w:line="200" w:lineRule="auto"/>
+      </w:pPr>
+      <w:r>
         <w:t xml:space="preserve">│ L │ B │ C │ D │ F │  │ R │ D │ A │ B │ C │</w:t>
       </w:r>
-      <w:r>
-        <w:br/>
-      </w:r>
-      <w:r>
-        <w:rPr>
-          <w:rStyle w:val="VerbatimChar"/>
-        </w:rPr>
+    </w:p>
+    <w:p>
+      <w:pPr>
+        <w:pStyle w:val="SourceCode"/>
+        <w:spacing w:before="0" w:after="0" w:line="200" w:lineRule="auto"/>
+      </w:pPr>
+      <w:r>
         <w:t xml:space="preserve">│ G │ H │ I │ K │ N │  │ F │ G │ H │ I │ L │</w:t>
       </w:r>
-      <w:r>
-        <w:br/>
-      </w:r>
-      <w:r>
-        <w:rPr>
-          <w:rStyle w:val="VerbatimChar"/>
-        </w:rPr>
+    </w:p>
+    <w:p>
+      <w:pPr>
+        <w:pStyle w:val="SourceCode"/>
+        <w:spacing w:before="0" w:after="0" w:line="200" w:lineRule="auto"/>
+      </w:pPr>
+      <w:r>
         <w:t xml:space="preserve">│ O │ Q │ R │ S │ T │  │ M │ N │ P │ Q │ S │</w:t>
       </w:r>
-      <w:r>
-        <w:br/>
-      </w:r>
-      <w:r>
-        <w:rPr>
-          <w:rStyle w:val="VerbatimChar"/>
-        </w:rPr>
+    </w:p>
+    <w:p>
+      <w:pPr>
+        <w:pStyle w:val="SourceCode"/>
+        <w:spacing w:before="0" w:after="0" w:line="200" w:lineRule="auto"/>
+      </w:pPr>
+      <w:r>
         <w:t xml:space="preserve">│ U │ V │ W │ Y │ Z │  │ T │ U │ V │ X │ Z │</w:t>
       </w:r>
-      <w:r>
-        <w:br/>
-      </w:r>
-      <w:r>
-        <w:rPr>
-          <w:rStyle w:val="VerbatimChar"/>
-        </w:rPr>
+    </w:p>
+    <w:p>
+      <w:pPr>
+        <w:pStyle w:val="SourceCode"/>
+        <w:spacing w:before="0" w:after="120" w:line="200" w:lineRule="auto"/>
+      </w:pPr>
+      <w:r>
         <w:t xml:space="preserve">└───┴───┴───┴───┴───┘  └───┴───┴───┴───┴───┘</w:t>
       </w:r>
     </w:p>
@@ -827,71 +828,75 @@
     <w:p>
       <w:pPr>
         <w:pStyle w:val="SourceCode"/>
-      </w:pPr>
-      <w:r>
-        <w:rPr>
-          <w:rStyle w:val="VerbatimChar"/>
-        </w:rPr>
+        <w:spacing w:before="120" w:after="0" w:line="200" w:lineRule="auto"/>
+      </w:pPr>
+      <w:r>
         <w:t xml:space="preserve">Приклад: AT</w:t>
       </w:r>
-      <w:r>
-        <w:br/>
-      </w:r>
-      <w:r>
-        <w:rPr>
-          <w:rStyle w:val="VerbatimChar"/>
-        </w:rPr>
+    </w:p>
+    <w:p>
+      <w:pPr>
+        <w:pStyle w:val="SourceCode"/>
+        <w:spacing w:before="0" w:after="0" w:line="200" w:lineRule="auto"/>
+      </w:pPr>
+      <w:r>
         <w:t xml:space="preserve">A у квадраті 1: рядок 0, стовпець 2</w:t>
       </w:r>
-      <w:r>
-        <w:br/>
-      </w:r>
-      <w:r>
-        <w:rPr>
-          <w:rStyle w:val="VerbatimChar"/>
-        </w:rPr>
+    </w:p>
+    <w:p>
+      <w:pPr>
+        <w:pStyle w:val="SourceCode"/>
+        <w:spacing w:before="0" w:after="0" w:line="200" w:lineRule="auto"/>
+      </w:pPr>
+      <w:r>
         <w:t xml:space="preserve">T у квадраті 2: рядок 4, стовпець 0</w:t>
       </w:r>
-      <w:r>
-        <w:br/>
-      </w:r>
-      <w:r>
-        <w:br/>
-      </w:r>
-      <w:r>
-        <w:rPr>
-          <w:rStyle w:val="VerbatimChar"/>
-        </w:rPr>
+    </w:p>
+    <w:p>
+      <w:pPr>
+        <w:pStyle w:val="SourceCode"/>
+        <w:spacing w:before="0" w:after="0" w:line="200" w:lineRule="auto"/>
+      </w:pPr>
+    </w:p>
+    <w:p>
+      <w:pPr>
+        <w:pStyle w:val="SourceCode"/>
+        <w:spacing w:before="0" w:after="0" w:line="200" w:lineRule="auto"/>
+      </w:pPr>
+      <w:r>
         <w:t xml:space="preserve">Шифрування:</w:t>
       </w:r>
-      <w:r>
-        <w:br/>
-      </w:r>
-      <w:r>
-        <w:rPr>
-          <w:rStyle w:val="VerbatimChar"/>
-        </w:rPr>
+    </w:p>
+    <w:p>
+      <w:pPr>
+        <w:pStyle w:val="SourceCode"/>
+        <w:spacing w:before="0" w:after="0" w:line="200" w:lineRule="auto"/>
+      </w:pPr>
+      <w:r>
         <w:t xml:space="preserve">- З квадрата 1: рядок A (0), стовпець T (0) → E</w:t>
       </w:r>
-      <w:r>
-        <w:br/>
-      </w:r>
-      <w:r>
-        <w:rPr>
-          <w:rStyle w:val="VerbatimChar"/>
-        </w:rPr>
+    </w:p>
+    <w:p>
+      <w:pPr>
+        <w:pStyle w:val="SourceCode"/>
+        <w:spacing w:before="0" w:after="0" w:line="200" w:lineRule="auto"/>
+      </w:pPr>
+      <w:r>
         <w:t xml:space="preserve">- З квадрата 2: рядок T (4), стовпець A (2) → V</w:t>
       </w:r>
-      <w:r>
-        <w:br/>
-      </w:r>
-      <w:r>
-        <w:br/>
-      </w:r>
-      <w:r>
-        <w:rPr>
-          <w:rStyle w:val="VerbatimChar"/>
-        </w:rPr>
+    </w:p>
+    <w:p>
+      <w:pPr>
+        <w:pStyle w:val="SourceCode"/>
+        <w:spacing w:before="0" w:after="0" w:line="200" w:lineRule="auto"/>
+      </w:pPr>
+    </w:p>
+    <w:p>
+      <w:pPr>
+        <w:pStyle w:val="SourceCode"/>
+        <w:spacing w:before="0" w:after="120" w:line="200" w:lineRule="auto"/>
+      </w:pPr>
+      <w:r>
         <w:t xml:space="preserve">AT → EV</w:t>
       </w:r>
     </w:p>
@@ -937,569 +942,594 @@
     <w:p>
       <w:pPr>
         <w:pStyle w:val="SourceCode"/>
-      </w:pPr>
-      <w:r>
-        <w:rPr>
-          <w:rStyle w:val="VerbatimChar"/>
-        </w:rPr>
+        <w:spacing w:before="120" w:after="0" w:line="200" w:lineRule="auto"/>
+      </w:pPr>
+      <w:r>
         <w:t xml:space="preserve">#include &lt;iostream&gt;</w:t>
       </w:r>
-      <w:r>
-        <w:br/>
-      </w:r>
-      <w:r>
-        <w:rPr>
-          <w:rStyle w:val="VerbatimChar"/>
-        </w:rPr>
+    </w:p>
+    <w:p>
+      <w:pPr>
+        <w:pStyle w:val="SourceCode"/>
+        <w:spacing w:before="0" w:after="0" w:line="200" w:lineRule="auto"/>
+      </w:pPr>
+      <w:r>
         <w:t xml:space="preserve">#include &lt;string&gt;</w:t>
       </w:r>
-      <w:r>
-        <w:br/>
-      </w:r>
-      <w:r>
-        <w:rPr>
-          <w:rStyle w:val="VerbatimChar"/>
-        </w:rPr>
+    </w:p>
+    <w:p>
+      <w:pPr>
+        <w:pStyle w:val="SourceCode"/>
+        <w:spacing w:before="0" w:after="0" w:line="200" w:lineRule="auto"/>
+      </w:pPr>
+      <w:r>
         <w:t xml:space="preserve">#include &lt;vector&gt;</w:t>
       </w:r>
-      <w:r>
-        <w:br/>
-      </w:r>
-      <w:r>
-        <w:rPr>
-          <w:rStyle w:val="VerbatimChar"/>
-        </w:rPr>
+    </w:p>
+    <w:p>
+      <w:pPr>
+        <w:pStyle w:val="SourceCode"/>
+        <w:spacing w:before="0" w:after="0" w:line="200" w:lineRule="auto"/>
+      </w:pPr>
+      <w:r>
         <w:t xml:space="preserve">#include &lt;cctype&gt;</w:t>
       </w:r>
-      <w:r>
-        <w:br/>
-      </w:r>
-      <w:r>
-        <w:br/>
-      </w:r>
-      <w:r>
-        <w:rPr>
-          <w:rStyle w:val="VerbatimChar"/>
-        </w:rPr>
+    </w:p>
+    <w:p>
+      <w:pPr>
+        <w:pStyle w:val="SourceCode"/>
+        <w:spacing w:before="0" w:after="0" w:line="200" w:lineRule="auto"/>
+      </w:pPr>
+    </w:p>
+    <w:p>
+      <w:pPr>
+        <w:pStyle w:val="SourceCode"/>
+        <w:spacing w:before="0" w:after="0" w:line="200" w:lineRule="auto"/>
+      </w:pPr>
+      <w:r>
         <w:t xml:space="preserve">using Matrix = std::vector&lt;std::string&gt;;  // 5 рядків по 5 літер</w:t>
       </w:r>
-      <w:r>
-        <w:br/>
-      </w:r>
-      <w:r>
-        <w:br/>
-      </w:r>
-      <w:r>
-        <w:rPr>
-          <w:rStyle w:val="VerbatimChar"/>
-        </w:rPr>
+    </w:p>
+    <w:p>
+      <w:pPr>
+        <w:pStyle w:val="SourceCode"/>
+        <w:spacing w:before="0" w:after="0" w:line="200" w:lineRule="auto"/>
+      </w:pPr>
+    </w:p>
+    <w:p>
+      <w:pPr>
+        <w:pStyle w:val="SourceCode"/>
+        <w:spacing w:before="0" w:after="0" w:line="200" w:lineRule="auto"/>
+      </w:pPr>
+      <w:r>
         <w:t xml:space="preserve">// Матриця 5x5: спершу літери ключа без повторів, далі решта абетки без J</w:t>
       </w:r>
-      <w:r>
-        <w:br/>
-      </w:r>
-      <w:r>
-        <w:rPr>
-          <w:rStyle w:val="VerbatimChar"/>
-        </w:rPr>
+    </w:p>
+    <w:p>
+      <w:pPr>
+        <w:pStyle w:val="SourceCode"/>
+        <w:spacing w:before="0" w:after="0" w:line="200" w:lineRule="auto"/>
+      </w:pPr>
+      <w:r>
         <w:t xml:space="preserve">Matrix createMatrix(const std::string&amp; keyword) {</w:t>
       </w:r>
-      <w:r>
-        <w:br/>
-      </w:r>
-      <w:r>
-        <w:rPr>
-          <w:rStyle w:val="VerbatimChar"/>
-        </w:rPr>
+    </w:p>
+    <w:p>
+      <w:pPr>
+        <w:pStyle w:val="SourceCode"/>
+        <w:spacing w:before="0" w:after="0" w:line="200" w:lineRule="auto"/>
+      </w:pPr>
+      <w:r>
         <w:t xml:space="preserve">    const std::string alphabet = "ABCDEFGHIKLMNOPQRSTUVWXYZ";  // без J</w:t>
       </w:r>
-      <w:r>
-        <w:br/>
-      </w:r>
-      <w:r>
-        <w:rPr>
-          <w:rStyle w:val="VerbatimChar"/>
-        </w:rPr>
+    </w:p>
+    <w:p>
+      <w:pPr>
+        <w:pStyle w:val="SourceCode"/>
+        <w:spacing w:before="0" w:after="0" w:line="200" w:lineRule="auto"/>
+      </w:pPr>
+      <w:r>
         <w:t xml:space="preserve">    bool used[26] = { false };</w:t>
       </w:r>
-      <w:r>
-        <w:br/>
-      </w:r>
-      <w:r>
-        <w:rPr>
-          <w:rStyle w:val="VerbatimChar"/>
-        </w:rPr>
+    </w:p>
+    <w:p>
+      <w:pPr>
+        <w:pStyle w:val="SourceCode"/>
+        <w:spacing w:before="0" w:after="0" w:line="200" w:lineRule="auto"/>
+      </w:pPr>
+      <w:r>
         <w:t xml:space="preserve">    std::string chars;</w:t>
       </w:r>
-      <w:r>
-        <w:br/>
-      </w:r>
-      <w:r>
-        <w:br/>
-      </w:r>
-      <w:r>
-        <w:rPr>
-          <w:rStyle w:val="VerbatimChar"/>
-        </w:rPr>
+    </w:p>
+    <w:p>
+      <w:pPr>
+        <w:pStyle w:val="SourceCode"/>
+        <w:spacing w:before="0" w:after="0" w:line="200" w:lineRule="auto"/>
+      </w:pPr>
+    </w:p>
+    <w:p>
+      <w:pPr>
+        <w:pStyle w:val="SourceCode"/>
+        <w:spacing w:before="0" w:after="0" w:line="200" w:lineRule="auto"/>
+      </w:pPr>
+      <w:r>
         <w:t xml:space="preserve">    for (char c : keyword) {</w:t>
       </w:r>
-      <w:r>
-        <w:br/>
-      </w:r>
-      <w:r>
-        <w:rPr>
-          <w:rStyle w:val="VerbatimChar"/>
-        </w:rPr>
+    </w:p>
+    <w:p>
+      <w:pPr>
+        <w:pStyle w:val="SourceCode"/>
+        <w:spacing w:before="0" w:after="0" w:line="200" w:lineRule="auto"/>
+      </w:pPr>
+      <w:r>
         <w:t xml:space="preserve">        char up = static_cast&lt;char&gt;(std::toupper(static_cast&lt;unsigned char&gt;(c)));</w:t>
       </w:r>
-      <w:r>
-        <w:br/>
-      </w:r>
-      <w:r>
-        <w:rPr>
-          <w:rStyle w:val="VerbatimChar"/>
-        </w:rPr>
+    </w:p>
+    <w:p>
+      <w:pPr>
+        <w:pStyle w:val="SourceCode"/>
+        <w:spacing w:before="0" w:after="0" w:line="200" w:lineRule="auto"/>
+      </w:pPr>
+      <w:r>
         <w:t xml:space="preserve">        if (up == 'J') up = 'I';</w:t>
       </w:r>
-      <w:r>
-        <w:br/>
-      </w:r>
-      <w:r>
-        <w:rPr>
-          <w:rStyle w:val="VerbatimChar"/>
-        </w:rPr>
+    </w:p>
+    <w:p>
+      <w:pPr>
+        <w:pStyle w:val="SourceCode"/>
+        <w:spacing w:before="0" w:after="0" w:line="200" w:lineRule="auto"/>
+      </w:pPr>
+      <w:r>
         <w:t xml:space="preserve">        if (up &gt;= 'A' &amp;&amp; up &lt;= 'Z' &amp;&amp; !used[up - 'A']) {</w:t>
       </w:r>
-      <w:r>
-        <w:br/>
-      </w:r>
-      <w:r>
-        <w:rPr>
-          <w:rStyle w:val="VerbatimChar"/>
-        </w:rPr>
+    </w:p>
+    <w:p>
+      <w:pPr>
+        <w:pStyle w:val="SourceCode"/>
+        <w:spacing w:before="0" w:after="0" w:line="200" w:lineRule="auto"/>
+      </w:pPr>
+      <w:r>
         <w:t xml:space="preserve">            used[up - 'A'] = true;</w:t>
       </w:r>
-      <w:r>
-        <w:br/>
-      </w:r>
-      <w:r>
-        <w:rPr>
-          <w:rStyle w:val="VerbatimChar"/>
-        </w:rPr>
+    </w:p>
+    <w:p>
+      <w:pPr>
+        <w:pStyle w:val="SourceCode"/>
+        <w:spacing w:before="0" w:after="0" w:line="200" w:lineRule="auto"/>
+      </w:pPr>
+      <w:r>
         <w:t xml:space="preserve">            chars += up;</w:t>
       </w:r>
-      <w:r>
-        <w:br/>
-      </w:r>
-      <w:r>
-        <w:rPr>
-          <w:rStyle w:val="VerbatimChar"/>
-        </w:rPr>
+    </w:p>
+    <w:p>
+      <w:pPr>
+        <w:pStyle w:val="SourceCode"/>
+        <w:spacing w:before="0" w:after="0" w:line="200" w:lineRule="auto"/>
+      </w:pPr>
+      <w:r>
         <w:t xml:space="preserve">        }</w:t>
       </w:r>
-      <w:r>
-        <w:br/>
-      </w:r>
-      <w:r>
-        <w:rPr>
-          <w:rStyle w:val="VerbatimChar"/>
-        </w:rPr>
+    </w:p>
+    <w:p>
+      <w:pPr>
+        <w:pStyle w:val="SourceCode"/>
+        <w:spacing w:before="0" w:after="0" w:line="200" w:lineRule="auto"/>
+      </w:pPr>
+      <w:r>
         <w:t xml:space="preserve">    }</w:t>
       </w:r>
-      <w:r>
-        <w:br/>
-      </w:r>
-      <w:r>
-        <w:br/>
-      </w:r>
-      <w:r>
-        <w:rPr>
-          <w:rStyle w:val="VerbatimChar"/>
-        </w:rPr>
+    </w:p>
+    <w:p>
+      <w:pPr>
+        <w:pStyle w:val="SourceCode"/>
+        <w:spacing w:before="0" w:after="0" w:line="200" w:lineRule="auto"/>
+      </w:pPr>
+    </w:p>
+    <w:p>
+      <w:pPr>
+        <w:pStyle w:val="SourceCode"/>
+        <w:spacing w:before="0" w:after="0" w:line="200" w:lineRule="auto"/>
+      </w:pPr>
+      <w:r>
         <w:t xml:space="preserve">    for (char c : alphabet) {</w:t>
       </w:r>
-      <w:r>
-        <w:br/>
-      </w:r>
-      <w:r>
-        <w:rPr>
-          <w:rStyle w:val="VerbatimChar"/>
-        </w:rPr>
+    </w:p>
+    <w:p>
+      <w:pPr>
+        <w:pStyle w:val="SourceCode"/>
+        <w:spacing w:before="0" w:after="0" w:line="200" w:lineRule="auto"/>
+      </w:pPr>
+      <w:r>
         <w:t xml:space="preserve">        if (!used[c - 'A']) {</w:t>
       </w:r>
-      <w:r>
-        <w:br/>
-      </w:r>
-      <w:r>
-        <w:rPr>
-          <w:rStyle w:val="VerbatimChar"/>
-        </w:rPr>
+    </w:p>
+    <w:p>
+      <w:pPr>
+        <w:pStyle w:val="SourceCode"/>
+        <w:spacing w:before="0" w:after="0" w:line="200" w:lineRule="auto"/>
+      </w:pPr>
+      <w:r>
         <w:t xml:space="preserve">            used[c - 'A'] = true;</w:t>
       </w:r>
-      <w:r>
-        <w:br/>
-      </w:r>
-      <w:r>
-        <w:rPr>
-          <w:rStyle w:val="VerbatimChar"/>
-        </w:rPr>
+    </w:p>
+    <w:p>
+      <w:pPr>
+        <w:pStyle w:val="SourceCode"/>
+        <w:spacing w:before="0" w:after="0" w:line="200" w:lineRule="auto"/>
+      </w:pPr>
+      <w:r>
         <w:t xml:space="preserve">            chars += c;</w:t>
       </w:r>
-      <w:r>
-        <w:br/>
-      </w:r>
-      <w:r>
-        <w:rPr>
-          <w:rStyle w:val="VerbatimChar"/>
-        </w:rPr>
+    </w:p>
+    <w:p>
+      <w:pPr>
+        <w:pStyle w:val="SourceCode"/>
+        <w:spacing w:before="0" w:after="0" w:line="200" w:lineRule="auto"/>
+      </w:pPr>
+      <w:r>
         <w:t xml:space="preserve">        }</w:t>
       </w:r>
-      <w:r>
-        <w:br/>
-      </w:r>
-      <w:r>
-        <w:rPr>
-          <w:rStyle w:val="VerbatimChar"/>
-        </w:rPr>
+    </w:p>
+    <w:p>
+      <w:pPr>
+        <w:pStyle w:val="SourceCode"/>
+        <w:spacing w:before="0" w:after="0" w:line="200" w:lineRule="auto"/>
+      </w:pPr>
+      <w:r>
         <w:t xml:space="preserve">    }</w:t>
       </w:r>
-      <w:r>
-        <w:br/>
-      </w:r>
-      <w:r>
-        <w:br/>
-      </w:r>
-      <w:r>
-        <w:rPr>
-          <w:rStyle w:val="VerbatimChar"/>
-        </w:rPr>
+    </w:p>
+    <w:p>
+      <w:pPr>
+        <w:pStyle w:val="SourceCode"/>
+        <w:spacing w:before="0" w:after="0" w:line="200" w:lineRule="auto"/>
+      </w:pPr>
+    </w:p>
+    <w:p>
+      <w:pPr>
+        <w:pStyle w:val="SourceCode"/>
+        <w:spacing w:before="0" w:after="0" w:line="200" w:lineRule="auto"/>
+      </w:pPr>
+      <w:r>
         <w:t xml:space="preserve">    Matrix matrix(5);</w:t>
       </w:r>
-      <w:r>
-        <w:br/>
-      </w:r>
-      <w:r>
-        <w:rPr>
-          <w:rStyle w:val="VerbatimChar"/>
-        </w:rPr>
+    </w:p>
+    <w:p>
+      <w:pPr>
+        <w:pStyle w:val="SourceCode"/>
+        <w:spacing w:before="0" w:after="0" w:line="200" w:lineRule="auto"/>
+      </w:pPr>
+      <w:r>
         <w:t xml:space="preserve">    for (int row = 0; row &lt; 5; ++row) {</w:t>
       </w:r>
-      <w:r>
-        <w:br/>
-      </w:r>
-      <w:r>
-        <w:rPr>
-          <w:rStyle w:val="VerbatimChar"/>
-        </w:rPr>
+    </w:p>
+    <w:p>
+      <w:pPr>
+        <w:pStyle w:val="SourceCode"/>
+        <w:spacing w:before="0" w:after="0" w:line="200" w:lineRule="auto"/>
+      </w:pPr>
+      <w:r>
         <w:t xml:space="preserve">        matrix[row] = chars.substr(row * 5, 5);</w:t>
       </w:r>
-      <w:r>
-        <w:br/>
-      </w:r>
-      <w:r>
-        <w:rPr>
-          <w:rStyle w:val="VerbatimChar"/>
-        </w:rPr>
+    </w:p>
+    <w:p>
+      <w:pPr>
+        <w:pStyle w:val="SourceCode"/>
+        <w:spacing w:before="0" w:after="0" w:line="200" w:lineRule="auto"/>
+      </w:pPr>
+      <w:r>
         <w:t xml:space="preserve">    }</w:t>
       </w:r>
-      <w:r>
-        <w:br/>
-      </w:r>
-      <w:r>
-        <w:rPr>
-          <w:rStyle w:val="VerbatimChar"/>
-        </w:rPr>
+    </w:p>
+    <w:p>
+      <w:pPr>
+        <w:pStyle w:val="SourceCode"/>
+        <w:spacing w:before="0" w:after="0" w:line="200" w:lineRule="auto"/>
+      </w:pPr>
+      <w:r>
         <w:t xml:space="preserve">    return matrix;</w:t>
       </w:r>
-      <w:r>
-        <w:br/>
-      </w:r>
-      <w:r>
-        <w:rPr>
-          <w:rStyle w:val="VerbatimChar"/>
-        </w:rPr>
+    </w:p>
+    <w:p>
+      <w:pPr>
+        <w:pStyle w:val="SourceCode"/>
+        <w:spacing w:before="0" w:after="0" w:line="200" w:lineRule="auto"/>
+      </w:pPr>
+      <w:r>
         <w:t xml:space="preserve">}</w:t>
       </w:r>
-      <w:r>
-        <w:br/>
-      </w:r>
-      <w:r>
-        <w:br/>
-      </w:r>
-      <w:r>
-        <w:rPr>
-          <w:rStyle w:val="VerbatimChar"/>
-        </w:rPr>
+    </w:p>
+    <w:p>
+      <w:pPr>
+        <w:pStyle w:val="SourceCode"/>
+        <w:spacing w:before="0" w:after="0" w:line="200" w:lineRule="auto"/>
+      </w:pPr>
+    </w:p>
+    <w:p>
+      <w:pPr>
+        <w:pStyle w:val="SourceCode"/>
+        <w:spacing w:before="0" w:after="0" w:line="200" w:lineRule="auto"/>
+      </w:pPr>
+      <w:r>
         <w:t xml:space="preserve">// Позиція літери в матриці; повертає false, якщо літери немає</w:t>
       </w:r>
-      <w:r>
-        <w:br/>
-      </w:r>
-      <w:r>
-        <w:rPr>
-          <w:rStyle w:val="VerbatimChar"/>
-        </w:rPr>
+    </w:p>
+    <w:p>
+      <w:pPr>
+        <w:pStyle w:val="SourceCode"/>
+        <w:spacing w:before="0" w:after="0" w:line="200" w:lineRule="auto"/>
+      </w:pPr>
+      <w:r>
         <w:t xml:space="preserve">bool findPosition(const Matrix&amp; matrix, char c, int&amp; row, int&amp; col) {</w:t>
       </w:r>
-      <w:r>
-        <w:br/>
-      </w:r>
-      <w:r>
-        <w:rPr>
-          <w:rStyle w:val="VerbatimChar"/>
-        </w:rPr>
+    </w:p>
+    <w:p>
+      <w:pPr>
+        <w:pStyle w:val="SourceCode"/>
+        <w:spacing w:before="0" w:after="0" w:line="200" w:lineRule="auto"/>
+      </w:pPr>
+      <w:r>
         <w:t xml:space="preserve">    char up = static_cast&lt;char&gt;(std::toupper(static_cast&lt;unsigned char&gt;(c)));</w:t>
       </w:r>
-      <w:r>
-        <w:br/>
-      </w:r>
-      <w:r>
-        <w:rPr>
-          <w:rStyle w:val="VerbatimChar"/>
-        </w:rPr>
+    </w:p>
+    <w:p>
+      <w:pPr>
+        <w:pStyle w:val="SourceCode"/>
+        <w:spacing w:before="0" w:after="0" w:line="200" w:lineRule="auto"/>
+      </w:pPr>
+      <w:r>
         <w:t xml:space="preserve">    if (up == 'J') up = 'I';</w:t>
       </w:r>
-      <w:r>
-        <w:br/>
-      </w:r>
-      <w:r>
-        <w:br/>
-      </w:r>
-      <w:r>
-        <w:rPr>
-          <w:rStyle w:val="VerbatimChar"/>
-        </w:rPr>
+    </w:p>
+    <w:p>
+      <w:pPr>
+        <w:pStyle w:val="SourceCode"/>
+        <w:spacing w:before="0" w:after="0" w:line="200" w:lineRule="auto"/>
+      </w:pPr>
+    </w:p>
+    <w:p>
+      <w:pPr>
+        <w:pStyle w:val="SourceCode"/>
+        <w:spacing w:before="0" w:after="0" w:line="200" w:lineRule="auto"/>
+      </w:pPr>
+      <w:r>
         <w:t xml:space="preserve">    for (row = 0; row &lt; 5; ++row) {</w:t>
       </w:r>
-      <w:r>
-        <w:br/>
-      </w:r>
-      <w:r>
-        <w:rPr>
-          <w:rStyle w:val="VerbatimChar"/>
-        </w:rPr>
+    </w:p>
+    <w:p>
+      <w:pPr>
+        <w:pStyle w:val="SourceCode"/>
+        <w:spacing w:before="0" w:after="0" w:line="200" w:lineRule="auto"/>
+      </w:pPr>
+      <w:r>
         <w:t xml:space="preserve">        for (col = 0; col &lt; 5; ++col) {</w:t>
       </w:r>
-      <w:r>
-        <w:br/>
-      </w:r>
-      <w:r>
-        <w:rPr>
-          <w:rStyle w:val="VerbatimChar"/>
-        </w:rPr>
+    </w:p>
+    <w:p>
+      <w:pPr>
+        <w:pStyle w:val="SourceCode"/>
+        <w:spacing w:before="0" w:after="0" w:line="200" w:lineRule="auto"/>
+      </w:pPr>
+      <w:r>
         <w:t xml:space="preserve">            if (matrix[row][col] == up) {</w:t>
       </w:r>
-      <w:r>
-        <w:br/>
-      </w:r>
-      <w:r>
-        <w:rPr>
-          <w:rStyle w:val="VerbatimChar"/>
-        </w:rPr>
+    </w:p>
+    <w:p>
+      <w:pPr>
+        <w:pStyle w:val="SourceCode"/>
+        <w:spacing w:before="0" w:after="0" w:line="200" w:lineRule="auto"/>
+      </w:pPr>
+      <w:r>
         <w:t xml:space="preserve">                return true;</w:t>
       </w:r>
-      <w:r>
-        <w:br/>
-      </w:r>
-      <w:r>
-        <w:rPr>
-          <w:rStyle w:val="VerbatimChar"/>
-        </w:rPr>
+    </w:p>
+    <w:p>
+      <w:pPr>
+        <w:pStyle w:val="SourceCode"/>
+        <w:spacing w:before="0" w:after="0" w:line="200" w:lineRule="auto"/>
+      </w:pPr>
+      <w:r>
         <w:t xml:space="preserve">            }</w:t>
       </w:r>
-      <w:r>
-        <w:br/>
-      </w:r>
-      <w:r>
-        <w:rPr>
-          <w:rStyle w:val="VerbatimChar"/>
-        </w:rPr>
+    </w:p>
+    <w:p>
+      <w:pPr>
+        <w:pStyle w:val="SourceCode"/>
+        <w:spacing w:before="0" w:after="0" w:line="200" w:lineRule="auto"/>
+      </w:pPr>
+      <w:r>
         <w:t xml:space="preserve">        }</w:t>
       </w:r>
-      <w:r>
-        <w:br/>
-      </w:r>
-      <w:r>
-        <w:rPr>
-          <w:rStyle w:val="VerbatimChar"/>
-        </w:rPr>
+    </w:p>
+    <w:p>
+      <w:pPr>
+        <w:pStyle w:val="SourceCode"/>
+        <w:spacing w:before="0" w:after="0" w:line="200" w:lineRule="auto"/>
+      </w:pPr>
+      <w:r>
         <w:t xml:space="preserve">    }</w:t>
       </w:r>
-      <w:r>
-        <w:br/>
-      </w:r>
-      <w:r>
-        <w:rPr>
-          <w:rStyle w:val="VerbatimChar"/>
-        </w:rPr>
+    </w:p>
+    <w:p>
+      <w:pPr>
+        <w:pStyle w:val="SourceCode"/>
+        <w:spacing w:before="0" w:after="0" w:line="200" w:lineRule="auto"/>
+      </w:pPr>
+      <w:r>
         <w:t xml:space="preserve">    return false;</w:t>
       </w:r>
-      <w:r>
-        <w:br/>
-      </w:r>
-      <w:r>
-        <w:rPr>
-          <w:rStyle w:val="VerbatimChar"/>
-        </w:rPr>
+    </w:p>
+    <w:p>
+      <w:pPr>
+        <w:pStyle w:val="SourceCode"/>
+        <w:spacing w:before="0" w:after="0" w:line="200" w:lineRule="auto"/>
+      </w:pPr>
+      <w:r>
         <w:t xml:space="preserve">}</w:t>
       </w:r>
-      <w:r>
-        <w:br/>
-      </w:r>
-      <w:r>
-        <w:br/>
-      </w:r>
-      <w:r>
-        <w:rPr>
-          <w:rStyle w:val="VerbatimChar"/>
-        </w:rPr>
+    </w:p>
+    <w:p>
+      <w:pPr>
+        <w:pStyle w:val="SourceCode"/>
+        <w:spacing w:before="0" w:after="0" w:line="200" w:lineRule="auto"/>
+      </w:pPr>
+    </w:p>
+    <w:p>
+      <w:pPr>
+        <w:pStyle w:val="SourceCode"/>
+        <w:spacing w:before="0" w:after="0" w:line="200" w:lineRule="auto"/>
+      </w:pPr>
+      <w:r>
         <w:t xml:space="preserve">void printMatrix(const Matrix&amp; matrix, const std::string&amp; title) {</w:t>
       </w:r>
-      <w:r>
-        <w:br/>
-      </w:r>
-      <w:r>
-        <w:rPr>
-          <w:rStyle w:val="VerbatimChar"/>
-        </w:rPr>
+    </w:p>
+    <w:p>
+      <w:pPr>
+        <w:pStyle w:val="SourceCode"/>
+        <w:spacing w:before="0" w:after="0" w:line="200" w:lineRule="auto"/>
+      </w:pPr>
+      <w:r>
         <w:t xml:space="preserve">    if (!title.empty()) {</w:t>
       </w:r>
-      <w:r>
-        <w:br/>
-      </w:r>
-      <w:r>
-        <w:rPr>
-          <w:rStyle w:val="VerbatimChar"/>
-        </w:rPr>
+    </w:p>
+    <w:p>
+      <w:pPr>
+        <w:pStyle w:val="SourceCode"/>
+        <w:spacing w:before="0" w:after="0" w:line="200" w:lineRule="auto"/>
+      </w:pPr>
+      <w:r>
         <w:t xml:space="preserve">        std::cout &lt;&lt; title &lt;&lt; "\n";</w:t>
       </w:r>
-      <w:r>
-        <w:br/>
-      </w:r>
-      <w:r>
-        <w:rPr>
-          <w:rStyle w:val="VerbatimChar"/>
-        </w:rPr>
+    </w:p>
+    <w:p>
+      <w:pPr>
+        <w:pStyle w:val="SourceCode"/>
+        <w:spacing w:before="0" w:after="0" w:line="200" w:lineRule="auto"/>
+      </w:pPr>
+      <w:r>
         <w:t xml:space="preserve">    }</w:t>
       </w:r>
-      <w:r>
-        <w:br/>
-      </w:r>
-      <w:r>
-        <w:rPr>
-          <w:rStyle w:val="VerbatimChar"/>
-        </w:rPr>
+    </w:p>
+    <w:p>
+      <w:pPr>
+        <w:pStyle w:val="SourceCode"/>
+        <w:spacing w:before="0" w:after="0" w:line="200" w:lineRule="auto"/>
+      </w:pPr>
+      <w:r>
         <w:t xml:space="preserve">    for (const std::string&amp; row : matrix) {</w:t>
       </w:r>
-      <w:r>
-        <w:br/>
-      </w:r>
-      <w:r>
-        <w:rPr>
-          <w:rStyle w:val="VerbatimChar"/>
-        </w:rPr>
+    </w:p>
+    <w:p>
+      <w:pPr>
+        <w:pStyle w:val="SourceCode"/>
+        <w:spacing w:before="0" w:after="0" w:line="200" w:lineRule="auto"/>
+      </w:pPr>
+      <w:r>
         <w:t xml:space="preserve">        for (char c : row) {</w:t>
       </w:r>
-      <w:r>
-        <w:br/>
-      </w:r>
-      <w:r>
-        <w:rPr>
-          <w:rStyle w:val="VerbatimChar"/>
-        </w:rPr>
+    </w:p>
+    <w:p>
+      <w:pPr>
+        <w:pStyle w:val="SourceCode"/>
+        <w:spacing w:before="0" w:after="0" w:line="200" w:lineRule="auto"/>
+      </w:pPr>
+      <w:r>
         <w:t xml:space="preserve">            std::cout &lt;&lt; c &lt;&lt; ' ';</w:t>
       </w:r>
-      <w:r>
-        <w:br/>
-      </w:r>
-      <w:r>
-        <w:rPr>
-          <w:rStyle w:val="VerbatimChar"/>
-        </w:rPr>
+    </w:p>
+    <w:p>
+      <w:pPr>
+        <w:pStyle w:val="SourceCode"/>
+        <w:spacing w:before="0" w:after="0" w:line="200" w:lineRule="auto"/>
+      </w:pPr>
+      <w:r>
         <w:t xml:space="preserve">        }</w:t>
       </w:r>
-      <w:r>
-        <w:br/>
-      </w:r>
-      <w:r>
-        <w:rPr>
-          <w:rStyle w:val="VerbatimChar"/>
-        </w:rPr>
+    </w:p>
+    <w:p>
+      <w:pPr>
+        <w:pStyle w:val="SourceCode"/>
+        <w:spacing w:before="0" w:after="0" w:line="200" w:lineRule="auto"/>
+      </w:pPr>
+      <w:r>
         <w:t xml:space="preserve">        std::cout &lt;&lt; "\n";</w:t>
       </w:r>
-      <w:r>
-        <w:br/>
-      </w:r>
-      <w:r>
-        <w:rPr>
-          <w:rStyle w:val="VerbatimChar"/>
-        </w:rPr>
+    </w:p>
+    <w:p>
+      <w:pPr>
+        <w:pStyle w:val="SourceCode"/>
+        <w:spacing w:before="0" w:after="0" w:line="200" w:lineRule="auto"/>
+      </w:pPr>
+      <w:r>
         <w:t xml:space="preserve">    }</w:t>
       </w:r>
-      <w:r>
-        <w:br/>
-      </w:r>
-      <w:r>
-        <w:rPr>
-          <w:rStyle w:val="VerbatimChar"/>
-        </w:rPr>
+    </w:p>
+    <w:p>
+      <w:pPr>
+        <w:pStyle w:val="SourceCode"/>
+        <w:spacing w:before="0" w:after="0" w:line="200" w:lineRule="auto"/>
+      </w:pPr>
+      <w:r>
         <w:t xml:space="preserve">}</w:t>
       </w:r>
-      <w:r>
-        <w:br/>
-      </w:r>
-      <w:r>
-        <w:br/>
-      </w:r>
-      <w:r>
-        <w:rPr>
-          <w:rStyle w:val="VerbatimChar"/>
-        </w:rPr>
+    </w:p>
+    <w:p>
+      <w:pPr>
+        <w:pStyle w:val="SourceCode"/>
+        <w:spacing w:before="0" w:after="0" w:line="200" w:lineRule="auto"/>
+      </w:pPr>
+    </w:p>
+    <w:p>
+      <w:pPr>
+        <w:pStyle w:val="SourceCode"/>
+        <w:spacing w:before="0" w:after="0" w:line="200" w:lineRule="auto"/>
+      </w:pPr>
+      <w:r>
         <w:t xml:space="preserve">int main() {</w:t>
       </w:r>
-      <w:r>
-        <w:br/>
-      </w:r>
-      <w:r>
-        <w:rPr>
-          <w:rStyle w:val="VerbatimChar"/>
-        </w:rPr>
+    </w:p>
+    <w:p>
+      <w:pPr>
+        <w:pStyle w:val="SourceCode"/>
+        <w:spacing w:before="0" w:after="0" w:line="200" w:lineRule="auto"/>
+      </w:pPr>
+      <w:r>
         <w:t xml:space="preserve">    std::string keyword = "MONARCHY";</w:t>
       </w:r>
-      <w:r>
-        <w:br/>
-      </w:r>
-      <w:r>
-        <w:rPr>
-          <w:rStyle w:val="VerbatimChar"/>
-        </w:rPr>
+    </w:p>
+    <w:p>
+      <w:pPr>
+        <w:pStyle w:val="SourceCode"/>
+        <w:spacing w:before="0" w:after="0" w:line="200" w:lineRule="auto"/>
+      </w:pPr>
+      <w:r>
         <w:t xml:space="preserve">    Matrix matrix = createMatrix(keyword);</w:t>
       </w:r>
-      <w:r>
-        <w:br/>
-      </w:r>
-      <w:r>
-        <w:rPr>
-          <w:rStyle w:val="VerbatimChar"/>
-        </w:rPr>
+    </w:p>
+    <w:p>
+      <w:pPr>
+        <w:pStyle w:val="SourceCode"/>
+        <w:spacing w:before="0" w:after="0" w:line="200" w:lineRule="auto"/>
+      </w:pPr>
+      <w:r>
         <w:t xml:space="preserve">    printMatrix(matrix, "Матриця для ключа " + keyword + ":");</w:t>
       </w:r>
-      <w:r>
-        <w:br/>
-      </w:r>
-      <w:r>
-        <w:rPr>
-          <w:rStyle w:val="VerbatimChar"/>
-        </w:rPr>
+    </w:p>
+    <w:p>
+      <w:pPr>
+        <w:pStyle w:val="SourceCode"/>
+        <w:spacing w:before="0" w:after="0" w:line="200" w:lineRule="auto"/>
+      </w:pPr>
+      <w:r>
         <w:t xml:space="preserve">    return 0;</w:t>
       </w:r>
-      <w:r>
-        <w:br/>
-      </w:r>
-      <w:r>
-        <w:rPr>
-          <w:rStyle w:val="VerbatimChar"/>
-        </w:rPr>
+    </w:p>
+    <w:p>
+      <w:pPr>
+        <w:pStyle w:val="SourceCode"/>
+        <w:spacing w:before="0" w:after="120" w:line="200" w:lineRule="auto"/>
+      </w:pPr>
+      <w:r>
         <w:t xml:space="preserve">}</w:t>
       </w:r>
     </w:p>
@@ -1514,56 +1544,54 @@
     <w:p>
       <w:pPr>
         <w:pStyle w:val="SourceCode"/>
-      </w:pPr>
-      <w:r>
-        <w:rPr>
-          <w:rStyle w:val="VerbatimChar"/>
-        </w:rPr>
+        <w:spacing w:before="120" w:after="0" w:line="200" w:lineRule="auto"/>
+      </w:pPr>
+      <w:r>
         <w:t xml:space="preserve">Матриця для ключа MONARCHY:</w:t>
       </w:r>
-      <w:r>
-        <w:br/>
-      </w:r>
-      <w:r>
-        <w:rPr>
-          <w:rStyle w:val="VerbatimChar"/>
-        </w:rPr>
+    </w:p>
+    <w:p>
+      <w:pPr>
+        <w:pStyle w:val="SourceCode"/>
+        <w:spacing w:before="0" w:after="0" w:line="200" w:lineRule="auto"/>
+      </w:pPr>
+      <w:r>
         <w:t xml:space="preserve">M O N A R</w:t>
       </w:r>
-      <w:r>
-        <w:br/>
-      </w:r>
-      <w:r>
-        <w:rPr>
-          <w:rStyle w:val="VerbatimChar"/>
-        </w:rPr>
+    </w:p>
+    <w:p>
+      <w:pPr>
+        <w:pStyle w:val="SourceCode"/>
+        <w:spacing w:before="0" w:after="0" w:line="200" w:lineRule="auto"/>
+      </w:pPr>
+      <w:r>
         <w:t xml:space="preserve">C H Y B D</w:t>
       </w:r>
-      <w:r>
-        <w:br/>
-      </w:r>
-      <w:r>
-        <w:rPr>
-          <w:rStyle w:val="VerbatimChar"/>
-        </w:rPr>
+    </w:p>
+    <w:p>
+      <w:pPr>
+        <w:pStyle w:val="SourceCode"/>
+        <w:spacing w:before="0" w:after="0" w:line="200" w:lineRule="auto"/>
+      </w:pPr>
+      <w:r>
         <w:t xml:space="preserve">E F G I K</w:t>
       </w:r>
-      <w:r>
-        <w:br/>
-      </w:r>
-      <w:r>
-        <w:rPr>
-          <w:rStyle w:val="VerbatimChar"/>
-        </w:rPr>
+    </w:p>
+    <w:p>
+      <w:pPr>
+        <w:pStyle w:val="SourceCode"/>
+        <w:spacing w:before="0" w:after="0" w:line="200" w:lineRule="auto"/>
+      </w:pPr>
+      <w:r>
         <w:t xml:space="preserve">L P Q S T</w:t>
       </w:r>
-      <w:r>
-        <w:br/>
-      </w:r>
-      <w:r>
-        <w:rPr>
-          <w:rStyle w:val="VerbatimChar"/>
-        </w:rPr>
+    </w:p>
+    <w:p>
+      <w:pPr>
+        <w:pStyle w:val="SourceCode"/>
+        <w:spacing w:before="0" w:after="120" w:line="200" w:lineRule="auto"/>
+      </w:pPr>
+      <w:r>
         <w:t xml:space="preserve">U V W X Z</w:t>
       </w:r>
     </w:p>
@@ -1580,731 +1608,783 @@
     <w:p>
       <w:pPr>
         <w:pStyle w:val="SourceCode"/>
-      </w:pPr>
-      <w:r>
-        <w:rPr>
-          <w:rStyle w:val="VerbatimChar"/>
-        </w:rPr>
+        <w:spacing w:before="120" w:after="0" w:line="200" w:lineRule="auto"/>
+      </w:pPr>
+      <w:r>
         <w:t xml:space="preserve">#include &lt;iostream&gt;</w:t>
       </w:r>
-      <w:r>
-        <w:br/>
-      </w:r>
-      <w:r>
-        <w:rPr>
-          <w:rStyle w:val="VerbatimChar"/>
-        </w:rPr>
+    </w:p>
+    <w:p>
+      <w:pPr>
+        <w:pStyle w:val="SourceCode"/>
+        <w:spacing w:before="0" w:after="0" w:line="200" w:lineRule="auto"/>
+      </w:pPr>
+      <w:r>
         <w:t xml:space="preserve">#include &lt;string&gt;</w:t>
       </w:r>
-      <w:r>
-        <w:br/>
-      </w:r>
-      <w:r>
-        <w:rPr>
-          <w:rStyle w:val="VerbatimChar"/>
-        </w:rPr>
+    </w:p>
+    <w:p>
+      <w:pPr>
+        <w:pStyle w:val="SourceCode"/>
+        <w:spacing w:before="0" w:after="0" w:line="200" w:lineRule="auto"/>
+      </w:pPr>
+      <w:r>
         <w:t xml:space="preserve">#include &lt;vector&gt;</w:t>
       </w:r>
-      <w:r>
-        <w:br/>
-      </w:r>
-      <w:r>
-        <w:rPr>
-          <w:rStyle w:val="VerbatimChar"/>
-        </w:rPr>
+    </w:p>
+    <w:p>
+      <w:pPr>
+        <w:pStyle w:val="SourceCode"/>
+        <w:spacing w:before="0" w:after="0" w:line="200" w:lineRule="auto"/>
+      </w:pPr>
+      <w:r>
         <w:t xml:space="preserve">#include &lt;cctype&gt;</w:t>
       </w:r>
-      <w:r>
-        <w:br/>
-      </w:r>
-      <w:r>
-        <w:br/>
-      </w:r>
-      <w:r>
-        <w:rPr>
-          <w:rStyle w:val="VerbatimChar"/>
-        </w:rPr>
+    </w:p>
+    <w:p>
+      <w:pPr>
+        <w:pStyle w:val="SourceCode"/>
+        <w:spacing w:before="0" w:after="0" w:line="200" w:lineRule="auto"/>
+      </w:pPr>
+    </w:p>
+    <w:p>
+      <w:pPr>
+        <w:pStyle w:val="SourceCode"/>
+        <w:spacing w:before="0" w:after="0" w:line="200" w:lineRule="auto"/>
+      </w:pPr>
+      <w:r>
         <w:t xml:space="preserve">using Matrix = std::vector&lt;std::string&gt;;</w:t>
       </w:r>
-      <w:r>
-        <w:br/>
-      </w:r>
-      <w:r>
-        <w:br/>
-      </w:r>
-      <w:r>
-        <w:rPr>
-          <w:rStyle w:val="VerbatimChar"/>
-        </w:rPr>
+    </w:p>
+    <w:p>
+      <w:pPr>
+        <w:pStyle w:val="SourceCode"/>
+        <w:spacing w:before="0" w:after="0" w:line="200" w:lineRule="auto"/>
+      </w:pPr>
+    </w:p>
+    <w:p>
+      <w:pPr>
+        <w:pStyle w:val="SourceCode"/>
+        <w:spacing w:before="0" w:after="0" w:line="200" w:lineRule="auto"/>
+      </w:pPr>
+      <w:r>
         <w:t xml:space="preserve">Matrix createMatrix(const std::string&amp; keyword);                  // з кроку 1</w:t>
       </w:r>
-      <w:r>
-        <w:br/>
-      </w:r>
-      <w:r>
-        <w:rPr>
-          <w:rStyle w:val="VerbatimChar"/>
-        </w:rPr>
+    </w:p>
+    <w:p>
+      <w:pPr>
+        <w:pStyle w:val="SourceCode"/>
+        <w:spacing w:before="0" w:after="0" w:line="200" w:lineRule="auto"/>
+      </w:pPr>
+      <w:r>
         <w:t xml:space="preserve">bool findPosition(const Matrix&amp; m, char c, int&amp; row, int&amp; col);   // з кроку 1</w:t>
       </w:r>
-      <w:r>
-        <w:br/>
-      </w:r>
-      <w:r>
-        <w:br/>
-      </w:r>
-      <w:r>
-        <w:rPr>
-          <w:rStyle w:val="VerbatimChar"/>
-        </w:rPr>
+    </w:p>
+    <w:p>
+      <w:pPr>
+        <w:pStyle w:val="SourceCode"/>
+        <w:spacing w:before="0" w:after="0" w:line="200" w:lineRule="auto"/>
+      </w:pPr>
+    </w:p>
+    <w:p>
+      <w:pPr>
+        <w:pStyle w:val="SourceCode"/>
+        <w:spacing w:before="0" w:after="0" w:line="200" w:lineRule="auto"/>
+      </w:pPr>
+      <w:r>
         <w:t xml:space="preserve">// Підготовка тексту: лише літери, J→I, розділення однакових літер біграми</w:t>
       </w:r>
-      <w:r>
-        <w:br/>
-      </w:r>
-      <w:r>
-        <w:rPr>
-          <w:rStyle w:val="VerbatimChar"/>
-        </w:rPr>
+    </w:p>
+    <w:p>
+      <w:pPr>
+        <w:pStyle w:val="SourceCode"/>
+        <w:spacing w:before="0" w:after="0" w:line="200" w:lineRule="auto"/>
+      </w:pPr>
+      <w:r>
         <w:t xml:space="preserve">std::string prepareText(const std::string&amp; plaintext) {</w:t>
       </w:r>
-      <w:r>
-        <w:br/>
-      </w:r>
-      <w:r>
-        <w:rPr>
-          <w:rStyle w:val="VerbatimChar"/>
-        </w:rPr>
+    </w:p>
+    <w:p>
+      <w:pPr>
+        <w:pStyle w:val="SourceCode"/>
+        <w:spacing w:before="0" w:after="0" w:line="200" w:lineRule="auto"/>
+      </w:pPr>
+      <w:r>
         <w:t xml:space="preserve">    std::string clean;</w:t>
       </w:r>
-      <w:r>
-        <w:br/>
-      </w:r>
-      <w:r>
-        <w:rPr>
-          <w:rStyle w:val="VerbatimChar"/>
-        </w:rPr>
+    </w:p>
+    <w:p>
+      <w:pPr>
+        <w:pStyle w:val="SourceCode"/>
+        <w:spacing w:before="0" w:after="0" w:line="200" w:lineRule="auto"/>
+      </w:pPr>
+      <w:r>
         <w:t xml:space="preserve">    for (char c : plaintext) {</w:t>
       </w:r>
-      <w:r>
-        <w:br/>
-      </w:r>
-      <w:r>
-        <w:rPr>
-          <w:rStyle w:val="VerbatimChar"/>
-        </w:rPr>
+    </w:p>
+    <w:p>
+      <w:pPr>
+        <w:pStyle w:val="SourceCode"/>
+        <w:spacing w:before="0" w:after="0" w:line="200" w:lineRule="auto"/>
+      </w:pPr>
+      <w:r>
         <w:t xml:space="preserve">        if (std::isalpha(static_cast&lt;unsigned char&gt;(c))) {</w:t>
       </w:r>
-      <w:r>
-        <w:br/>
-      </w:r>
-      <w:r>
-        <w:rPr>
-          <w:rStyle w:val="VerbatimChar"/>
-        </w:rPr>
+    </w:p>
+    <w:p>
+      <w:pPr>
+        <w:pStyle w:val="SourceCode"/>
+        <w:spacing w:before="0" w:after="0" w:line="200" w:lineRule="auto"/>
+      </w:pPr>
+      <w:r>
         <w:t xml:space="preserve">            char up = static_cast&lt;char&gt;(std::toupper(static_cast&lt;unsigned char&gt;(c)));</w:t>
       </w:r>
-      <w:r>
-        <w:br/>
-      </w:r>
-      <w:r>
-        <w:rPr>
-          <w:rStyle w:val="VerbatimChar"/>
-        </w:rPr>
+    </w:p>
+    <w:p>
+      <w:pPr>
+        <w:pStyle w:val="SourceCode"/>
+        <w:spacing w:before="0" w:after="0" w:line="200" w:lineRule="auto"/>
+      </w:pPr>
+      <w:r>
         <w:t xml:space="preserve">            clean += (up == 'J') ? 'I' : up;</w:t>
       </w:r>
-      <w:r>
-        <w:br/>
-      </w:r>
-      <w:r>
-        <w:rPr>
-          <w:rStyle w:val="VerbatimChar"/>
-        </w:rPr>
+    </w:p>
+    <w:p>
+      <w:pPr>
+        <w:pStyle w:val="SourceCode"/>
+        <w:spacing w:before="0" w:after="0" w:line="200" w:lineRule="auto"/>
+      </w:pPr>
+      <w:r>
         <w:t xml:space="preserve">        }</w:t>
       </w:r>
-      <w:r>
-        <w:br/>
-      </w:r>
-      <w:r>
-        <w:rPr>
-          <w:rStyle w:val="VerbatimChar"/>
-        </w:rPr>
+    </w:p>
+    <w:p>
+      <w:pPr>
+        <w:pStyle w:val="SourceCode"/>
+        <w:spacing w:before="0" w:after="0" w:line="200" w:lineRule="auto"/>
+      </w:pPr>
+      <w:r>
         <w:t xml:space="preserve">    }</w:t>
       </w:r>
-      <w:r>
-        <w:br/>
-      </w:r>
-      <w:r>
-        <w:br/>
-      </w:r>
-      <w:r>
-        <w:rPr>
-          <w:rStyle w:val="VerbatimChar"/>
-        </w:rPr>
+    </w:p>
+    <w:p>
+      <w:pPr>
+        <w:pStyle w:val="SourceCode"/>
+        <w:spacing w:before="0" w:after="0" w:line="200" w:lineRule="auto"/>
+      </w:pPr>
+    </w:p>
+    <w:p>
+      <w:pPr>
+        <w:pStyle w:val="SourceCode"/>
+        <w:spacing w:before="0" w:after="0" w:line="200" w:lineRule="auto"/>
+      </w:pPr>
+      <w:r>
         <w:t xml:space="preserve">    std::string result;</w:t>
       </w:r>
-      <w:r>
-        <w:br/>
-      </w:r>
-      <w:r>
-        <w:rPr>
-          <w:rStyle w:val="VerbatimChar"/>
-        </w:rPr>
+    </w:p>
+    <w:p>
+      <w:pPr>
+        <w:pStyle w:val="SourceCode"/>
+        <w:spacing w:before="0" w:after="0" w:line="200" w:lineRule="auto"/>
+      </w:pPr>
+      <w:r>
         <w:t xml:space="preserve">    for (size_t i = 0; i &lt; clean.size(); ++i) {</w:t>
       </w:r>
-      <w:r>
-        <w:br/>
-      </w:r>
-      <w:r>
-        <w:rPr>
-          <w:rStyle w:val="VerbatimChar"/>
-        </w:rPr>
+    </w:p>
+    <w:p>
+      <w:pPr>
+        <w:pStyle w:val="SourceCode"/>
+        <w:spacing w:before="0" w:after="0" w:line="200" w:lineRule="auto"/>
+      </w:pPr>
+      <w:r>
         <w:t xml:space="preserve">        result += clean[i];</w:t>
       </w:r>
-      <w:r>
-        <w:br/>
-      </w:r>
-      <w:r>
-        <w:rPr>
-          <w:rStyle w:val="VerbatimChar"/>
-        </w:rPr>
+    </w:p>
+    <w:p>
+      <w:pPr>
+        <w:pStyle w:val="SourceCode"/>
+        <w:spacing w:before="0" w:after="0" w:line="200" w:lineRule="auto"/>
+      </w:pPr>
+      <w:r>
         <w:t xml:space="preserve">        // однакові літери в біграмі розділяємо літерою X</w:t>
       </w:r>
-      <w:r>
-        <w:br/>
-      </w:r>
-      <w:r>
-        <w:rPr>
-          <w:rStyle w:val="VerbatimChar"/>
-        </w:rPr>
-        <w:t xml:space="preserve">        if (result.size() % 2 == 1 &amp;&amp; i + 1 &lt; clean.size() &amp;&amp; clean[i] == clean[i + 1]) {</w:t>
-      </w:r>
-      <w:r>
-        <w:br/>
-      </w:r>
-      <w:r>
-        <w:rPr>
-          <w:rStyle w:val="VerbatimChar"/>
-        </w:rPr>
+    </w:p>
+    <w:p>
+      <w:pPr>
+        <w:pStyle w:val="SourceCode"/>
+        <w:spacing w:before="0" w:after="0" w:line="200" w:lineRule="auto"/>
+      </w:pPr>
+      <w:r>
+        <w:t xml:space="preserve">        if (result.size() % 2 == 1 &amp;&amp; i + 1 &lt; clean.size() &amp;&amp;</w:t>
+      </w:r>
+    </w:p>
+    <w:p>
+      <w:pPr>
+        <w:pStyle w:val="SourceCode"/>
+        <w:spacing w:before="0" w:after="0" w:line="200" w:lineRule="auto"/>
+      </w:pPr>
+      <w:r>
+        <w:t xml:space="preserve">            clean[i] == clean[i + 1]) {</w:t>
+      </w:r>
+    </w:p>
+    <w:p>
+      <w:pPr>
+        <w:pStyle w:val="SourceCode"/>
+        <w:spacing w:before="0" w:after="0" w:line="200" w:lineRule="auto"/>
+      </w:pPr>
+      <w:r>
         <w:t xml:space="preserve">            result += 'X';</w:t>
       </w:r>
-      <w:r>
-        <w:br/>
-      </w:r>
-      <w:r>
-        <w:rPr>
-          <w:rStyle w:val="VerbatimChar"/>
-        </w:rPr>
+    </w:p>
+    <w:p>
+      <w:pPr>
+        <w:pStyle w:val="SourceCode"/>
+        <w:spacing w:before="0" w:after="0" w:line="200" w:lineRule="auto"/>
+      </w:pPr>
+      <w:r>
         <w:t xml:space="preserve">        }</w:t>
       </w:r>
-      <w:r>
-        <w:br/>
-      </w:r>
-      <w:r>
-        <w:rPr>
-          <w:rStyle w:val="VerbatimChar"/>
-        </w:rPr>
+    </w:p>
+    <w:p>
+      <w:pPr>
+        <w:pStyle w:val="SourceCode"/>
+        <w:spacing w:before="0" w:after="0" w:line="200" w:lineRule="auto"/>
+      </w:pPr>
+      <w:r>
         <w:t xml:space="preserve">    }</w:t>
       </w:r>
-      <w:r>
-        <w:br/>
-      </w:r>
-      <w:r>
-        <w:br/>
-      </w:r>
-      <w:r>
-        <w:rPr>
-          <w:rStyle w:val="VerbatimChar"/>
-        </w:rPr>
+    </w:p>
+    <w:p>
+      <w:pPr>
+        <w:pStyle w:val="SourceCode"/>
+        <w:spacing w:before="0" w:after="0" w:line="200" w:lineRule="auto"/>
+      </w:pPr>
+    </w:p>
+    <w:p>
+      <w:pPr>
+        <w:pStyle w:val="SourceCode"/>
+        <w:spacing w:before="0" w:after="0" w:line="200" w:lineRule="auto"/>
+      </w:pPr>
+      <w:r>
         <w:t xml:space="preserve">    if (result.size() % 2 == 1) {</w:t>
       </w:r>
-      <w:r>
-        <w:br/>
-      </w:r>
-      <w:r>
-        <w:rPr>
-          <w:rStyle w:val="VerbatimChar"/>
-        </w:rPr>
+    </w:p>
+    <w:p>
+      <w:pPr>
+        <w:pStyle w:val="SourceCode"/>
+        <w:spacing w:before="0" w:after="0" w:line="200" w:lineRule="auto"/>
+      </w:pPr>
+      <w:r>
         <w:t xml:space="preserve">        result += 'X';</w:t>
       </w:r>
-      <w:r>
-        <w:br/>
-      </w:r>
-      <w:r>
-        <w:rPr>
-          <w:rStyle w:val="VerbatimChar"/>
-        </w:rPr>
+    </w:p>
+    <w:p>
+      <w:pPr>
+        <w:pStyle w:val="SourceCode"/>
+        <w:spacing w:before="0" w:after="0" w:line="200" w:lineRule="auto"/>
+      </w:pPr>
+      <w:r>
         <w:t xml:space="preserve">    }</w:t>
       </w:r>
-      <w:r>
-        <w:br/>
-      </w:r>
-      <w:r>
-        <w:rPr>
-          <w:rStyle w:val="VerbatimChar"/>
-        </w:rPr>
+    </w:p>
+    <w:p>
+      <w:pPr>
+        <w:pStyle w:val="SourceCode"/>
+        <w:spacing w:before="0" w:after="0" w:line="200" w:lineRule="auto"/>
+      </w:pPr>
+      <w:r>
         <w:t xml:space="preserve">    return result;</w:t>
       </w:r>
-      <w:r>
-        <w:br/>
-      </w:r>
-      <w:r>
-        <w:rPr>
-          <w:rStyle w:val="VerbatimChar"/>
-        </w:rPr>
+    </w:p>
+    <w:p>
+      <w:pPr>
+        <w:pStyle w:val="SourceCode"/>
+        <w:spacing w:before="0" w:after="0" w:line="200" w:lineRule="auto"/>
+      </w:pPr>
+      <w:r>
         <w:t xml:space="preserve">}</w:t>
       </w:r>
-      <w:r>
-        <w:br/>
-      </w:r>
-      <w:r>
-        <w:br/>
-      </w:r>
-      <w:r>
-        <w:rPr>
-          <w:rStyle w:val="VerbatimChar"/>
-        </w:rPr>
+    </w:p>
+    <w:p>
+      <w:pPr>
+        <w:pStyle w:val="SourceCode"/>
+        <w:spacing w:before="0" w:after="0" w:line="200" w:lineRule="auto"/>
+      </w:pPr>
+    </w:p>
+    <w:p>
+      <w:pPr>
+        <w:pStyle w:val="SourceCode"/>
+        <w:spacing w:before="0" w:after="0" w:line="200" w:lineRule="auto"/>
+      </w:pPr>
+      <w:r>
         <w:t xml:space="preserve">// shift = +1 для зашифрування, -1 (тобто +4 за модулем 5) для розшифрування</w:t>
       </w:r>
-      <w:r>
-        <w:br/>
-      </w:r>
-      <w:r>
-        <w:rPr>
-          <w:rStyle w:val="VerbatimChar"/>
-        </w:rPr>
+    </w:p>
+    <w:p>
+      <w:pPr>
+        <w:pStyle w:val="SourceCode"/>
+        <w:spacing w:before="0" w:after="0" w:line="200" w:lineRule="auto"/>
+      </w:pPr>
+      <w:r>
         <w:t xml:space="preserve">std::string processBigram(const Matrix&amp; matrix, char a, char b, int shift) {</w:t>
       </w:r>
-      <w:r>
-        <w:br/>
-      </w:r>
-      <w:r>
-        <w:rPr>
-          <w:rStyle w:val="VerbatimChar"/>
-        </w:rPr>
+    </w:p>
+    <w:p>
+      <w:pPr>
+        <w:pStyle w:val="SourceCode"/>
+        <w:spacing w:before="0" w:after="0" w:line="200" w:lineRule="auto"/>
+      </w:pPr>
+      <w:r>
         <w:t xml:space="preserve">    int rowA, colA, rowB, colB;</w:t>
       </w:r>
-      <w:r>
-        <w:br/>
-      </w:r>
-      <w:r>
-        <w:rPr>
-          <w:rStyle w:val="VerbatimChar"/>
-        </w:rPr>
+    </w:p>
+    <w:p>
+      <w:pPr>
+        <w:pStyle w:val="SourceCode"/>
+        <w:spacing w:before="0" w:after="0" w:line="200" w:lineRule="auto"/>
+      </w:pPr>
+      <w:r>
         <w:t xml:space="preserve">    findPosition(matrix, a, rowA, colA);</w:t>
       </w:r>
-      <w:r>
-        <w:br/>
-      </w:r>
-      <w:r>
-        <w:rPr>
-          <w:rStyle w:val="VerbatimChar"/>
-        </w:rPr>
+    </w:p>
+    <w:p>
+      <w:pPr>
+        <w:pStyle w:val="SourceCode"/>
+        <w:spacing w:before="0" w:after="0" w:line="200" w:lineRule="auto"/>
+      </w:pPr>
+      <w:r>
         <w:t xml:space="preserve">    findPosition(matrix, b, rowB, colB);</w:t>
       </w:r>
-      <w:r>
-        <w:br/>
-      </w:r>
-      <w:r>
-        <w:br/>
-      </w:r>
-      <w:r>
-        <w:rPr>
-          <w:rStyle w:val="VerbatimChar"/>
-        </w:rPr>
+    </w:p>
+    <w:p>
+      <w:pPr>
+        <w:pStyle w:val="SourceCode"/>
+        <w:spacing w:before="0" w:after="0" w:line="200" w:lineRule="auto"/>
+      </w:pPr>
+    </w:p>
+    <w:p>
+      <w:pPr>
+        <w:pStyle w:val="SourceCode"/>
+        <w:spacing w:before="0" w:after="0" w:line="200" w:lineRule="auto"/>
+      </w:pPr>
+      <w:r>
         <w:t xml:space="preserve">    std::string result;</w:t>
       </w:r>
-      <w:r>
-        <w:br/>
-      </w:r>
-      <w:r>
-        <w:rPr>
-          <w:rStyle w:val="VerbatimChar"/>
-        </w:rPr>
+    </w:p>
+    <w:p>
+      <w:pPr>
+        <w:pStyle w:val="SourceCode"/>
+        <w:spacing w:before="0" w:after="0" w:line="200" w:lineRule="auto"/>
+      </w:pPr>
+      <w:r>
         <w:t xml:space="preserve">    if (rowA == rowB) {                       // один рядок: беремо сусідів праворуч</w:t>
       </w:r>
-      <w:r>
-        <w:br/>
-      </w:r>
-      <w:r>
-        <w:rPr>
-          <w:rStyle w:val="VerbatimChar"/>
-        </w:rPr>
+    </w:p>
+    <w:p>
+      <w:pPr>
+        <w:pStyle w:val="SourceCode"/>
+        <w:spacing w:before="0" w:after="0" w:line="200" w:lineRule="auto"/>
+      </w:pPr>
+      <w:r>
         <w:t xml:space="preserve">        result += matrix[rowA][(colA + shift + 5) % 5];</w:t>
       </w:r>
-      <w:r>
-        <w:br/>
-      </w:r>
-      <w:r>
-        <w:rPr>
-          <w:rStyle w:val="VerbatimChar"/>
-        </w:rPr>
+    </w:p>
+    <w:p>
+      <w:pPr>
+        <w:pStyle w:val="SourceCode"/>
+        <w:spacing w:before="0" w:after="0" w:line="200" w:lineRule="auto"/>
+      </w:pPr>
+      <w:r>
         <w:t xml:space="preserve">        result += matrix[rowB][(colB + shift + 5) % 5];</w:t>
       </w:r>
-      <w:r>
-        <w:br/>
-      </w:r>
-      <w:r>
-        <w:rPr>
-          <w:rStyle w:val="VerbatimChar"/>
-        </w:rPr>
+    </w:p>
+    <w:p>
+      <w:pPr>
+        <w:pStyle w:val="SourceCode"/>
+        <w:spacing w:before="0" w:after="0" w:line="200" w:lineRule="auto"/>
+      </w:pPr>
+      <w:r>
         <w:t xml:space="preserve">    } else if (colA == colB) {                // один стовпець: сусіди знизу</w:t>
       </w:r>
-      <w:r>
-        <w:br/>
-      </w:r>
-      <w:r>
-        <w:rPr>
-          <w:rStyle w:val="VerbatimChar"/>
-        </w:rPr>
+    </w:p>
+    <w:p>
+      <w:pPr>
+        <w:pStyle w:val="SourceCode"/>
+        <w:spacing w:before="0" w:after="0" w:line="200" w:lineRule="auto"/>
+      </w:pPr>
+      <w:r>
         <w:t xml:space="preserve">        result += matrix[(rowA + shift + 5) % 5][colA];</w:t>
       </w:r>
-      <w:r>
-        <w:br/>
-      </w:r>
-      <w:r>
-        <w:rPr>
-          <w:rStyle w:val="VerbatimChar"/>
-        </w:rPr>
+    </w:p>
+    <w:p>
+      <w:pPr>
+        <w:pStyle w:val="SourceCode"/>
+        <w:spacing w:before="0" w:after="0" w:line="200" w:lineRule="auto"/>
+      </w:pPr>
+      <w:r>
         <w:t xml:space="preserve">        result += matrix[(rowB + shift + 5) % 5][colB];</w:t>
       </w:r>
-      <w:r>
-        <w:br/>
-      </w:r>
-      <w:r>
-        <w:rPr>
-          <w:rStyle w:val="VerbatimChar"/>
-        </w:rPr>
+    </w:p>
+    <w:p>
+      <w:pPr>
+        <w:pStyle w:val="SourceCode"/>
+        <w:spacing w:before="0" w:after="0" w:line="200" w:lineRule="auto"/>
+      </w:pPr>
+      <w:r>
         <w:t xml:space="preserve">    } else {                                  // прямокутник: протилежні кути</w:t>
       </w:r>
-      <w:r>
-        <w:br/>
-      </w:r>
-      <w:r>
-        <w:rPr>
-          <w:rStyle w:val="VerbatimChar"/>
-        </w:rPr>
+    </w:p>
+    <w:p>
+      <w:pPr>
+        <w:pStyle w:val="SourceCode"/>
+        <w:spacing w:before="0" w:after="0" w:line="200" w:lineRule="auto"/>
+      </w:pPr>
+      <w:r>
         <w:t xml:space="preserve">        result += matrix[rowA][colB];</w:t>
       </w:r>
-      <w:r>
-        <w:br/>
-      </w:r>
-      <w:r>
-        <w:rPr>
-          <w:rStyle w:val="VerbatimChar"/>
-        </w:rPr>
+    </w:p>
+    <w:p>
+      <w:pPr>
+        <w:pStyle w:val="SourceCode"/>
+        <w:spacing w:before="0" w:after="0" w:line="200" w:lineRule="auto"/>
+      </w:pPr>
+      <w:r>
         <w:t xml:space="preserve">        result += matrix[rowB][colA];</w:t>
       </w:r>
-      <w:r>
-        <w:br/>
-      </w:r>
-      <w:r>
-        <w:rPr>
-          <w:rStyle w:val="VerbatimChar"/>
-        </w:rPr>
+    </w:p>
+    <w:p>
+      <w:pPr>
+        <w:pStyle w:val="SourceCode"/>
+        <w:spacing w:before="0" w:after="0" w:line="200" w:lineRule="auto"/>
+      </w:pPr>
+      <w:r>
         <w:t xml:space="preserve">    }</w:t>
       </w:r>
-      <w:r>
-        <w:br/>
-      </w:r>
-      <w:r>
-        <w:rPr>
-          <w:rStyle w:val="VerbatimChar"/>
-        </w:rPr>
+    </w:p>
+    <w:p>
+      <w:pPr>
+        <w:pStyle w:val="SourceCode"/>
+        <w:spacing w:before="0" w:after="0" w:line="200" w:lineRule="auto"/>
+      </w:pPr>
+      <w:r>
         <w:t xml:space="preserve">    return result;</w:t>
       </w:r>
-      <w:r>
-        <w:br/>
-      </w:r>
-      <w:r>
-        <w:rPr>
-          <w:rStyle w:val="VerbatimChar"/>
-        </w:rPr>
+    </w:p>
+    <w:p>
+      <w:pPr>
+        <w:pStyle w:val="SourceCode"/>
+        <w:spacing w:before="0" w:after="0" w:line="200" w:lineRule="auto"/>
+      </w:pPr>
+      <w:r>
         <w:t xml:space="preserve">}</w:t>
       </w:r>
-      <w:r>
-        <w:br/>
-      </w:r>
-      <w:r>
-        <w:br/>
-      </w:r>
-      <w:r>
-        <w:rPr>
-          <w:rStyle w:val="VerbatimChar"/>
-        </w:rPr>
+    </w:p>
+    <w:p>
+      <w:pPr>
+        <w:pStyle w:val="SourceCode"/>
+        <w:spacing w:before="0" w:after="0" w:line="200" w:lineRule="auto"/>
+      </w:pPr>
+    </w:p>
+    <w:p>
+      <w:pPr>
+        <w:pStyle w:val="SourceCode"/>
+        <w:spacing w:before="0" w:after="0" w:line="200" w:lineRule="auto"/>
+      </w:pPr>
+      <w:r>
         <w:t xml:space="preserve">std::string playfairEncrypt(const std::string&amp; plaintext, const std::string&amp; keyword) {</w:t>
       </w:r>
-      <w:r>
-        <w:br/>
-      </w:r>
-      <w:r>
-        <w:rPr>
-          <w:rStyle w:val="VerbatimChar"/>
-        </w:rPr>
+    </w:p>
+    <w:p>
+      <w:pPr>
+        <w:pStyle w:val="SourceCode"/>
+        <w:spacing w:before="0" w:after="0" w:line="200" w:lineRule="auto"/>
+      </w:pPr>
+      <w:r>
         <w:t xml:space="preserve">    Matrix matrix = createMatrix(keyword);</w:t>
       </w:r>
-      <w:r>
-        <w:br/>
-      </w:r>
-      <w:r>
-        <w:rPr>
-          <w:rStyle w:val="VerbatimChar"/>
-        </w:rPr>
+    </w:p>
+    <w:p>
+      <w:pPr>
+        <w:pStyle w:val="SourceCode"/>
+        <w:spacing w:before="0" w:after="0" w:line="200" w:lineRule="auto"/>
+      </w:pPr>
+      <w:r>
         <w:t xml:space="preserve">    std::string text = prepareText(plaintext);</w:t>
       </w:r>
-      <w:r>
-        <w:br/>
-      </w:r>
-      <w:r>
-        <w:rPr>
-          <w:rStyle w:val="VerbatimChar"/>
-        </w:rPr>
+    </w:p>
+    <w:p>
+      <w:pPr>
+        <w:pStyle w:val="SourceCode"/>
+        <w:spacing w:before="0" w:after="0" w:line="200" w:lineRule="auto"/>
+      </w:pPr>
+      <w:r>
         <w:t xml:space="preserve">    std::string ciphertext;</w:t>
       </w:r>
-      <w:r>
-        <w:br/>
-      </w:r>
-      <w:r>
-        <w:br/>
-      </w:r>
-      <w:r>
-        <w:rPr>
-          <w:rStyle w:val="VerbatimChar"/>
-        </w:rPr>
+    </w:p>
+    <w:p>
+      <w:pPr>
+        <w:pStyle w:val="SourceCode"/>
+        <w:spacing w:before="0" w:after="0" w:line="200" w:lineRule="auto"/>
+      </w:pPr>
+    </w:p>
+    <w:p>
+      <w:pPr>
+        <w:pStyle w:val="SourceCode"/>
+        <w:spacing w:before="0" w:after="0" w:line="200" w:lineRule="auto"/>
+      </w:pPr>
+      <w:r>
         <w:t xml:space="preserve">    for (size_t i = 0; i + 1 &lt; text.size(); i += 2) {</w:t>
       </w:r>
-      <w:r>
-        <w:br/>
-      </w:r>
-      <w:r>
-        <w:rPr>
-          <w:rStyle w:val="VerbatimChar"/>
-        </w:rPr>
+    </w:p>
+    <w:p>
+      <w:pPr>
+        <w:pStyle w:val="SourceCode"/>
+        <w:spacing w:before="0" w:after="0" w:line="200" w:lineRule="auto"/>
+      </w:pPr>
+      <w:r>
         <w:t xml:space="preserve">        ciphertext += processBigram(matrix, text[i], text[i + 1], +1);</w:t>
       </w:r>
-      <w:r>
-        <w:br/>
-      </w:r>
-      <w:r>
-        <w:rPr>
-          <w:rStyle w:val="VerbatimChar"/>
-        </w:rPr>
+    </w:p>
+    <w:p>
+      <w:pPr>
+        <w:pStyle w:val="SourceCode"/>
+        <w:spacing w:before="0" w:after="0" w:line="200" w:lineRule="auto"/>
+      </w:pPr>
+      <w:r>
         <w:t xml:space="preserve">    }</w:t>
       </w:r>
-      <w:r>
-        <w:br/>
-      </w:r>
-      <w:r>
-        <w:rPr>
-          <w:rStyle w:val="VerbatimChar"/>
-        </w:rPr>
+    </w:p>
+    <w:p>
+      <w:pPr>
+        <w:pStyle w:val="SourceCode"/>
+        <w:spacing w:before="0" w:after="0" w:line="200" w:lineRule="auto"/>
+      </w:pPr>
+      <w:r>
         <w:t xml:space="preserve">    return ciphertext;</w:t>
       </w:r>
-      <w:r>
-        <w:br/>
-      </w:r>
-      <w:r>
-        <w:rPr>
-          <w:rStyle w:val="VerbatimChar"/>
-        </w:rPr>
+    </w:p>
+    <w:p>
+      <w:pPr>
+        <w:pStyle w:val="SourceCode"/>
+        <w:spacing w:before="0" w:after="0" w:line="200" w:lineRule="auto"/>
+      </w:pPr>
+      <w:r>
         <w:t xml:space="preserve">}</w:t>
       </w:r>
-      <w:r>
-        <w:br/>
-      </w:r>
-      <w:r>
-        <w:br/>
-      </w:r>
-      <w:r>
-        <w:rPr>
-          <w:rStyle w:val="VerbatimChar"/>
-        </w:rPr>
+    </w:p>
+    <w:p>
+      <w:pPr>
+        <w:pStyle w:val="SourceCode"/>
+        <w:spacing w:before="0" w:after="0" w:line="200" w:lineRule="auto"/>
+      </w:pPr>
+    </w:p>
+    <w:p>
+      <w:pPr>
+        <w:pStyle w:val="SourceCode"/>
+        <w:spacing w:before="0" w:after="0" w:line="200" w:lineRule="auto"/>
+      </w:pPr>
+      <w:r>
         <w:t xml:space="preserve">std::string playfairDecrypt(const std::string&amp; ciphertext, const std::string&amp; keyword) {</w:t>
       </w:r>
-      <w:r>
-        <w:br/>
-      </w:r>
-      <w:r>
-        <w:rPr>
-          <w:rStyle w:val="VerbatimChar"/>
-        </w:rPr>
+    </w:p>
+    <w:p>
+      <w:pPr>
+        <w:pStyle w:val="SourceCode"/>
+        <w:spacing w:before="0" w:after="0" w:line="200" w:lineRule="auto"/>
+      </w:pPr>
+      <w:r>
         <w:t xml:space="preserve">    Matrix matrix = createMatrix(keyword);</w:t>
       </w:r>
-      <w:r>
-        <w:br/>
-      </w:r>
-      <w:r>
-        <w:rPr>
-          <w:rStyle w:val="VerbatimChar"/>
-        </w:rPr>
+    </w:p>
+    <w:p>
+      <w:pPr>
+        <w:pStyle w:val="SourceCode"/>
+        <w:spacing w:before="0" w:after="0" w:line="200" w:lineRule="auto"/>
+      </w:pPr>
+      <w:r>
         <w:t xml:space="preserve">    std::string plaintext;</w:t>
       </w:r>
-      <w:r>
-        <w:br/>
-      </w:r>
-      <w:r>
-        <w:br/>
-      </w:r>
-      <w:r>
-        <w:rPr>
-          <w:rStyle w:val="VerbatimChar"/>
-        </w:rPr>
+    </w:p>
+    <w:p>
+      <w:pPr>
+        <w:pStyle w:val="SourceCode"/>
+        <w:spacing w:before="0" w:after="0" w:line="200" w:lineRule="auto"/>
+      </w:pPr>
+    </w:p>
+    <w:p>
+      <w:pPr>
+        <w:pStyle w:val="SourceCode"/>
+        <w:spacing w:before="0" w:after="0" w:line="200" w:lineRule="auto"/>
+      </w:pPr>
+      <w:r>
         <w:t xml:space="preserve">    for (size_t i = 0; i + 1 &lt; ciphertext.size(); i += 2) {</w:t>
       </w:r>
-      <w:r>
-        <w:br/>
-      </w:r>
-      <w:r>
-        <w:rPr>
-          <w:rStyle w:val="VerbatimChar"/>
-        </w:rPr>
+    </w:p>
+    <w:p>
+      <w:pPr>
+        <w:pStyle w:val="SourceCode"/>
+        <w:spacing w:before="0" w:after="0" w:line="200" w:lineRule="auto"/>
+      </w:pPr>
+      <w:r>
         <w:t xml:space="preserve">        plaintext += processBigram(matrix, ciphertext[i], ciphertext[i + 1], -1);</w:t>
       </w:r>
-      <w:r>
-        <w:br/>
-      </w:r>
-      <w:r>
-        <w:rPr>
-          <w:rStyle w:val="VerbatimChar"/>
-        </w:rPr>
+    </w:p>
+    <w:p>
+      <w:pPr>
+        <w:pStyle w:val="SourceCode"/>
+        <w:spacing w:before="0" w:after="0" w:line="200" w:lineRule="auto"/>
+      </w:pPr>
+      <w:r>
         <w:t xml:space="preserve">    }</w:t>
       </w:r>
-      <w:r>
-        <w:br/>
-      </w:r>
-      <w:r>
-        <w:rPr>
-          <w:rStyle w:val="VerbatimChar"/>
-        </w:rPr>
+    </w:p>
+    <w:p>
+      <w:pPr>
+        <w:pStyle w:val="SourceCode"/>
+        <w:spacing w:before="0" w:after="0" w:line="200" w:lineRule="auto"/>
+      </w:pPr>
+      <w:r>
         <w:t xml:space="preserve">    return plaintext;</w:t>
       </w:r>
-      <w:r>
-        <w:br/>
-      </w:r>
-      <w:r>
-        <w:rPr>
-          <w:rStyle w:val="VerbatimChar"/>
-        </w:rPr>
+    </w:p>
+    <w:p>
+      <w:pPr>
+        <w:pStyle w:val="SourceCode"/>
+        <w:spacing w:before="0" w:after="0" w:line="200" w:lineRule="auto"/>
+      </w:pPr>
+      <w:r>
         <w:t xml:space="preserve">}</w:t>
       </w:r>
-      <w:r>
-        <w:br/>
-      </w:r>
-      <w:r>
-        <w:br/>
-      </w:r>
-      <w:r>
-        <w:rPr>
-          <w:rStyle w:val="VerbatimChar"/>
-        </w:rPr>
+    </w:p>
+    <w:p>
+      <w:pPr>
+        <w:pStyle w:val="SourceCode"/>
+        <w:spacing w:before="0" w:after="0" w:line="200" w:lineRule="auto"/>
+      </w:pPr>
+    </w:p>
+    <w:p>
+      <w:pPr>
+        <w:pStyle w:val="SourceCode"/>
+        <w:spacing w:before="0" w:after="0" w:line="200" w:lineRule="auto"/>
+      </w:pPr>
+      <w:r>
         <w:t xml:space="preserve">int main() {</w:t>
       </w:r>
-      <w:r>
-        <w:br/>
-      </w:r>
-      <w:r>
-        <w:rPr>
-          <w:rStyle w:val="VerbatimChar"/>
-        </w:rPr>
+    </w:p>
+    <w:p>
+      <w:pPr>
+        <w:pStyle w:val="SourceCode"/>
+        <w:spacing w:before="0" w:after="0" w:line="200" w:lineRule="auto"/>
+      </w:pPr>
+      <w:r>
         <w:t xml:space="preserve">    std::string keyword = "MONARCHY";</w:t>
       </w:r>
-      <w:r>
-        <w:br/>
-      </w:r>
-      <w:r>
-        <w:rPr>
-          <w:rStyle w:val="VerbatimChar"/>
-        </w:rPr>
+    </w:p>
+    <w:p>
+      <w:pPr>
+        <w:pStyle w:val="SourceCode"/>
+        <w:spacing w:before="0" w:after="0" w:line="200" w:lineRule="auto"/>
+      </w:pPr>
+      <w:r>
         <w:t xml:space="preserve">    std::string plaintext = "HELLO WORLD";</w:t>
       </w:r>
-      <w:r>
-        <w:br/>
-      </w:r>
-      <w:r>
-        <w:br/>
-      </w:r>
-      <w:r>
-        <w:rPr>
-          <w:rStyle w:val="VerbatimChar"/>
-        </w:rPr>
+    </w:p>
+    <w:p>
+      <w:pPr>
+        <w:pStyle w:val="SourceCode"/>
+        <w:spacing w:before="0" w:after="0" w:line="200" w:lineRule="auto"/>
+      </w:pPr>
+    </w:p>
+    <w:p>
+      <w:pPr>
+        <w:pStyle w:val="SourceCode"/>
+        <w:spacing w:before="0" w:after="0" w:line="200" w:lineRule="auto"/>
+      </w:pPr>
+      <w:r>
         <w:t xml:space="preserve">    std::cout &lt;&lt; "=== Шифр Плейфера ===\n";</w:t>
       </w:r>
-      <w:r>
-        <w:br/>
-      </w:r>
-      <w:r>
-        <w:rPr>
-          <w:rStyle w:val="VerbatimChar"/>
-        </w:rPr>
+    </w:p>
+    <w:p>
+      <w:pPr>
+        <w:pStyle w:val="SourceCode"/>
+        <w:spacing w:before="0" w:after="0" w:line="200" w:lineRule="auto"/>
+      </w:pPr>
+      <w:r>
         <w:t xml:space="preserve">    std::cout &lt;&lt; "Ключ:            " &lt;&lt; keyword &lt;&lt; "\n";</w:t>
       </w:r>
-      <w:r>
-        <w:br/>
-      </w:r>
-      <w:r>
-        <w:rPr>
-          <w:rStyle w:val="VerbatimChar"/>
-        </w:rPr>
+    </w:p>
+    <w:p>
+      <w:pPr>
+        <w:pStyle w:val="SourceCode"/>
+        <w:spacing w:before="0" w:after="0" w:line="200" w:lineRule="auto"/>
+      </w:pPr>
+      <w:r>
         <w:t xml:space="preserve">    std::cout &lt;&lt; "Відкритий текст: " &lt;&lt; plaintext &lt;&lt; "\n";</w:t>
       </w:r>
-      <w:r>
-        <w:br/>
-      </w:r>
-      <w:r>
-        <w:rPr>
-          <w:rStyle w:val="VerbatimChar"/>
-        </w:rPr>
+    </w:p>
+    <w:p>
+      <w:pPr>
+        <w:pStyle w:val="SourceCode"/>
+        <w:spacing w:before="0" w:after="0" w:line="200" w:lineRule="auto"/>
+      </w:pPr>
+      <w:r>
         <w:t xml:space="preserve">    std::cout &lt;&lt; "Підготовлений:   " &lt;&lt; prepareText(plaintext) &lt;&lt; "\n";</w:t>
       </w:r>
-      <w:r>
-        <w:br/>
-      </w:r>
-      <w:r>
-        <w:br/>
-      </w:r>
-      <w:r>
-        <w:rPr>
-          <w:rStyle w:val="VerbatimChar"/>
-        </w:rPr>
+    </w:p>
+    <w:p>
+      <w:pPr>
+        <w:pStyle w:val="SourceCode"/>
+        <w:spacing w:before="0" w:after="0" w:line="200" w:lineRule="auto"/>
+      </w:pPr>
+    </w:p>
+    <w:p>
+      <w:pPr>
+        <w:pStyle w:val="SourceCode"/>
+        <w:spacing w:before="0" w:after="0" w:line="200" w:lineRule="auto"/>
+      </w:pPr>
+      <w:r>
         <w:t xml:space="preserve">    std::string ciphertext = playfairEncrypt(plaintext, keyword);</w:t>
       </w:r>
-      <w:r>
-        <w:br/>
-      </w:r>
-      <w:r>
-        <w:rPr>
-          <w:rStyle w:val="VerbatimChar"/>
-        </w:rPr>
+    </w:p>
+    <w:p>
+      <w:pPr>
+        <w:pStyle w:val="SourceCode"/>
+        <w:spacing w:before="0" w:after="0" w:line="200" w:lineRule="auto"/>
+      </w:pPr>
+      <w:r>
         <w:t xml:space="preserve">    std::cout &lt;&lt; "Шифротекст:      " &lt;&lt; ciphertext &lt;&lt; "\n";</w:t>
       </w:r>
-      <w:r>
-        <w:br/>
-      </w:r>
-      <w:r>
-        <w:rPr>
-          <w:rStyle w:val="VerbatimChar"/>
-        </w:rPr>
+    </w:p>
+    <w:p>
+      <w:pPr>
+        <w:pStyle w:val="SourceCode"/>
+        <w:spacing w:before="0" w:after="0" w:line="200" w:lineRule="auto"/>
+      </w:pPr>
+      <w:r>
         <w:t xml:space="preserve">    std::cout &lt;&lt; "Розшифровано:    " &lt;&lt; playfairDecrypt(ciphertext, keyword) &lt;&lt; "\n";</w:t>
       </w:r>
-      <w:r>
-        <w:br/>
-      </w:r>
-      <w:r>
-        <w:br/>
-      </w:r>
-      <w:r>
-        <w:rPr>
-          <w:rStyle w:val="VerbatimChar"/>
-        </w:rPr>
+    </w:p>
+    <w:p>
+      <w:pPr>
+        <w:pStyle w:val="SourceCode"/>
+        <w:spacing w:before="0" w:after="0" w:line="200" w:lineRule="auto"/>
+      </w:pPr>
+    </w:p>
+    <w:p>
+      <w:pPr>
+        <w:pStyle w:val="SourceCode"/>
+        <w:spacing w:before="0" w:after="0" w:line="200" w:lineRule="auto"/>
+      </w:pPr>
+      <w:r>
         <w:t xml:space="preserve">    return 0;</w:t>
       </w:r>
-      <w:r>
-        <w:br/>
-      </w:r>
-      <w:r>
-        <w:rPr>
-          <w:rStyle w:val="VerbatimChar"/>
-        </w:rPr>
+    </w:p>
+    <w:p>
+      <w:pPr>
+        <w:pStyle w:val="SourceCode"/>
+        <w:spacing w:before="0" w:after="120" w:line="200" w:lineRule="auto"/>
+      </w:pPr>
+      <w:r>
         <w:t xml:space="preserve">}</w:t>
       </w:r>
     </w:p>
@@ -2319,56 +2399,54 @@
     <w:p>
       <w:pPr>
         <w:pStyle w:val="SourceCode"/>
-      </w:pPr>
-      <w:r>
-        <w:rPr>
-          <w:rStyle w:val="VerbatimChar"/>
-        </w:rPr>
+        <w:spacing w:before="120" w:after="0" w:line="200" w:lineRule="auto"/>
+      </w:pPr>
+      <w:r>
         <w:t xml:space="preserve">=== Шифр Плейфера ===</w:t>
       </w:r>
-      <w:r>
-        <w:br/>
-      </w:r>
-      <w:r>
-        <w:rPr>
-          <w:rStyle w:val="VerbatimChar"/>
-        </w:rPr>
+    </w:p>
+    <w:p>
+      <w:pPr>
+        <w:pStyle w:val="SourceCode"/>
+        <w:spacing w:before="0" w:after="0" w:line="200" w:lineRule="auto"/>
+      </w:pPr>
+      <w:r>
         <w:t xml:space="preserve">Ключ:            MONARCHY</w:t>
       </w:r>
-      <w:r>
-        <w:br/>
-      </w:r>
-      <w:r>
-        <w:rPr>
-          <w:rStyle w:val="VerbatimChar"/>
-        </w:rPr>
+    </w:p>
+    <w:p>
+      <w:pPr>
+        <w:pStyle w:val="SourceCode"/>
+        <w:spacing w:before="0" w:after="0" w:line="200" w:lineRule="auto"/>
+      </w:pPr>
+      <w:r>
         <w:t xml:space="preserve">Відкритий текст: HELLO WORLD</w:t>
       </w:r>
-      <w:r>
-        <w:br/>
-      </w:r>
-      <w:r>
-        <w:rPr>
-          <w:rStyle w:val="VerbatimChar"/>
-        </w:rPr>
+    </w:p>
+    <w:p>
+      <w:pPr>
+        <w:pStyle w:val="SourceCode"/>
+        <w:spacing w:before="0" w:after="0" w:line="200" w:lineRule="auto"/>
+      </w:pPr>
+      <w:r>
         <w:t xml:space="preserve">Підготовлений:   HELXLOWORLDX</w:t>
       </w:r>
-      <w:r>
-        <w:br/>
-      </w:r>
-      <w:r>
-        <w:rPr>
-          <w:rStyle w:val="VerbatimChar"/>
-        </w:rPr>
+    </w:p>
+    <w:p>
+      <w:pPr>
+        <w:pStyle w:val="SourceCode"/>
+        <w:spacing w:before="0" w:after="0" w:line="200" w:lineRule="auto"/>
+      </w:pPr>
+      <w:r>
         <w:t xml:space="preserve">Шифротекст:      CFSUPMVNMTBZ</w:t>
       </w:r>
-      <w:r>
-        <w:br/>
-      </w:r>
-      <w:r>
-        <w:rPr>
-          <w:rStyle w:val="VerbatimChar"/>
-        </w:rPr>
+    </w:p>
+    <w:p>
+      <w:pPr>
+        <w:pStyle w:val="SourceCode"/>
+        <w:spacing w:before="0" w:after="120" w:line="200" w:lineRule="auto"/>
+      </w:pPr>
+      <w:r>
         <w:t xml:space="preserve">Розшифровано:    HELXLOWORLDX</w:t>
       </w:r>
     </w:p>
@@ -2405,506 +2483,549 @@
     <w:p>
       <w:pPr>
         <w:pStyle w:val="SourceCode"/>
-      </w:pPr>
-      <w:r>
-        <w:rPr>
-          <w:rStyle w:val="VerbatimChar"/>
-        </w:rPr>
+        <w:spacing w:before="120" w:after="0" w:line="200" w:lineRule="auto"/>
+      </w:pPr>
+      <w:r>
         <w:t xml:space="preserve">#include &lt;iostream&gt;</w:t>
       </w:r>
-      <w:r>
-        <w:br/>
-      </w:r>
-      <w:r>
-        <w:rPr>
-          <w:rStyle w:val="VerbatimChar"/>
-        </w:rPr>
+    </w:p>
+    <w:p>
+      <w:pPr>
+        <w:pStyle w:val="SourceCode"/>
+        <w:spacing w:before="0" w:after="0" w:line="200" w:lineRule="auto"/>
+      </w:pPr>
+      <w:r>
         <w:t xml:space="preserve">#include &lt;string&gt;</w:t>
       </w:r>
-      <w:r>
-        <w:br/>
-      </w:r>
-      <w:r>
-        <w:rPr>
-          <w:rStyle w:val="VerbatimChar"/>
-        </w:rPr>
+    </w:p>
+    <w:p>
+      <w:pPr>
+        <w:pStyle w:val="SourceCode"/>
+        <w:spacing w:before="0" w:after="0" w:line="200" w:lineRule="auto"/>
+      </w:pPr>
+      <w:r>
         <w:t xml:space="preserve">#include &lt;vector&gt;</w:t>
       </w:r>
-      <w:r>
-        <w:br/>
-      </w:r>
-      <w:r>
-        <w:br/>
-      </w:r>
-      <w:r>
-        <w:rPr>
-          <w:rStyle w:val="VerbatimChar"/>
-        </w:rPr>
+    </w:p>
+    <w:p>
+      <w:pPr>
+        <w:pStyle w:val="SourceCode"/>
+        <w:spacing w:before="0" w:after="0" w:line="200" w:lineRule="auto"/>
+      </w:pPr>
+    </w:p>
+    <w:p>
+      <w:pPr>
+        <w:pStyle w:val="SourceCode"/>
+        <w:spacing w:before="0" w:after="0" w:line="200" w:lineRule="auto"/>
+      </w:pPr>
+      <w:r>
         <w:t xml:space="preserve">using Matrix = std::vector&lt;std::string&gt;;</w:t>
       </w:r>
-      <w:r>
-        <w:br/>
-      </w:r>
-      <w:r>
-        <w:br/>
-      </w:r>
-      <w:r>
-        <w:rPr>
-          <w:rStyle w:val="VerbatimChar"/>
-        </w:rPr>
+    </w:p>
+    <w:p>
+      <w:pPr>
+        <w:pStyle w:val="SourceCode"/>
+        <w:spacing w:before="0" w:after="0" w:line="200" w:lineRule="auto"/>
+      </w:pPr>
+    </w:p>
+    <w:p>
+      <w:pPr>
+        <w:pStyle w:val="SourceCode"/>
+        <w:spacing w:before="0" w:after="0" w:line="200" w:lineRule="auto"/>
+      </w:pPr>
+      <w:r>
         <w:t xml:space="preserve">Matrix createMatrix(const std::string&amp; keyword);                  // з кроку 1</w:t>
       </w:r>
-      <w:r>
-        <w:br/>
-      </w:r>
-      <w:r>
-        <w:rPr>
-          <w:rStyle w:val="VerbatimChar"/>
-        </w:rPr>
+    </w:p>
+    <w:p>
+      <w:pPr>
+        <w:pStyle w:val="SourceCode"/>
+        <w:spacing w:before="0" w:after="0" w:line="200" w:lineRule="auto"/>
+      </w:pPr>
+      <w:r>
         <w:t xml:space="preserve">bool findPosition(const Matrix&amp; m, char c, int&amp; row, int&amp; col);   // з кроку 1</w:t>
       </w:r>
-      <w:r>
-        <w:br/>
-      </w:r>
-      <w:r>
-        <w:rPr>
-          <w:rStyle w:val="VerbatimChar"/>
-        </w:rPr>
+    </w:p>
+    <w:p>
+      <w:pPr>
+        <w:pStyle w:val="SourceCode"/>
+        <w:spacing w:before="0" w:after="0" w:line="200" w:lineRule="auto"/>
+      </w:pPr>
+      <w:r>
         <w:t xml:space="preserve">void printMatrix(const Matrix&amp; m, const std::string&amp; title);      // з кроку 1</w:t>
       </w:r>
-      <w:r>
-        <w:br/>
-      </w:r>
-      <w:r>
-        <w:rPr>
-          <w:rStyle w:val="VerbatimChar"/>
-        </w:rPr>
+    </w:p>
+    <w:p>
+      <w:pPr>
+        <w:pStyle w:val="SourceCode"/>
+        <w:spacing w:before="0" w:after="0" w:line="200" w:lineRule="auto"/>
+      </w:pPr>
+      <w:r>
         <w:t xml:space="preserve">std::string prepareText(const std::string&amp; plaintext);            // з кроку 2</w:t>
       </w:r>
-      <w:r>
-        <w:br/>
-      </w:r>
-      <w:r>
-        <w:br/>
-      </w:r>
-      <w:r>
-        <w:rPr>
-          <w:rStyle w:val="VerbatimChar"/>
-        </w:rPr>
+    </w:p>
+    <w:p>
+      <w:pPr>
+        <w:pStyle w:val="SourceCode"/>
+        <w:spacing w:before="0" w:after="0" w:line="200" w:lineRule="auto"/>
+      </w:pPr>
+    </w:p>
+    <w:p>
+      <w:pPr>
+        <w:pStyle w:val="SourceCode"/>
+        <w:spacing w:before="0" w:after="0" w:line="200" w:lineRule="auto"/>
+      </w:pPr>
+      <w:r>
         <w:t xml:space="preserve">// Подвійний квадрат: перша літера біграми шукається в першому квадраті,</w:t>
       </w:r>
-      <w:r>
-        <w:br/>
-      </w:r>
-      <w:r>
-        <w:rPr>
-          <w:rStyle w:val="VerbatimChar"/>
-        </w:rPr>
+    </w:p>
+    <w:p>
+      <w:pPr>
+        <w:pStyle w:val="SourceCode"/>
+        <w:spacing w:before="0" w:after="0" w:line="200" w:lineRule="auto"/>
+      </w:pPr>
+      <w:r>
         <w:t xml:space="preserve">// друга — у другому; результат беруть із протилежних кутів прямокутника</w:t>
       </w:r>
-      <w:r>
-        <w:br/>
-      </w:r>
-      <w:r>
-        <w:rPr>
-          <w:rStyle w:val="VerbatimChar"/>
-        </w:rPr>
+    </w:p>
+    <w:p>
+      <w:pPr>
+        <w:pStyle w:val="SourceCode"/>
+        <w:spacing w:before="0" w:after="0" w:line="200" w:lineRule="auto"/>
+      </w:pPr>
+      <w:r>
         <w:t xml:space="preserve">std::string twoSquareProcess(const std::string&amp; text,</w:t>
       </w:r>
-      <w:r>
-        <w:br/>
-      </w:r>
-      <w:r>
-        <w:rPr>
-          <w:rStyle w:val="VerbatimChar"/>
-        </w:rPr>
+    </w:p>
+    <w:p>
+      <w:pPr>
+        <w:pStyle w:val="SourceCode"/>
+        <w:spacing w:before="0" w:after="0" w:line="200" w:lineRule="auto"/>
+      </w:pPr>
+      <w:r>
         <w:t xml:space="preserve">                             const std::string&amp; keyword1,</w:t>
       </w:r>
-      <w:r>
-        <w:br/>
-      </w:r>
-      <w:r>
-        <w:rPr>
-          <w:rStyle w:val="VerbatimChar"/>
-        </w:rPr>
+    </w:p>
+    <w:p>
+      <w:pPr>
+        <w:pStyle w:val="SourceCode"/>
+        <w:spacing w:before="0" w:after="0" w:line="200" w:lineRule="auto"/>
+      </w:pPr>
+      <w:r>
         <w:t xml:space="preserve">                             const std::string&amp; keyword2) {</w:t>
       </w:r>
-      <w:r>
-        <w:br/>
-      </w:r>
-      <w:r>
-        <w:rPr>
-          <w:rStyle w:val="VerbatimChar"/>
-        </w:rPr>
+    </w:p>
+    <w:p>
+      <w:pPr>
+        <w:pStyle w:val="SourceCode"/>
+        <w:spacing w:before="0" w:after="0" w:line="200" w:lineRule="auto"/>
+      </w:pPr>
+      <w:r>
         <w:t xml:space="preserve">    Matrix first = createMatrix(keyword1);</w:t>
       </w:r>
-      <w:r>
-        <w:br/>
-      </w:r>
-      <w:r>
-        <w:rPr>
-          <w:rStyle w:val="VerbatimChar"/>
-        </w:rPr>
+    </w:p>
+    <w:p>
+      <w:pPr>
+        <w:pStyle w:val="SourceCode"/>
+        <w:spacing w:before="0" w:after="0" w:line="200" w:lineRule="auto"/>
+      </w:pPr>
+      <w:r>
         <w:t xml:space="preserve">    Matrix second = createMatrix(keyword2);</w:t>
       </w:r>
-      <w:r>
-        <w:br/>
-      </w:r>
-      <w:r>
-        <w:rPr>
-          <w:rStyle w:val="VerbatimChar"/>
-        </w:rPr>
+    </w:p>
+    <w:p>
+      <w:pPr>
+        <w:pStyle w:val="SourceCode"/>
+        <w:spacing w:before="0" w:after="0" w:line="200" w:lineRule="auto"/>
+      </w:pPr>
+      <w:r>
         <w:t xml:space="preserve">    std::string result;</w:t>
       </w:r>
-      <w:r>
-        <w:br/>
-      </w:r>
-      <w:r>
-        <w:br/>
-      </w:r>
-      <w:r>
-        <w:rPr>
-          <w:rStyle w:val="VerbatimChar"/>
-        </w:rPr>
+    </w:p>
+    <w:p>
+      <w:pPr>
+        <w:pStyle w:val="SourceCode"/>
+        <w:spacing w:before="0" w:after="0" w:line="200" w:lineRule="auto"/>
+      </w:pPr>
+    </w:p>
+    <w:p>
+      <w:pPr>
+        <w:pStyle w:val="SourceCode"/>
+        <w:spacing w:before="0" w:after="0" w:line="200" w:lineRule="auto"/>
+      </w:pPr>
+      <w:r>
         <w:t xml:space="preserve">    for (size_t i = 0; i + 1 &lt; text.size(); i += 2) {</w:t>
       </w:r>
-      <w:r>
-        <w:br/>
-      </w:r>
-      <w:r>
-        <w:rPr>
-          <w:rStyle w:val="VerbatimChar"/>
-        </w:rPr>
+    </w:p>
+    <w:p>
+      <w:pPr>
+        <w:pStyle w:val="SourceCode"/>
+        <w:spacing w:before="0" w:after="0" w:line="200" w:lineRule="auto"/>
+      </w:pPr>
+      <w:r>
         <w:t xml:space="preserve">        int row1, col1, row2, col2;</w:t>
       </w:r>
-      <w:r>
-        <w:br/>
-      </w:r>
-      <w:r>
-        <w:rPr>
-          <w:rStyle w:val="VerbatimChar"/>
-        </w:rPr>
+    </w:p>
+    <w:p>
+      <w:pPr>
+        <w:pStyle w:val="SourceCode"/>
+        <w:spacing w:before="0" w:after="0" w:line="200" w:lineRule="auto"/>
+      </w:pPr>
+      <w:r>
         <w:t xml:space="preserve">        findPosition(first, text[i], row1, col1);</w:t>
       </w:r>
-      <w:r>
-        <w:br/>
-      </w:r>
-      <w:r>
-        <w:rPr>
-          <w:rStyle w:val="VerbatimChar"/>
-        </w:rPr>
+    </w:p>
+    <w:p>
+      <w:pPr>
+        <w:pStyle w:val="SourceCode"/>
+        <w:spacing w:before="0" w:after="0" w:line="200" w:lineRule="auto"/>
+      </w:pPr>
+      <w:r>
         <w:t xml:space="preserve">        findPosition(second, text[i + 1], row2, col2);</w:t>
       </w:r>
-      <w:r>
-        <w:br/>
-      </w:r>
-      <w:r>
-        <w:br/>
-      </w:r>
-      <w:r>
-        <w:rPr>
-          <w:rStyle w:val="VerbatimChar"/>
-        </w:rPr>
+    </w:p>
+    <w:p>
+      <w:pPr>
+        <w:pStyle w:val="SourceCode"/>
+        <w:spacing w:before="0" w:after="0" w:line="200" w:lineRule="auto"/>
+      </w:pPr>
+    </w:p>
+    <w:p>
+      <w:pPr>
+        <w:pStyle w:val="SourceCode"/>
+        <w:spacing w:before="0" w:after="0" w:line="200" w:lineRule="auto"/>
+      </w:pPr>
+      <w:r>
         <w:t xml:space="preserve">        result += first[row1][col2];</w:t>
       </w:r>
-      <w:r>
-        <w:br/>
-      </w:r>
-      <w:r>
-        <w:rPr>
-          <w:rStyle w:val="VerbatimChar"/>
-        </w:rPr>
+    </w:p>
+    <w:p>
+      <w:pPr>
+        <w:pStyle w:val="SourceCode"/>
+        <w:spacing w:before="0" w:after="0" w:line="200" w:lineRule="auto"/>
+      </w:pPr>
+      <w:r>
         <w:t xml:space="preserve">        result += second[row2][col1];</w:t>
       </w:r>
-      <w:r>
-        <w:br/>
-      </w:r>
-      <w:r>
-        <w:rPr>
-          <w:rStyle w:val="VerbatimChar"/>
-        </w:rPr>
+    </w:p>
+    <w:p>
+      <w:pPr>
+        <w:pStyle w:val="SourceCode"/>
+        <w:spacing w:before="0" w:after="0" w:line="200" w:lineRule="auto"/>
+      </w:pPr>
+      <w:r>
         <w:t xml:space="preserve">    }</w:t>
       </w:r>
-      <w:r>
-        <w:br/>
-      </w:r>
-      <w:r>
-        <w:rPr>
-          <w:rStyle w:val="VerbatimChar"/>
-        </w:rPr>
+    </w:p>
+    <w:p>
+      <w:pPr>
+        <w:pStyle w:val="SourceCode"/>
+        <w:spacing w:before="0" w:after="0" w:line="200" w:lineRule="auto"/>
+      </w:pPr>
+      <w:r>
         <w:t xml:space="preserve">    return result;</w:t>
       </w:r>
-      <w:r>
-        <w:br/>
-      </w:r>
-      <w:r>
-        <w:rPr>
-          <w:rStyle w:val="VerbatimChar"/>
-        </w:rPr>
+    </w:p>
+    <w:p>
+      <w:pPr>
+        <w:pStyle w:val="SourceCode"/>
+        <w:spacing w:before="0" w:after="0" w:line="200" w:lineRule="auto"/>
+      </w:pPr>
+      <w:r>
         <w:t xml:space="preserve">}</w:t>
       </w:r>
-      <w:r>
-        <w:br/>
-      </w:r>
-      <w:r>
-        <w:br/>
-      </w:r>
-      <w:r>
-        <w:rPr>
-          <w:rStyle w:val="VerbatimChar"/>
-        </w:rPr>
+    </w:p>
+    <w:p>
+      <w:pPr>
+        <w:pStyle w:val="SourceCode"/>
+        <w:spacing w:before="0" w:after="0" w:line="200" w:lineRule="auto"/>
+      </w:pPr>
+    </w:p>
+    <w:p>
+      <w:pPr>
+        <w:pStyle w:val="SourceCode"/>
+        <w:spacing w:before="0" w:after="0" w:line="200" w:lineRule="auto"/>
+      </w:pPr>
+      <w:r>
         <w:t xml:space="preserve">std::string twoSquareEncrypt(const std::string&amp; plaintext,</w:t>
       </w:r>
-      <w:r>
-        <w:br/>
-      </w:r>
-      <w:r>
-        <w:rPr>
-          <w:rStyle w:val="VerbatimChar"/>
-        </w:rPr>
+    </w:p>
+    <w:p>
+      <w:pPr>
+        <w:pStyle w:val="SourceCode"/>
+        <w:spacing w:before="0" w:after="0" w:line="200" w:lineRule="auto"/>
+      </w:pPr>
+      <w:r>
         <w:t xml:space="preserve">                             const std::string&amp; keyword1,</w:t>
       </w:r>
-      <w:r>
-        <w:br/>
-      </w:r>
-      <w:r>
-        <w:rPr>
-          <w:rStyle w:val="VerbatimChar"/>
-        </w:rPr>
+    </w:p>
+    <w:p>
+      <w:pPr>
+        <w:pStyle w:val="SourceCode"/>
+        <w:spacing w:before="0" w:after="0" w:line="200" w:lineRule="auto"/>
+      </w:pPr>
+      <w:r>
         <w:t xml:space="preserve">                             const std::string&amp; keyword2) {</w:t>
       </w:r>
-      <w:r>
-        <w:br/>
-      </w:r>
-      <w:r>
-        <w:rPr>
-          <w:rStyle w:val="VerbatimChar"/>
-        </w:rPr>
+    </w:p>
+    <w:p>
+      <w:pPr>
+        <w:pStyle w:val="SourceCode"/>
+        <w:spacing w:before="0" w:after="0" w:line="200" w:lineRule="auto"/>
+      </w:pPr>
+      <w:r>
         <w:t xml:space="preserve">    return twoSquareProcess(prepareText(plaintext), keyword1, keyword2);</w:t>
       </w:r>
-      <w:r>
-        <w:br/>
-      </w:r>
-      <w:r>
-        <w:rPr>
-          <w:rStyle w:val="VerbatimChar"/>
-        </w:rPr>
+    </w:p>
+    <w:p>
+      <w:pPr>
+        <w:pStyle w:val="SourceCode"/>
+        <w:spacing w:before="0" w:after="0" w:line="200" w:lineRule="auto"/>
+      </w:pPr>
+      <w:r>
         <w:t xml:space="preserve">}</w:t>
       </w:r>
-      <w:r>
-        <w:br/>
-      </w:r>
-      <w:r>
-        <w:br/>
-      </w:r>
-      <w:r>
-        <w:rPr>
-          <w:rStyle w:val="VerbatimChar"/>
-        </w:rPr>
+    </w:p>
+    <w:p>
+      <w:pPr>
+        <w:pStyle w:val="SourceCode"/>
+        <w:spacing w:before="0" w:after="0" w:line="200" w:lineRule="auto"/>
+      </w:pPr>
+    </w:p>
+    <w:p>
+      <w:pPr>
+        <w:pStyle w:val="SourceCode"/>
+        <w:spacing w:before="0" w:after="0" w:line="200" w:lineRule="auto"/>
+      </w:pPr>
+      <w:r>
         <w:t xml:space="preserve">// Операція симетрична: повторне застосування повертає відкритий текст</w:t>
       </w:r>
-      <w:r>
-        <w:br/>
-      </w:r>
-      <w:r>
-        <w:rPr>
-          <w:rStyle w:val="VerbatimChar"/>
-        </w:rPr>
+    </w:p>
+    <w:p>
+      <w:pPr>
+        <w:pStyle w:val="SourceCode"/>
+        <w:spacing w:before="0" w:after="0" w:line="200" w:lineRule="auto"/>
+      </w:pPr>
+      <w:r>
         <w:t xml:space="preserve">std::string twoSquareDecrypt(const std::string&amp; ciphertext,</w:t>
       </w:r>
-      <w:r>
-        <w:br/>
-      </w:r>
-      <w:r>
-        <w:rPr>
-          <w:rStyle w:val="VerbatimChar"/>
-        </w:rPr>
+    </w:p>
+    <w:p>
+      <w:pPr>
+        <w:pStyle w:val="SourceCode"/>
+        <w:spacing w:before="0" w:after="0" w:line="200" w:lineRule="auto"/>
+      </w:pPr>
+      <w:r>
         <w:t xml:space="preserve">                             const std::string&amp; keyword1,</w:t>
       </w:r>
-      <w:r>
-        <w:br/>
-      </w:r>
-      <w:r>
-        <w:rPr>
-          <w:rStyle w:val="VerbatimChar"/>
-        </w:rPr>
+    </w:p>
+    <w:p>
+      <w:pPr>
+        <w:pStyle w:val="SourceCode"/>
+        <w:spacing w:before="0" w:after="0" w:line="200" w:lineRule="auto"/>
+      </w:pPr>
+      <w:r>
         <w:t xml:space="preserve">                             const std::string&amp; keyword2) {</w:t>
       </w:r>
-      <w:r>
-        <w:br/>
-      </w:r>
-      <w:r>
-        <w:rPr>
-          <w:rStyle w:val="VerbatimChar"/>
-        </w:rPr>
+    </w:p>
+    <w:p>
+      <w:pPr>
+        <w:pStyle w:val="SourceCode"/>
+        <w:spacing w:before="0" w:after="0" w:line="200" w:lineRule="auto"/>
+      </w:pPr>
+      <w:r>
         <w:t xml:space="preserve">    return twoSquareProcess(ciphertext, keyword1, keyword2);</w:t>
       </w:r>
-      <w:r>
-        <w:br/>
-      </w:r>
-      <w:r>
-        <w:rPr>
-          <w:rStyle w:val="VerbatimChar"/>
-        </w:rPr>
+    </w:p>
+    <w:p>
+      <w:pPr>
+        <w:pStyle w:val="SourceCode"/>
+        <w:spacing w:before="0" w:after="0" w:line="200" w:lineRule="auto"/>
+      </w:pPr>
+      <w:r>
         <w:t xml:space="preserve">}</w:t>
       </w:r>
-      <w:r>
-        <w:br/>
-      </w:r>
-      <w:r>
-        <w:br/>
-      </w:r>
-      <w:r>
-        <w:rPr>
-          <w:rStyle w:val="VerbatimChar"/>
-        </w:rPr>
+    </w:p>
+    <w:p>
+      <w:pPr>
+        <w:pStyle w:val="SourceCode"/>
+        <w:spacing w:before="0" w:after="0" w:line="200" w:lineRule="auto"/>
+      </w:pPr>
+    </w:p>
+    <w:p>
+      <w:pPr>
+        <w:pStyle w:val="SourceCode"/>
+        <w:spacing w:before="0" w:after="0" w:line="200" w:lineRule="auto"/>
+      </w:pPr>
+      <w:r>
         <w:t xml:space="preserve">int main() {</w:t>
       </w:r>
-      <w:r>
-        <w:br/>
-      </w:r>
-      <w:r>
-        <w:rPr>
-          <w:rStyle w:val="VerbatimChar"/>
-        </w:rPr>
+    </w:p>
+    <w:p>
+      <w:pPr>
+        <w:pStyle w:val="SourceCode"/>
+        <w:spacing w:before="0" w:after="0" w:line="200" w:lineRule="auto"/>
+      </w:pPr>
+      <w:r>
         <w:t xml:space="preserve">    std::string keyword1 = "EXAMPLE";</w:t>
       </w:r>
-      <w:r>
-        <w:br/>
-      </w:r>
-      <w:r>
-        <w:rPr>
-          <w:rStyle w:val="VerbatimChar"/>
-        </w:rPr>
+    </w:p>
+    <w:p>
+      <w:pPr>
+        <w:pStyle w:val="SourceCode"/>
+        <w:spacing w:before="0" w:after="0" w:line="200" w:lineRule="auto"/>
+      </w:pPr>
+      <w:r>
         <w:t xml:space="preserve">    std::string keyword2 = "KEYWORD";</w:t>
       </w:r>
-      <w:r>
-        <w:br/>
-      </w:r>
-      <w:r>
-        <w:rPr>
-          <w:rStyle w:val="VerbatimChar"/>
-        </w:rPr>
+    </w:p>
+    <w:p>
+      <w:pPr>
+        <w:pStyle w:val="SourceCode"/>
+        <w:spacing w:before="0" w:after="0" w:line="200" w:lineRule="auto"/>
+      </w:pPr>
+      <w:r>
         <w:t xml:space="preserve">    std::string plaintext = "HELLO WORLD";</w:t>
       </w:r>
-      <w:r>
-        <w:br/>
-      </w:r>
-      <w:r>
-        <w:br/>
-      </w:r>
-      <w:r>
-        <w:rPr>
-          <w:rStyle w:val="VerbatimChar"/>
-        </w:rPr>
+    </w:p>
+    <w:p>
+      <w:pPr>
+        <w:pStyle w:val="SourceCode"/>
+        <w:spacing w:before="0" w:after="0" w:line="200" w:lineRule="auto"/>
+      </w:pPr>
+    </w:p>
+    <w:p>
+      <w:pPr>
+        <w:pStyle w:val="SourceCode"/>
+        <w:spacing w:before="0" w:after="0" w:line="200" w:lineRule="auto"/>
+      </w:pPr>
+      <w:r>
         <w:t xml:space="preserve">    std::cout &lt;&lt; "=== Подвійний квадрат Уітстона ===\n";</w:t>
       </w:r>
-      <w:r>
-        <w:br/>
-      </w:r>
-      <w:r>
-        <w:rPr>
-          <w:rStyle w:val="VerbatimChar"/>
-        </w:rPr>
+    </w:p>
+    <w:p>
+      <w:pPr>
+        <w:pStyle w:val="SourceCode"/>
+        <w:spacing w:before="0" w:after="0" w:line="200" w:lineRule="auto"/>
+      </w:pPr>
+      <w:r>
         <w:t xml:space="preserve">    std::cout &lt;&lt; "Ключ 1:          " &lt;&lt; keyword1 &lt;&lt; "\n";</w:t>
       </w:r>
-      <w:r>
-        <w:br/>
-      </w:r>
-      <w:r>
-        <w:rPr>
-          <w:rStyle w:val="VerbatimChar"/>
-        </w:rPr>
+    </w:p>
+    <w:p>
+      <w:pPr>
+        <w:pStyle w:val="SourceCode"/>
+        <w:spacing w:before="0" w:after="0" w:line="200" w:lineRule="auto"/>
+      </w:pPr>
+      <w:r>
         <w:t xml:space="preserve">    std::cout &lt;&lt; "Ключ 2:          " &lt;&lt; keyword2 &lt;&lt; "\n";</w:t>
       </w:r>
-      <w:r>
-        <w:br/>
-      </w:r>
-      <w:r>
-        <w:rPr>
-          <w:rStyle w:val="VerbatimChar"/>
-        </w:rPr>
+    </w:p>
+    <w:p>
+      <w:pPr>
+        <w:pStyle w:val="SourceCode"/>
+        <w:spacing w:before="0" w:after="0" w:line="200" w:lineRule="auto"/>
+      </w:pPr>
+      <w:r>
         <w:t xml:space="preserve">    std::cout &lt;&lt; "Відкритий текст: " &lt;&lt; plaintext &lt;&lt; "\n\n";</w:t>
       </w:r>
-      <w:r>
-        <w:br/>
-      </w:r>
-      <w:r>
-        <w:br/>
-      </w:r>
-      <w:r>
-        <w:rPr>
-          <w:rStyle w:val="VerbatimChar"/>
-        </w:rPr>
+    </w:p>
+    <w:p>
+      <w:pPr>
+        <w:pStyle w:val="SourceCode"/>
+        <w:spacing w:before="0" w:after="0" w:line="200" w:lineRule="auto"/>
+      </w:pPr>
+    </w:p>
+    <w:p>
+      <w:pPr>
+        <w:pStyle w:val="SourceCode"/>
+        <w:spacing w:before="0" w:after="0" w:line="200" w:lineRule="auto"/>
+      </w:pPr>
+      <w:r>
         <w:t xml:space="preserve">    printMatrix(createMatrix(keyword1), "Квадрат 1:");</w:t>
       </w:r>
-      <w:r>
-        <w:br/>
-      </w:r>
-      <w:r>
-        <w:rPr>
-          <w:rStyle w:val="VerbatimChar"/>
-        </w:rPr>
+    </w:p>
+    <w:p>
+      <w:pPr>
+        <w:pStyle w:val="SourceCode"/>
+        <w:spacing w:before="0" w:after="0" w:line="200" w:lineRule="auto"/>
+      </w:pPr>
+      <w:r>
         <w:t xml:space="preserve">    std::cout &lt;&lt; "\n";</w:t>
       </w:r>
-      <w:r>
-        <w:br/>
-      </w:r>
-      <w:r>
-        <w:rPr>
-          <w:rStyle w:val="VerbatimChar"/>
-        </w:rPr>
+    </w:p>
+    <w:p>
+      <w:pPr>
+        <w:pStyle w:val="SourceCode"/>
+        <w:spacing w:before="0" w:after="0" w:line="200" w:lineRule="auto"/>
+      </w:pPr>
+      <w:r>
         <w:t xml:space="preserve">    printMatrix(createMatrix(keyword2), "Квадрат 2:");</w:t>
       </w:r>
-      <w:r>
-        <w:br/>
-      </w:r>
-      <w:r>
-        <w:br/>
-      </w:r>
-      <w:r>
-        <w:rPr>
-          <w:rStyle w:val="VerbatimChar"/>
-        </w:rPr>
+    </w:p>
+    <w:p>
+      <w:pPr>
+        <w:pStyle w:val="SourceCode"/>
+        <w:spacing w:before="0" w:after="0" w:line="200" w:lineRule="auto"/>
+      </w:pPr>
+    </w:p>
+    <w:p>
+      <w:pPr>
+        <w:pStyle w:val="SourceCode"/>
+        <w:spacing w:before="0" w:after="0" w:line="200" w:lineRule="auto"/>
+      </w:pPr>
+      <w:r>
         <w:t xml:space="preserve">    std::string ciphertext = twoSquareEncrypt(plaintext, keyword1, keyword2);</w:t>
       </w:r>
-      <w:r>
-        <w:br/>
-      </w:r>
-      <w:r>
-        <w:rPr>
-          <w:rStyle w:val="VerbatimChar"/>
-        </w:rPr>
+    </w:p>
+    <w:p>
+      <w:pPr>
+        <w:pStyle w:val="SourceCode"/>
+        <w:spacing w:before="0" w:after="0" w:line="200" w:lineRule="auto"/>
+      </w:pPr>
+      <w:r>
         <w:t xml:space="preserve">    std::cout &lt;&lt; "\nШифротекст:      " &lt;&lt; ciphertext &lt;&lt; "\n";</w:t>
       </w:r>
-      <w:r>
-        <w:br/>
-      </w:r>
-      <w:r>
-        <w:rPr>
-          <w:rStyle w:val="VerbatimChar"/>
-        </w:rPr>
-        <w:t xml:space="preserve">    std::cout &lt;&lt; "Розшифровано:    " &lt;&lt; twoSquareDecrypt(ciphertext, keyword1, keyword2) &lt;&lt; "\n";</w:t>
-      </w:r>
-      <w:r>
-        <w:br/>
-      </w:r>
-      <w:r>
-        <w:br/>
-      </w:r>
-      <w:r>
-        <w:rPr>
-          <w:rStyle w:val="VerbatimChar"/>
-        </w:rPr>
+    </w:p>
+    <w:p>
+      <w:pPr>
+        <w:pStyle w:val="SourceCode"/>
+        <w:spacing w:before="0" w:after="0" w:line="200" w:lineRule="auto"/>
+      </w:pPr>
+      <w:r>
+        <w:t xml:space="preserve">    std::cout &lt;&lt; "Розшифровано:    "</w:t>
+      </w:r>
+    </w:p>
+    <w:p>
+      <w:pPr>
+        <w:pStyle w:val="SourceCode"/>
+        <w:spacing w:before="0" w:after="0" w:line="200" w:lineRule="auto"/>
+      </w:pPr>
+      <w:r>
+        <w:t xml:space="preserve">              &lt;&lt; twoSquareDecrypt(ciphertext, keyword1, keyword2) &lt;&lt; "\n";</w:t>
+      </w:r>
+    </w:p>
+    <w:p>
+      <w:pPr>
+        <w:pStyle w:val="SourceCode"/>
+        <w:spacing w:before="0" w:after="0" w:line="200" w:lineRule="auto"/>
+      </w:pPr>
+    </w:p>
+    <w:p>
+      <w:pPr>
+        <w:pStyle w:val="SourceCode"/>
+        <w:spacing w:before="0" w:after="0" w:line="200" w:lineRule="auto"/>
+      </w:pPr>
+      <w:r>
         <w:t xml:space="preserve">    return 0;</w:t>
       </w:r>
-      <w:r>
-        <w:br/>
-      </w:r>
-      <w:r>
-        <w:rPr>
-          <w:rStyle w:val="VerbatimChar"/>
-        </w:rPr>
+    </w:p>
+    <w:p>
+      <w:pPr>
+        <w:pStyle w:val="SourceCode"/>
+        <w:spacing w:before="0" w:after="120" w:line="200" w:lineRule="auto"/>
+      </w:pPr>
+      <w:r>
         <w:t xml:space="preserve">}</w:t>
       </w:r>
     </w:p>
@@ -2919,173 +3040,180 @@
     <w:p>
       <w:pPr>
         <w:pStyle w:val="SourceCode"/>
-      </w:pPr>
-      <w:r>
-        <w:rPr>
-          <w:rStyle w:val="VerbatimChar"/>
-        </w:rPr>
+        <w:spacing w:before="120" w:after="0" w:line="200" w:lineRule="auto"/>
+      </w:pPr>
+      <w:r>
         <w:t xml:space="preserve">=== Подвійний квадрат Уітстона ===</w:t>
       </w:r>
-      <w:r>
-        <w:br/>
-      </w:r>
-      <w:r>
-        <w:rPr>
-          <w:rStyle w:val="VerbatimChar"/>
-        </w:rPr>
+    </w:p>
+    <w:p>
+      <w:pPr>
+        <w:pStyle w:val="SourceCode"/>
+        <w:spacing w:before="0" w:after="0" w:line="200" w:lineRule="auto"/>
+      </w:pPr>
+      <w:r>
         <w:t xml:space="preserve">Ключ 1:          EXAMPLE</w:t>
       </w:r>
-      <w:r>
-        <w:br/>
-      </w:r>
-      <w:r>
-        <w:rPr>
-          <w:rStyle w:val="VerbatimChar"/>
-        </w:rPr>
+    </w:p>
+    <w:p>
+      <w:pPr>
+        <w:pStyle w:val="SourceCode"/>
+        <w:spacing w:before="0" w:after="0" w:line="200" w:lineRule="auto"/>
+      </w:pPr>
+      <w:r>
         <w:t xml:space="preserve">Ключ 2:          KEYWORD</w:t>
       </w:r>
-      <w:r>
-        <w:br/>
-      </w:r>
-      <w:r>
-        <w:rPr>
-          <w:rStyle w:val="VerbatimChar"/>
-        </w:rPr>
+    </w:p>
+    <w:p>
+      <w:pPr>
+        <w:pStyle w:val="SourceCode"/>
+        <w:spacing w:before="0" w:after="0" w:line="200" w:lineRule="auto"/>
+      </w:pPr>
+      <w:r>
         <w:t xml:space="preserve">Відкритий текст: HELLO WORLD</w:t>
       </w:r>
-      <w:r>
-        <w:br/>
-      </w:r>
-      <w:r>
-        <w:br/>
-      </w:r>
-      <w:r>
-        <w:rPr>
-          <w:rStyle w:val="VerbatimChar"/>
-        </w:rPr>
+    </w:p>
+    <w:p>
+      <w:pPr>
+        <w:pStyle w:val="SourceCode"/>
+        <w:spacing w:before="0" w:after="0" w:line="200" w:lineRule="auto"/>
+      </w:pPr>
+    </w:p>
+    <w:p>
+      <w:pPr>
+        <w:pStyle w:val="SourceCode"/>
+        <w:spacing w:before="0" w:after="0" w:line="200" w:lineRule="auto"/>
+      </w:pPr>
+      <w:r>
         <w:t xml:space="preserve">Квадрат 1:</w:t>
       </w:r>
-      <w:r>
-        <w:br/>
-      </w:r>
-      <w:r>
-        <w:rPr>
-          <w:rStyle w:val="VerbatimChar"/>
-        </w:rPr>
+    </w:p>
+    <w:p>
+      <w:pPr>
+        <w:pStyle w:val="SourceCode"/>
+        <w:spacing w:before="0" w:after="0" w:line="200" w:lineRule="auto"/>
+      </w:pPr>
+      <w:r>
         <w:t xml:space="preserve">E X A M P</w:t>
       </w:r>
-      <w:r>
-        <w:br/>
-      </w:r>
-      <w:r>
-        <w:rPr>
-          <w:rStyle w:val="VerbatimChar"/>
-        </w:rPr>
+    </w:p>
+    <w:p>
+      <w:pPr>
+        <w:pStyle w:val="SourceCode"/>
+        <w:spacing w:before="0" w:after="0" w:line="200" w:lineRule="auto"/>
+      </w:pPr>
+      <w:r>
         <w:t xml:space="preserve">L B C D F</w:t>
       </w:r>
-      <w:r>
-        <w:br/>
-      </w:r>
-      <w:r>
-        <w:rPr>
-          <w:rStyle w:val="VerbatimChar"/>
-        </w:rPr>
+    </w:p>
+    <w:p>
+      <w:pPr>
+        <w:pStyle w:val="SourceCode"/>
+        <w:spacing w:before="0" w:after="0" w:line="200" w:lineRule="auto"/>
+      </w:pPr>
+      <w:r>
         <w:t xml:space="preserve">G H I K N</w:t>
       </w:r>
-      <w:r>
-        <w:br/>
-      </w:r>
-      <w:r>
-        <w:rPr>
-          <w:rStyle w:val="VerbatimChar"/>
-        </w:rPr>
+    </w:p>
+    <w:p>
+      <w:pPr>
+        <w:pStyle w:val="SourceCode"/>
+        <w:spacing w:before="0" w:after="0" w:line="200" w:lineRule="auto"/>
+      </w:pPr>
+      <w:r>
         <w:t xml:space="preserve">O Q R S T</w:t>
       </w:r>
-      <w:r>
-        <w:br/>
-      </w:r>
-      <w:r>
-        <w:rPr>
-          <w:rStyle w:val="VerbatimChar"/>
-        </w:rPr>
+    </w:p>
+    <w:p>
+      <w:pPr>
+        <w:pStyle w:val="SourceCode"/>
+        <w:spacing w:before="0" w:after="0" w:line="200" w:lineRule="auto"/>
+      </w:pPr>
+      <w:r>
         <w:t xml:space="preserve">U V W Y Z</w:t>
       </w:r>
-      <w:r>
-        <w:br/>
-      </w:r>
-      <w:r>
-        <w:br/>
-      </w:r>
-      <w:r>
-        <w:rPr>
-          <w:rStyle w:val="VerbatimChar"/>
-        </w:rPr>
+    </w:p>
+    <w:p>
+      <w:pPr>
+        <w:pStyle w:val="SourceCode"/>
+        <w:spacing w:before="0" w:after="0" w:line="200" w:lineRule="auto"/>
+      </w:pPr>
+    </w:p>
+    <w:p>
+      <w:pPr>
+        <w:pStyle w:val="SourceCode"/>
+        <w:spacing w:before="0" w:after="0" w:line="200" w:lineRule="auto"/>
+      </w:pPr>
+      <w:r>
         <w:t xml:space="preserve">Квадрат 2:</w:t>
       </w:r>
-      <w:r>
-        <w:br/>
-      </w:r>
-      <w:r>
-        <w:rPr>
-          <w:rStyle w:val="VerbatimChar"/>
-        </w:rPr>
+    </w:p>
+    <w:p>
+      <w:pPr>
+        <w:pStyle w:val="SourceCode"/>
+        <w:spacing w:before="0" w:after="0" w:line="200" w:lineRule="auto"/>
+      </w:pPr>
+      <w:r>
         <w:t xml:space="preserve">K E Y W O</w:t>
       </w:r>
-      <w:r>
-        <w:br/>
-      </w:r>
-      <w:r>
-        <w:rPr>
-          <w:rStyle w:val="VerbatimChar"/>
-        </w:rPr>
+    </w:p>
+    <w:p>
+      <w:pPr>
+        <w:pStyle w:val="SourceCode"/>
+        <w:spacing w:before="0" w:after="0" w:line="200" w:lineRule="auto"/>
+      </w:pPr>
+      <w:r>
         <w:t xml:space="preserve">R D A B C</w:t>
       </w:r>
-      <w:r>
-        <w:br/>
-      </w:r>
-      <w:r>
-        <w:rPr>
-          <w:rStyle w:val="VerbatimChar"/>
-        </w:rPr>
+    </w:p>
+    <w:p>
+      <w:pPr>
+        <w:pStyle w:val="SourceCode"/>
+        <w:spacing w:before="0" w:after="0" w:line="200" w:lineRule="auto"/>
+      </w:pPr>
+      <w:r>
         <w:t xml:space="preserve">F G H I L</w:t>
       </w:r>
-      <w:r>
-        <w:br/>
-      </w:r>
-      <w:r>
-        <w:rPr>
-          <w:rStyle w:val="VerbatimChar"/>
-        </w:rPr>
+    </w:p>
+    <w:p>
+      <w:pPr>
+        <w:pStyle w:val="SourceCode"/>
+        <w:spacing w:before="0" w:after="0" w:line="200" w:lineRule="auto"/>
+      </w:pPr>
+      <w:r>
         <w:t xml:space="preserve">M N P Q S</w:t>
       </w:r>
-      <w:r>
-        <w:br/>
-      </w:r>
-      <w:r>
-        <w:rPr>
-          <w:rStyle w:val="VerbatimChar"/>
-        </w:rPr>
+    </w:p>
+    <w:p>
+      <w:pPr>
+        <w:pStyle w:val="SourceCode"/>
+        <w:spacing w:before="0" w:after="0" w:line="200" w:lineRule="auto"/>
+      </w:pPr>
+      <w:r>
         <w:t xml:space="preserve">T U V X Z</w:t>
       </w:r>
-      <w:r>
-        <w:br/>
-      </w:r>
-      <w:r>
-        <w:br/>
-      </w:r>
-      <w:r>
-        <w:rPr>
-          <w:rStyle w:val="VerbatimChar"/>
-        </w:rPr>
+    </w:p>
+    <w:p>
+      <w:pPr>
+        <w:pStyle w:val="SourceCode"/>
+        <w:spacing w:before="0" w:after="0" w:line="200" w:lineRule="auto"/>
+      </w:pPr>
+    </w:p>
+    <w:p>
+      <w:pPr>
+        <w:pStyle w:val="SourceCode"/>
+        <w:spacing w:before="0" w:after="0" w:line="200" w:lineRule="auto"/>
+      </w:pPr>
+      <w:r>
         <w:t xml:space="preserve">Шифротекст:      HEDTFKZYTHDX</w:t>
       </w:r>
-      <w:r>
-        <w:br/>
-      </w:r>
-      <w:r>
-        <w:rPr>
-          <w:rStyle w:val="VerbatimChar"/>
-        </w:rPr>
+    </w:p>
+    <w:p>
+      <w:pPr>
+        <w:pStyle w:val="SourceCode"/>
+        <w:spacing w:before="0" w:after="120" w:line="200" w:lineRule="auto"/>
+      </w:pPr>
+      <w:r>
         <w:t xml:space="preserve">Розшифровано:    HELXLOWORLDX</w:t>
       </w:r>
     </w:p>
@@ -5935,15 +6063,8 @@
     <w:basedOn w:val="Normal"/>
     <w:qFormat/>
     <w:pPr>
-      <w:pBdr>
-        <w:top w:color="BFBFBF" w:space="4" w:sz="4" w:val="single"/>
-        <w:left w:color="BFBFBF" w:space="4" w:sz="4" w:val="single"/>
-        <w:bottom w:color="BFBFBF" w:space="4" w:sz="4" w:val="single"/>
-        <w:right w:color="BFBFBF" w:space="4" w:sz="4" w:val="single"/>
-      </w:pBdr>
-      <w:shd w:color="auto" w:fill="F4F4F4" w:val="clear"/>
       <w:spacing w:after="120" w:before="120" w:line="200" w:lineRule="auto"/>
-      <w:ind w:firstLine="0" w:left="284" w:right="284"/>
+      <w:ind w:hanging="340" w:left="340" w:right="0"/>
       <w:jc w:val="left"/>
     </w:pPr>
     <w:rPr>

--- a/public/labs/pmzi/pz-23/ЛР4_ПМЗІ_Шифр_Плейфера_Подвійний_квадрат.docx
+++ b/public/labs/pmzi/pz-23/ЛР4_ПМЗІ_Шифр_Плейфера_Подвійний_квадрат.docx
@@ -100,129 +100,178 @@
     </w:p>
     <w:p>
       <w:pPr>
-        <w:pStyle w:val="SourceCode"/>
-        <w:spacing w:before="120" w:after="0" w:line="200" w:lineRule="auto"/>
-      </w:pPr>
-      <w:r>
-        <w:t xml:space="preserve">┌───────────────────────────────────────────────────────────────────────┐</w:t>
-      </w:r>
-    </w:p>
-    <w:p>
-      <w:pPr>
-        <w:pStyle w:val="SourceCode"/>
-        <w:spacing w:before="0" w:after="0" w:line="200" w:lineRule="auto"/>
-      </w:pPr>
-      <w:r>
-        <w:t xml:space="preserve">│                    МОНОАЛФАВІТНИЙ vs ПОЛІГРАМНИЙ                      │</w:t>
-      </w:r>
-    </w:p>
-    <w:p>
-      <w:pPr>
-        <w:pStyle w:val="SourceCode"/>
-        <w:spacing w:before="0" w:after="0" w:line="200" w:lineRule="auto"/>
-      </w:pPr>
-      <w:r>
-        <w:t xml:space="preserve">├───────────────────────────────────────────────────────────────────────┤</w:t>
-      </w:r>
-    </w:p>
-    <w:p>
-      <w:pPr>
-        <w:pStyle w:val="SourceCode"/>
-        <w:spacing w:before="0" w:after="0" w:line="200" w:lineRule="auto"/>
-      </w:pPr>
-      <w:r>
-        <w:t xml:space="preserve">│                                                                       │</w:t>
-      </w:r>
-    </w:p>
-    <w:p>
-      <w:pPr>
-        <w:pStyle w:val="SourceCode"/>
-        <w:spacing w:before="0" w:after="0" w:line="200" w:lineRule="auto"/>
-      </w:pPr>
-      <w:r>
-        <w:t xml:space="preserve">│  МОНОАЛФАВІТНИЙ (Цезар):                                              │</w:t>
-      </w:r>
-    </w:p>
-    <w:p>
-      <w:pPr>
-        <w:pStyle w:val="SourceCode"/>
-        <w:spacing w:before="0" w:after="0" w:line="200" w:lineRule="auto"/>
-      </w:pPr>
-      <w:r>
-        <w:t xml:space="preserve">│  E → H  (кожна E завжди H)                                            │</w:t>
-      </w:r>
-    </w:p>
-    <w:p>
-      <w:pPr>
-        <w:pStyle w:val="SourceCode"/>
-        <w:spacing w:before="0" w:after="0" w:line="200" w:lineRule="auto"/>
-      </w:pPr>
-      <w:r>
-        <w:t xml:space="preserve">│  Частотний аналіз: легко знайти E за частотою H                       │</w:t>
-      </w:r>
-    </w:p>
-    <w:p>
-      <w:pPr>
-        <w:pStyle w:val="SourceCode"/>
-        <w:spacing w:before="0" w:after="0" w:line="200" w:lineRule="auto"/>
-      </w:pPr>
-      <w:r>
-        <w:t xml:space="preserve">│                                                                       │</w:t>
-      </w:r>
-    </w:p>
-    <w:p>
-      <w:pPr>
-        <w:pStyle w:val="SourceCode"/>
-        <w:spacing w:before="0" w:after="0" w:line="200" w:lineRule="auto"/>
-      </w:pPr>
-      <w:r>
-        <w:t xml:space="preserve">│  ПОЛІГРАМНИЙ (Плейфер):                                               │</w:t>
-      </w:r>
-    </w:p>
-    <w:p>
-      <w:pPr>
-        <w:pStyle w:val="SourceCode"/>
-        <w:spacing w:before="0" w:after="0" w:line="200" w:lineRule="auto"/>
-      </w:pPr>
-      <w:r>
-        <w:t xml:space="preserve">│  EA → XY, ER → UV, EN → ZW                                            │</w:t>
-      </w:r>
-    </w:p>
-    <w:p>
-      <w:pPr>
-        <w:pStyle w:val="SourceCode"/>
-        <w:spacing w:before="0" w:after="0" w:line="200" w:lineRule="auto"/>
-      </w:pPr>
-      <w:r>
-        <w:t xml:space="preserve">│  Літера E дає різний результат залежно від сусідки в біграмі          │</w:t>
-      </w:r>
-    </w:p>
-    <w:p>
-      <w:pPr>
-        <w:pStyle w:val="SourceCode"/>
-        <w:spacing w:before="0" w:after="0" w:line="200" w:lineRule="auto"/>
-      </w:pPr>
-      <w:r>
-        <w:t xml:space="preserve">│  Частотний аналіз окремих літер не працює: рахувати треба біграми     │</w:t>
-      </w:r>
-    </w:p>
-    <w:p>
-      <w:pPr>
-        <w:pStyle w:val="SourceCode"/>
-        <w:spacing w:before="0" w:after="0" w:line="200" w:lineRule="auto"/>
-      </w:pPr>
-      <w:r>
-        <w:t xml:space="preserve">│                                                                       │</w:t>
-      </w:r>
-    </w:p>
-    <w:p>
-      <w:pPr>
-        <w:pStyle w:val="SourceCode"/>
-        <w:spacing w:before="0" w:after="120" w:line="200" w:lineRule="auto"/>
-      </w:pPr>
-      <w:r>
-        <w:t xml:space="preserve">└───────────────────────────────────────────────────────────────────────┘</w:t>
-      </w:r>
+        <w:spacing w:before="0" w:after="0" w:line="120" w:lineRule="exact"/>
+        <w:rPr>
+          <w:sz w:val="4"/>
+          <w:szCs w:val="4"/>
+        </w:rPr>
+      </w:pPr>
+    </w:p>
+    <w:tbl>
+      <w:tblPr>
+        <w:tblStyle w:val="SourceCodeTable"/>
+        <w:tblW w:type="dxa" w:w="9637"/>
+        <w:tblInd w:w="0" w:type="dxa"/>
+        <w:tblBorders>
+          <w:top w:color="BFBFBF" w:space="0" w:sz="4" w:val="single"/>
+          <w:left w:color="BFBFBF" w:space="0" w:sz="4" w:val="single"/>
+          <w:bottom w:color="BFBFBF" w:space="0" w:sz="4" w:val="single"/>
+          <w:right w:color="BFBFBF" w:space="0" w:sz="4" w:val="single"/>
+        </w:tblBorders>
+        <w:tblLayout w:type="fixed"/>
+        <w:tblCellMar>
+          <w:top w:type="dxa" w:w="113"/>
+          <w:left w:type="dxa" w:w="113"/>
+          <w:bottom w:type="dxa" w:w="113"/>
+          <w:right w:type="dxa" w:w="113"/>
+        </w:tblCellMar>
+        <w:tblLook w:val="0000" w:firstRow="0" w:lastRow="0" w:firstColumn="0" w:lastColumn="0" w:noHBand="1" w:noVBand="1"/>
+      </w:tblPr>
+      <w:tblGrid>
+        <w:gridCol w:w="9637"/>
+      </w:tblGrid>
+      <w:tr>
+        <w:tc>
+          <w:tcPr>
+            <w:tcW w:type="dxa" w:w="9637"/>
+          </w:tcPr>
+          <w:p>
+            <w:pPr>
+              <w:pStyle w:val="SourceCode"/>
+              <w:spacing w:before="0" w:after="0" w:line="200" w:lineRule="auto"/>
+            </w:pPr>
+            <w:r>
+              <w:t xml:space="preserve">┌───────────────────────────────────────────────────────────────────────┐</w:t>
+            </w:r>
+          </w:p>
+          <w:p>
+            <w:pPr>
+              <w:pStyle w:val="SourceCode"/>
+              <w:spacing w:before="0" w:after="0" w:line="200" w:lineRule="auto"/>
+            </w:pPr>
+            <w:r>
+              <w:t xml:space="preserve">│                    МОНОАЛФАВІТНИЙ vs ПОЛІГРАМНИЙ                      │</w:t>
+            </w:r>
+          </w:p>
+          <w:p>
+            <w:pPr>
+              <w:pStyle w:val="SourceCode"/>
+              <w:spacing w:before="0" w:after="0" w:line="200" w:lineRule="auto"/>
+            </w:pPr>
+            <w:r>
+              <w:t xml:space="preserve">├───────────────────────────────────────────────────────────────────────┤</w:t>
+            </w:r>
+          </w:p>
+          <w:p>
+            <w:pPr>
+              <w:pStyle w:val="SourceCode"/>
+              <w:spacing w:before="0" w:after="0" w:line="200" w:lineRule="auto"/>
+            </w:pPr>
+            <w:r>
+              <w:t xml:space="preserve">│                                                                       │</w:t>
+            </w:r>
+          </w:p>
+          <w:p>
+            <w:pPr>
+              <w:pStyle w:val="SourceCode"/>
+              <w:spacing w:before="0" w:after="0" w:line="200" w:lineRule="auto"/>
+            </w:pPr>
+            <w:r>
+              <w:t xml:space="preserve">│  МОНОАЛФАВІТНИЙ (Цезар):                                              │</w:t>
+            </w:r>
+          </w:p>
+          <w:p>
+            <w:pPr>
+              <w:pStyle w:val="SourceCode"/>
+              <w:spacing w:before="0" w:after="0" w:line="200" w:lineRule="auto"/>
+            </w:pPr>
+            <w:r>
+              <w:t xml:space="preserve">│  E → H  (кожна E завжди H)                                            │</w:t>
+            </w:r>
+          </w:p>
+          <w:p>
+            <w:pPr>
+              <w:pStyle w:val="SourceCode"/>
+              <w:spacing w:before="0" w:after="0" w:line="200" w:lineRule="auto"/>
+            </w:pPr>
+            <w:r>
+              <w:t xml:space="preserve">│  Частотний аналіз: легко знайти E за частотою H                       │</w:t>
+            </w:r>
+          </w:p>
+          <w:p>
+            <w:pPr>
+              <w:pStyle w:val="SourceCode"/>
+              <w:spacing w:before="0" w:after="0" w:line="200" w:lineRule="auto"/>
+            </w:pPr>
+            <w:r>
+              <w:t xml:space="preserve">│                                                                       │</w:t>
+            </w:r>
+          </w:p>
+          <w:p>
+            <w:pPr>
+              <w:pStyle w:val="SourceCode"/>
+              <w:spacing w:before="0" w:after="0" w:line="200" w:lineRule="auto"/>
+            </w:pPr>
+            <w:r>
+              <w:t xml:space="preserve">│  ПОЛІГРАМНИЙ (Плейфер):                                               │</w:t>
+            </w:r>
+          </w:p>
+          <w:p>
+            <w:pPr>
+              <w:pStyle w:val="SourceCode"/>
+              <w:spacing w:before="0" w:after="0" w:line="200" w:lineRule="auto"/>
+            </w:pPr>
+            <w:r>
+              <w:t xml:space="preserve">│  EA → XY, ER → UV, EN → ZW                                            │</w:t>
+            </w:r>
+          </w:p>
+          <w:p>
+            <w:pPr>
+              <w:pStyle w:val="SourceCode"/>
+              <w:spacing w:before="0" w:after="0" w:line="200" w:lineRule="auto"/>
+            </w:pPr>
+            <w:r>
+              <w:t xml:space="preserve">│  Літера E дає різний результат залежно від сусідки в біграмі          │</w:t>
+            </w:r>
+          </w:p>
+          <w:p>
+            <w:pPr>
+              <w:pStyle w:val="SourceCode"/>
+              <w:spacing w:before="0" w:after="0" w:line="200" w:lineRule="auto"/>
+            </w:pPr>
+            <w:r>
+              <w:t xml:space="preserve">│  Частотний аналіз окремих літер не працює: рахувати треба біграми     │</w:t>
+            </w:r>
+          </w:p>
+          <w:p>
+            <w:pPr>
+              <w:pStyle w:val="SourceCode"/>
+              <w:spacing w:before="0" w:after="0" w:line="200" w:lineRule="auto"/>
+            </w:pPr>
+            <w:r>
+              <w:t xml:space="preserve">│                                                                       │</w:t>
+            </w:r>
+          </w:p>
+          <w:p>
+            <w:pPr>
+              <w:pStyle w:val="SourceCode"/>
+              <w:spacing w:before="0" w:after="0" w:line="200" w:lineRule="auto"/>
+            </w:pPr>
+            <w:r>
+              <w:t xml:space="preserve">└───────────────────────────────────────────────────────────────────────┘</w:t>
+            </w:r>
+          </w:p>
+        </w:tc>
+      </w:tr>
+    </w:tbl>
+    <w:p>
+      <w:pPr>
+        <w:spacing w:before="0" w:after="0" w:line="120" w:lineRule="exact"/>
+        <w:rPr>
+          <w:sz w:val="4"/>
+          <w:szCs w:val="4"/>
+        </w:rPr>
+      </w:pPr>
     </w:p>
     <w:bookmarkEnd w:id="9"/>
     <w:bookmarkStart w:id="10" w:name="матриця-плейфера"/>
@@ -244,141 +293,190 @@
     </w:p>
     <w:p>
       <w:pPr>
-        <w:pStyle w:val="SourceCode"/>
-        <w:spacing w:before="120" w:after="0" w:line="200" w:lineRule="auto"/>
-      </w:pPr>
-      <w:r>
-        <w:t xml:space="preserve">Ключ: MONARCHY</w:t>
-      </w:r>
-    </w:p>
-    <w:p>
-      <w:pPr>
-        <w:pStyle w:val="SourceCode"/>
-        <w:spacing w:before="0" w:after="0" w:line="200" w:lineRule="auto"/>
-      </w:pPr>
-    </w:p>
-    <w:p>
-      <w:pPr>
-        <w:pStyle w:val="SourceCode"/>
-        <w:spacing w:before="0" w:after="0" w:line="200" w:lineRule="auto"/>
-      </w:pPr>
-      <w:r>
-        <w:t xml:space="preserve">Матриця:</w:t>
-      </w:r>
-    </w:p>
-    <w:p>
-      <w:pPr>
-        <w:pStyle w:val="SourceCode"/>
-        <w:spacing w:before="0" w:after="0" w:line="200" w:lineRule="auto"/>
-      </w:pPr>
-      <w:r>
-        <w:t xml:space="preserve">┌───┬───┬───┬───┬───┐</w:t>
-      </w:r>
-    </w:p>
-    <w:p>
-      <w:pPr>
-        <w:pStyle w:val="SourceCode"/>
-        <w:spacing w:before="0" w:after="0" w:line="200" w:lineRule="auto"/>
-      </w:pPr>
-      <w:r>
-        <w:t xml:space="preserve">│ M │ O │ N │ A │ R │</w:t>
-      </w:r>
-    </w:p>
-    <w:p>
-      <w:pPr>
-        <w:pStyle w:val="SourceCode"/>
-        <w:spacing w:before="0" w:after="0" w:line="200" w:lineRule="auto"/>
-      </w:pPr>
-      <w:r>
-        <w:t xml:space="preserve">├───┼───┼───┼───┼───┤</w:t>
-      </w:r>
-    </w:p>
-    <w:p>
-      <w:pPr>
-        <w:pStyle w:val="SourceCode"/>
-        <w:spacing w:before="0" w:after="0" w:line="200" w:lineRule="auto"/>
-      </w:pPr>
-      <w:r>
-        <w:t xml:space="preserve">│ C │ H │ Y │ B │ D │</w:t>
-      </w:r>
-    </w:p>
-    <w:p>
-      <w:pPr>
-        <w:pStyle w:val="SourceCode"/>
-        <w:spacing w:before="0" w:after="0" w:line="200" w:lineRule="auto"/>
-      </w:pPr>
-      <w:r>
-        <w:t xml:space="preserve">├───┼───┼───┼───┼───┤</w:t>
-      </w:r>
-    </w:p>
-    <w:p>
-      <w:pPr>
-        <w:pStyle w:val="SourceCode"/>
-        <w:spacing w:before="0" w:after="0" w:line="200" w:lineRule="auto"/>
-      </w:pPr>
-      <w:r>
-        <w:t xml:space="preserve">│ E │ F │ G │ I │ K │</w:t>
-      </w:r>
-    </w:p>
-    <w:p>
-      <w:pPr>
-        <w:pStyle w:val="SourceCode"/>
-        <w:spacing w:before="0" w:after="0" w:line="200" w:lineRule="auto"/>
-      </w:pPr>
-      <w:r>
-        <w:t xml:space="preserve">├───┼───┼───┼───┼───┤</w:t>
-      </w:r>
-    </w:p>
-    <w:p>
-      <w:pPr>
-        <w:pStyle w:val="SourceCode"/>
-        <w:spacing w:before="0" w:after="0" w:line="200" w:lineRule="auto"/>
-      </w:pPr>
-      <w:r>
-        <w:t xml:space="preserve">│ L │ P │ Q │ S │ T │</w:t>
-      </w:r>
-    </w:p>
-    <w:p>
-      <w:pPr>
-        <w:pStyle w:val="SourceCode"/>
-        <w:spacing w:before="0" w:after="0" w:line="200" w:lineRule="auto"/>
-      </w:pPr>
-      <w:r>
-        <w:t xml:space="preserve">├───┼───┼───┼───┼───┤</w:t>
-      </w:r>
-    </w:p>
-    <w:p>
-      <w:pPr>
-        <w:pStyle w:val="SourceCode"/>
-        <w:spacing w:before="0" w:after="0" w:line="200" w:lineRule="auto"/>
-      </w:pPr>
-      <w:r>
-        <w:t xml:space="preserve">│ U │ V │ W │ X │ Z │</w:t>
-      </w:r>
-    </w:p>
-    <w:p>
-      <w:pPr>
-        <w:pStyle w:val="SourceCode"/>
-        <w:spacing w:before="0" w:after="0" w:line="200" w:lineRule="auto"/>
-      </w:pPr>
-      <w:r>
-        <w:t xml:space="preserve">└───┴───┴───┴───┴───┘</w:t>
-      </w:r>
-    </w:p>
-    <w:p>
-      <w:pPr>
-        <w:pStyle w:val="SourceCode"/>
-        <w:spacing w:before="0" w:after="0" w:line="200" w:lineRule="auto"/>
-      </w:pPr>
-    </w:p>
-    <w:p>
-      <w:pPr>
-        <w:pStyle w:val="SourceCode"/>
-        <w:spacing w:before="0" w:after="120" w:line="200" w:lineRule="auto"/>
-      </w:pPr>
-      <w:r>
-        <w:t xml:space="preserve">Примітка: I та J вважаються однією літерою</w:t>
-      </w:r>
+        <w:spacing w:before="0" w:after="0" w:line="120" w:lineRule="exact"/>
+        <w:rPr>
+          <w:sz w:val="4"/>
+          <w:szCs w:val="4"/>
+        </w:rPr>
+      </w:pPr>
+    </w:p>
+    <w:tbl>
+      <w:tblPr>
+        <w:tblStyle w:val="SourceCodeTable"/>
+        <w:tblW w:type="dxa" w:w="9637"/>
+        <w:tblInd w:w="0" w:type="dxa"/>
+        <w:tblBorders>
+          <w:top w:color="BFBFBF" w:space="0" w:sz="4" w:val="single"/>
+          <w:left w:color="BFBFBF" w:space="0" w:sz="4" w:val="single"/>
+          <w:bottom w:color="BFBFBF" w:space="0" w:sz="4" w:val="single"/>
+          <w:right w:color="BFBFBF" w:space="0" w:sz="4" w:val="single"/>
+        </w:tblBorders>
+        <w:tblLayout w:type="fixed"/>
+        <w:tblCellMar>
+          <w:top w:type="dxa" w:w="113"/>
+          <w:left w:type="dxa" w:w="113"/>
+          <w:bottom w:type="dxa" w:w="113"/>
+          <w:right w:type="dxa" w:w="113"/>
+        </w:tblCellMar>
+        <w:tblLook w:val="0000" w:firstRow="0" w:lastRow="0" w:firstColumn="0" w:lastColumn="0" w:noHBand="1" w:noVBand="1"/>
+      </w:tblPr>
+      <w:tblGrid>
+        <w:gridCol w:w="9637"/>
+      </w:tblGrid>
+      <w:tr>
+        <w:tc>
+          <w:tcPr>
+            <w:tcW w:type="dxa" w:w="9637"/>
+          </w:tcPr>
+          <w:p>
+            <w:pPr>
+              <w:pStyle w:val="SourceCode"/>
+              <w:spacing w:before="0" w:after="0" w:line="200" w:lineRule="auto"/>
+            </w:pPr>
+            <w:r>
+              <w:t xml:space="preserve">Ключ: MONARCHY</w:t>
+            </w:r>
+          </w:p>
+          <w:p>
+            <w:pPr>
+              <w:pStyle w:val="SourceCode"/>
+              <w:spacing w:before="0" w:after="0" w:line="200" w:lineRule="auto"/>
+            </w:pPr>
+          </w:p>
+          <w:p>
+            <w:pPr>
+              <w:pStyle w:val="SourceCode"/>
+              <w:spacing w:before="0" w:after="0" w:line="200" w:lineRule="auto"/>
+            </w:pPr>
+            <w:r>
+              <w:t xml:space="preserve">Матриця:</w:t>
+            </w:r>
+          </w:p>
+          <w:p>
+            <w:pPr>
+              <w:pStyle w:val="SourceCode"/>
+              <w:spacing w:before="0" w:after="0" w:line="200" w:lineRule="auto"/>
+            </w:pPr>
+            <w:r>
+              <w:t xml:space="preserve">┌───┬───┬───┬───┬───┐</w:t>
+            </w:r>
+          </w:p>
+          <w:p>
+            <w:pPr>
+              <w:pStyle w:val="SourceCode"/>
+              <w:spacing w:before="0" w:after="0" w:line="200" w:lineRule="auto"/>
+            </w:pPr>
+            <w:r>
+              <w:t xml:space="preserve">│ M │ O │ N │ A │ R │</w:t>
+            </w:r>
+          </w:p>
+          <w:p>
+            <w:pPr>
+              <w:pStyle w:val="SourceCode"/>
+              <w:spacing w:before="0" w:after="0" w:line="200" w:lineRule="auto"/>
+            </w:pPr>
+            <w:r>
+              <w:t xml:space="preserve">├───┼───┼───┼───┼───┤</w:t>
+            </w:r>
+          </w:p>
+          <w:p>
+            <w:pPr>
+              <w:pStyle w:val="SourceCode"/>
+              <w:spacing w:before="0" w:after="0" w:line="200" w:lineRule="auto"/>
+            </w:pPr>
+            <w:r>
+              <w:t xml:space="preserve">│ C │ H │ Y │ B │ D │</w:t>
+            </w:r>
+          </w:p>
+          <w:p>
+            <w:pPr>
+              <w:pStyle w:val="SourceCode"/>
+              <w:spacing w:before="0" w:after="0" w:line="200" w:lineRule="auto"/>
+            </w:pPr>
+            <w:r>
+              <w:t xml:space="preserve">├───┼───┼───┼───┼───┤</w:t>
+            </w:r>
+          </w:p>
+          <w:p>
+            <w:pPr>
+              <w:pStyle w:val="SourceCode"/>
+              <w:spacing w:before="0" w:after="0" w:line="200" w:lineRule="auto"/>
+            </w:pPr>
+            <w:r>
+              <w:t xml:space="preserve">│ E │ F │ G │ I │ K │</w:t>
+            </w:r>
+          </w:p>
+          <w:p>
+            <w:pPr>
+              <w:pStyle w:val="SourceCode"/>
+              <w:spacing w:before="0" w:after="0" w:line="200" w:lineRule="auto"/>
+            </w:pPr>
+            <w:r>
+              <w:t xml:space="preserve">├───┼───┼───┼───┼───┤</w:t>
+            </w:r>
+          </w:p>
+          <w:p>
+            <w:pPr>
+              <w:pStyle w:val="SourceCode"/>
+              <w:spacing w:before="0" w:after="0" w:line="200" w:lineRule="auto"/>
+            </w:pPr>
+            <w:r>
+              <w:t xml:space="preserve">│ L │ P │ Q │ S │ T │</w:t>
+            </w:r>
+          </w:p>
+          <w:p>
+            <w:pPr>
+              <w:pStyle w:val="SourceCode"/>
+              <w:spacing w:before="0" w:after="0" w:line="200" w:lineRule="auto"/>
+            </w:pPr>
+            <w:r>
+              <w:t xml:space="preserve">├───┼───┼───┼───┼───┤</w:t>
+            </w:r>
+          </w:p>
+          <w:p>
+            <w:pPr>
+              <w:pStyle w:val="SourceCode"/>
+              <w:spacing w:before="0" w:after="0" w:line="200" w:lineRule="auto"/>
+            </w:pPr>
+            <w:r>
+              <w:t xml:space="preserve">│ U │ V │ W │ X │ Z │</w:t>
+            </w:r>
+          </w:p>
+          <w:p>
+            <w:pPr>
+              <w:pStyle w:val="SourceCode"/>
+              <w:spacing w:before="0" w:after="0" w:line="200" w:lineRule="auto"/>
+            </w:pPr>
+            <w:r>
+              <w:t xml:space="preserve">└───┴───┴───┴───┴───┘</w:t>
+            </w:r>
+          </w:p>
+          <w:p>
+            <w:pPr>
+              <w:pStyle w:val="SourceCode"/>
+              <w:spacing w:before="0" w:after="0" w:line="200" w:lineRule="auto"/>
+            </w:pPr>
+          </w:p>
+          <w:p>
+            <w:pPr>
+              <w:pStyle w:val="SourceCode"/>
+              <w:spacing w:before="0" w:after="0" w:line="200" w:lineRule="auto"/>
+            </w:pPr>
+            <w:r>
+              <w:t xml:space="preserve">Примітка: I та J вважаються однією літерою</w:t>
+            </w:r>
+          </w:p>
+        </w:tc>
+      </w:tr>
+    </w:tbl>
+    <w:p>
+      <w:pPr>
+        <w:spacing w:before="0" w:after="0" w:line="120" w:lineRule="exact"/>
+        <w:rPr>
+          <w:sz w:val="4"/>
+          <w:szCs w:val="4"/>
+        </w:rPr>
+      </w:pPr>
     </w:p>
     <w:bookmarkEnd w:id="10"/>
     <w:bookmarkStart w:id="11" w:name="правила-шифрування-біграм"/>
@@ -392,282 +490,331 @@
     </w:p>
     <w:p>
       <w:pPr>
-        <w:pStyle w:val="SourceCode"/>
-        <w:spacing w:before="120" w:after="0" w:line="200" w:lineRule="auto"/>
-      </w:pPr>
-      <w:r>
-        <w:t xml:space="preserve">┌───────────────────────────────────────────────────────────────────────┐</w:t>
-      </w:r>
-    </w:p>
-    <w:p>
-      <w:pPr>
-        <w:pStyle w:val="SourceCode"/>
-        <w:spacing w:before="0" w:after="0" w:line="200" w:lineRule="auto"/>
-      </w:pPr>
-      <w:r>
-        <w:t xml:space="preserve">│                    ПРАВИЛА ШИФРУВАННЯ ПЛЕЙФЕРА                        │</w:t>
-      </w:r>
-    </w:p>
-    <w:p>
-      <w:pPr>
-        <w:pStyle w:val="SourceCode"/>
-        <w:spacing w:before="0" w:after="0" w:line="200" w:lineRule="auto"/>
-      </w:pPr>
-      <w:r>
-        <w:t xml:space="preserve">├───────────────────────────────────────────────────────────────────────┤</w:t>
-      </w:r>
-    </w:p>
-    <w:p>
-      <w:pPr>
-        <w:pStyle w:val="SourceCode"/>
-        <w:spacing w:before="0" w:after="0" w:line="200" w:lineRule="auto"/>
-      </w:pPr>
-      <w:r>
-        <w:t xml:space="preserve">│                                                                       │</w:t>
-      </w:r>
-    </w:p>
-    <w:p>
-      <w:pPr>
-        <w:pStyle w:val="SourceCode"/>
-        <w:spacing w:before="0" w:after="0" w:line="200" w:lineRule="auto"/>
-      </w:pPr>
-      <w:r>
-        <w:t xml:space="preserve">│  1. ОДИН РЯДОК: зсув вправо (з циклічним переносом)                   │</w:t>
-      </w:r>
-    </w:p>
-    <w:p>
-      <w:pPr>
-        <w:pStyle w:val="SourceCode"/>
-        <w:spacing w:before="0" w:after="0" w:line="200" w:lineRule="auto"/>
-      </w:pPr>
-      <w:r>
-        <w:t xml:space="preserve">│     ┌───┬───┬───┬───┬───┐                                             │</w:t>
-      </w:r>
-    </w:p>
-    <w:p>
-      <w:pPr>
-        <w:pStyle w:val="SourceCode"/>
-        <w:spacing w:before="0" w:after="0" w:line="200" w:lineRule="auto"/>
-      </w:pPr>
-      <w:r>
-        <w:t xml:space="preserve">│     │ M │[O]│ N │[A]│ R │   OA → NR (O→N, A→R)                        │</w:t>
-      </w:r>
-    </w:p>
-    <w:p>
-      <w:pPr>
-        <w:pStyle w:val="SourceCode"/>
-        <w:spacing w:before="0" w:after="0" w:line="200" w:lineRule="auto"/>
-      </w:pPr>
-      <w:r>
-        <w:t xml:space="preserve">│     └───┴───┴───┴───┴───┘   остання літера рядка переходить у першу   │</w:t>
-      </w:r>
-    </w:p>
-    <w:p>
-      <w:pPr>
-        <w:pStyle w:val="SourceCode"/>
-        <w:spacing w:before="0" w:after="0" w:line="200" w:lineRule="auto"/>
-      </w:pPr>
-      <w:r>
-        <w:t xml:space="preserve">│                                                                       │</w:t>
-      </w:r>
-    </w:p>
-    <w:p>
-      <w:pPr>
-        <w:pStyle w:val="SourceCode"/>
-        <w:spacing w:before="0" w:after="0" w:line="200" w:lineRule="auto"/>
-      </w:pPr>
-      <w:r>
-        <w:t xml:space="preserve">│  2. ОДИН СТОВПЕЦЬ: зсув вниз (з циклічним переносом)                  │</w:t>
-      </w:r>
-    </w:p>
-    <w:p>
-      <w:pPr>
-        <w:pStyle w:val="SourceCode"/>
-        <w:spacing w:before="0" w:after="0" w:line="200" w:lineRule="auto"/>
-      </w:pPr>
-      <w:r>
-        <w:t xml:space="preserve">│     ┌───┐                                                             │</w:t>
-      </w:r>
-    </w:p>
-    <w:p>
-      <w:pPr>
-        <w:pStyle w:val="SourceCode"/>
-        <w:spacing w:before="0" w:after="0" w:line="200" w:lineRule="auto"/>
-      </w:pPr>
-      <w:r>
-        <w:t xml:space="preserve">│     │[M]│                                                             │</w:t>
-      </w:r>
-    </w:p>
-    <w:p>
-      <w:pPr>
-        <w:pStyle w:val="SourceCode"/>
-        <w:spacing w:before="0" w:after="0" w:line="200" w:lineRule="auto"/>
-      </w:pPr>
-      <w:r>
-        <w:t xml:space="preserve">│     │ C │      ME → CL (зсув вниз)                                    │</w:t>
-      </w:r>
-    </w:p>
-    <w:p>
-      <w:pPr>
-        <w:pStyle w:val="SourceCode"/>
-        <w:spacing w:before="0" w:after="0" w:line="200" w:lineRule="auto"/>
-      </w:pPr>
-      <w:r>
-        <w:t xml:space="preserve">│     │[E]│                                                             │</w:t>
-      </w:r>
-    </w:p>
-    <w:p>
-      <w:pPr>
-        <w:pStyle w:val="SourceCode"/>
-        <w:spacing w:before="0" w:after="0" w:line="200" w:lineRule="auto"/>
-      </w:pPr>
-      <w:r>
-        <w:t xml:space="preserve">│     │ L │                                                             │</w:t>
-      </w:r>
-    </w:p>
-    <w:p>
-      <w:pPr>
-        <w:pStyle w:val="SourceCode"/>
-        <w:spacing w:before="0" w:after="0" w:line="200" w:lineRule="auto"/>
-      </w:pPr>
-      <w:r>
-        <w:t xml:space="preserve">│     │ U │                                                             │</w:t>
-      </w:r>
-    </w:p>
-    <w:p>
-      <w:pPr>
-        <w:pStyle w:val="SourceCode"/>
-        <w:spacing w:before="0" w:after="0" w:line="200" w:lineRule="auto"/>
-      </w:pPr>
-      <w:r>
-        <w:t xml:space="preserve">│     └───┘                                                             │</w:t>
-      </w:r>
-    </w:p>
-    <w:p>
-      <w:pPr>
-        <w:pStyle w:val="SourceCode"/>
-        <w:spacing w:before="0" w:after="0" w:line="200" w:lineRule="auto"/>
-      </w:pPr>
-      <w:r>
-        <w:t xml:space="preserve">│                                                                       │</w:t>
-      </w:r>
-    </w:p>
-    <w:p>
-      <w:pPr>
-        <w:pStyle w:val="SourceCode"/>
-        <w:spacing w:before="0" w:after="0" w:line="200" w:lineRule="auto"/>
-      </w:pPr>
-      <w:r>
-        <w:t xml:space="preserve">│  3. ПРЯМОКУТНИК: протилежні кути                                      │</w:t>
-      </w:r>
-    </w:p>
-    <w:p>
-      <w:pPr>
-        <w:pStyle w:val="SourceCode"/>
-        <w:spacing w:before="0" w:after="0" w:line="200" w:lineRule="auto"/>
-      </w:pPr>
-      <w:r>
-        <w:t xml:space="preserve">│     ┌───┬───┬───┬───┬───┐                                             │</w:t>
-      </w:r>
-    </w:p>
-    <w:p>
-      <w:pPr>
-        <w:pStyle w:val="SourceCode"/>
-        <w:spacing w:before="0" w:after="0" w:line="200" w:lineRule="auto"/>
-      </w:pPr>
-      <w:r>
-        <w:t xml:space="preserve">│     │ M │ O │ N │ A │ R │                                             │</w:t>
-      </w:r>
-    </w:p>
-    <w:p>
-      <w:pPr>
-        <w:pStyle w:val="SourceCode"/>
-        <w:spacing w:before="0" w:after="0" w:line="200" w:lineRule="auto"/>
-      </w:pPr>
-      <w:r>
-        <w:t xml:space="preserve">│     │ C │[H]│ Y │[B]│ D │   HI → BF (H→B, I→F)                        │</w:t>
-      </w:r>
-    </w:p>
-    <w:p>
-      <w:pPr>
-        <w:pStyle w:val="SourceCode"/>
-        <w:spacing w:before="0" w:after="0" w:line="200" w:lineRule="auto"/>
-      </w:pPr>
-      <w:r>
-        <w:t xml:space="preserve">│     │ E │[F]│ G │[I]│ K │                                             │</w:t>
-      </w:r>
-    </w:p>
-    <w:p>
-      <w:pPr>
-        <w:pStyle w:val="SourceCode"/>
-        <w:spacing w:before="0" w:after="0" w:line="200" w:lineRule="auto"/>
-      </w:pPr>
-      <w:r>
-        <w:t xml:space="preserve">│     └───┴───┴───┴───┴───┘                                             │</w:t>
-      </w:r>
-    </w:p>
-    <w:p>
-      <w:pPr>
-        <w:pStyle w:val="SourceCode"/>
-        <w:spacing w:before="0" w:after="0" w:line="200" w:lineRule="auto"/>
-      </w:pPr>
-      <w:r>
-        <w:t xml:space="preserve">│                                                                       │</w:t>
-      </w:r>
-    </w:p>
-    <w:p>
-      <w:pPr>
-        <w:pStyle w:val="SourceCode"/>
-        <w:spacing w:before="0" w:after="0" w:line="200" w:lineRule="auto"/>
-      </w:pPr>
-      <w:r>
-        <w:t xml:space="preserve">│  ПІДГОТОВКА ТЕКСТУ:                                                   │</w:t>
-      </w:r>
-    </w:p>
-    <w:p>
-      <w:pPr>
-        <w:pStyle w:val="SourceCode"/>
-        <w:spacing w:before="0" w:after="0" w:line="200" w:lineRule="auto"/>
-      </w:pPr>
-      <w:r>
-        <w:t xml:space="preserve">│  - Замінити J на I                                                    │</w:t>
-      </w:r>
-    </w:p>
-    <w:p>
-      <w:pPr>
-        <w:pStyle w:val="SourceCode"/>
-        <w:spacing w:before="0" w:after="0" w:line="200" w:lineRule="auto"/>
-      </w:pPr>
-      <w:r>
-        <w:t xml:space="preserve">│  - Вставити X між однаковими літерами: LL → LX L                      │</w:t>
-      </w:r>
-    </w:p>
-    <w:p>
-      <w:pPr>
-        <w:pStyle w:val="SourceCode"/>
-        <w:spacing w:before="0" w:after="0" w:line="200" w:lineRule="auto"/>
-      </w:pPr>
-      <w:r>
-        <w:t xml:space="preserve">│  - Якщо непарна кількість, додати X в кінці                           │</w:t>
-      </w:r>
-    </w:p>
-    <w:p>
-      <w:pPr>
-        <w:pStyle w:val="SourceCode"/>
-        <w:spacing w:before="0" w:after="0" w:line="200" w:lineRule="auto"/>
-      </w:pPr>
-      <w:r>
-        <w:t xml:space="preserve">│                                                                       │</w:t>
-      </w:r>
-    </w:p>
-    <w:p>
-      <w:pPr>
-        <w:pStyle w:val="SourceCode"/>
-        <w:spacing w:before="0" w:after="120" w:line="200" w:lineRule="auto"/>
-      </w:pPr>
-      <w:r>
-        <w:t xml:space="preserve">└───────────────────────────────────────────────────────────────────────┘</w:t>
-      </w:r>
+        <w:spacing w:before="0" w:after="0" w:line="120" w:lineRule="exact"/>
+        <w:rPr>
+          <w:sz w:val="4"/>
+          <w:szCs w:val="4"/>
+        </w:rPr>
+      </w:pPr>
+    </w:p>
+    <w:tbl>
+      <w:tblPr>
+        <w:tblStyle w:val="SourceCodeTable"/>
+        <w:tblW w:type="dxa" w:w="9637"/>
+        <w:tblInd w:w="0" w:type="dxa"/>
+        <w:tblBorders>
+          <w:top w:color="BFBFBF" w:space="0" w:sz="4" w:val="single"/>
+          <w:left w:color="BFBFBF" w:space="0" w:sz="4" w:val="single"/>
+          <w:bottom w:color="BFBFBF" w:space="0" w:sz="4" w:val="single"/>
+          <w:right w:color="BFBFBF" w:space="0" w:sz="4" w:val="single"/>
+        </w:tblBorders>
+        <w:tblLayout w:type="fixed"/>
+        <w:tblCellMar>
+          <w:top w:type="dxa" w:w="113"/>
+          <w:left w:type="dxa" w:w="113"/>
+          <w:bottom w:type="dxa" w:w="113"/>
+          <w:right w:type="dxa" w:w="113"/>
+        </w:tblCellMar>
+        <w:tblLook w:val="0000" w:firstRow="0" w:lastRow="0" w:firstColumn="0" w:lastColumn="0" w:noHBand="1" w:noVBand="1"/>
+      </w:tblPr>
+      <w:tblGrid>
+        <w:gridCol w:w="9637"/>
+      </w:tblGrid>
+      <w:tr>
+        <w:tc>
+          <w:tcPr>
+            <w:tcW w:type="dxa" w:w="9637"/>
+          </w:tcPr>
+          <w:p>
+            <w:pPr>
+              <w:pStyle w:val="SourceCode"/>
+              <w:spacing w:before="0" w:after="0" w:line="200" w:lineRule="auto"/>
+            </w:pPr>
+            <w:r>
+              <w:t xml:space="preserve">┌───────────────────────────────────────────────────────────────────────┐</w:t>
+            </w:r>
+          </w:p>
+          <w:p>
+            <w:pPr>
+              <w:pStyle w:val="SourceCode"/>
+              <w:spacing w:before="0" w:after="0" w:line="200" w:lineRule="auto"/>
+            </w:pPr>
+            <w:r>
+              <w:t xml:space="preserve">│                    ПРАВИЛА ШИФРУВАННЯ ПЛЕЙФЕРА                        │</w:t>
+            </w:r>
+          </w:p>
+          <w:p>
+            <w:pPr>
+              <w:pStyle w:val="SourceCode"/>
+              <w:spacing w:before="0" w:after="0" w:line="200" w:lineRule="auto"/>
+            </w:pPr>
+            <w:r>
+              <w:t xml:space="preserve">├───────────────────────────────────────────────────────────────────────┤</w:t>
+            </w:r>
+          </w:p>
+          <w:p>
+            <w:pPr>
+              <w:pStyle w:val="SourceCode"/>
+              <w:spacing w:before="0" w:after="0" w:line="200" w:lineRule="auto"/>
+            </w:pPr>
+            <w:r>
+              <w:t xml:space="preserve">│                                                                       │</w:t>
+            </w:r>
+          </w:p>
+          <w:p>
+            <w:pPr>
+              <w:pStyle w:val="SourceCode"/>
+              <w:spacing w:before="0" w:after="0" w:line="200" w:lineRule="auto"/>
+            </w:pPr>
+            <w:r>
+              <w:t xml:space="preserve">│  1. ОДИН РЯДОК: зсув вправо (з циклічним переносом)                   │</w:t>
+            </w:r>
+          </w:p>
+          <w:p>
+            <w:pPr>
+              <w:pStyle w:val="SourceCode"/>
+              <w:spacing w:before="0" w:after="0" w:line="200" w:lineRule="auto"/>
+            </w:pPr>
+            <w:r>
+              <w:t xml:space="preserve">│     ┌───┬───┬───┬───┬───┐                                             │</w:t>
+            </w:r>
+          </w:p>
+          <w:p>
+            <w:pPr>
+              <w:pStyle w:val="SourceCode"/>
+              <w:spacing w:before="0" w:after="0" w:line="200" w:lineRule="auto"/>
+            </w:pPr>
+            <w:r>
+              <w:t xml:space="preserve">│     │ M │[O]│ N │[A]│ R │   OA → NR (O→N, A→R)                        │</w:t>
+            </w:r>
+          </w:p>
+          <w:p>
+            <w:pPr>
+              <w:pStyle w:val="SourceCode"/>
+              <w:spacing w:before="0" w:after="0" w:line="200" w:lineRule="auto"/>
+            </w:pPr>
+            <w:r>
+              <w:t xml:space="preserve">│     └───┴───┴───┴───┴───┘   остання літера рядка переходить у першу   │</w:t>
+            </w:r>
+          </w:p>
+          <w:p>
+            <w:pPr>
+              <w:pStyle w:val="SourceCode"/>
+              <w:spacing w:before="0" w:after="0" w:line="200" w:lineRule="auto"/>
+            </w:pPr>
+            <w:r>
+              <w:t xml:space="preserve">│                                                                       │</w:t>
+            </w:r>
+          </w:p>
+          <w:p>
+            <w:pPr>
+              <w:pStyle w:val="SourceCode"/>
+              <w:spacing w:before="0" w:after="0" w:line="200" w:lineRule="auto"/>
+            </w:pPr>
+            <w:r>
+              <w:t xml:space="preserve">│  2. ОДИН СТОВПЕЦЬ: зсув вниз (з циклічним переносом)                  │</w:t>
+            </w:r>
+          </w:p>
+          <w:p>
+            <w:pPr>
+              <w:pStyle w:val="SourceCode"/>
+              <w:spacing w:before="0" w:after="0" w:line="200" w:lineRule="auto"/>
+            </w:pPr>
+            <w:r>
+              <w:t xml:space="preserve">│     ┌───┐                                                             │</w:t>
+            </w:r>
+          </w:p>
+          <w:p>
+            <w:pPr>
+              <w:pStyle w:val="SourceCode"/>
+              <w:spacing w:before="0" w:after="0" w:line="200" w:lineRule="auto"/>
+            </w:pPr>
+            <w:r>
+              <w:t xml:space="preserve">│     │[M]│                                                             │</w:t>
+            </w:r>
+          </w:p>
+          <w:p>
+            <w:pPr>
+              <w:pStyle w:val="SourceCode"/>
+              <w:spacing w:before="0" w:after="0" w:line="200" w:lineRule="auto"/>
+            </w:pPr>
+            <w:r>
+              <w:t xml:space="preserve">│     │ C │      ME → CL (зсув вниз)                                    │</w:t>
+            </w:r>
+          </w:p>
+          <w:p>
+            <w:pPr>
+              <w:pStyle w:val="SourceCode"/>
+              <w:spacing w:before="0" w:after="0" w:line="200" w:lineRule="auto"/>
+            </w:pPr>
+            <w:r>
+              <w:t xml:space="preserve">│     │[E]│                                                             │</w:t>
+            </w:r>
+          </w:p>
+          <w:p>
+            <w:pPr>
+              <w:pStyle w:val="SourceCode"/>
+              <w:spacing w:before="0" w:after="0" w:line="200" w:lineRule="auto"/>
+            </w:pPr>
+            <w:r>
+              <w:t xml:space="preserve">│     │ L │                                                             │</w:t>
+            </w:r>
+          </w:p>
+          <w:p>
+            <w:pPr>
+              <w:pStyle w:val="SourceCode"/>
+              <w:spacing w:before="0" w:after="0" w:line="200" w:lineRule="auto"/>
+            </w:pPr>
+            <w:r>
+              <w:t xml:space="preserve">│     │ U │                                                             │</w:t>
+            </w:r>
+          </w:p>
+          <w:p>
+            <w:pPr>
+              <w:pStyle w:val="SourceCode"/>
+              <w:spacing w:before="0" w:after="0" w:line="200" w:lineRule="auto"/>
+            </w:pPr>
+            <w:r>
+              <w:t xml:space="preserve">│     └───┘                                                             │</w:t>
+            </w:r>
+          </w:p>
+          <w:p>
+            <w:pPr>
+              <w:pStyle w:val="SourceCode"/>
+              <w:spacing w:before="0" w:after="0" w:line="200" w:lineRule="auto"/>
+            </w:pPr>
+            <w:r>
+              <w:t xml:space="preserve">│                                                                       │</w:t>
+            </w:r>
+          </w:p>
+          <w:p>
+            <w:pPr>
+              <w:pStyle w:val="SourceCode"/>
+              <w:spacing w:before="0" w:after="0" w:line="200" w:lineRule="auto"/>
+            </w:pPr>
+            <w:r>
+              <w:t xml:space="preserve">│  3. ПРЯМОКУТНИК: протилежні кути                                      │</w:t>
+            </w:r>
+          </w:p>
+          <w:p>
+            <w:pPr>
+              <w:pStyle w:val="SourceCode"/>
+              <w:spacing w:before="0" w:after="0" w:line="200" w:lineRule="auto"/>
+            </w:pPr>
+            <w:r>
+              <w:t xml:space="preserve">│     ┌───┬───┬───┬───┬───┐                                             │</w:t>
+            </w:r>
+          </w:p>
+          <w:p>
+            <w:pPr>
+              <w:pStyle w:val="SourceCode"/>
+              <w:spacing w:before="0" w:after="0" w:line="200" w:lineRule="auto"/>
+            </w:pPr>
+            <w:r>
+              <w:t xml:space="preserve">│     │ M │ O │ N │ A │ R │                                             │</w:t>
+            </w:r>
+          </w:p>
+          <w:p>
+            <w:pPr>
+              <w:pStyle w:val="SourceCode"/>
+              <w:spacing w:before="0" w:after="0" w:line="200" w:lineRule="auto"/>
+            </w:pPr>
+            <w:r>
+              <w:t xml:space="preserve">│     │ C │[H]│ Y │[B]│ D │   HI → BF (H→B, I→F)                        │</w:t>
+            </w:r>
+          </w:p>
+          <w:p>
+            <w:pPr>
+              <w:pStyle w:val="SourceCode"/>
+              <w:spacing w:before="0" w:after="0" w:line="200" w:lineRule="auto"/>
+            </w:pPr>
+            <w:r>
+              <w:t xml:space="preserve">│     │ E │[F]│ G │[I]│ K │                                             │</w:t>
+            </w:r>
+          </w:p>
+          <w:p>
+            <w:pPr>
+              <w:pStyle w:val="SourceCode"/>
+              <w:spacing w:before="0" w:after="0" w:line="200" w:lineRule="auto"/>
+            </w:pPr>
+            <w:r>
+              <w:t xml:space="preserve">│     └───┴───┴───┴───┴───┘                                             │</w:t>
+            </w:r>
+          </w:p>
+          <w:p>
+            <w:pPr>
+              <w:pStyle w:val="SourceCode"/>
+              <w:spacing w:before="0" w:after="0" w:line="200" w:lineRule="auto"/>
+            </w:pPr>
+            <w:r>
+              <w:t xml:space="preserve">│                                                                       │</w:t>
+            </w:r>
+          </w:p>
+          <w:p>
+            <w:pPr>
+              <w:pStyle w:val="SourceCode"/>
+              <w:spacing w:before="0" w:after="0" w:line="200" w:lineRule="auto"/>
+            </w:pPr>
+            <w:r>
+              <w:t xml:space="preserve">│  ПІДГОТОВКА ТЕКСТУ:                                                   │</w:t>
+            </w:r>
+          </w:p>
+          <w:p>
+            <w:pPr>
+              <w:pStyle w:val="SourceCode"/>
+              <w:spacing w:before="0" w:after="0" w:line="200" w:lineRule="auto"/>
+            </w:pPr>
+            <w:r>
+              <w:t xml:space="preserve">│  - Замінити J на I                                                    │</w:t>
+            </w:r>
+          </w:p>
+          <w:p>
+            <w:pPr>
+              <w:pStyle w:val="SourceCode"/>
+              <w:spacing w:before="0" w:after="0" w:line="200" w:lineRule="auto"/>
+            </w:pPr>
+            <w:r>
+              <w:t xml:space="preserve">│  - Вставити X між однаковими літерами: LL → LX L                      │</w:t>
+            </w:r>
+          </w:p>
+          <w:p>
+            <w:pPr>
+              <w:pStyle w:val="SourceCode"/>
+              <w:spacing w:before="0" w:after="0" w:line="200" w:lineRule="auto"/>
+            </w:pPr>
+            <w:r>
+              <w:t xml:space="preserve">│  - Якщо непарна кількість, додати X в кінці                           │</w:t>
+            </w:r>
+          </w:p>
+          <w:p>
+            <w:pPr>
+              <w:pStyle w:val="SourceCode"/>
+              <w:spacing w:before="0" w:after="0" w:line="200" w:lineRule="auto"/>
+            </w:pPr>
+            <w:r>
+              <w:t xml:space="preserve">│                                                                       │</w:t>
+            </w:r>
+          </w:p>
+          <w:p>
+            <w:pPr>
+              <w:pStyle w:val="SourceCode"/>
+              <w:spacing w:before="0" w:after="0" w:line="200" w:lineRule="auto"/>
+            </w:pPr>
+            <w:r>
+              <w:t xml:space="preserve">└───────────────────────────────────────────────────────────────────────┘</w:t>
+            </w:r>
+          </w:p>
+        </w:tc>
+      </w:tr>
+    </w:tbl>
+    <w:p>
+      <w:pPr>
+        <w:spacing w:before="0" w:after="0" w:line="120" w:lineRule="exact"/>
+        <w:rPr>
+          <w:sz w:val="4"/>
+          <w:szCs w:val="4"/>
+        </w:rPr>
+      </w:pPr>
     </w:p>
     <w:bookmarkEnd w:id="11"/>
     <w:bookmarkStart w:id="12" w:name="подвійний-квадрат-уітстона"/>
@@ -689,90 +836,139 @@
     </w:p>
     <w:p>
       <w:pPr>
-        <w:pStyle w:val="SourceCode"/>
-        <w:spacing w:before="120" w:after="0" w:line="200" w:lineRule="auto"/>
-      </w:pPr>
-      <w:r>
-        <w:t xml:space="preserve">Ключ 1: EXAMPLE     Ключ 2: KEYWORD</w:t>
-      </w:r>
-    </w:p>
-    <w:p>
-      <w:pPr>
-        <w:pStyle w:val="SourceCode"/>
-        <w:spacing w:before="0" w:after="0" w:line="200" w:lineRule="auto"/>
-      </w:pPr>
-    </w:p>
-    <w:p>
-      <w:pPr>
-        <w:pStyle w:val="SourceCode"/>
-        <w:spacing w:before="0" w:after="0" w:line="200" w:lineRule="auto"/>
-      </w:pPr>
-      <w:r>
-        <w:t xml:space="preserve">Квадрат 1:          Квадрат 2:</w:t>
-      </w:r>
-    </w:p>
-    <w:p>
-      <w:pPr>
-        <w:pStyle w:val="SourceCode"/>
-        <w:spacing w:before="0" w:after="0" w:line="200" w:lineRule="auto"/>
-      </w:pPr>
-      <w:r>
-        <w:t xml:space="preserve">┌───┬───┬───┬───┬───┐  ┌───┬───┬───┬───┬───┐</w:t>
-      </w:r>
-    </w:p>
-    <w:p>
-      <w:pPr>
-        <w:pStyle w:val="SourceCode"/>
-        <w:spacing w:before="0" w:after="0" w:line="200" w:lineRule="auto"/>
-      </w:pPr>
-      <w:r>
-        <w:t xml:space="preserve">│ E │ X │ A │ M │ P │  │ K │ E │ Y │ W │ O │</w:t>
-      </w:r>
-    </w:p>
-    <w:p>
-      <w:pPr>
-        <w:pStyle w:val="SourceCode"/>
-        <w:spacing w:before="0" w:after="0" w:line="200" w:lineRule="auto"/>
-      </w:pPr>
-      <w:r>
-        <w:t xml:space="preserve">│ L │ B │ C │ D │ F │  │ R │ D │ A │ B │ C │</w:t>
-      </w:r>
-    </w:p>
-    <w:p>
-      <w:pPr>
-        <w:pStyle w:val="SourceCode"/>
-        <w:spacing w:before="0" w:after="0" w:line="200" w:lineRule="auto"/>
-      </w:pPr>
-      <w:r>
-        <w:t xml:space="preserve">│ G │ H │ I │ K │ N │  │ F │ G │ H │ I │ L │</w:t>
-      </w:r>
-    </w:p>
-    <w:p>
-      <w:pPr>
-        <w:pStyle w:val="SourceCode"/>
-        <w:spacing w:before="0" w:after="0" w:line="200" w:lineRule="auto"/>
-      </w:pPr>
-      <w:r>
-        <w:t xml:space="preserve">│ O │ Q │ R │ S │ T │  │ M │ N │ P │ Q │ S │</w:t>
-      </w:r>
-    </w:p>
-    <w:p>
-      <w:pPr>
-        <w:pStyle w:val="SourceCode"/>
-        <w:spacing w:before="0" w:after="0" w:line="200" w:lineRule="auto"/>
-      </w:pPr>
-      <w:r>
-        <w:t xml:space="preserve">│ U │ V │ W │ Y │ Z │  │ T │ U │ V │ X │ Z │</w:t>
-      </w:r>
-    </w:p>
-    <w:p>
-      <w:pPr>
-        <w:pStyle w:val="SourceCode"/>
-        <w:spacing w:before="0" w:after="120" w:line="200" w:lineRule="auto"/>
-      </w:pPr>
-      <w:r>
-        <w:t xml:space="preserve">└───┴───┴───┴───┴───┘  └───┴───┴───┴───┴───┘</w:t>
-      </w:r>
+        <w:spacing w:before="0" w:after="0" w:line="120" w:lineRule="exact"/>
+        <w:rPr>
+          <w:sz w:val="4"/>
+          <w:szCs w:val="4"/>
+        </w:rPr>
+      </w:pPr>
+    </w:p>
+    <w:tbl>
+      <w:tblPr>
+        <w:tblStyle w:val="SourceCodeTable"/>
+        <w:tblW w:type="dxa" w:w="9637"/>
+        <w:tblInd w:w="0" w:type="dxa"/>
+        <w:tblBorders>
+          <w:top w:color="BFBFBF" w:space="0" w:sz="4" w:val="single"/>
+          <w:left w:color="BFBFBF" w:space="0" w:sz="4" w:val="single"/>
+          <w:bottom w:color="BFBFBF" w:space="0" w:sz="4" w:val="single"/>
+          <w:right w:color="BFBFBF" w:space="0" w:sz="4" w:val="single"/>
+        </w:tblBorders>
+        <w:tblLayout w:type="fixed"/>
+        <w:tblCellMar>
+          <w:top w:type="dxa" w:w="113"/>
+          <w:left w:type="dxa" w:w="113"/>
+          <w:bottom w:type="dxa" w:w="113"/>
+          <w:right w:type="dxa" w:w="113"/>
+        </w:tblCellMar>
+        <w:tblLook w:val="0000" w:firstRow="0" w:lastRow="0" w:firstColumn="0" w:lastColumn="0" w:noHBand="1" w:noVBand="1"/>
+      </w:tblPr>
+      <w:tblGrid>
+        <w:gridCol w:w="9637"/>
+      </w:tblGrid>
+      <w:tr>
+        <w:tc>
+          <w:tcPr>
+            <w:tcW w:type="dxa" w:w="9637"/>
+          </w:tcPr>
+          <w:p>
+            <w:pPr>
+              <w:pStyle w:val="SourceCode"/>
+              <w:spacing w:before="0" w:after="0" w:line="200" w:lineRule="auto"/>
+            </w:pPr>
+            <w:r>
+              <w:t xml:space="preserve">Ключ 1: EXAMPLE     Ключ 2: KEYWORD</w:t>
+            </w:r>
+          </w:p>
+          <w:p>
+            <w:pPr>
+              <w:pStyle w:val="SourceCode"/>
+              <w:spacing w:before="0" w:after="0" w:line="200" w:lineRule="auto"/>
+            </w:pPr>
+          </w:p>
+          <w:p>
+            <w:pPr>
+              <w:pStyle w:val="SourceCode"/>
+              <w:spacing w:before="0" w:after="0" w:line="200" w:lineRule="auto"/>
+            </w:pPr>
+            <w:r>
+              <w:t xml:space="preserve">Квадрат 1:          Квадрат 2:</w:t>
+            </w:r>
+          </w:p>
+          <w:p>
+            <w:pPr>
+              <w:pStyle w:val="SourceCode"/>
+              <w:spacing w:before="0" w:after="0" w:line="200" w:lineRule="auto"/>
+            </w:pPr>
+            <w:r>
+              <w:t xml:space="preserve">┌───┬───┬───┬───┬───┐  ┌───┬───┬───┬───┬───┐</w:t>
+            </w:r>
+          </w:p>
+          <w:p>
+            <w:pPr>
+              <w:pStyle w:val="SourceCode"/>
+              <w:spacing w:before="0" w:after="0" w:line="200" w:lineRule="auto"/>
+            </w:pPr>
+            <w:r>
+              <w:t xml:space="preserve">│ E │ X │ A │ M │ P │  │ K │ E │ Y │ W │ O │</w:t>
+            </w:r>
+          </w:p>
+          <w:p>
+            <w:pPr>
+              <w:pStyle w:val="SourceCode"/>
+              <w:spacing w:before="0" w:after="0" w:line="200" w:lineRule="auto"/>
+            </w:pPr>
+            <w:r>
+              <w:t xml:space="preserve">│ L │ B │ C │ D │ F │  │ R │ D │ A │ B │ C │</w:t>
+            </w:r>
+          </w:p>
+          <w:p>
+            <w:pPr>
+              <w:pStyle w:val="SourceCode"/>
+              <w:spacing w:before="0" w:after="0" w:line="200" w:lineRule="auto"/>
+            </w:pPr>
+            <w:r>
+              <w:t xml:space="preserve">│ G │ H │ I │ K │ N │  │ F │ G │ H │ I │ L │</w:t>
+            </w:r>
+          </w:p>
+          <w:p>
+            <w:pPr>
+              <w:pStyle w:val="SourceCode"/>
+              <w:spacing w:before="0" w:after="0" w:line="200" w:lineRule="auto"/>
+            </w:pPr>
+            <w:r>
+              <w:t xml:space="preserve">│ O │ Q │ R │ S │ T │  │ M │ N │ P │ Q │ S │</w:t>
+            </w:r>
+          </w:p>
+          <w:p>
+            <w:pPr>
+              <w:pStyle w:val="SourceCode"/>
+              <w:spacing w:before="0" w:after="0" w:line="200" w:lineRule="auto"/>
+            </w:pPr>
+            <w:r>
+              <w:t xml:space="preserve">│ U │ V │ W │ Y │ Z │  │ T │ U │ V │ X │ Z │</w:t>
+            </w:r>
+          </w:p>
+          <w:p>
+            <w:pPr>
+              <w:pStyle w:val="SourceCode"/>
+              <w:spacing w:before="0" w:after="0" w:line="200" w:lineRule="auto"/>
+            </w:pPr>
+            <w:r>
+              <w:t xml:space="preserve">└───┴───┴───┴───┴───┘  └───┴───┴───┴───┴───┘</w:t>
+            </w:r>
+          </w:p>
+        </w:tc>
+      </w:tr>
+    </w:tbl>
+    <w:p>
+      <w:pPr>
+        <w:spacing w:before="0" w:after="0" w:line="120" w:lineRule="exact"/>
+        <w:rPr>
+          <w:sz w:val="4"/>
+          <w:szCs w:val="4"/>
+        </w:rPr>
+      </w:pPr>
     </w:p>
     <w:p>
       <w:pPr>
@@ -827,78 +1023,127 @@
     </w:p>
     <w:p>
       <w:pPr>
-        <w:pStyle w:val="SourceCode"/>
-        <w:spacing w:before="120" w:after="0" w:line="200" w:lineRule="auto"/>
-      </w:pPr>
-      <w:r>
-        <w:t xml:space="preserve">Приклад: AT</w:t>
-      </w:r>
-    </w:p>
-    <w:p>
-      <w:pPr>
-        <w:pStyle w:val="SourceCode"/>
-        <w:spacing w:before="0" w:after="0" w:line="200" w:lineRule="auto"/>
-      </w:pPr>
-      <w:r>
-        <w:t xml:space="preserve">A у квадраті 1: рядок 0, стовпець 2</w:t>
-      </w:r>
-    </w:p>
-    <w:p>
-      <w:pPr>
-        <w:pStyle w:val="SourceCode"/>
-        <w:spacing w:before="0" w:after="0" w:line="200" w:lineRule="auto"/>
-      </w:pPr>
-      <w:r>
-        <w:t xml:space="preserve">T у квадраті 2: рядок 4, стовпець 0</w:t>
-      </w:r>
-    </w:p>
-    <w:p>
-      <w:pPr>
-        <w:pStyle w:val="SourceCode"/>
-        <w:spacing w:before="0" w:after="0" w:line="200" w:lineRule="auto"/>
-      </w:pPr>
-    </w:p>
-    <w:p>
-      <w:pPr>
-        <w:pStyle w:val="SourceCode"/>
-        <w:spacing w:before="0" w:after="0" w:line="200" w:lineRule="auto"/>
-      </w:pPr>
-      <w:r>
-        <w:t xml:space="preserve">Шифрування:</w:t>
-      </w:r>
-    </w:p>
-    <w:p>
-      <w:pPr>
-        <w:pStyle w:val="SourceCode"/>
-        <w:spacing w:before="0" w:after="0" w:line="200" w:lineRule="auto"/>
-      </w:pPr>
-      <w:r>
-        <w:t xml:space="preserve">- З квадрата 1: рядок A (0), стовпець T (0) → E</w:t>
-      </w:r>
-    </w:p>
-    <w:p>
-      <w:pPr>
-        <w:pStyle w:val="SourceCode"/>
-        <w:spacing w:before="0" w:after="0" w:line="200" w:lineRule="auto"/>
-      </w:pPr>
-      <w:r>
-        <w:t xml:space="preserve">- З квадрата 2: рядок T (4), стовпець A (2) → V</w:t>
-      </w:r>
-    </w:p>
-    <w:p>
-      <w:pPr>
-        <w:pStyle w:val="SourceCode"/>
-        <w:spacing w:before="0" w:after="0" w:line="200" w:lineRule="auto"/>
-      </w:pPr>
-    </w:p>
-    <w:p>
-      <w:pPr>
-        <w:pStyle w:val="SourceCode"/>
-        <w:spacing w:before="0" w:after="120" w:line="200" w:lineRule="auto"/>
-      </w:pPr>
-      <w:r>
-        <w:t xml:space="preserve">AT → EV</w:t>
-      </w:r>
+        <w:spacing w:before="0" w:after="0" w:line="120" w:lineRule="exact"/>
+        <w:rPr>
+          <w:sz w:val="4"/>
+          <w:szCs w:val="4"/>
+        </w:rPr>
+      </w:pPr>
+    </w:p>
+    <w:tbl>
+      <w:tblPr>
+        <w:tblStyle w:val="SourceCodeTable"/>
+        <w:tblW w:type="dxa" w:w="9637"/>
+        <w:tblInd w:w="0" w:type="dxa"/>
+        <w:tblBorders>
+          <w:top w:color="BFBFBF" w:space="0" w:sz="4" w:val="single"/>
+          <w:left w:color="BFBFBF" w:space="0" w:sz="4" w:val="single"/>
+          <w:bottom w:color="BFBFBF" w:space="0" w:sz="4" w:val="single"/>
+          <w:right w:color="BFBFBF" w:space="0" w:sz="4" w:val="single"/>
+        </w:tblBorders>
+        <w:tblLayout w:type="fixed"/>
+        <w:tblCellMar>
+          <w:top w:type="dxa" w:w="113"/>
+          <w:left w:type="dxa" w:w="113"/>
+          <w:bottom w:type="dxa" w:w="113"/>
+          <w:right w:type="dxa" w:w="113"/>
+        </w:tblCellMar>
+        <w:tblLook w:val="0000" w:firstRow="0" w:lastRow="0" w:firstColumn="0" w:lastColumn="0" w:noHBand="1" w:noVBand="1"/>
+      </w:tblPr>
+      <w:tblGrid>
+        <w:gridCol w:w="9637"/>
+      </w:tblGrid>
+      <w:tr>
+        <w:tc>
+          <w:tcPr>
+            <w:tcW w:type="dxa" w:w="9637"/>
+          </w:tcPr>
+          <w:p>
+            <w:pPr>
+              <w:pStyle w:val="SourceCode"/>
+              <w:spacing w:before="0" w:after="0" w:line="200" w:lineRule="auto"/>
+            </w:pPr>
+            <w:r>
+              <w:t xml:space="preserve">Приклад: AT</w:t>
+            </w:r>
+          </w:p>
+          <w:p>
+            <w:pPr>
+              <w:pStyle w:val="SourceCode"/>
+              <w:spacing w:before="0" w:after="0" w:line="200" w:lineRule="auto"/>
+            </w:pPr>
+            <w:r>
+              <w:t xml:space="preserve">A у квадраті 1: рядок 0, стовпець 2</w:t>
+            </w:r>
+          </w:p>
+          <w:p>
+            <w:pPr>
+              <w:pStyle w:val="SourceCode"/>
+              <w:spacing w:before="0" w:after="0" w:line="200" w:lineRule="auto"/>
+            </w:pPr>
+            <w:r>
+              <w:t xml:space="preserve">T у квадраті 2: рядок 4, стовпець 0</w:t>
+            </w:r>
+          </w:p>
+          <w:p>
+            <w:pPr>
+              <w:pStyle w:val="SourceCode"/>
+              <w:spacing w:before="0" w:after="0" w:line="200" w:lineRule="auto"/>
+            </w:pPr>
+          </w:p>
+          <w:p>
+            <w:pPr>
+              <w:pStyle w:val="SourceCode"/>
+              <w:spacing w:before="0" w:after="0" w:line="200" w:lineRule="auto"/>
+            </w:pPr>
+            <w:r>
+              <w:t xml:space="preserve">Шифрування:</w:t>
+            </w:r>
+          </w:p>
+          <w:p>
+            <w:pPr>
+              <w:pStyle w:val="SourceCode"/>
+              <w:spacing w:before="0" w:after="0" w:line="200" w:lineRule="auto"/>
+            </w:pPr>
+            <w:r>
+              <w:t xml:space="preserve">- З квадрата 1: рядок A (0), стовпець T (0) → E</w:t>
+            </w:r>
+          </w:p>
+          <w:p>
+            <w:pPr>
+              <w:pStyle w:val="SourceCode"/>
+              <w:spacing w:before="0" w:after="0" w:line="200" w:lineRule="auto"/>
+            </w:pPr>
+            <w:r>
+              <w:t xml:space="preserve">- З квадрата 2: рядок T (4), стовпець A (2) → V</w:t>
+            </w:r>
+          </w:p>
+          <w:p>
+            <w:pPr>
+              <w:pStyle w:val="SourceCode"/>
+              <w:spacing w:before="0" w:after="0" w:line="200" w:lineRule="auto"/>
+            </w:pPr>
+          </w:p>
+          <w:p>
+            <w:pPr>
+              <w:pStyle w:val="SourceCode"/>
+              <w:spacing w:before="0" w:after="0" w:line="200" w:lineRule="auto"/>
+            </w:pPr>
+            <w:r>
+              <w:t xml:space="preserve">AT → EV</w:t>
+            </w:r>
+          </w:p>
+        </w:tc>
+      </w:tr>
+    </w:tbl>
+    <w:p>
+      <w:pPr>
+        <w:spacing w:before="0" w:after="0" w:line="120" w:lineRule="exact"/>
+        <w:rPr>
+          <w:sz w:val="4"/>
+          <w:szCs w:val="4"/>
+        </w:rPr>
+      </w:pPr>
     </w:p>
     <w:p>
       <w:pPr>
@@ -941,597 +1186,646 @@
     </w:p>
     <w:p>
       <w:pPr>
-        <w:pStyle w:val="SourceCode"/>
-        <w:spacing w:before="120" w:after="0" w:line="200" w:lineRule="auto"/>
-      </w:pPr>
-      <w:r>
-        <w:t xml:space="preserve">#include &lt;iostream&gt;</w:t>
-      </w:r>
-    </w:p>
-    <w:p>
-      <w:pPr>
-        <w:pStyle w:val="SourceCode"/>
-        <w:spacing w:before="0" w:after="0" w:line="200" w:lineRule="auto"/>
-      </w:pPr>
-      <w:r>
-        <w:t xml:space="preserve">#include &lt;string&gt;</w:t>
-      </w:r>
-    </w:p>
-    <w:p>
-      <w:pPr>
-        <w:pStyle w:val="SourceCode"/>
-        <w:spacing w:before="0" w:after="0" w:line="200" w:lineRule="auto"/>
-      </w:pPr>
-      <w:r>
-        <w:t xml:space="preserve">#include &lt;vector&gt;</w:t>
-      </w:r>
-    </w:p>
-    <w:p>
-      <w:pPr>
-        <w:pStyle w:val="SourceCode"/>
-        <w:spacing w:before="0" w:after="0" w:line="200" w:lineRule="auto"/>
-      </w:pPr>
-      <w:r>
-        <w:t xml:space="preserve">#include &lt;cctype&gt;</w:t>
-      </w:r>
-    </w:p>
-    <w:p>
-      <w:pPr>
-        <w:pStyle w:val="SourceCode"/>
-        <w:spacing w:before="0" w:after="0" w:line="200" w:lineRule="auto"/>
-      </w:pPr>
-    </w:p>
-    <w:p>
-      <w:pPr>
-        <w:pStyle w:val="SourceCode"/>
-        <w:spacing w:before="0" w:after="0" w:line="200" w:lineRule="auto"/>
-      </w:pPr>
-      <w:r>
-        <w:t xml:space="preserve">using Matrix = std::vector&lt;std::string&gt;;  // 5 рядків по 5 літер</w:t>
-      </w:r>
-    </w:p>
-    <w:p>
-      <w:pPr>
-        <w:pStyle w:val="SourceCode"/>
-        <w:spacing w:before="0" w:after="0" w:line="200" w:lineRule="auto"/>
-      </w:pPr>
-    </w:p>
-    <w:p>
-      <w:pPr>
-        <w:pStyle w:val="SourceCode"/>
-        <w:spacing w:before="0" w:after="0" w:line="200" w:lineRule="auto"/>
-      </w:pPr>
-      <w:r>
-        <w:t xml:space="preserve">// Матриця 5x5: спершу літери ключа без повторів, далі решта абетки без J</w:t>
-      </w:r>
-    </w:p>
-    <w:p>
-      <w:pPr>
-        <w:pStyle w:val="SourceCode"/>
-        <w:spacing w:before="0" w:after="0" w:line="200" w:lineRule="auto"/>
-      </w:pPr>
-      <w:r>
-        <w:t xml:space="preserve">Matrix createMatrix(const std::string&amp; keyword) {</w:t>
-      </w:r>
-    </w:p>
-    <w:p>
-      <w:pPr>
-        <w:pStyle w:val="SourceCode"/>
-        <w:spacing w:before="0" w:after="0" w:line="200" w:lineRule="auto"/>
-      </w:pPr>
-      <w:r>
-        <w:t xml:space="preserve">    const std::string alphabet = "ABCDEFGHIKLMNOPQRSTUVWXYZ";  // без J</w:t>
-      </w:r>
-    </w:p>
-    <w:p>
-      <w:pPr>
-        <w:pStyle w:val="SourceCode"/>
-        <w:spacing w:before="0" w:after="0" w:line="200" w:lineRule="auto"/>
-      </w:pPr>
-      <w:r>
-        <w:t xml:space="preserve">    bool used[26] = { false };</w:t>
-      </w:r>
-    </w:p>
-    <w:p>
-      <w:pPr>
-        <w:pStyle w:val="SourceCode"/>
-        <w:spacing w:before="0" w:after="0" w:line="200" w:lineRule="auto"/>
-      </w:pPr>
-      <w:r>
-        <w:t xml:space="preserve">    std::string chars;</w:t>
-      </w:r>
-    </w:p>
-    <w:p>
-      <w:pPr>
-        <w:pStyle w:val="SourceCode"/>
-        <w:spacing w:before="0" w:after="0" w:line="200" w:lineRule="auto"/>
-      </w:pPr>
-    </w:p>
-    <w:p>
-      <w:pPr>
-        <w:pStyle w:val="SourceCode"/>
-        <w:spacing w:before="0" w:after="0" w:line="200" w:lineRule="auto"/>
-      </w:pPr>
-      <w:r>
-        <w:t xml:space="preserve">    for (char c : keyword) {</w:t>
-      </w:r>
-    </w:p>
-    <w:p>
-      <w:pPr>
-        <w:pStyle w:val="SourceCode"/>
-        <w:spacing w:before="0" w:after="0" w:line="200" w:lineRule="auto"/>
-      </w:pPr>
-      <w:r>
-        <w:t xml:space="preserve">        char up = static_cast&lt;char&gt;(std::toupper(static_cast&lt;unsigned char&gt;(c)));</w:t>
-      </w:r>
-    </w:p>
-    <w:p>
-      <w:pPr>
-        <w:pStyle w:val="SourceCode"/>
-        <w:spacing w:before="0" w:after="0" w:line="200" w:lineRule="auto"/>
-      </w:pPr>
-      <w:r>
-        <w:t xml:space="preserve">        if (up == 'J') up = 'I';</w:t>
-      </w:r>
-    </w:p>
-    <w:p>
-      <w:pPr>
-        <w:pStyle w:val="SourceCode"/>
-        <w:spacing w:before="0" w:after="0" w:line="200" w:lineRule="auto"/>
-      </w:pPr>
-      <w:r>
-        <w:t xml:space="preserve">        if (up &gt;= 'A' &amp;&amp; up &lt;= 'Z' &amp;&amp; !used[up - 'A']) {</w:t>
-      </w:r>
-    </w:p>
-    <w:p>
-      <w:pPr>
-        <w:pStyle w:val="SourceCode"/>
-        <w:spacing w:before="0" w:after="0" w:line="200" w:lineRule="auto"/>
-      </w:pPr>
-      <w:r>
-        <w:t xml:space="preserve">            used[up - 'A'] = true;</w:t>
-      </w:r>
-    </w:p>
-    <w:p>
-      <w:pPr>
-        <w:pStyle w:val="SourceCode"/>
-        <w:spacing w:before="0" w:after="0" w:line="200" w:lineRule="auto"/>
-      </w:pPr>
-      <w:r>
-        <w:t xml:space="preserve">            chars += up;</w:t>
-      </w:r>
-    </w:p>
-    <w:p>
-      <w:pPr>
-        <w:pStyle w:val="SourceCode"/>
-        <w:spacing w:before="0" w:after="0" w:line="200" w:lineRule="auto"/>
-      </w:pPr>
-      <w:r>
-        <w:t xml:space="preserve">        }</w:t>
-      </w:r>
-    </w:p>
-    <w:p>
-      <w:pPr>
-        <w:pStyle w:val="SourceCode"/>
-        <w:spacing w:before="0" w:after="0" w:line="200" w:lineRule="auto"/>
-      </w:pPr>
-      <w:r>
-        <w:t xml:space="preserve">    }</w:t>
-      </w:r>
-    </w:p>
-    <w:p>
-      <w:pPr>
-        <w:pStyle w:val="SourceCode"/>
-        <w:spacing w:before="0" w:after="0" w:line="200" w:lineRule="auto"/>
-      </w:pPr>
-    </w:p>
-    <w:p>
-      <w:pPr>
-        <w:pStyle w:val="SourceCode"/>
-        <w:spacing w:before="0" w:after="0" w:line="200" w:lineRule="auto"/>
-      </w:pPr>
-      <w:r>
-        <w:t xml:space="preserve">    for (char c : alphabet) {</w:t>
-      </w:r>
-    </w:p>
-    <w:p>
-      <w:pPr>
-        <w:pStyle w:val="SourceCode"/>
-        <w:spacing w:before="0" w:after="0" w:line="200" w:lineRule="auto"/>
-      </w:pPr>
-      <w:r>
-        <w:t xml:space="preserve">        if (!used[c - 'A']) {</w:t>
-      </w:r>
-    </w:p>
-    <w:p>
-      <w:pPr>
-        <w:pStyle w:val="SourceCode"/>
-        <w:spacing w:before="0" w:after="0" w:line="200" w:lineRule="auto"/>
-      </w:pPr>
-      <w:r>
-        <w:t xml:space="preserve">            used[c - 'A'] = true;</w:t>
-      </w:r>
-    </w:p>
-    <w:p>
-      <w:pPr>
-        <w:pStyle w:val="SourceCode"/>
-        <w:spacing w:before="0" w:after="0" w:line="200" w:lineRule="auto"/>
-      </w:pPr>
-      <w:r>
-        <w:t xml:space="preserve">            chars += c;</w:t>
-      </w:r>
-    </w:p>
-    <w:p>
-      <w:pPr>
-        <w:pStyle w:val="SourceCode"/>
-        <w:spacing w:before="0" w:after="0" w:line="200" w:lineRule="auto"/>
-      </w:pPr>
-      <w:r>
-        <w:t xml:space="preserve">        }</w:t>
-      </w:r>
-    </w:p>
-    <w:p>
-      <w:pPr>
-        <w:pStyle w:val="SourceCode"/>
-        <w:spacing w:before="0" w:after="0" w:line="200" w:lineRule="auto"/>
-      </w:pPr>
-      <w:r>
-        <w:t xml:space="preserve">    }</w:t>
-      </w:r>
-    </w:p>
-    <w:p>
-      <w:pPr>
-        <w:pStyle w:val="SourceCode"/>
-        <w:spacing w:before="0" w:after="0" w:line="200" w:lineRule="auto"/>
-      </w:pPr>
-    </w:p>
-    <w:p>
-      <w:pPr>
-        <w:pStyle w:val="SourceCode"/>
-        <w:spacing w:before="0" w:after="0" w:line="200" w:lineRule="auto"/>
-      </w:pPr>
-      <w:r>
-        <w:t xml:space="preserve">    Matrix matrix(5);</w:t>
-      </w:r>
-    </w:p>
-    <w:p>
-      <w:pPr>
-        <w:pStyle w:val="SourceCode"/>
-        <w:spacing w:before="0" w:after="0" w:line="200" w:lineRule="auto"/>
-      </w:pPr>
-      <w:r>
-        <w:t xml:space="preserve">    for (int row = 0; row &lt; 5; ++row) {</w:t>
-      </w:r>
-    </w:p>
-    <w:p>
-      <w:pPr>
-        <w:pStyle w:val="SourceCode"/>
-        <w:spacing w:before="0" w:after="0" w:line="200" w:lineRule="auto"/>
-      </w:pPr>
-      <w:r>
-        <w:t xml:space="preserve">        matrix[row] = chars.substr(row * 5, 5);</w:t>
-      </w:r>
-    </w:p>
-    <w:p>
-      <w:pPr>
-        <w:pStyle w:val="SourceCode"/>
-        <w:spacing w:before="0" w:after="0" w:line="200" w:lineRule="auto"/>
-      </w:pPr>
-      <w:r>
-        <w:t xml:space="preserve">    }</w:t>
-      </w:r>
-    </w:p>
-    <w:p>
-      <w:pPr>
-        <w:pStyle w:val="SourceCode"/>
-        <w:spacing w:before="0" w:after="0" w:line="200" w:lineRule="auto"/>
-      </w:pPr>
-      <w:r>
-        <w:t xml:space="preserve">    return matrix;</w:t>
-      </w:r>
-    </w:p>
-    <w:p>
-      <w:pPr>
-        <w:pStyle w:val="SourceCode"/>
-        <w:spacing w:before="0" w:after="0" w:line="200" w:lineRule="auto"/>
-      </w:pPr>
-      <w:r>
-        <w:t xml:space="preserve">}</w:t>
-      </w:r>
-    </w:p>
-    <w:p>
-      <w:pPr>
-        <w:pStyle w:val="SourceCode"/>
-        <w:spacing w:before="0" w:after="0" w:line="200" w:lineRule="auto"/>
-      </w:pPr>
-    </w:p>
-    <w:p>
-      <w:pPr>
-        <w:pStyle w:val="SourceCode"/>
-        <w:spacing w:before="0" w:after="0" w:line="200" w:lineRule="auto"/>
-      </w:pPr>
-      <w:r>
-        <w:t xml:space="preserve">// Позиція літери в матриці; повертає false, якщо літери немає</w:t>
-      </w:r>
-    </w:p>
-    <w:p>
-      <w:pPr>
-        <w:pStyle w:val="SourceCode"/>
-        <w:spacing w:before="0" w:after="0" w:line="200" w:lineRule="auto"/>
-      </w:pPr>
-      <w:r>
-        <w:t xml:space="preserve">bool findPosition(const Matrix&amp; matrix, char c, int&amp; row, int&amp; col) {</w:t>
-      </w:r>
-    </w:p>
-    <w:p>
-      <w:pPr>
-        <w:pStyle w:val="SourceCode"/>
-        <w:spacing w:before="0" w:after="0" w:line="200" w:lineRule="auto"/>
-      </w:pPr>
-      <w:r>
-        <w:t xml:space="preserve">    char up = static_cast&lt;char&gt;(std::toupper(static_cast&lt;unsigned char&gt;(c)));</w:t>
-      </w:r>
-    </w:p>
-    <w:p>
-      <w:pPr>
-        <w:pStyle w:val="SourceCode"/>
-        <w:spacing w:before="0" w:after="0" w:line="200" w:lineRule="auto"/>
-      </w:pPr>
-      <w:r>
-        <w:t xml:space="preserve">    if (up == 'J') up = 'I';</w:t>
-      </w:r>
-    </w:p>
-    <w:p>
-      <w:pPr>
-        <w:pStyle w:val="SourceCode"/>
-        <w:spacing w:before="0" w:after="0" w:line="200" w:lineRule="auto"/>
-      </w:pPr>
-    </w:p>
-    <w:p>
-      <w:pPr>
-        <w:pStyle w:val="SourceCode"/>
-        <w:spacing w:before="0" w:after="0" w:line="200" w:lineRule="auto"/>
-      </w:pPr>
-      <w:r>
-        <w:t xml:space="preserve">    for (row = 0; row &lt; 5; ++row) {</w:t>
-      </w:r>
-    </w:p>
-    <w:p>
-      <w:pPr>
-        <w:pStyle w:val="SourceCode"/>
-        <w:spacing w:before="0" w:after="0" w:line="200" w:lineRule="auto"/>
-      </w:pPr>
-      <w:r>
-        <w:t xml:space="preserve">        for (col = 0; col &lt; 5; ++col) {</w:t>
-      </w:r>
-    </w:p>
-    <w:p>
-      <w:pPr>
-        <w:pStyle w:val="SourceCode"/>
-        <w:spacing w:before="0" w:after="0" w:line="200" w:lineRule="auto"/>
-      </w:pPr>
-      <w:r>
-        <w:t xml:space="preserve">            if (matrix[row][col] == up) {</w:t>
-      </w:r>
-    </w:p>
-    <w:p>
-      <w:pPr>
-        <w:pStyle w:val="SourceCode"/>
-        <w:spacing w:before="0" w:after="0" w:line="200" w:lineRule="auto"/>
-      </w:pPr>
-      <w:r>
-        <w:t xml:space="preserve">                return true;</w:t>
-      </w:r>
-    </w:p>
-    <w:p>
-      <w:pPr>
-        <w:pStyle w:val="SourceCode"/>
-        <w:spacing w:before="0" w:after="0" w:line="200" w:lineRule="auto"/>
-      </w:pPr>
-      <w:r>
-        <w:t xml:space="preserve">            }</w:t>
-      </w:r>
-    </w:p>
-    <w:p>
-      <w:pPr>
-        <w:pStyle w:val="SourceCode"/>
-        <w:spacing w:before="0" w:after="0" w:line="200" w:lineRule="auto"/>
-      </w:pPr>
-      <w:r>
-        <w:t xml:space="preserve">        }</w:t>
-      </w:r>
-    </w:p>
-    <w:p>
-      <w:pPr>
-        <w:pStyle w:val="SourceCode"/>
-        <w:spacing w:before="0" w:after="0" w:line="200" w:lineRule="auto"/>
-      </w:pPr>
-      <w:r>
-        <w:t xml:space="preserve">    }</w:t>
-      </w:r>
-    </w:p>
-    <w:p>
-      <w:pPr>
-        <w:pStyle w:val="SourceCode"/>
-        <w:spacing w:before="0" w:after="0" w:line="200" w:lineRule="auto"/>
-      </w:pPr>
-      <w:r>
-        <w:t xml:space="preserve">    return false;</w:t>
-      </w:r>
-    </w:p>
-    <w:p>
-      <w:pPr>
-        <w:pStyle w:val="SourceCode"/>
-        <w:spacing w:before="0" w:after="0" w:line="200" w:lineRule="auto"/>
-      </w:pPr>
-      <w:r>
-        <w:t xml:space="preserve">}</w:t>
-      </w:r>
-    </w:p>
-    <w:p>
-      <w:pPr>
-        <w:pStyle w:val="SourceCode"/>
-        <w:spacing w:before="0" w:after="0" w:line="200" w:lineRule="auto"/>
-      </w:pPr>
-    </w:p>
-    <w:p>
-      <w:pPr>
-        <w:pStyle w:val="SourceCode"/>
-        <w:spacing w:before="0" w:after="0" w:line="200" w:lineRule="auto"/>
-      </w:pPr>
-      <w:r>
-        <w:t xml:space="preserve">void printMatrix(const Matrix&amp; matrix, const std::string&amp; title) {</w:t>
-      </w:r>
-    </w:p>
-    <w:p>
-      <w:pPr>
-        <w:pStyle w:val="SourceCode"/>
-        <w:spacing w:before="0" w:after="0" w:line="200" w:lineRule="auto"/>
-      </w:pPr>
-      <w:r>
-        <w:t xml:space="preserve">    if (!title.empty()) {</w:t>
-      </w:r>
-    </w:p>
-    <w:p>
-      <w:pPr>
-        <w:pStyle w:val="SourceCode"/>
-        <w:spacing w:before="0" w:after="0" w:line="200" w:lineRule="auto"/>
-      </w:pPr>
-      <w:r>
-        <w:t xml:space="preserve">        std::cout &lt;&lt; title &lt;&lt; "\n";</w:t>
-      </w:r>
-    </w:p>
-    <w:p>
-      <w:pPr>
-        <w:pStyle w:val="SourceCode"/>
-        <w:spacing w:before="0" w:after="0" w:line="200" w:lineRule="auto"/>
-      </w:pPr>
-      <w:r>
-        <w:t xml:space="preserve">    }</w:t>
-      </w:r>
-    </w:p>
-    <w:p>
-      <w:pPr>
-        <w:pStyle w:val="SourceCode"/>
-        <w:spacing w:before="0" w:after="0" w:line="200" w:lineRule="auto"/>
-      </w:pPr>
-      <w:r>
-        <w:t xml:space="preserve">    for (const std::string&amp; row : matrix) {</w:t>
-      </w:r>
-    </w:p>
-    <w:p>
-      <w:pPr>
-        <w:pStyle w:val="SourceCode"/>
-        <w:spacing w:before="0" w:after="0" w:line="200" w:lineRule="auto"/>
-      </w:pPr>
-      <w:r>
-        <w:t xml:space="preserve">        for (char c : row) {</w:t>
-      </w:r>
-    </w:p>
-    <w:p>
-      <w:pPr>
-        <w:pStyle w:val="SourceCode"/>
-        <w:spacing w:before="0" w:after="0" w:line="200" w:lineRule="auto"/>
-      </w:pPr>
-      <w:r>
-        <w:t xml:space="preserve">            std::cout &lt;&lt; c &lt;&lt; ' ';</w:t>
-      </w:r>
-    </w:p>
-    <w:p>
-      <w:pPr>
-        <w:pStyle w:val="SourceCode"/>
-        <w:spacing w:before="0" w:after="0" w:line="200" w:lineRule="auto"/>
-      </w:pPr>
-      <w:r>
-        <w:t xml:space="preserve">        }</w:t>
-      </w:r>
-    </w:p>
-    <w:p>
-      <w:pPr>
-        <w:pStyle w:val="SourceCode"/>
-        <w:spacing w:before="0" w:after="0" w:line="200" w:lineRule="auto"/>
-      </w:pPr>
-      <w:r>
-        <w:t xml:space="preserve">        std::cout &lt;&lt; "\n";</w:t>
-      </w:r>
-    </w:p>
-    <w:p>
-      <w:pPr>
-        <w:pStyle w:val="SourceCode"/>
-        <w:spacing w:before="0" w:after="0" w:line="200" w:lineRule="auto"/>
-      </w:pPr>
-      <w:r>
-        <w:t xml:space="preserve">    }</w:t>
-      </w:r>
-    </w:p>
-    <w:p>
-      <w:pPr>
-        <w:pStyle w:val="SourceCode"/>
-        <w:spacing w:before="0" w:after="0" w:line="200" w:lineRule="auto"/>
-      </w:pPr>
-      <w:r>
-        <w:t xml:space="preserve">}</w:t>
-      </w:r>
-    </w:p>
-    <w:p>
-      <w:pPr>
-        <w:pStyle w:val="SourceCode"/>
-        <w:spacing w:before="0" w:after="0" w:line="200" w:lineRule="auto"/>
-      </w:pPr>
-    </w:p>
-    <w:p>
-      <w:pPr>
-        <w:pStyle w:val="SourceCode"/>
-        <w:spacing w:before="0" w:after="0" w:line="200" w:lineRule="auto"/>
-      </w:pPr>
-      <w:r>
-        <w:t xml:space="preserve">int main() {</w:t>
-      </w:r>
-    </w:p>
-    <w:p>
-      <w:pPr>
-        <w:pStyle w:val="SourceCode"/>
-        <w:spacing w:before="0" w:after="0" w:line="200" w:lineRule="auto"/>
-      </w:pPr>
-      <w:r>
-        <w:t xml:space="preserve">    std::string keyword = "MONARCHY";</w:t>
-      </w:r>
-    </w:p>
-    <w:p>
-      <w:pPr>
-        <w:pStyle w:val="SourceCode"/>
-        <w:spacing w:before="0" w:after="0" w:line="200" w:lineRule="auto"/>
-      </w:pPr>
-      <w:r>
-        <w:t xml:space="preserve">    Matrix matrix = createMatrix(keyword);</w:t>
-      </w:r>
-    </w:p>
-    <w:p>
-      <w:pPr>
-        <w:pStyle w:val="SourceCode"/>
-        <w:spacing w:before="0" w:after="0" w:line="200" w:lineRule="auto"/>
-      </w:pPr>
-      <w:r>
-        <w:t xml:space="preserve">    printMatrix(matrix, "Матриця для ключа " + keyword + ":");</w:t>
-      </w:r>
-    </w:p>
-    <w:p>
-      <w:pPr>
-        <w:pStyle w:val="SourceCode"/>
-        <w:spacing w:before="0" w:after="0" w:line="200" w:lineRule="auto"/>
-      </w:pPr>
-      <w:r>
-        <w:t xml:space="preserve">    return 0;</w:t>
-      </w:r>
-    </w:p>
-    <w:p>
-      <w:pPr>
-        <w:pStyle w:val="SourceCode"/>
-        <w:spacing w:before="0" w:after="120" w:line="200" w:lineRule="auto"/>
-      </w:pPr>
-      <w:r>
-        <w:t xml:space="preserve">}</w:t>
-      </w:r>
+        <w:spacing w:before="0" w:after="0" w:line="120" w:lineRule="exact"/>
+        <w:rPr>
+          <w:sz w:val="4"/>
+          <w:szCs w:val="4"/>
+        </w:rPr>
+      </w:pPr>
+    </w:p>
+    <w:tbl>
+      <w:tblPr>
+        <w:tblStyle w:val="SourceCodeTable"/>
+        <w:tblW w:type="dxa" w:w="9637"/>
+        <w:tblInd w:w="0" w:type="dxa"/>
+        <w:tblBorders>
+          <w:top w:color="BFBFBF" w:space="0" w:sz="4" w:val="single"/>
+          <w:left w:color="BFBFBF" w:space="0" w:sz="4" w:val="single"/>
+          <w:bottom w:color="BFBFBF" w:space="0" w:sz="4" w:val="single"/>
+          <w:right w:color="BFBFBF" w:space="0" w:sz="4" w:val="single"/>
+        </w:tblBorders>
+        <w:tblLayout w:type="fixed"/>
+        <w:tblCellMar>
+          <w:top w:type="dxa" w:w="113"/>
+          <w:left w:type="dxa" w:w="113"/>
+          <w:bottom w:type="dxa" w:w="113"/>
+          <w:right w:type="dxa" w:w="113"/>
+        </w:tblCellMar>
+        <w:tblLook w:val="0000" w:firstRow="0" w:lastRow="0" w:firstColumn="0" w:lastColumn="0" w:noHBand="1" w:noVBand="1"/>
+      </w:tblPr>
+      <w:tblGrid>
+        <w:gridCol w:w="9637"/>
+      </w:tblGrid>
+      <w:tr>
+        <w:tc>
+          <w:tcPr>
+            <w:tcW w:type="dxa" w:w="9637"/>
+          </w:tcPr>
+          <w:p>
+            <w:pPr>
+              <w:pStyle w:val="SourceCode"/>
+              <w:spacing w:before="0" w:after="0" w:line="200" w:lineRule="auto"/>
+            </w:pPr>
+            <w:r>
+              <w:t xml:space="preserve">#include &lt;iostream&gt;</w:t>
+            </w:r>
+          </w:p>
+          <w:p>
+            <w:pPr>
+              <w:pStyle w:val="SourceCode"/>
+              <w:spacing w:before="0" w:after="0" w:line="200" w:lineRule="auto"/>
+            </w:pPr>
+            <w:r>
+              <w:t xml:space="preserve">#include &lt;string&gt;</w:t>
+            </w:r>
+          </w:p>
+          <w:p>
+            <w:pPr>
+              <w:pStyle w:val="SourceCode"/>
+              <w:spacing w:before="0" w:after="0" w:line="200" w:lineRule="auto"/>
+            </w:pPr>
+            <w:r>
+              <w:t xml:space="preserve">#include &lt;vector&gt;</w:t>
+            </w:r>
+          </w:p>
+          <w:p>
+            <w:pPr>
+              <w:pStyle w:val="SourceCode"/>
+              <w:spacing w:before="0" w:after="0" w:line="200" w:lineRule="auto"/>
+            </w:pPr>
+            <w:r>
+              <w:t xml:space="preserve">#include &lt;cctype&gt;</w:t>
+            </w:r>
+          </w:p>
+          <w:p>
+            <w:pPr>
+              <w:pStyle w:val="SourceCode"/>
+              <w:spacing w:before="0" w:after="0" w:line="200" w:lineRule="auto"/>
+            </w:pPr>
+          </w:p>
+          <w:p>
+            <w:pPr>
+              <w:pStyle w:val="SourceCode"/>
+              <w:spacing w:before="0" w:after="0" w:line="200" w:lineRule="auto"/>
+            </w:pPr>
+            <w:r>
+              <w:t xml:space="preserve">using Matrix = std::vector&lt;std::string&gt;;  // 5 рядків по 5 літер</w:t>
+            </w:r>
+          </w:p>
+          <w:p>
+            <w:pPr>
+              <w:pStyle w:val="SourceCode"/>
+              <w:spacing w:before="0" w:after="0" w:line="200" w:lineRule="auto"/>
+            </w:pPr>
+          </w:p>
+          <w:p>
+            <w:pPr>
+              <w:pStyle w:val="SourceCode"/>
+              <w:spacing w:before="0" w:after="0" w:line="200" w:lineRule="auto"/>
+            </w:pPr>
+            <w:r>
+              <w:t xml:space="preserve">// Матриця 5x5: спершу літери ключа без повторів, далі решта абетки без J</w:t>
+            </w:r>
+          </w:p>
+          <w:p>
+            <w:pPr>
+              <w:pStyle w:val="SourceCode"/>
+              <w:spacing w:before="0" w:after="0" w:line="200" w:lineRule="auto"/>
+            </w:pPr>
+            <w:r>
+              <w:t xml:space="preserve">Matrix createMatrix(const std::string&amp; keyword) {</w:t>
+            </w:r>
+          </w:p>
+          <w:p>
+            <w:pPr>
+              <w:pStyle w:val="SourceCode"/>
+              <w:spacing w:before="0" w:after="0" w:line="200" w:lineRule="auto"/>
+            </w:pPr>
+            <w:r>
+              <w:t xml:space="preserve">    const std::string alphabet = "ABCDEFGHIKLMNOPQRSTUVWXYZ";  // без J</w:t>
+            </w:r>
+          </w:p>
+          <w:p>
+            <w:pPr>
+              <w:pStyle w:val="SourceCode"/>
+              <w:spacing w:before="0" w:after="0" w:line="200" w:lineRule="auto"/>
+            </w:pPr>
+            <w:r>
+              <w:t xml:space="preserve">    bool used[26] = { false };</w:t>
+            </w:r>
+          </w:p>
+          <w:p>
+            <w:pPr>
+              <w:pStyle w:val="SourceCode"/>
+              <w:spacing w:before="0" w:after="0" w:line="200" w:lineRule="auto"/>
+            </w:pPr>
+            <w:r>
+              <w:t xml:space="preserve">    std::string chars;</w:t>
+            </w:r>
+          </w:p>
+          <w:p>
+            <w:pPr>
+              <w:pStyle w:val="SourceCode"/>
+              <w:spacing w:before="0" w:after="0" w:line="200" w:lineRule="auto"/>
+            </w:pPr>
+          </w:p>
+          <w:p>
+            <w:pPr>
+              <w:pStyle w:val="SourceCode"/>
+              <w:spacing w:before="0" w:after="0" w:line="200" w:lineRule="auto"/>
+            </w:pPr>
+            <w:r>
+              <w:t xml:space="preserve">    for (char c : keyword) {</w:t>
+            </w:r>
+          </w:p>
+          <w:p>
+            <w:pPr>
+              <w:pStyle w:val="SourceCode"/>
+              <w:spacing w:before="0" w:after="0" w:line="200" w:lineRule="auto"/>
+            </w:pPr>
+            <w:r>
+              <w:t xml:space="preserve">        char up = static_cast&lt;char&gt;(std::toupper(static_cast&lt;unsigned char&gt;(c)));</w:t>
+            </w:r>
+          </w:p>
+          <w:p>
+            <w:pPr>
+              <w:pStyle w:val="SourceCode"/>
+              <w:spacing w:before="0" w:after="0" w:line="200" w:lineRule="auto"/>
+            </w:pPr>
+            <w:r>
+              <w:t xml:space="preserve">        if (up == 'J') up = 'I';</w:t>
+            </w:r>
+          </w:p>
+          <w:p>
+            <w:pPr>
+              <w:pStyle w:val="SourceCode"/>
+              <w:spacing w:before="0" w:after="0" w:line="200" w:lineRule="auto"/>
+            </w:pPr>
+            <w:r>
+              <w:t xml:space="preserve">        if (up &gt;= 'A' &amp;&amp; up &lt;= 'Z' &amp;&amp; !used[up - 'A']) {</w:t>
+            </w:r>
+          </w:p>
+          <w:p>
+            <w:pPr>
+              <w:pStyle w:val="SourceCode"/>
+              <w:spacing w:before="0" w:after="0" w:line="200" w:lineRule="auto"/>
+            </w:pPr>
+            <w:r>
+              <w:t xml:space="preserve">            used[up - 'A'] = true;</w:t>
+            </w:r>
+          </w:p>
+          <w:p>
+            <w:pPr>
+              <w:pStyle w:val="SourceCode"/>
+              <w:spacing w:before="0" w:after="0" w:line="200" w:lineRule="auto"/>
+            </w:pPr>
+            <w:r>
+              <w:t xml:space="preserve">            chars += up;</w:t>
+            </w:r>
+          </w:p>
+          <w:p>
+            <w:pPr>
+              <w:pStyle w:val="SourceCode"/>
+              <w:spacing w:before="0" w:after="0" w:line="200" w:lineRule="auto"/>
+            </w:pPr>
+            <w:r>
+              <w:t xml:space="preserve">        }</w:t>
+            </w:r>
+          </w:p>
+          <w:p>
+            <w:pPr>
+              <w:pStyle w:val="SourceCode"/>
+              <w:spacing w:before="0" w:after="0" w:line="200" w:lineRule="auto"/>
+            </w:pPr>
+            <w:r>
+              <w:t xml:space="preserve">    }</w:t>
+            </w:r>
+          </w:p>
+          <w:p>
+            <w:pPr>
+              <w:pStyle w:val="SourceCode"/>
+              <w:spacing w:before="0" w:after="0" w:line="200" w:lineRule="auto"/>
+            </w:pPr>
+          </w:p>
+          <w:p>
+            <w:pPr>
+              <w:pStyle w:val="SourceCode"/>
+              <w:spacing w:before="0" w:after="0" w:line="200" w:lineRule="auto"/>
+            </w:pPr>
+            <w:r>
+              <w:t xml:space="preserve">    for (char c : alphabet) {</w:t>
+            </w:r>
+          </w:p>
+          <w:p>
+            <w:pPr>
+              <w:pStyle w:val="SourceCode"/>
+              <w:spacing w:before="0" w:after="0" w:line="200" w:lineRule="auto"/>
+            </w:pPr>
+            <w:r>
+              <w:t xml:space="preserve">        if (!used[c - 'A']) {</w:t>
+            </w:r>
+          </w:p>
+          <w:p>
+            <w:pPr>
+              <w:pStyle w:val="SourceCode"/>
+              <w:spacing w:before="0" w:after="0" w:line="200" w:lineRule="auto"/>
+            </w:pPr>
+            <w:r>
+              <w:t xml:space="preserve">            used[c - 'A'] = true;</w:t>
+            </w:r>
+          </w:p>
+          <w:p>
+            <w:pPr>
+              <w:pStyle w:val="SourceCode"/>
+              <w:spacing w:before="0" w:after="0" w:line="200" w:lineRule="auto"/>
+            </w:pPr>
+            <w:r>
+              <w:t xml:space="preserve">            chars += c;</w:t>
+            </w:r>
+          </w:p>
+          <w:p>
+            <w:pPr>
+              <w:pStyle w:val="SourceCode"/>
+              <w:spacing w:before="0" w:after="0" w:line="200" w:lineRule="auto"/>
+            </w:pPr>
+            <w:r>
+              <w:t xml:space="preserve">        }</w:t>
+            </w:r>
+          </w:p>
+          <w:p>
+            <w:pPr>
+              <w:pStyle w:val="SourceCode"/>
+              <w:spacing w:before="0" w:after="0" w:line="200" w:lineRule="auto"/>
+            </w:pPr>
+            <w:r>
+              <w:t xml:space="preserve">    }</w:t>
+            </w:r>
+          </w:p>
+          <w:p>
+            <w:pPr>
+              <w:pStyle w:val="SourceCode"/>
+              <w:spacing w:before="0" w:after="0" w:line="200" w:lineRule="auto"/>
+            </w:pPr>
+          </w:p>
+          <w:p>
+            <w:pPr>
+              <w:pStyle w:val="SourceCode"/>
+              <w:spacing w:before="0" w:after="0" w:line="200" w:lineRule="auto"/>
+            </w:pPr>
+            <w:r>
+              <w:t xml:space="preserve">    Matrix matrix(5);</w:t>
+            </w:r>
+          </w:p>
+          <w:p>
+            <w:pPr>
+              <w:pStyle w:val="SourceCode"/>
+              <w:spacing w:before="0" w:after="0" w:line="200" w:lineRule="auto"/>
+            </w:pPr>
+            <w:r>
+              <w:t xml:space="preserve">    for (int row = 0; row &lt; 5; ++row) {</w:t>
+            </w:r>
+          </w:p>
+          <w:p>
+            <w:pPr>
+              <w:pStyle w:val="SourceCode"/>
+              <w:spacing w:before="0" w:after="0" w:line="200" w:lineRule="auto"/>
+            </w:pPr>
+            <w:r>
+              <w:t xml:space="preserve">        matrix[row] = chars.substr(row * 5, 5);</w:t>
+            </w:r>
+          </w:p>
+          <w:p>
+            <w:pPr>
+              <w:pStyle w:val="SourceCode"/>
+              <w:spacing w:before="0" w:after="0" w:line="200" w:lineRule="auto"/>
+            </w:pPr>
+            <w:r>
+              <w:t xml:space="preserve">    }</w:t>
+            </w:r>
+          </w:p>
+          <w:p>
+            <w:pPr>
+              <w:pStyle w:val="SourceCode"/>
+              <w:spacing w:before="0" w:after="0" w:line="200" w:lineRule="auto"/>
+            </w:pPr>
+            <w:r>
+              <w:t xml:space="preserve">    return matrix;</w:t>
+            </w:r>
+          </w:p>
+          <w:p>
+            <w:pPr>
+              <w:pStyle w:val="SourceCode"/>
+              <w:spacing w:before="0" w:after="0" w:line="200" w:lineRule="auto"/>
+            </w:pPr>
+            <w:r>
+              <w:t xml:space="preserve">}</w:t>
+            </w:r>
+          </w:p>
+          <w:p>
+            <w:pPr>
+              <w:pStyle w:val="SourceCode"/>
+              <w:spacing w:before="0" w:after="0" w:line="200" w:lineRule="auto"/>
+            </w:pPr>
+          </w:p>
+          <w:p>
+            <w:pPr>
+              <w:pStyle w:val="SourceCode"/>
+              <w:spacing w:before="0" w:after="0" w:line="200" w:lineRule="auto"/>
+            </w:pPr>
+            <w:r>
+              <w:t xml:space="preserve">// Позиція літери в матриці; повертає false, якщо літери немає</w:t>
+            </w:r>
+          </w:p>
+          <w:p>
+            <w:pPr>
+              <w:pStyle w:val="SourceCode"/>
+              <w:spacing w:before="0" w:after="0" w:line="200" w:lineRule="auto"/>
+            </w:pPr>
+            <w:r>
+              <w:t xml:space="preserve">bool findPosition(const Matrix&amp; matrix, char c, int&amp; row, int&amp; col) {</w:t>
+            </w:r>
+          </w:p>
+          <w:p>
+            <w:pPr>
+              <w:pStyle w:val="SourceCode"/>
+              <w:spacing w:before="0" w:after="0" w:line="200" w:lineRule="auto"/>
+            </w:pPr>
+            <w:r>
+              <w:t xml:space="preserve">    char up = static_cast&lt;char&gt;(std::toupper(static_cast&lt;unsigned char&gt;(c)));</w:t>
+            </w:r>
+          </w:p>
+          <w:p>
+            <w:pPr>
+              <w:pStyle w:val="SourceCode"/>
+              <w:spacing w:before="0" w:after="0" w:line="200" w:lineRule="auto"/>
+            </w:pPr>
+            <w:r>
+              <w:t xml:space="preserve">    if (up == 'J') up = 'I';</w:t>
+            </w:r>
+          </w:p>
+          <w:p>
+            <w:pPr>
+              <w:pStyle w:val="SourceCode"/>
+              <w:spacing w:before="0" w:after="0" w:line="200" w:lineRule="auto"/>
+            </w:pPr>
+          </w:p>
+          <w:p>
+            <w:pPr>
+              <w:pStyle w:val="SourceCode"/>
+              <w:spacing w:before="0" w:after="0" w:line="200" w:lineRule="auto"/>
+            </w:pPr>
+            <w:r>
+              <w:t xml:space="preserve">    for (row = 0; row &lt; 5; ++row) {</w:t>
+            </w:r>
+          </w:p>
+          <w:p>
+            <w:pPr>
+              <w:pStyle w:val="SourceCode"/>
+              <w:spacing w:before="0" w:after="0" w:line="200" w:lineRule="auto"/>
+            </w:pPr>
+            <w:r>
+              <w:t xml:space="preserve">        for (col = 0; col &lt; 5; ++col) {</w:t>
+            </w:r>
+          </w:p>
+          <w:p>
+            <w:pPr>
+              <w:pStyle w:val="SourceCode"/>
+              <w:spacing w:before="0" w:after="0" w:line="200" w:lineRule="auto"/>
+            </w:pPr>
+            <w:r>
+              <w:t xml:space="preserve">            if (matrix[row][col] == up) {</w:t>
+            </w:r>
+          </w:p>
+          <w:p>
+            <w:pPr>
+              <w:pStyle w:val="SourceCode"/>
+              <w:spacing w:before="0" w:after="0" w:line="200" w:lineRule="auto"/>
+            </w:pPr>
+            <w:r>
+              <w:t xml:space="preserve">                return true;</w:t>
+            </w:r>
+          </w:p>
+          <w:p>
+            <w:pPr>
+              <w:pStyle w:val="SourceCode"/>
+              <w:spacing w:before="0" w:after="0" w:line="200" w:lineRule="auto"/>
+            </w:pPr>
+            <w:r>
+              <w:t xml:space="preserve">            }</w:t>
+            </w:r>
+          </w:p>
+          <w:p>
+            <w:pPr>
+              <w:pStyle w:val="SourceCode"/>
+              <w:spacing w:before="0" w:after="0" w:line="200" w:lineRule="auto"/>
+            </w:pPr>
+            <w:r>
+              <w:t xml:space="preserve">        }</w:t>
+            </w:r>
+          </w:p>
+          <w:p>
+            <w:pPr>
+              <w:pStyle w:val="SourceCode"/>
+              <w:spacing w:before="0" w:after="0" w:line="200" w:lineRule="auto"/>
+            </w:pPr>
+            <w:r>
+              <w:t xml:space="preserve">    }</w:t>
+            </w:r>
+          </w:p>
+          <w:p>
+            <w:pPr>
+              <w:pStyle w:val="SourceCode"/>
+              <w:spacing w:before="0" w:after="0" w:line="200" w:lineRule="auto"/>
+            </w:pPr>
+            <w:r>
+              <w:t xml:space="preserve">    return false;</w:t>
+            </w:r>
+          </w:p>
+          <w:p>
+            <w:pPr>
+              <w:pStyle w:val="SourceCode"/>
+              <w:spacing w:before="0" w:after="0" w:line="200" w:lineRule="auto"/>
+            </w:pPr>
+            <w:r>
+              <w:t xml:space="preserve">}</w:t>
+            </w:r>
+          </w:p>
+          <w:p>
+            <w:pPr>
+              <w:pStyle w:val="SourceCode"/>
+              <w:spacing w:before="0" w:after="0" w:line="200" w:lineRule="auto"/>
+            </w:pPr>
+          </w:p>
+          <w:p>
+            <w:pPr>
+              <w:pStyle w:val="SourceCode"/>
+              <w:spacing w:before="0" w:after="0" w:line="200" w:lineRule="auto"/>
+            </w:pPr>
+            <w:r>
+              <w:t xml:space="preserve">void printMatrix(const Matrix&amp; matrix, const std::string&amp; title) {</w:t>
+            </w:r>
+          </w:p>
+          <w:p>
+            <w:pPr>
+              <w:pStyle w:val="SourceCode"/>
+              <w:spacing w:before="0" w:after="0" w:line="200" w:lineRule="auto"/>
+            </w:pPr>
+            <w:r>
+              <w:t xml:space="preserve">    if (!title.empty()) {</w:t>
+            </w:r>
+          </w:p>
+          <w:p>
+            <w:pPr>
+              <w:pStyle w:val="SourceCode"/>
+              <w:spacing w:before="0" w:after="0" w:line="200" w:lineRule="auto"/>
+            </w:pPr>
+            <w:r>
+              <w:t xml:space="preserve">        std::cout &lt;&lt; title &lt;&lt; "\n";</w:t>
+            </w:r>
+          </w:p>
+          <w:p>
+            <w:pPr>
+              <w:pStyle w:val="SourceCode"/>
+              <w:spacing w:before="0" w:after="0" w:line="200" w:lineRule="auto"/>
+            </w:pPr>
+            <w:r>
+              <w:t xml:space="preserve">    }</w:t>
+            </w:r>
+          </w:p>
+          <w:p>
+            <w:pPr>
+              <w:pStyle w:val="SourceCode"/>
+              <w:spacing w:before="0" w:after="0" w:line="200" w:lineRule="auto"/>
+            </w:pPr>
+            <w:r>
+              <w:t xml:space="preserve">    for (const std::string&amp; row : matrix) {</w:t>
+            </w:r>
+          </w:p>
+          <w:p>
+            <w:pPr>
+              <w:pStyle w:val="SourceCode"/>
+              <w:spacing w:before="0" w:after="0" w:line="200" w:lineRule="auto"/>
+            </w:pPr>
+            <w:r>
+              <w:t xml:space="preserve">        for (char c : row) {</w:t>
+            </w:r>
+          </w:p>
+          <w:p>
+            <w:pPr>
+              <w:pStyle w:val="SourceCode"/>
+              <w:spacing w:before="0" w:after="0" w:line="200" w:lineRule="auto"/>
+            </w:pPr>
+            <w:r>
+              <w:t xml:space="preserve">            std::cout &lt;&lt; c &lt;&lt; ' ';</w:t>
+            </w:r>
+          </w:p>
+          <w:p>
+            <w:pPr>
+              <w:pStyle w:val="SourceCode"/>
+              <w:spacing w:before="0" w:after="0" w:line="200" w:lineRule="auto"/>
+            </w:pPr>
+            <w:r>
+              <w:t xml:space="preserve">        }</w:t>
+            </w:r>
+          </w:p>
+          <w:p>
+            <w:pPr>
+              <w:pStyle w:val="SourceCode"/>
+              <w:spacing w:before="0" w:after="0" w:line="200" w:lineRule="auto"/>
+            </w:pPr>
+            <w:r>
+              <w:t xml:space="preserve">        std::cout &lt;&lt; "\n";</w:t>
+            </w:r>
+          </w:p>
+          <w:p>
+            <w:pPr>
+              <w:pStyle w:val="SourceCode"/>
+              <w:spacing w:before="0" w:after="0" w:line="200" w:lineRule="auto"/>
+            </w:pPr>
+            <w:r>
+              <w:t xml:space="preserve">    }</w:t>
+            </w:r>
+          </w:p>
+          <w:p>
+            <w:pPr>
+              <w:pStyle w:val="SourceCode"/>
+              <w:spacing w:before="0" w:after="0" w:line="200" w:lineRule="auto"/>
+            </w:pPr>
+            <w:r>
+              <w:t xml:space="preserve">}</w:t>
+            </w:r>
+          </w:p>
+          <w:p>
+            <w:pPr>
+              <w:pStyle w:val="SourceCode"/>
+              <w:spacing w:before="0" w:after="0" w:line="200" w:lineRule="auto"/>
+            </w:pPr>
+          </w:p>
+          <w:p>
+            <w:pPr>
+              <w:pStyle w:val="SourceCode"/>
+              <w:spacing w:before="0" w:after="0" w:line="200" w:lineRule="auto"/>
+            </w:pPr>
+            <w:r>
+              <w:t xml:space="preserve">int main() {</w:t>
+            </w:r>
+          </w:p>
+          <w:p>
+            <w:pPr>
+              <w:pStyle w:val="SourceCode"/>
+              <w:spacing w:before="0" w:after="0" w:line="200" w:lineRule="auto"/>
+            </w:pPr>
+            <w:r>
+              <w:t xml:space="preserve">    std::string keyword = "MONARCHY";</w:t>
+            </w:r>
+          </w:p>
+          <w:p>
+            <w:pPr>
+              <w:pStyle w:val="SourceCode"/>
+              <w:spacing w:before="0" w:after="0" w:line="200" w:lineRule="auto"/>
+            </w:pPr>
+            <w:r>
+              <w:t xml:space="preserve">    Matrix matrix = createMatrix(keyword);</w:t>
+            </w:r>
+          </w:p>
+          <w:p>
+            <w:pPr>
+              <w:pStyle w:val="SourceCode"/>
+              <w:spacing w:before="0" w:after="0" w:line="200" w:lineRule="auto"/>
+            </w:pPr>
+            <w:r>
+              <w:t xml:space="preserve">    printMatrix(matrix, "Матриця для ключа " + keyword + ":");</w:t>
+            </w:r>
+          </w:p>
+          <w:p>
+            <w:pPr>
+              <w:pStyle w:val="SourceCode"/>
+              <w:spacing w:before="0" w:after="0" w:line="200" w:lineRule="auto"/>
+            </w:pPr>
+            <w:r>
+              <w:t xml:space="preserve">    return 0;</w:t>
+            </w:r>
+          </w:p>
+          <w:p>
+            <w:pPr>
+              <w:pStyle w:val="SourceCode"/>
+              <w:spacing w:before="0" w:after="0" w:line="200" w:lineRule="auto"/>
+            </w:pPr>
+            <w:r>
+              <w:t xml:space="preserve">}</w:t>
+            </w:r>
+          </w:p>
+        </w:tc>
+      </w:tr>
+    </w:tbl>
+    <w:p>
+      <w:pPr>
+        <w:spacing w:before="0" w:after="0" w:line="120" w:lineRule="exact"/>
+        <w:rPr>
+          <w:sz w:val="4"/>
+          <w:szCs w:val="4"/>
+        </w:rPr>
+      </w:pPr>
     </w:p>
     <w:p>
       <w:pPr>
@@ -1543,57 +1837,106 @@
     </w:p>
     <w:p>
       <w:pPr>
-        <w:pStyle w:val="SourceCode"/>
-        <w:spacing w:before="120" w:after="0" w:line="200" w:lineRule="auto"/>
-      </w:pPr>
-      <w:r>
-        <w:t xml:space="preserve">Матриця для ключа MONARCHY:</w:t>
-      </w:r>
-    </w:p>
-    <w:p>
-      <w:pPr>
-        <w:pStyle w:val="SourceCode"/>
-        <w:spacing w:before="0" w:after="0" w:line="200" w:lineRule="auto"/>
-      </w:pPr>
-      <w:r>
-        <w:t xml:space="preserve">M O N A R</w:t>
-      </w:r>
-    </w:p>
-    <w:p>
-      <w:pPr>
-        <w:pStyle w:val="SourceCode"/>
-        <w:spacing w:before="0" w:after="0" w:line="200" w:lineRule="auto"/>
-      </w:pPr>
-      <w:r>
-        <w:t xml:space="preserve">C H Y B D</w:t>
-      </w:r>
-    </w:p>
-    <w:p>
-      <w:pPr>
-        <w:pStyle w:val="SourceCode"/>
-        <w:spacing w:before="0" w:after="0" w:line="200" w:lineRule="auto"/>
-      </w:pPr>
-      <w:r>
-        <w:t xml:space="preserve">E F G I K</w:t>
-      </w:r>
-    </w:p>
-    <w:p>
-      <w:pPr>
-        <w:pStyle w:val="SourceCode"/>
-        <w:spacing w:before="0" w:after="0" w:line="200" w:lineRule="auto"/>
-      </w:pPr>
-      <w:r>
-        <w:t xml:space="preserve">L P Q S T</w:t>
-      </w:r>
-    </w:p>
-    <w:p>
-      <w:pPr>
-        <w:pStyle w:val="SourceCode"/>
-        <w:spacing w:before="0" w:after="120" w:line="200" w:lineRule="auto"/>
-      </w:pPr>
-      <w:r>
-        <w:t xml:space="preserve">U V W X Z</w:t>
-      </w:r>
+        <w:spacing w:before="0" w:after="0" w:line="120" w:lineRule="exact"/>
+        <w:rPr>
+          <w:sz w:val="4"/>
+          <w:szCs w:val="4"/>
+        </w:rPr>
+      </w:pPr>
+    </w:p>
+    <w:tbl>
+      <w:tblPr>
+        <w:tblStyle w:val="SourceCodeTable"/>
+        <w:tblW w:type="dxa" w:w="9637"/>
+        <w:tblInd w:w="0" w:type="dxa"/>
+        <w:tblBorders>
+          <w:top w:color="BFBFBF" w:space="0" w:sz="4" w:val="single"/>
+          <w:left w:color="BFBFBF" w:space="0" w:sz="4" w:val="single"/>
+          <w:bottom w:color="BFBFBF" w:space="0" w:sz="4" w:val="single"/>
+          <w:right w:color="BFBFBF" w:space="0" w:sz="4" w:val="single"/>
+        </w:tblBorders>
+        <w:tblLayout w:type="fixed"/>
+        <w:tblCellMar>
+          <w:top w:type="dxa" w:w="113"/>
+          <w:left w:type="dxa" w:w="113"/>
+          <w:bottom w:type="dxa" w:w="113"/>
+          <w:right w:type="dxa" w:w="113"/>
+        </w:tblCellMar>
+        <w:tblLook w:val="0000" w:firstRow="0" w:lastRow="0" w:firstColumn="0" w:lastColumn="0" w:noHBand="1" w:noVBand="1"/>
+      </w:tblPr>
+      <w:tblGrid>
+        <w:gridCol w:w="9637"/>
+      </w:tblGrid>
+      <w:tr>
+        <w:tc>
+          <w:tcPr>
+            <w:tcW w:type="dxa" w:w="9637"/>
+          </w:tcPr>
+          <w:p>
+            <w:pPr>
+              <w:pStyle w:val="SourceCode"/>
+              <w:spacing w:before="0" w:after="0" w:line="200" w:lineRule="auto"/>
+            </w:pPr>
+            <w:r>
+              <w:t xml:space="preserve">Матриця для ключа MONARCHY:</w:t>
+            </w:r>
+          </w:p>
+          <w:p>
+            <w:pPr>
+              <w:pStyle w:val="SourceCode"/>
+              <w:spacing w:before="0" w:after="0" w:line="200" w:lineRule="auto"/>
+            </w:pPr>
+            <w:r>
+              <w:t xml:space="preserve">M O N A R</w:t>
+            </w:r>
+          </w:p>
+          <w:p>
+            <w:pPr>
+              <w:pStyle w:val="SourceCode"/>
+              <w:spacing w:before="0" w:after="0" w:line="200" w:lineRule="auto"/>
+            </w:pPr>
+            <w:r>
+              <w:t xml:space="preserve">C H Y B D</w:t>
+            </w:r>
+          </w:p>
+          <w:p>
+            <w:pPr>
+              <w:pStyle w:val="SourceCode"/>
+              <w:spacing w:before="0" w:after="0" w:line="200" w:lineRule="auto"/>
+            </w:pPr>
+            <w:r>
+              <w:t xml:space="preserve">E F G I K</w:t>
+            </w:r>
+          </w:p>
+          <w:p>
+            <w:pPr>
+              <w:pStyle w:val="SourceCode"/>
+              <w:spacing w:before="0" w:after="0" w:line="200" w:lineRule="auto"/>
+            </w:pPr>
+            <w:r>
+              <w:t xml:space="preserve">L P Q S T</w:t>
+            </w:r>
+          </w:p>
+          <w:p>
+            <w:pPr>
+              <w:pStyle w:val="SourceCode"/>
+              <w:spacing w:before="0" w:after="0" w:line="200" w:lineRule="auto"/>
+            </w:pPr>
+            <w:r>
+              <w:t xml:space="preserve">U V W X Z</w:t>
+            </w:r>
+          </w:p>
+        </w:tc>
+      </w:tr>
+    </w:tbl>
+    <w:p>
+      <w:pPr>
+        <w:spacing w:before="0" w:after="0" w:line="120" w:lineRule="exact"/>
+        <w:rPr>
+          <w:sz w:val="4"/>
+          <w:szCs w:val="4"/>
+        </w:rPr>
+      </w:pPr>
     </w:p>
     <w:bookmarkEnd w:id="13"/>
     <w:bookmarkStart w:id="14" w:name="крок-2.-шифрування-плейфера"/>
@@ -1607,786 +1950,853 @@
     </w:p>
     <w:p>
       <w:pPr>
-        <w:pStyle w:val="SourceCode"/>
-        <w:spacing w:before="120" w:after="0" w:line="200" w:lineRule="auto"/>
-      </w:pPr>
-      <w:r>
-        <w:t xml:space="preserve">#include &lt;iostream&gt;</w:t>
-      </w:r>
-    </w:p>
-    <w:p>
-      <w:pPr>
-        <w:pStyle w:val="SourceCode"/>
-        <w:spacing w:before="0" w:after="0" w:line="200" w:lineRule="auto"/>
-      </w:pPr>
-      <w:r>
-        <w:t xml:space="preserve">#include &lt;string&gt;</w:t>
-      </w:r>
-    </w:p>
-    <w:p>
-      <w:pPr>
-        <w:pStyle w:val="SourceCode"/>
-        <w:spacing w:before="0" w:after="0" w:line="200" w:lineRule="auto"/>
-      </w:pPr>
-      <w:r>
-        <w:t xml:space="preserve">#include &lt;vector&gt;</w:t>
-      </w:r>
-    </w:p>
-    <w:p>
-      <w:pPr>
-        <w:pStyle w:val="SourceCode"/>
-        <w:spacing w:before="0" w:after="0" w:line="200" w:lineRule="auto"/>
-      </w:pPr>
-      <w:r>
-        <w:t xml:space="preserve">#include &lt;cctype&gt;</w:t>
-      </w:r>
-    </w:p>
-    <w:p>
-      <w:pPr>
-        <w:pStyle w:val="SourceCode"/>
-        <w:spacing w:before="0" w:after="0" w:line="200" w:lineRule="auto"/>
-      </w:pPr>
-    </w:p>
-    <w:p>
-      <w:pPr>
-        <w:pStyle w:val="SourceCode"/>
-        <w:spacing w:before="0" w:after="0" w:line="200" w:lineRule="auto"/>
-      </w:pPr>
-      <w:r>
-        <w:t xml:space="preserve">using Matrix = std::vector&lt;std::string&gt;;</w:t>
-      </w:r>
-    </w:p>
-    <w:p>
-      <w:pPr>
-        <w:pStyle w:val="SourceCode"/>
-        <w:spacing w:before="0" w:after="0" w:line="200" w:lineRule="auto"/>
-      </w:pPr>
-    </w:p>
-    <w:p>
-      <w:pPr>
-        <w:pStyle w:val="SourceCode"/>
-        <w:spacing w:before="0" w:after="0" w:line="200" w:lineRule="auto"/>
-      </w:pPr>
-      <w:r>
-        <w:t xml:space="preserve">Matrix createMatrix(const std::string&amp; keyword);                  // з кроку 1</w:t>
-      </w:r>
-    </w:p>
-    <w:p>
-      <w:pPr>
-        <w:pStyle w:val="SourceCode"/>
-        <w:spacing w:before="0" w:after="0" w:line="200" w:lineRule="auto"/>
-      </w:pPr>
-      <w:r>
-        <w:t xml:space="preserve">bool findPosition(const Matrix&amp; m, char c, int&amp; row, int&amp; col);   // з кроку 1</w:t>
-      </w:r>
-    </w:p>
-    <w:p>
-      <w:pPr>
-        <w:pStyle w:val="SourceCode"/>
-        <w:spacing w:before="0" w:after="0" w:line="200" w:lineRule="auto"/>
-      </w:pPr>
-    </w:p>
-    <w:p>
-      <w:pPr>
-        <w:pStyle w:val="SourceCode"/>
-        <w:spacing w:before="0" w:after="0" w:line="200" w:lineRule="auto"/>
-      </w:pPr>
-      <w:r>
-        <w:t xml:space="preserve">// Підготовка тексту: лише літери, J→I, розділення однакових літер біграми</w:t>
-      </w:r>
-    </w:p>
-    <w:p>
-      <w:pPr>
-        <w:pStyle w:val="SourceCode"/>
-        <w:spacing w:before="0" w:after="0" w:line="200" w:lineRule="auto"/>
-      </w:pPr>
-      <w:r>
-        <w:t xml:space="preserve">std::string prepareText(const std::string&amp; plaintext) {</w:t>
-      </w:r>
-    </w:p>
-    <w:p>
-      <w:pPr>
-        <w:pStyle w:val="SourceCode"/>
-        <w:spacing w:before="0" w:after="0" w:line="200" w:lineRule="auto"/>
-      </w:pPr>
-      <w:r>
-        <w:t xml:space="preserve">    std::string clean;</w:t>
-      </w:r>
-    </w:p>
-    <w:p>
-      <w:pPr>
-        <w:pStyle w:val="SourceCode"/>
-        <w:spacing w:before="0" w:after="0" w:line="200" w:lineRule="auto"/>
-      </w:pPr>
-      <w:r>
-        <w:t xml:space="preserve">    for (char c : plaintext) {</w:t>
-      </w:r>
-    </w:p>
-    <w:p>
-      <w:pPr>
-        <w:pStyle w:val="SourceCode"/>
-        <w:spacing w:before="0" w:after="0" w:line="200" w:lineRule="auto"/>
-      </w:pPr>
-      <w:r>
-        <w:t xml:space="preserve">        if (std::isalpha(static_cast&lt;unsigned char&gt;(c))) {</w:t>
-      </w:r>
-    </w:p>
-    <w:p>
-      <w:pPr>
-        <w:pStyle w:val="SourceCode"/>
-        <w:spacing w:before="0" w:after="0" w:line="200" w:lineRule="auto"/>
-      </w:pPr>
-      <w:r>
-        <w:t xml:space="preserve">            char up = static_cast&lt;char&gt;(std::toupper(static_cast&lt;unsigned char&gt;(c)));</w:t>
-      </w:r>
-    </w:p>
-    <w:p>
-      <w:pPr>
-        <w:pStyle w:val="SourceCode"/>
-        <w:spacing w:before="0" w:after="0" w:line="200" w:lineRule="auto"/>
-      </w:pPr>
-      <w:r>
-        <w:t xml:space="preserve">            clean += (up == 'J') ? 'I' : up;</w:t>
-      </w:r>
-    </w:p>
-    <w:p>
-      <w:pPr>
-        <w:pStyle w:val="SourceCode"/>
-        <w:spacing w:before="0" w:after="0" w:line="200" w:lineRule="auto"/>
-      </w:pPr>
-      <w:r>
-        <w:t xml:space="preserve">        }</w:t>
-      </w:r>
-    </w:p>
-    <w:p>
-      <w:pPr>
-        <w:pStyle w:val="SourceCode"/>
-        <w:spacing w:before="0" w:after="0" w:line="200" w:lineRule="auto"/>
-      </w:pPr>
-      <w:r>
-        <w:t xml:space="preserve">    }</w:t>
-      </w:r>
-    </w:p>
-    <w:p>
-      <w:pPr>
-        <w:pStyle w:val="SourceCode"/>
-        <w:spacing w:before="0" w:after="0" w:line="200" w:lineRule="auto"/>
-      </w:pPr>
-    </w:p>
-    <w:p>
-      <w:pPr>
-        <w:pStyle w:val="SourceCode"/>
-        <w:spacing w:before="0" w:after="0" w:line="200" w:lineRule="auto"/>
-      </w:pPr>
-      <w:r>
-        <w:t xml:space="preserve">    std::string result;</w:t>
-      </w:r>
-    </w:p>
-    <w:p>
-      <w:pPr>
-        <w:pStyle w:val="SourceCode"/>
-        <w:spacing w:before="0" w:after="0" w:line="200" w:lineRule="auto"/>
-      </w:pPr>
-      <w:r>
-        <w:t xml:space="preserve">    for (size_t i = 0; i &lt; clean.size(); ++i) {</w:t>
-      </w:r>
-    </w:p>
-    <w:p>
-      <w:pPr>
-        <w:pStyle w:val="SourceCode"/>
-        <w:spacing w:before="0" w:after="0" w:line="200" w:lineRule="auto"/>
-      </w:pPr>
-      <w:r>
-        <w:t xml:space="preserve">        result += clean[i];</w:t>
-      </w:r>
-    </w:p>
-    <w:p>
-      <w:pPr>
-        <w:pStyle w:val="SourceCode"/>
-        <w:spacing w:before="0" w:after="0" w:line="200" w:lineRule="auto"/>
-      </w:pPr>
-      <w:r>
-        <w:t xml:space="preserve">        // однакові літери в біграмі розділяємо літерою X</w:t>
-      </w:r>
-    </w:p>
-    <w:p>
-      <w:pPr>
-        <w:pStyle w:val="SourceCode"/>
-        <w:spacing w:before="0" w:after="0" w:line="200" w:lineRule="auto"/>
-      </w:pPr>
-      <w:r>
-        <w:t xml:space="preserve">        if (result.size() % 2 == 1 &amp;&amp; i + 1 &lt; clean.size() &amp;&amp;</w:t>
-      </w:r>
-    </w:p>
-    <w:p>
-      <w:pPr>
-        <w:pStyle w:val="SourceCode"/>
-        <w:spacing w:before="0" w:after="0" w:line="200" w:lineRule="auto"/>
-      </w:pPr>
-      <w:r>
-        <w:t xml:space="preserve">            clean[i] == clean[i + 1]) {</w:t>
-      </w:r>
-    </w:p>
-    <w:p>
-      <w:pPr>
-        <w:pStyle w:val="SourceCode"/>
-        <w:spacing w:before="0" w:after="0" w:line="200" w:lineRule="auto"/>
-      </w:pPr>
-      <w:r>
-        <w:t xml:space="preserve">            result += 'X';</w:t>
-      </w:r>
-    </w:p>
-    <w:p>
-      <w:pPr>
-        <w:pStyle w:val="SourceCode"/>
-        <w:spacing w:before="0" w:after="0" w:line="200" w:lineRule="auto"/>
-      </w:pPr>
-      <w:r>
-        <w:t xml:space="preserve">        }</w:t>
-      </w:r>
-    </w:p>
-    <w:p>
-      <w:pPr>
-        <w:pStyle w:val="SourceCode"/>
-        <w:spacing w:before="0" w:after="0" w:line="200" w:lineRule="auto"/>
-      </w:pPr>
-      <w:r>
-        <w:t xml:space="preserve">    }</w:t>
-      </w:r>
-    </w:p>
-    <w:p>
-      <w:pPr>
-        <w:pStyle w:val="SourceCode"/>
-        <w:spacing w:before="0" w:after="0" w:line="200" w:lineRule="auto"/>
-      </w:pPr>
-    </w:p>
-    <w:p>
-      <w:pPr>
-        <w:pStyle w:val="SourceCode"/>
-        <w:spacing w:before="0" w:after="0" w:line="200" w:lineRule="auto"/>
-      </w:pPr>
-      <w:r>
-        <w:t xml:space="preserve">    if (result.size() % 2 == 1) {</w:t>
-      </w:r>
-    </w:p>
-    <w:p>
-      <w:pPr>
-        <w:pStyle w:val="SourceCode"/>
-        <w:spacing w:before="0" w:after="0" w:line="200" w:lineRule="auto"/>
-      </w:pPr>
-      <w:r>
-        <w:t xml:space="preserve">        result += 'X';</w:t>
-      </w:r>
-    </w:p>
-    <w:p>
-      <w:pPr>
-        <w:pStyle w:val="SourceCode"/>
-        <w:spacing w:before="0" w:after="0" w:line="200" w:lineRule="auto"/>
-      </w:pPr>
-      <w:r>
-        <w:t xml:space="preserve">    }</w:t>
-      </w:r>
-    </w:p>
-    <w:p>
-      <w:pPr>
-        <w:pStyle w:val="SourceCode"/>
-        <w:spacing w:before="0" w:after="0" w:line="200" w:lineRule="auto"/>
-      </w:pPr>
-      <w:r>
-        <w:t xml:space="preserve">    return result;</w:t>
-      </w:r>
-    </w:p>
-    <w:p>
-      <w:pPr>
-        <w:pStyle w:val="SourceCode"/>
-        <w:spacing w:before="0" w:after="0" w:line="200" w:lineRule="auto"/>
-      </w:pPr>
-      <w:r>
-        <w:t xml:space="preserve">}</w:t>
-      </w:r>
-    </w:p>
-    <w:p>
-      <w:pPr>
-        <w:pStyle w:val="SourceCode"/>
-        <w:spacing w:before="0" w:after="0" w:line="200" w:lineRule="auto"/>
-      </w:pPr>
-    </w:p>
-    <w:p>
-      <w:pPr>
-        <w:pStyle w:val="SourceCode"/>
-        <w:spacing w:before="0" w:after="0" w:line="200" w:lineRule="auto"/>
-      </w:pPr>
-      <w:r>
-        <w:t xml:space="preserve">// shift = +1 для зашифрування, -1 (тобто +4 за модулем 5) для розшифрування</w:t>
-      </w:r>
-    </w:p>
-    <w:p>
-      <w:pPr>
-        <w:pStyle w:val="SourceCode"/>
-        <w:spacing w:before="0" w:after="0" w:line="200" w:lineRule="auto"/>
-      </w:pPr>
-      <w:r>
-        <w:t xml:space="preserve">std::string processBigram(const Matrix&amp; matrix, char a, char b, int shift) {</w:t>
-      </w:r>
-    </w:p>
-    <w:p>
-      <w:pPr>
-        <w:pStyle w:val="SourceCode"/>
-        <w:spacing w:before="0" w:after="0" w:line="200" w:lineRule="auto"/>
-      </w:pPr>
-      <w:r>
-        <w:t xml:space="preserve">    int rowA, colA, rowB, colB;</w:t>
-      </w:r>
-    </w:p>
-    <w:p>
-      <w:pPr>
-        <w:pStyle w:val="SourceCode"/>
-        <w:spacing w:before="0" w:after="0" w:line="200" w:lineRule="auto"/>
-      </w:pPr>
-      <w:r>
-        <w:t xml:space="preserve">    findPosition(matrix, a, rowA, colA);</w:t>
-      </w:r>
-    </w:p>
-    <w:p>
-      <w:pPr>
-        <w:pStyle w:val="SourceCode"/>
-        <w:spacing w:before="0" w:after="0" w:line="200" w:lineRule="auto"/>
-      </w:pPr>
-      <w:r>
-        <w:t xml:space="preserve">    findPosition(matrix, b, rowB, colB);</w:t>
-      </w:r>
-    </w:p>
-    <w:p>
-      <w:pPr>
-        <w:pStyle w:val="SourceCode"/>
-        <w:spacing w:before="0" w:after="0" w:line="200" w:lineRule="auto"/>
-      </w:pPr>
-    </w:p>
-    <w:p>
-      <w:pPr>
-        <w:pStyle w:val="SourceCode"/>
-        <w:spacing w:before="0" w:after="0" w:line="200" w:lineRule="auto"/>
-      </w:pPr>
-      <w:r>
-        <w:t xml:space="preserve">    std::string result;</w:t>
-      </w:r>
-    </w:p>
-    <w:p>
-      <w:pPr>
-        <w:pStyle w:val="SourceCode"/>
-        <w:spacing w:before="0" w:after="0" w:line="200" w:lineRule="auto"/>
-      </w:pPr>
-      <w:r>
-        <w:t xml:space="preserve">    if (rowA == rowB) {                       // один рядок: беремо сусідів праворуч</w:t>
-      </w:r>
-    </w:p>
-    <w:p>
-      <w:pPr>
-        <w:pStyle w:val="SourceCode"/>
-        <w:spacing w:before="0" w:after="0" w:line="200" w:lineRule="auto"/>
-      </w:pPr>
-      <w:r>
-        <w:t xml:space="preserve">        result += matrix[rowA][(colA + shift + 5) % 5];</w:t>
-      </w:r>
-    </w:p>
-    <w:p>
-      <w:pPr>
-        <w:pStyle w:val="SourceCode"/>
-        <w:spacing w:before="0" w:after="0" w:line="200" w:lineRule="auto"/>
-      </w:pPr>
-      <w:r>
-        <w:t xml:space="preserve">        result += matrix[rowB][(colB + shift + 5) % 5];</w:t>
-      </w:r>
-    </w:p>
-    <w:p>
-      <w:pPr>
-        <w:pStyle w:val="SourceCode"/>
-        <w:spacing w:before="0" w:after="0" w:line="200" w:lineRule="auto"/>
-      </w:pPr>
-      <w:r>
-        <w:t xml:space="preserve">    } else if (colA == colB) {                // один стовпець: сусіди знизу</w:t>
-      </w:r>
-    </w:p>
-    <w:p>
-      <w:pPr>
-        <w:pStyle w:val="SourceCode"/>
-        <w:spacing w:before="0" w:after="0" w:line="200" w:lineRule="auto"/>
-      </w:pPr>
-      <w:r>
-        <w:t xml:space="preserve">        result += matrix[(rowA + shift + 5) % 5][colA];</w:t>
-      </w:r>
-    </w:p>
-    <w:p>
-      <w:pPr>
-        <w:pStyle w:val="SourceCode"/>
-        <w:spacing w:before="0" w:after="0" w:line="200" w:lineRule="auto"/>
-      </w:pPr>
-      <w:r>
-        <w:t xml:space="preserve">        result += matrix[(rowB + shift + 5) % 5][colB];</w:t>
-      </w:r>
-    </w:p>
-    <w:p>
-      <w:pPr>
-        <w:pStyle w:val="SourceCode"/>
-        <w:spacing w:before="0" w:after="0" w:line="200" w:lineRule="auto"/>
-      </w:pPr>
-      <w:r>
-        <w:t xml:space="preserve">    } else {                                  // прямокутник: протилежні кути</w:t>
-      </w:r>
-    </w:p>
-    <w:p>
-      <w:pPr>
-        <w:pStyle w:val="SourceCode"/>
-        <w:spacing w:before="0" w:after="0" w:line="200" w:lineRule="auto"/>
-      </w:pPr>
-      <w:r>
-        <w:t xml:space="preserve">        result += matrix[rowA][colB];</w:t>
-      </w:r>
-    </w:p>
-    <w:p>
-      <w:pPr>
-        <w:pStyle w:val="SourceCode"/>
-        <w:spacing w:before="0" w:after="0" w:line="200" w:lineRule="auto"/>
-      </w:pPr>
-      <w:r>
-        <w:t xml:space="preserve">        result += matrix[rowB][colA];</w:t>
-      </w:r>
-    </w:p>
-    <w:p>
-      <w:pPr>
-        <w:pStyle w:val="SourceCode"/>
-        <w:spacing w:before="0" w:after="0" w:line="200" w:lineRule="auto"/>
-      </w:pPr>
-      <w:r>
-        <w:t xml:space="preserve">    }</w:t>
-      </w:r>
-    </w:p>
-    <w:p>
-      <w:pPr>
-        <w:pStyle w:val="SourceCode"/>
-        <w:spacing w:before="0" w:after="0" w:line="200" w:lineRule="auto"/>
-      </w:pPr>
-      <w:r>
-        <w:t xml:space="preserve">    return result;</w:t>
-      </w:r>
-    </w:p>
-    <w:p>
-      <w:pPr>
-        <w:pStyle w:val="SourceCode"/>
-        <w:spacing w:before="0" w:after="0" w:line="200" w:lineRule="auto"/>
-      </w:pPr>
-      <w:r>
-        <w:t xml:space="preserve">}</w:t>
-      </w:r>
-    </w:p>
-    <w:p>
-      <w:pPr>
-        <w:pStyle w:val="SourceCode"/>
-        <w:spacing w:before="0" w:after="0" w:line="200" w:lineRule="auto"/>
-      </w:pPr>
-    </w:p>
-    <w:p>
-      <w:pPr>
-        <w:pStyle w:val="SourceCode"/>
-        <w:spacing w:before="0" w:after="0" w:line="200" w:lineRule="auto"/>
-      </w:pPr>
-      <w:r>
-        <w:t xml:space="preserve">std::string playfairEncrypt(const std::string&amp; plaintext, const std::string&amp; keyword) {</w:t>
-      </w:r>
-    </w:p>
-    <w:p>
-      <w:pPr>
-        <w:pStyle w:val="SourceCode"/>
-        <w:spacing w:before="0" w:after="0" w:line="200" w:lineRule="auto"/>
-      </w:pPr>
-      <w:r>
-        <w:t xml:space="preserve">    Matrix matrix = createMatrix(keyword);</w:t>
-      </w:r>
-    </w:p>
-    <w:p>
-      <w:pPr>
-        <w:pStyle w:val="SourceCode"/>
-        <w:spacing w:before="0" w:after="0" w:line="200" w:lineRule="auto"/>
-      </w:pPr>
-      <w:r>
-        <w:t xml:space="preserve">    std::string text = prepareText(plaintext);</w:t>
-      </w:r>
-    </w:p>
-    <w:p>
-      <w:pPr>
-        <w:pStyle w:val="SourceCode"/>
-        <w:spacing w:before="0" w:after="0" w:line="200" w:lineRule="auto"/>
-      </w:pPr>
-      <w:r>
-        <w:t xml:space="preserve">    std::string ciphertext;</w:t>
-      </w:r>
-    </w:p>
-    <w:p>
-      <w:pPr>
-        <w:pStyle w:val="SourceCode"/>
-        <w:spacing w:before="0" w:after="0" w:line="200" w:lineRule="auto"/>
-      </w:pPr>
-    </w:p>
-    <w:p>
-      <w:pPr>
-        <w:pStyle w:val="SourceCode"/>
-        <w:spacing w:before="0" w:after="0" w:line="200" w:lineRule="auto"/>
-      </w:pPr>
-      <w:r>
-        <w:t xml:space="preserve">    for (size_t i = 0; i + 1 &lt; text.size(); i += 2) {</w:t>
-      </w:r>
-    </w:p>
-    <w:p>
-      <w:pPr>
-        <w:pStyle w:val="SourceCode"/>
-        <w:spacing w:before="0" w:after="0" w:line="200" w:lineRule="auto"/>
-      </w:pPr>
-      <w:r>
-        <w:t xml:space="preserve">        ciphertext += processBigram(matrix, text[i], text[i + 1], +1);</w:t>
-      </w:r>
-    </w:p>
-    <w:p>
-      <w:pPr>
-        <w:pStyle w:val="SourceCode"/>
-        <w:spacing w:before="0" w:after="0" w:line="200" w:lineRule="auto"/>
-      </w:pPr>
-      <w:r>
-        <w:t xml:space="preserve">    }</w:t>
-      </w:r>
-    </w:p>
-    <w:p>
-      <w:pPr>
-        <w:pStyle w:val="SourceCode"/>
-        <w:spacing w:before="0" w:after="0" w:line="200" w:lineRule="auto"/>
-      </w:pPr>
-      <w:r>
-        <w:t xml:space="preserve">    return ciphertext;</w:t>
-      </w:r>
-    </w:p>
-    <w:p>
-      <w:pPr>
-        <w:pStyle w:val="SourceCode"/>
-        <w:spacing w:before="0" w:after="0" w:line="200" w:lineRule="auto"/>
-      </w:pPr>
-      <w:r>
-        <w:t xml:space="preserve">}</w:t>
-      </w:r>
-    </w:p>
-    <w:p>
-      <w:pPr>
-        <w:pStyle w:val="SourceCode"/>
-        <w:spacing w:before="0" w:after="0" w:line="200" w:lineRule="auto"/>
-      </w:pPr>
-    </w:p>
-    <w:p>
-      <w:pPr>
-        <w:pStyle w:val="SourceCode"/>
-        <w:spacing w:before="0" w:after="0" w:line="200" w:lineRule="auto"/>
-      </w:pPr>
-      <w:r>
-        <w:t xml:space="preserve">std::string playfairDecrypt(const std::string&amp; ciphertext, const std::string&amp; keyword) {</w:t>
-      </w:r>
-    </w:p>
-    <w:p>
-      <w:pPr>
-        <w:pStyle w:val="SourceCode"/>
-        <w:spacing w:before="0" w:after="0" w:line="200" w:lineRule="auto"/>
-      </w:pPr>
-      <w:r>
-        <w:t xml:space="preserve">    Matrix matrix = createMatrix(keyword);</w:t>
-      </w:r>
-    </w:p>
-    <w:p>
-      <w:pPr>
-        <w:pStyle w:val="SourceCode"/>
-        <w:spacing w:before="0" w:after="0" w:line="200" w:lineRule="auto"/>
-      </w:pPr>
-      <w:r>
-        <w:t xml:space="preserve">    std::string plaintext;</w:t>
-      </w:r>
-    </w:p>
-    <w:p>
-      <w:pPr>
-        <w:pStyle w:val="SourceCode"/>
-        <w:spacing w:before="0" w:after="0" w:line="200" w:lineRule="auto"/>
-      </w:pPr>
-    </w:p>
-    <w:p>
-      <w:pPr>
-        <w:pStyle w:val="SourceCode"/>
-        <w:spacing w:before="0" w:after="0" w:line="200" w:lineRule="auto"/>
-      </w:pPr>
-      <w:r>
-        <w:t xml:space="preserve">    for (size_t i = 0; i + 1 &lt; ciphertext.size(); i += 2) {</w:t>
-      </w:r>
-    </w:p>
-    <w:p>
-      <w:pPr>
-        <w:pStyle w:val="SourceCode"/>
-        <w:spacing w:before="0" w:after="0" w:line="200" w:lineRule="auto"/>
-      </w:pPr>
-      <w:r>
-        <w:t xml:space="preserve">        plaintext += processBigram(matrix, ciphertext[i], ciphertext[i + 1], -1);</w:t>
-      </w:r>
-    </w:p>
-    <w:p>
-      <w:pPr>
-        <w:pStyle w:val="SourceCode"/>
-        <w:spacing w:before="0" w:after="0" w:line="200" w:lineRule="auto"/>
-      </w:pPr>
-      <w:r>
-        <w:t xml:space="preserve">    }</w:t>
-      </w:r>
-    </w:p>
-    <w:p>
-      <w:pPr>
-        <w:pStyle w:val="SourceCode"/>
-        <w:spacing w:before="0" w:after="0" w:line="200" w:lineRule="auto"/>
-      </w:pPr>
-      <w:r>
-        <w:t xml:space="preserve">    return plaintext;</w:t>
-      </w:r>
-    </w:p>
-    <w:p>
-      <w:pPr>
-        <w:pStyle w:val="SourceCode"/>
-        <w:spacing w:before="0" w:after="0" w:line="200" w:lineRule="auto"/>
-      </w:pPr>
-      <w:r>
-        <w:t xml:space="preserve">}</w:t>
-      </w:r>
-    </w:p>
-    <w:p>
-      <w:pPr>
-        <w:pStyle w:val="SourceCode"/>
-        <w:spacing w:before="0" w:after="0" w:line="200" w:lineRule="auto"/>
-      </w:pPr>
-    </w:p>
-    <w:p>
-      <w:pPr>
-        <w:pStyle w:val="SourceCode"/>
-        <w:spacing w:before="0" w:after="0" w:line="200" w:lineRule="auto"/>
-      </w:pPr>
-      <w:r>
-        <w:t xml:space="preserve">int main() {</w:t>
-      </w:r>
-    </w:p>
-    <w:p>
-      <w:pPr>
-        <w:pStyle w:val="SourceCode"/>
-        <w:spacing w:before="0" w:after="0" w:line="200" w:lineRule="auto"/>
-      </w:pPr>
-      <w:r>
-        <w:t xml:space="preserve">    std::string keyword = "MONARCHY";</w:t>
-      </w:r>
-    </w:p>
-    <w:p>
-      <w:pPr>
-        <w:pStyle w:val="SourceCode"/>
-        <w:spacing w:before="0" w:after="0" w:line="200" w:lineRule="auto"/>
-      </w:pPr>
-      <w:r>
-        <w:t xml:space="preserve">    std::string plaintext = "HELLO WORLD";</w:t>
-      </w:r>
-    </w:p>
-    <w:p>
-      <w:pPr>
-        <w:pStyle w:val="SourceCode"/>
-        <w:spacing w:before="0" w:after="0" w:line="200" w:lineRule="auto"/>
-      </w:pPr>
-    </w:p>
-    <w:p>
-      <w:pPr>
-        <w:pStyle w:val="SourceCode"/>
-        <w:spacing w:before="0" w:after="0" w:line="200" w:lineRule="auto"/>
-      </w:pPr>
-      <w:r>
-        <w:t xml:space="preserve">    std::cout &lt;&lt; "=== Шифр Плейфера ===\n";</w:t>
-      </w:r>
-    </w:p>
-    <w:p>
-      <w:pPr>
-        <w:pStyle w:val="SourceCode"/>
-        <w:spacing w:before="0" w:after="0" w:line="200" w:lineRule="auto"/>
-      </w:pPr>
-      <w:r>
-        <w:t xml:space="preserve">    std::cout &lt;&lt; "Ключ:            " &lt;&lt; keyword &lt;&lt; "\n";</w:t>
-      </w:r>
-    </w:p>
-    <w:p>
-      <w:pPr>
-        <w:pStyle w:val="SourceCode"/>
-        <w:spacing w:before="0" w:after="0" w:line="200" w:lineRule="auto"/>
-      </w:pPr>
-      <w:r>
-        <w:t xml:space="preserve">    std::cout &lt;&lt; "Відкритий текст: " &lt;&lt; plaintext &lt;&lt; "\n";</w:t>
-      </w:r>
-    </w:p>
-    <w:p>
-      <w:pPr>
-        <w:pStyle w:val="SourceCode"/>
-        <w:spacing w:before="0" w:after="0" w:line="200" w:lineRule="auto"/>
-      </w:pPr>
-      <w:r>
-        <w:t xml:space="preserve">    std::cout &lt;&lt; "Підготовлений:   " &lt;&lt; prepareText(plaintext) &lt;&lt; "\n";</w:t>
-      </w:r>
-    </w:p>
-    <w:p>
-      <w:pPr>
-        <w:pStyle w:val="SourceCode"/>
-        <w:spacing w:before="0" w:after="0" w:line="200" w:lineRule="auto"/>
-      </w:pPr>
-    </w:p>
-    <w:p>
-      <w:pPr>
-        <w:pStyle w:val="SourceCode"/>
-        <w:spacing w:before="0" w:after="0" w:line="200" w:lineRule="auto"/>
-      </w:pPr>
-      <w:r>
-        <w:t xml:space="preserve">    std::string ciphertext = playfairEncrypt(plaintext, keyword);</w:t>
-      </w:r>
-    </w:p>
-    <w:p>
-      <w:pPr>
-        <w:pStyle w:val="SourceCode"/>
-        <w:spacing w:before="0" w:after="0" w:line="200" w:lineRule="auto"/>
-      </w:pPr>
-      <w:r>
-        <w:t xml:space="preserve">    std::cout &lt;&lt; "Шифротекст:      " &lt;&lt; ciphertext &lt;&lt; "\n";</w:t>
-      </w:r>
-    </w:p>
-    <w:p>
-      <w:pPr>
-        <w:pStyle w:val="SourceCode"/>
-        <w:spacing w:before="0" w:after="0" w:line="200" w:lineRule="auto"/>
-      </w:pPr>
-      <w:r>
-        <w:t xml:space="preserve">    std::cout &lt;&lt; "Розшифровано:    " &lt;&lt; playfairDecrypt(ciphertext, keyword) &lt;&lt; "\n";</w:t>
-      </w:r>
-    </w:p>
-    <w:p>
-      <w:pPr>
-        <w:pStyle w:val="SourceCode"/>
-        <w:spacing w:before="0" w:after="0" w:line="200" w:lineRule="auto"/>
-      </w:pPr>
-    </w:p>
-    <w:p>
-      <w:pPr>
-        <w:pStyle w:val="SourceCode"/>
-        <w:spacing w:before="0" w:after="0" w:line="200" w:lineRule="auto"/>
-      </w:pPr>
-      <w:r>
-        <w:t xml:space="preserve">    return 0;</w:t>
-      </w:r>
-    </w:p>
-    <w:p>
-      <w:pPr>
-        <w:pStyle w:val="SourceCode"/>
-        <w:spacing w:before="0" w:after="120" w:line="200" w:lineRule="auto"/>
-      </w:pPr>
-      <w:r>
-        <w:t xml:space="preserve">}</w:t>
-      </w:r>
+        <w:spacing w:before="0" w:after="0" w:line="120" w:lineRule="exact"/>
+        <w:rPr>
+          <w:sz w:val="4"/>
+          <w:szCs w:val="4"/>
+        </w:rPr>
+      </w:pPr>
+    </w:p>
+    <w:tbl>
+      <w:tblPr>
+        <w:tblStyle w:val="SourceCodeTable"/>
+        <w:tblW w:type="dxa" w:w="9637"/>
+        <w:tblInd w:w="0" w:type="dxa"/>
+        <w:tblBorders>
+          <w:top w:color="BFBFBF" w:space="0" w:sz="4" w:val="single"/>
+          <w:left w:color="BFBFBF" w:space="0" w:sz="4" w:val="single"/>
+          <w:bottom w:color="BFBFBF" w:space="0" w:sz="4" w:val="single"/>
+          <w:right w:color="BFBFBF" w:space="0" w:sz="4" w:val="single"/>
+        </w:tblBorders>
+        <w:tblLayout w:type="fixed"/>
+        <w:tblCellMar>
+          <w:top w:type="dxa" w:w="113"/>
+          <w:left w:type="dxa" w:w="113"/>
+          <w:bottom w:type="dxa" w:w="113"/>
+          <w:right w:type="dxa" w:w="113"/>
+        </w:tblCellMar>
+        <w:tblLook w:val="0000" w:firstRow="0" w:lastRow="0" w:firstColumn="0" w:lastColumn="0" w:noHBand="1" w:noVBand="1"/>
+      </w:tblPr>
+      <w:tblGrid>
+        <w:gridCol w:w="9637"/>
+      </w:tblGrid>
+      <w:tr>
+        <w:tc>
+          <w:tcPr>
+            <w:tcW w:type="dxa" w:w="9637"/>
+          </w:tcPr>
+          <w:p>
+            <w:pPr>
+              <w:pStyle w:val="SourceCode"/>
+              <w:spacing w:before="0" w:after="0" w:line="200" w:lineRule="auto"/>
+            </w:pPr>
+            <w:r>
+              <w:t xml:space="preserve">#include &lt;iostream&gt;</w:t>
+            </w:r>
+          </w:p>
+          <w:p>
+            <w:pPr>
+              <w:pStyle w:val="SourceCode"/>
+              <w:spacing w:before="0" w:after="0" w:line="200" w:lineRule="auto"/>
+            </w:pPr>
+            <w:r>
+              <w:t xml:space="preserve">#include &lt;string&gt;</w:t>
+            </w:r>
+          </w:p>
+          <w:p>
+            <w:pPr>
+              <w:pStyle w:val="SourceCode"/>
+              <w:spacing w:before="0" w:after="0" w:line="200" w:lineRule="auto"/>
+            </w:pPr>
+            <w:r>
+              <w:t xml:space="preserve">#include &lt;vector&gt;</w:t>
+            </w:r>
+          </w:p>
+          <w:p>
+            <w:pPr>
+              <w:pStyle w:val="SourceCode"/>
+              <w:spacing w:before="0" w:after="0" w:line="200" w:lineRule="auto"/>
+            </w:pPr>
+            <w:r>
+              <w:t xml:space="preserve">#include &lt;cctype&gt;</w:t>
+            </w:r>
+          </w:p>
+          <w:p>
+            <w:pPr>
+              <w:pStyle w:val="SourceCode"/>
+              <w:spacing w:before="0" w:after="0" w:line="200" w:lineRule="auto"/>
+            </w:pPr>
+          </w:p>
+          <w:p>
+            <w:pPr>
+              <w:pStyle w:val="SourceCode"/>
+              <w:spacing w:before="0" w:after="0" w:line="200" w:lineRule="auto"/>
+            </w:pPr>
+            <w:r>
+              <w:t xml:space="preserve">using Matrix = std::vector&lt;std::string&gt;;</w:t>
+            </w:r>
+          </w:p>
+          <w:p>
+            <w:pPr>
+              <w:pStyle w:val="SourceCode"/>
+              <w:spacing w:before="0" w:after="0" w:line="200" w:lineRule="auto"/>
+            </w:pPr>
+          </w:p>
+          <w:p>
+            <w:pPr>
+              <w:pStyle w:val="SourceCode"/>
+              <w:spacing w:before="0" w:after="0" w:line="200" w:lineRule="auto"/>
+            </w:pPr>
+            <w:r>
+              <w:t xml:space="preserve">Matrix createMatrix(const std::string&amp; keyword);                  // з кроку 1</w:t>
+            </w:r>
+          </w:p>
+          <w:p>
+            <w:pPr>
+              <w:pStyle w:val="SourceCode"/>
+              <w:spacing w:before="0" w:after="0" w:line="200" w:lineRule="auto"/>
+            </w:pPr>
+            <w:r>
+              <w:t xml:space="preserve">bool findPosition(const Matrix&amp; m, char c, int&amp; row, int&amp; col);   // з кроку 1</w:t>
+            </w:r>
+          </w:p>
+          <w:p>
+            <w:pPr>
+              <w:pStyle w:val="SourceCode"/>
+              <w:spacing w:before="0" w:after="0" w:line="200" w:lineRule="auto"/>
+            </w:pPr>
+          </w:p>
+          <w:p>
+            <w:pPr>
+              <w:pStyle w:val="SourceCode"/>
+              <w:spacing w:before="0" w:after="0" w:line="200" w:lineRule="auto"/>
+            </w:pPr>
+            <w:r>
+              <w:t xml:space="preserve">// Підготовка тексту: лише літери, J→I, розділення однакових літер біграми</w:t>
+            </w:r>
+          </w:p>
+          <w:p>
+            <w:pPr>
+              <w:pStyle w:val="SourceCode"/>
+              <w:spacing w:before="0" w:after="0" w:line="200" w:lineRule="auto"/>
+            </w:pPr>
+            <w:r>
+              <w:t xml:space="preserve">std::string prepareText(const std::string&amp; plaintext) {</w:t>
+            </w:r>
+          </w:p>
+          <w:p>
+            <w:pPr>
+              <w:pStyle w:val="SourceCode"/>
+              <w:spacing w:before="0" w:after="0" w:line="200" w:lineRule="auto"/>
+            </w:pPr>
+            <w:r>
+              <w:t xml:space="preserve">    std::string clean;</w:t>
+            </w:r>
+          </w:p>
+          <w:p>
+            <w:pPr>
+              <w:pStyle w:val="SourceCode"/>
+              <w:spacing w:before="0" w:after="0" w:line="200" w:lineRule="auto"/>
+            </w:pPr>
+            <w:r>
+              <w:t xml:space="preserve">    for (char c : plaintext) {</w:t>
+            </w:r>
+          </w:p>
+          <w:p>
+            <w:pPr>
+              <w:pStyle w:val="SourceCode"/>
+              <w:spacing w:before="0" w:after="0" w:line="200" w:lineRule="auto"/>
+            </w:pPr>
+            <w:r>
+              <w:t xml:space="preserve">        if (std::isalpha(static_cast&lt;unsigned char&gt;(c))) {</w:t>
+            </w:r>
+          </w:p>
+          <w:p>
+            <w:pPr>
+              <w:pStyle w:val="SourceCode"/>
+              <w:spacing w:before="0" w:after="0" w:line="200" w:lineRule="auto"/>
+            </w:pPr>
+            <w:r>
+              <w:t xml:space="preserve">            char up = static_cast&lt;char&gt;(std::toupper(static_cast&lt;unsigned char&gt;(c)));</w:t>
+            </w:r>
+          </w:p>
+          <w:p>
+            <w:pPr>
+              <w:pStyle w:val="SourceCode"/>
+              <w:spacing w:before="0" w:after="0" w:line="200" w:lineRule="auto"/>
+            </w:pPr>
+            <w:r>
+              <w:t xml:space="preserve">            clean += (up == 'J') ? 'I' : up;</w:t>
+            </w:r>
+          </w:p>
+          <w:p>
+            <w:pPr>
+              <w:pStyle w:val="SourceCode"/>
+              <w:spacing w:before="0" w:after="0" w:line="200" w:lineRule="auto"/>
+            </w:pPr>
+            <w:r>
+              <w:t xml:space="preserve">        }</w:t>
+            </w:r>
+          </w:p>
+          <w:p>
+            <w:pPr>
+              <w:pStyle w:val="SourceCode"/>
+              <w:spacing w:before="0" w:after="0" w:line="200" w:lineRule="auto"/>
+            </w:pPr>
+            <w:r>
+              <w:t xml:space="preserve">    }</w:t>
+            </w:r>
+          </w:p>
+          <w:p>
+            <w:pPr>
+              <w:pStyle w:val="SourceCode"/>
+              <w:spacing w:before="0" w:after="0" w:line="200" w:lineRule="auto"/>
+            </w:pPr>
+          </w:p>
+          <w:p>
+            <w:pPr>
+              <w:pStyle w:val="SourceCode"/>
+              <w:spacing w:before="0" w:after="0" w:line="200" w:lineRule="auto"/>
+            </w:pPr>
+            <w:r>
+              <w:t xml:space="preserve">    std::string result;</w:t>
+            </w:r>
+          </w:p>
+          <w:p>
+            <w:pPr>
+              <w:pStyle w:val="SourceCode"/>
+              <w:spacing w:before="0" w:after="0" w:line="200" w:lineRule="auto"/>
+            </w:pPr>
+            <w:r>
+              <w:t xml:space="preserve">    for (size_t i = 0; i &lt; clean.size(); ++i) {</w:t>
+            </w:r>
+          </w:p>
+          <w:p>
+            <w:pPr>
+              <w:pStyle w:val="SourceCode"/>
+              <w:spacing w:before="0" w:after="0" w:line="200" w:lineRule="auto"/>
+            </w:pPr>
+            <w:r>
+              <w:t xml:space="preserve">        result += clean[i];</w:t>
+            </w:r>
+          </w:p>
+          <w:p>
+            <w:pPr>
+              <w:pStyle w:val="SourceCode"/>
+              <w:spacing w:before="0" w:after="0" w:line="200" w:lineRule="auto"/>
+            </w:pPr>
+            <w:r>
+              <w:t xml:space="preserve">        // однакові літери в біграмі розділяємо літерою X</w:t>
+            </w:r>
+          </w:p>
+          <w:p>
+            <w:pPr>
+              <w:pStyle w:val="SourceCode"/>
+              <w:spacing w:before="0" w:after="0" w:line="200" w:lineRule="auto"/>
+            </w:pPr>
+            <w:r>
+              <w:t xml:space="preserve">        if (result.size() % 2 == 1 &amp;&amp; i + 1 &lt; clean.size() &amp;&amp;</w:t>
+            </w:r>
+          </w:p>
+          <w:p>
+            <w:pPr>
+              <w:pStyle w:val="SourceCode"/>
+              <w:spacing w:before="0" w:after="0" w:line="200" w:lineRule="auto"/>
+            </w:pPr>
+            <w:r>
+              <w:t xml:space="preserve">            clean[i] == clean[i + 1]) {</w:t>
+            </w:r>
+          </w:p>
+          <w:p>
+            <w:pPr>
+              <w:pStyle w:val="SourceCode"/>
+              <w:spacing w:before="0" w:after="0" w:line="200" w:lineRule="auto"/>
+            </w:pPr>
+            <w:r>
+              <w:t xml:space="preserve">            result += 'X';</w:t>
+            </w:r>
+          </w:p>
+          <w:p>
+            <w:pPr>
+              <w:pStyle w:val="SourceCode"/>
+              <w:spacing w:before="0" w:after="0" w:line="200" w:lineRule="auto"/>
+            </w:pPr>
+            <w:r>
+              <w:t xml:space="preserve">        }</w:t>
+            </w:r>
+          </w:p>
+          <w:p>
+            <w:pPr>
+              <w:pStyle w:val="SourceCode"/>
+              <w:spacing w:before="0" w:after="0" w:line="200" w:lineRule="auto"/>
+            </w:pPr>
+            <w:r>
+              <w:t xml:space="preserve">    }</w:t>
+            </w:r>
+          </w:p>
+          <w:p>
+            <w:pPr>
+              <w:pStyle w:val="SourceCode"/>
+              <w:spacing w:before="0" w:after="0" w:line="200" w:lineRule="auto"/>
+            </w:pPr>
+          </w:p>
+          <w:p>
+            <w:pPr>
+              <w:pStyle w:val="SourceCode"/>
+              <w:spacing w:before="0" w:after="0" w:line="200" w:lineRule="auto"/>
+            </w:pPr>
+            <w:r>
+              <w:t xml:space="preserve">    if (result.size() % 2 == 1) {</w:t>
+            </w:r>
+          </w:p>
+          <w:p>
+            <w:pPr>
+              <w:pStyle w:val="SourceCode"/>
+              <w:spacing w:before="0" w:after="0" w:line="200" w:lineRule="auto"/>
+            </w:pPr>
+            <w:r>
+              <w:t xml:space="preserve">        result += 'X';</w:t>
+            </w:r>
+          </w:p>
+          <w:p>
+            <w:pPr>
+              <w:pStyle w:val="SourceCode"/>
+              <w:spacing w:before="0" w:after="0" w:line="200" w:lineRule="auto"/>
+            </w:pPr>
+            <w:r>
+              <w:t xml:space="preserve">    }</w:t>
+            </w:r>
+          </w:p>
+          <w:p>
+            <w:pPr>
+              <w:pStyle w:val="SourceCode"/>
+              <w:spacing w:before="0" w:after="0" w:line="200" w:lineRule="auto"/>
+            </w:pPr>
+            <w:r>
+              <w:t xml:space="preserve">    return result;</w:t>
+            </w:r>
+          </w:p>
+          <w:p>
+            <w:pPr>
+              <w:pStyle w:val="SourceCode"/>
+              <w:spacing w:before="0" w:after="0" w:line="200" w:lineRule="auto"/>
+            </w:pPr>
+            <w:r>
+              <w:t xml:space="preserve">}</w:t>
+            </w:r>
+          </w:p>
+          <w:p>
+            <w:pPr>
+              <w:pStyle w:val="SourceCode"/>
+              <w:spacing w:before="0" w:after="0" w:line="200" w:lineRule="auto"/>
+            </w:pPr>
+          </w:p>
+          <w:p>
+            <w:pPr>
+              <w:pStyle w:val="SourceCode"/>
+              <w:spacing w:before="0" w:after="0" w:line="200" w:lineRule="auto"/>
+            </w:pPr>
+            <w:r>
+              <w:t xml:space="preserve">// shift = +1 для зашифрування, -1 (тобто +4 за модулем 5) для розшифрування</w:t>
+            </w:r>
+          </w:p>
+          <w:p>
+            <w:pPr>
+              <w:pStyle w:val="SourceCode"/>
+              <w:spacing w:before="0" w:after="0" w:line="200" w:lineRule="auto"/>
+            </w:pPr>
+            <w:r>
+              <w:t xml:space="preserve">std::string processBigram(const Matrix&amp; matrix, char a, char b, int shift) {</w:t>
+            </w:r>
+          </w:p>
+          <w:p>
+            <w:pPr>
+              <w:pStyle w:val="SourceCode"/>
+              <w:spacing w:before="0" w:after="0" w:line="200" w:lineRule="auto"/>
+            </w:pPr>
+            <w:r>
+              <w:t xml:space="preserve">    int rowA, colA, rowB, colB;</w:t>
+            </w:r>
+          </w:p>
+          <w:p>
+            <w:pPr>
+              <w:pStyle w:val="SourceCode"/>
+              <w:spacing w:before="0" w:after="0" w:line="200" w:lineRule="auto"/>
+            </w:pPr>
+            <w:r>
+              <w:t xml:space="preserve">    findPosition(matrix, a, rowA, colA);</w:t>
+            </w:r>
+          </w:p>
+          <w:p>
+            <w:pPr>
+              <w:pStyle w:val="SourceCode"/>
+              <w:spacing w:before="0" w:after="0" w:line="200" w:lineRule="auto"/>
+            </w:pPr>
+            <w:r>
+              <w:t xml:space="preserve">    findPosition(matrix, b, rowB, colB);</w:t>
+            </w:r>
+          </w:p>
+          <w:p>
+            <w:pPr>
+              <w:pStyle w:val="SourceCode"/>
+              <w:spacing w:before="0" w:after="0" w:line="200" w:lineRule="auto"/>
+            </w:pPr>
+          </w:p>
+          <w:p>
+            <w:pPr>
+              <w:pStyle w:val="SourceCode"/>
+              <w:spacing w:before="0" w:after="0" w:line="200" w:lineRule="auto"/>
+            </w:pPr>
+            <w:r>
+              <w:t xml:space="preserve">    std::string result;</w:t>
+            </w:r>
+          </w:p>
+          <w:p>
+            <w:pPr>
+              <w:pStyle w:val="SourceCode"/>
+              <w:spacing w:before="0" w:after="0" w:line="200" w:lineRule="auto"/>
+            </w:pPr>
+            <w:r>
+              <w:t xml:space="preserve">    if (rowA == rowB) {                       // один рядок: беремо сусідів праворуч</w:t>
+            </w:r>
+          </w:p>
+          <w:p>
+            <w:pPr>
+              <w:pStyle w:val="SourceCode"/>
+              <w:spacing w:before="0" w:after="0" w:line="200" w:lineRule="auto"/>
+            </w:pPr>
+            <w:r>
+              <w:t xml:space="preserve">        result += matrix[rowA][(colA + shift + 5) % 5];</w:t>
+            </w:r>
+          </w:p>
+          <w:p>
+            <w:pPr>
+              <w:pStyle w:val="SourceCode"/>
+              <w:spacing w:before="0" w:after="0" w:line="200" w:lineRule="auto"/>
+            </w:pPr>
+            <w:r>
+              <w:t xml:space="preserve">        result += matrix[rowB][(colB + shift + 5) % 5];</w:t>
+            </w:r>
+          </w:p>
+          <w:p>
+            <w:pPr>
+              <w:pStyle w:val="SourceCode"/>
+              <w:spacing w:before="0" w:after="0" w:line="200" w:lineRule="auto"/>
+            </w:pPr>
+            <w:r>
+              <w:t xml:space="preserve">    } else if (colA == colB) {                // один стовпець: сусіди знизу</w:t>
+            </w:r>
+          </w:p>
+          <w:p>
+            <w:pPr>
+              <w:pStyle w:val="SourceCode"/>
+              <w:spacing w:before="0" w:after="0" w:line="200" w:lineRule="auto"/>
+            </w:pPr>
+            <w:r>
+              <w:t xml:space="preserve">        result += matrix[(rowA + shift + 5) % 5][colA];</w:t>
+            </w:r>
+          </w:p>
+          <w:p>
+            <w:pPr>
+              <w:pStyle w:val="SourceCode"/>
+              <w:spacing w:before="0" w:after="0" w:line="200" w:lineRule="auto"/>
+            </w:pPr>
+            <w:r>
+              <w:t xml:space="preserve">        result += matrix[(rowB + shift + 5) % 5][colB];</w:t>
+            </w:r>
+          </w:p>
+          <w:p>
+            <w:pPr>
+              <w:pStyle w:val="SourceCode"/>
+              <w:spacing w:before="0" w:after="0" w:line="200" w:lineRule="auto"/>
+            </w:pPr>
+            <w:r>
+              <w:t xml:space="preserve">    } else {                                  // прямокутник: протилежні кути</w:t>
+            </w:r>
+          </w:p>
+          <w:p>
+            <w:pPr>
+              <w:pStyle w:val="SourceCode"/>
+              <w:spacing w:before="0" w:after="0" w:line="200" w:lineRule="auto"/>
+            </w:pPr>
+            <w:r>
+              <w:t xml:space="preserve">        result += matrix[rowA][colB];</w:t>
+            </w:r>
+          </w:p>
+          <w:p>
+            <w:pPr>
+              <w:pStyle w:val="SourceCode"/>
+              <w:spacing w:before="0" w:after="0" w:line="200" w:lineRule="auto"/>
+            </w:pPr>
+            <w:r>
+              <w:t xml:space="preserve">        result += matrix[rowB][colA];</w:t>
+            </w:r>
+          </w:p>
+          <w:p>
+            <w:pPr>
+              <w:pStyle w:val="SourceCode"/>
+              <w:spacing w:before="0" w:after="0" w:line="200" w:lineRule="auto"/>
+            </w:pPr>
+            <w:r>
+              <w:t xml:space="preserve">    }</w:t>
+            </w:r>
+          </w:p>
+          <w:p>
+            <w:pPr>
+              <w:pStyle w:val="SourceCode"/>
+              <w:spacing w:before="0" w:after="0" w:line="200" w:lineRule="auto"/>
+            </w:pPr>
+            <w:r>
+              <w:t xml:space="preserve">    return result;</w:t>
+            </w:r>
+          </w:p>
+          <w:p>
+            <w:pPr>
+              <w:pStyle w:val="SourceCode"/>
+              <w:spacing w:before="0" w:after="0" w:line="200" w:lineRule="auto"/>
+            </w:pPr>
+            <w:r>
+              <w:t xml:space="preserve">}</w:t>
+            </w:r>
+          </w:p>
+          <w:p>
+            <w:pPr>
+              <w:pStyle w:val="SourceCode"/>
+              <w:spacing w:before="0" w:after="0" w:line="200" w:lineRule="auto"/>
+            </w:pPr>
+          </w:p>
+          <w:p>
+            <w:pPr>
+              <w:pStyle w:val="SourceCode"/>
+              <w:spacing w:before="0" w:after="0" w:line="200" w:lineRule="auto"/>
+            </w:pPr>
+            <w:r>
+              <w:t xml:space="preserve">std::string playfairEncrypt(const std::string&amp; plaintext,</w:t>
+            </w:r>
+          </w:p>
+          <w:p>
+            <w:pPr>
+              <w:pStyle w:val="SourceCode"/>
+              <w:spacing w:before="0" w:after="0" w:line="200" w:lineRule="auto"/>
+            </w:pPr>
+            <w:r>
+              <w:t xml:space="preserve">                            const std::string&amp; keyword) {</w:t>
+            </w:r>
+          </w:p>
+          <w:p>
+            <w:pPr>
+              <w:pStyle w:val="SourceCode"/>
+              <w:spacing w:before="0" w:after="0" w:line="200" w:lineRule="auto"/>
+            </w:pPr>
+            <w:r>
+              <w:t xml:space="preserve">    Matrix matrix = createMatrix(keyword);</w:t>
+            </w:r>
+          </w:p>
+          <w:p>
+            <w:pPr>
+              <w:pStyle w:val="SourceCode"/>
+              <w:spacing w:before="0" w:after="0" w:line="200" w:lineRule="auto"/>
+            </w:pPr>
+            <w:r>
+              <w:t xml:space="preserve">    std::string text = prepareText(plaintext);</w:t>
+            </w:r>
+          </w:p>
+          <w:p>
+            <w:pPr>
+              <w:pStyle w:val="SourceCode"/>
+              <w:spacing w:before="0" w:after="0" w:line="200" w:lineRule="auto"/>
+            </w:pPr>
+            <w:r>
+              <w:t xml:space="preserve">    std::string ciphertext;</w:t>
+            </w:r>
+          </w:p>
+          <w:p>
+            <w:pPr>
+              <w:pStyle w:val="SourceCode"/>
+              <w:spacing w:before="0" w:after="0" w:line="200" w:lineRule="auto"/>
+            </w:pPr>
+          </w:p>
+          <w:p>
+            <w:pPr>
+              <w:pStyle w:val="SourceCode"/>
+              <w:spacing w:before="0" w:after="0" w:line="200" w:lineRule="auto"/>
+            </w:pPr>
+            <w:r>
+              <w:t xml:space="preserve">    for (size_t i = 0; i + 1 &lt; text.size(); i += 2) {</w:t>
+            </w:r>
+          </w:p>
+          <w:p>
+            <w:pPr>
+              <w:pStyle w:val="SourceCode"/>
+              <w:spacing w:before="0" w:after="0" w:line="200" w:lineRule="auto"/>
+            </w:pPr>
+            <w:r>
+              <w:t xml:space="preserve">        ciphertext += processBigram(matrix, text[i], text[i + 1], +1);</w:t>
+            </w:r>
+          </w:p>
+          <w:p>
+            <w:pPr>
+              <w:pStyle w:val="SourceCode"/>
+              <w:spacing w:before="0" w:after="0" w:line="200" w:lineRule="auto"/>
+            </w:pPr>
+            <w:r>
+              <w:t xml:space="preserve">    }</w:t>
+            </w:r>
+          </w:p>
+          <w:p>
+            <w:pPr>
+              <w:pStyle w:val="SourceCode"/>
+              <w:spacing w:before="0" w:after="0" w:line="200" w:lineRule="auto"/>
+            </w:pPr>
+            <w:r>
+              <w:t xml:space="preserve">    return ciphertext;</w:t>
+            </w:r>
+          </w:p>
+          <w:p>
+            <w:pPr>
+              <w:pStyle w:val="SourceCode"/>
+              <w:spacing w:before="0" w:after="0" w:line="200" w:lineRule="auto"/>
+            </w:pPr>
+            <w:r>
+              <w:t xml:space="preserve">}</w:t>
+            </w:r>
+          </w:p>
+          <w:p>
+            <w:pPr>
+              <w:pStyle w:val="SourceCode"/>
+              <w:spacing w:before="0" w:after="0" w:line="200" w:lineRule="auto"/>
+            </w:pPr>
+          </w:p>
+          <w:p>
+            <w:pPr>
+              <w:pStyle w:val="SourceCode"/>
+              <w:spacing w:before="0" w:after="0" w:line="200" w:lineRule="auto"/>
+            </w:pPr>
+            <w:r>
+              <w:t xml:space="preserve">std::string playfairDecrypt(const std::string&amp; ciphertext,</w:t>
+            </w:r>
+          </w:p>
+          <w:p>
+            <w:pPr>
+              <w:pStyle w:val="SourceCode"/>
+              <w:spacing w:before="0" w:after="0" w:line="200" w:lineRule="auto"/>
+            </w:pPr>
+            <w:r>
+              <w:t xml:space="preserve">                            const std::string&amp; keyword) {</w:t>
+            </w:r>
+          </w:p>
+          <w:p>
+            <w:pPr>
+              <w:pStyle w:val="SourceCode"/>
+              <w:spacing w:before="0" w:after="0" w:line="200" w:lineRule="auto"/>
+            </w:pPr>
+            <w:r>
+              <w:t xml:space="preserve">    Matrix matrix = createMatrix(keyword);</w:t>
+            </w:r>
+          </w:p>
+          <w:p>
+            <w:pPr>
+              <w:pStyle w:val="SourceCode"/>
+              <w:spacing w:before="0" w:after="0" w:line="200" w:lineRule="auto"/>
+            </w:pPr>
+            <w:r>
+              <w:t xml:space="preserve">    std::string plaintext;</w:t>
+            </w:r>
+          </w:p>
+          <w:p>
+            <w:pPr>
+              <w:pStyle w:val="SourceCode"/>
+              <w:spacing w:before="0" w:after="0" w:line="200" w:lineRule="auto"/>
+            </w:pPr>
+          </w:p>
+          <w:p>
+            <w:pPr>
+              <w:pStyle w:val="SourceCode"/>
+              <w:spacing w:before="0" w:after="0" w:line="200" w:lineRule="auto"/>
+            </w:pPr>
+            <w:r>
+              <w:t xml:space="preserve">    for (size_t i = 0; i + 1 &lt; ciphertext.size(); i += 2) {</w:t>
+            </w:r>
+          </w:p>
+          <w:p>
+            <w:pPr>
+              <w:pStyle w:val="SourceCode"/>
+              <w:spacing w:before="0" w:after="0" w:line="200" w:lineRule="auto"/>
+            </w:pPr>
+            <w:r>
+              <w:t xml:space="preserve">        plaintext += processBigram(matrix, ciphertext[i], ciphertext[i + 1], -1);</w:t>
+            </w:r>
+          </w:p>
+          <w:p>
+            <w:pPr>
+              <w:pStyle w:val="SourceCode"/>
+              <w:spacing w:before="0" w:after="0" w:line="200" w:lineRule="auto"/>
+            </w:pPr>
+            <w:r>
+              <w:t xml:space="preserve">    }</w:t>
+            </w:r>
+          </w:p>
+          <w:p>
+            <w:pPr>
+              <w:pStyle w:val="SourceCode"/>
+              <w:spacing w:before="0" w:after="0" w:line="200" w:lineRule="auto"/>
+            </w:pPr>
+            <w:r>
+              <w:t xml:space="preserve">    return plaintext;</w:t>
+            </w:r>
+          </w:p>
+          <w:p>
+            <w:pPr>
+              <w:pStyle w:val="SourceCode"/>
+              <w:spacing w:before="0" w:after="0" w:line="200" w:lineRule="auto"/>
+            </w:pPr>
+            <w:r>
+              <w:t xml:space="preserve">}</w:t>
+            </w:r>
+          </w:p>
+          <w:p>
+            <w:pPr>
+              <w:pStyle w:val="SourceCode"/>
+              <w:spacing w:before="0" w:after="0" w:line="200" w:lineRule="auto"/>
+            </w:pPr>
+          </w:p>
+          <w:p>
+            <w:pPr>
+              <w:pStyle w:val="SourceCode"/>
+              <w:spacing w:before="0" w:after="0" w:line="200" w:lineRule="auto"/>
+            </w:pPr>
+            <w:r>
+              <w:t xml:space="preserve">int main() {</w:t>
+            </w:r>
+          </w:p>
+          <w:p>
+            <w:pPr>
+              <w:pStyle w:val="SourceCode"/>
+              <w:spacing w:before="0" w:after="0" w:line="200" w:lineRule="auto"/>
+            </w:pPr>
+            <w:r>
+              <w:t xml:space="preserve">    std::string keyword = "MONARCHY";</w:t>
+            </w:r>
+          </w:p>
+          <w:p>
+            <w:pPr>
+              <w:pStyle w:val="SourceCode"/>
+              <w:spacing w:before="0" w:after="0" w:line="200" w:lineRule="auto"/>
+            </w:pPr>
+            <w:r>
+              <w:t xml:space="preserve">    std::string plaintext = "HELLO WORLD";</w:t>
+            </w:r>
+          </w:p>
+          <w:p>
+            <w:pPr>
+              <w:pStyle w:val="SourceCode"/>
+              <w:spacing w:before="0" w:after="0" w:line="200" w:lineRule="auto"/>
+            </w:pPr>
+          </w:p>
+          <w:p>
+            <w:pPr>
+              <w:pStyle w:val="SourceCode"/>
+              <w:spacing w:before="0" w:after="0" w:line="200" w:lineRule="auto"/>
+            </w:pPr>
+            <w:r>
+              <w:t xml:space="preserve">    std::cout &lt;&lt; "=== Шифр Плейфера ===\n";</w:t>
+            </w:r>
+          </w:p>
+          <w:p>
+            <w:pPr>
+              <w:pStyle w:val="SourceCode"/>
+              <w:spacing w:before="0" w:after="0" w:line="200" w:lineRule="auto"/>
+            </w:pPr>
+            <w:r>
+              <w:t xml:space="preserve">    std::cout &lt;&lt; "Ключ:            " &lt;&lt; keyword &lt;&lt; "\n";</w:t>
+            </w:r>
+          </w:p>
+          <w:p>
+            <w:pPr>
+              <w:pStyle w:val="SourceCode"/>
+              <w:spacing w:before="0" w:after="0" w:line="200" w:lineRule="auto"/>
+            </w:pPr>
+            <w:r>
+              <w:t xml:space="preserve">    std::cout &lt;&lt; "Відкритий текст: " &lt;&lt; plaintext &lt;&lt; "\n";</w:t>
+            </w:r>
+          </w:p>
+          <w:p>
+            <w:pPr>
+              <w:pStyle w:val="SourceCode"/>
+              <w:spacing w:before="0" w:after="0" w:line="200" w:lineRule="auto"/>
+            </w:pPr>
+            <w:r>
+              <w:t xml:space="preserve">    std::cout &lt;&lt; "Підготовлений:   " &lt;&lt; prepareText(plaintext) &lt;&lt; "\n";</w:t>
+            </w:r>
+          </w:p>
+          <w:p>
+            <w:pPr>
+              <w:pStyle w:val="SourceCode"/>
+              <w:spacing w:before="0" w:after="0" w:line="200" w:lineRule="auto"/>
+            </w:pPr>
+          </w:p>
+          <w:p>
+            <w:pPr>
+              <w:pStyle w:val="SourceCode"/>
+              <w:spacing w:before="0" w:after="0" w:line="200" w:lineRule="auto"/>
+            </w:pPr>
+            <w:r>
+              <w:t xml:space="preserve">    std::string ciphertext = playfairEncrypt(plaintext, keyword);</w:t>
+            </w:r>
+          </w:p>
+          <w:p>
+            <w:pPr>
+              <w:pStyle w:val="SourceCode"/>
+              <w:spacing w:before="0" w:after="0" w:line="200" w:lineRule="auto"/>
+            </w:pPr>
+            <w:r>
+              <w:t xml:space="preserve">    std::cout &lt;&lt; "Шифротекст:      " &lt;&lt; ciphertext &lt;&lt; "\n";</w:t>
+            </w:r>
+          </w:p>
+          <w:p>
+            <w:pPr>
+              <w:pStyle w:val="SourceCode"/>
+              <w:spacing w:before="0" w:after="0" w:line="200" w:lineRule="auto"/>
+            </w:pPr>
+            <w:r>
+              <w:t xml:space="preserve">    std::cout &lt;&lt; "Розшифровано:    " &lt;&lt; playfairDecrypt(ciphertext, keyword) &lt;&lt; "\n";</w:t>
+            </w:r>
+          </w:p>
+          <w:p>
+            <w:pPr>
+              <w:pStyle w:val="SourceCode"/>
+              <w:spacing w:before="0" w:after="0" w:line="200" w:lineRule="auto"/>
+            </w:pPr>
+          </w:p>
+          <w:p>
+            <w:pPr>
+              <w:pStyle w:val="SourceCode"/>
+              <w:spacing w:before="0" w:after="0" w:line="200" w:lineRule="auto"/>
+            </w:pPr>
+            <w:r>
+              <w:t xml:space="preserve">    return 0;</w:t>
+            </w:r>
+          </w:p>
+          <w:p>
+            <w:pPr>
+              <w:pStyle w:val="SourceCode"/>
+              <w:spacing w:before="0" w:after="0" w:line="200" w:lineRule="auto"/>
+            </w:pPr>
+            <w:r>
+              <w:t xml:space="preserve">}</w:t>
+            </w:r>
+          </w:p>
+        </w:tc>
+      </w:tr>
+    </w:tbl>
+    <w:p>
+      <w:pPr>
+        <w:spacing w:before="0" w:after="0" w:line="120" w:lineRule="exact"/>
+        <w:rPr>
+          <w:sz w:val="4"/>
+          <w:szCs w:val="4"/>
+        </w:rPr>
+      </w:pPr>
     </w:p>
     <w:p>
       <w:pPr>
@@ -2398,57 +2808,106 @@
     </w:p>
     <w:p>
       <w:pPr>
-        <w:pStyle w:val="SourceCode"/>
-        <w:spacing w:before="120" w:after="0" w:line="200" w:lineRule="auto"/>
-      </w:pPr>
-      <w:r>
-        <w:t xml:space="preserve">=== Шифр Плейфера ===</w:t>
-      </w:r>
-    </w:p>
-    <w:p>
-      <w:pPr>
-        <w:pStyle w:val="SourceCode"/>
-        <w:spacing w:before="0" w:after="0" w:line="200" w:lineRule="auto"/>
-      </w:pPr>
-      <w:r>
-        <w:t xml:space="preserve">Ключ:            MONARCHY</w:t>
-      </w:r>
-    </w:p>
-    <w:p>
-      <w:pPr>
-        <w:pStyle w:val="SourceCode"/>
-        <w:spacing w:before="0" w:after="0" w:line="200" w:lineRule="auto"/>
-      </w:pPr>
-      <w:r>
-        <w:t xml:space="preserve">Відкритий текст: HELLO WORLD</w:t>
-      </w:r>
-    </w:p>
-    <w:p>
-      <w:pPr>
-        <w:pStyle w:val="SourceCode"/>
-        <w:spacing w:before="0" w:after="0" w:line="200" w:lineRule="auto"/>
-      </w:pPr>
-      <w:r>
-        <w:t xml:space="preserve">Підготовлений:   HELXLOWORLDX</w:t>
-      </w:r>
-    </w:p>
-    <w:p>
-      <w:pPr>
-        <w:pStyle w:val="SourceCode"/>
-        <w:spacing w:before="0" w:after="0" w:line="200" w:lineRule="auto"/>
-      </w:pPr>
-      <w:r>
-        <w:t xml:space="preserve">Шифротекст:      CFSUPMVNMTBZ</w:t>
-      </w:r>
-    </w:p>
-    <w:p>
-      <w:pPr>
-        <w:pStyle w:val="SourceCode"/>
-        <w:spacing w:before="0" w:after="120" w:line="200" w:lineRule="auto"/>
-      </w:pPr>
-      <w:r>
-        <w:t xml:space="preserve">Розшифровано:    HELXLOWORLDX</w:t>
-      </w:r>
+        <w:spacing w:before="0" w:after="0" w:line="120" w:lineRule="exact"/>
+        <w:rPr>
+          <w:sz w:val="4"/>
+          <w:szCs w:val="4"/>
+        </w:rPr>
+      </w:pPr>
+    </w:p>
+    <w:tbl>
+      <w:tblPr>
+        <w:tblStyle w:val="SourceCodeTable"/>
+        <w:tblW w:type="dxa" w:w="9637"/>
+        <w:tblInd w:w="0" w:type="dxa"/>
+        <w:tblBorders>
+          <w:top w:color="BFBFBF" w:space="0" w:sz="4" w:val="single"/>
+          <w:left w:color="BFBFBF" w:space="0" w:sz="4" w:val="single"/>
+          <w:bottom w:color="BFBFBF" w:space="0" w:sz="4" w:val="single"/>
+          <w:right w:color="BFBFBF" w:space="0" w:sz="4" w:val="single"/>
+        </w:tblBorders>
+        <w:tblLayout w:type="fixed"/>
+        <w:tblCellMar>
+          <w:top w:type="dxa" w:w="113"/>
+          <w:left w:type="dxa" w:w="113"/>
+          <w:bottom w:type="dxa" w:w="113"/>
+          <w:right w:type="dxa" w:w="113"/>
+        </w:tblCellMar>
+        <w:tblLook w:val="0000" w:firstRow="0" w:lastRow="0" w:firstColumn="0" w:lastColumn="0" w:noHBand="1" w:noVBand="1"/>
+      </w:tblPr>
+      <w:tblGrid>
+        <w:gridCol w:w="9637"/>
+      </w:tblGrid>
+      <w:tr>
+        <w:tc>
+          <w:tcPr>
+            <w:tcW w:type="dxa" w:w="9637"/>
+          </w:tcPr>
+          <w:p>
+            <w:pPr>
+              <w:pStyle w:val="SourceCode"/>
+              <w:spacing w:before="0" w:after="0" w:line="200" w:lineRule="auto"/>
+            </w:pPr>
+            <w:r>
+              <w:t xml:space="preserve">=== Шифр Плейфера ===</w:t>
+            </w:r>
+          </w:p>
+          <w:p>
+            <w:pPr>
+              <w:pStyle w:val="SourceCode"/>
+              <w:spacing w:before="0" w:after="0" w:line="200" w:lineRule="auto"/>
+            </w:pPr>
+            <w:r>
+              <w:t xml:space="preserve">Ключ:            MONARCHY</w:t>
+            </w:r>
+          </w:p>
+          <w:p>
+            <w:pPr>
+              <w:pStyle w:val="SourceCode"/>
+              <w:spacing w:before="0" w:after="0" w:line="200" w:lineRule="auto"/>
+            </w:pPr>
+            <w:r>
+              <w:t xml:space="preserve">Відкритий текст: HELLO WORLD</w:t>
+            </w:r>
+          </w:p>
+          <w:p>
+            <w:pPr>
+              <w:pStyle w:val="SourceCode"/>
+              <w:spacing w:before="0" w:after="0" w:line="200" w:lineRule="auto"/>
+            </w:pPr>
+            <w:r>
+              <w:t xml:space="preserve">Підготовлений:   HELXLOWORLDX</w:t>
+            </w:r>
+          </w:p>
+          <w:p>
+            <w:pPr>
+              <w:pStyle w:val="SourceCode"/>
+              <w:spacing w:before="0" w:after="0" w:line="200" w:lineRule="auto"/>
+            </w:pPr>
+            <w:r>
+              <w:t xml:space="preserve">Шифротекст:      CFSUPMVNMTBZ</w:t>
+            </w:r>
+          </w:p>
+          <w:p>
+            <w:pPr>
+              <w:pStyle w:val="SourceCode"/>
+              <w:spacing w:before="0" w:after="0" w:line="200" w:lineRule="auto"/>
+            </w:pPr>
+            <w:r>
+              <w:t xml:space="preserve">Розшифровано:    HELXLOWORLDX</w:t>
+            </w:r>
+          </w:p>
+        </w:tc>
+      </w:tr>
+    </w:tbl>
+    <w:p>
+      <w:pPr>
+        <w:spacing w:before="0" w:after="0" w:line="120" w:lineRule="exact"/>
+        <w:rPr>
+          <w:sz w:val="4"/>
+          <w:szCs w:val="4"/>
+        </w:rPr>
+      </w:pPr>
     </w:p>
     <w:p>
       <w:pPr>
@@ -2482,552 +2941,601 @@
     </w:p>
     <w:p>
       <w:pPr>
-        <w:pStyle w:val="SourceCode"/>
-        <w:spacing w:before="120" w:after="0" w:line="200" w:lineRule="auto"/>
-      </w:pPr>
-      <w:r>
-        <w:t xml:space="preserve">#include &lt;iostream&gt;</w:t>
-      </w:r>
-    </w:p>
-    <w:p>
-      <w:pPr>
-        <w:pStyle w:val="SourceCode"/>
-        <w:spacing w:before="0" w:after="0" w:line="200" w:lineRule="auto"/>
-      </w:pPr>
-      <w:r>
-        <w:t xml:space="preserve">#include &lt;string&gt;</w:t>
-      </w:r>
-    </w:p>
-    <w:p>
-      <w:pPr>
-        <w:pStyle w:val="SourceCode"/>
-        <w:spacing w:before="0" w:after="0" w:line="200" w:lineRule="auto"/>
-      </w:pPr>
-      <w:r>
-        <w:t xml:space="preserve">#include &lt;vector&gt;</w:t>
-      </w:r>
-    </w:p>
-    <w:p>
-      <w:pPr>
-        <w:pStyle w:val="SourceCode"/>
-        <w:spacing w:before="0" w:after="0" w:line="200" w:lineRule="auto"/>
-      </w:pPr>
-    </w:p>
-    <w:p>
-      <w:pPr>
-        <w:pStyle w:val="SourceCode"/>
-        <w:spacing w:before="0" w:after="0" w:line="200" w:lineRule="auto"/>
-      </w:pPr>
-      <w:r>
-        <w:t xml:space="preserve">using Matrix = std::vector&lt;std::string&gt;;</w:t>
-      </w:r>
-    </w:p>
-    <w:p>
-      <w:pPr>
-        <w:pStyle w:val="SourceCode"/>
-        <w:spacing w:before="0" w:after="0" w:line="200" w:lineRule="auto"/>
-      </w:pPr>
-    </w:p>
-    <w:p>
-      <w:pPr>
-        <w:pStyle w:val="SourceCode"/>
-        <w:spacing w:before="0" w:after="0" w:line="200" w:lineRule="auto"/>
-      </w:pPr>
-      <w:r>
-        <w:t xml:space="preserve">Matrix createMatrix(const std::string&amp; keyword);                  // з кроку 1</w:t>
-      </w:r>
-    </w:p>
-    <w:p>
-      <w:pPr>
-        <w:pStyle w:val="SourceCode"/>
-        <w:spacing w:before="0" w:after="0" w:line="200" w:lineRule="auto"/>
-      </w:pPr>
-      <w:r>
-        <w:t xml:space="preserve">bool findPosition(const Matrix&amp; m, char c, int&amp; row, int&amp; col);   // з кроку 1</w:t>
-      </w:r>
-    </w:p>
-    <w:p>
-      <w:pPr>
-        <w:pStyle w:val="SourceCode"/>
-        <w:spacing w:before="0" w:after="0" w:line="200" w:lineRule="auto"/>
-      </w:pPr>
-      <w:r>
-        <w:t xml:space="preserve">void printMatrix(const Matrix&amp; m, const std::string&amp; title);      // з кроку 1</w:t>
-      </w:r>
-    </w:p>
-    <w:p>
-      <w:pPr>
-        <w:pStyle w:val="SourceCode"/>
-        <w:spacing w:before="0" w:after="0" w:line="200" w:lineRule="auto"/>
-      </w:pPr>
-      <w:r>
-        <w:t xml:space="preserve">std::string prepareText(const std::string&amp; plaintext);            // з кроку 2</w:t>
-      </w:r>
-    </w:p>
-    <w:p>
-      <w:pPr>
-        <w:pStyle w:val="SourceCode"/>
-        <w:spacing w:before="0" w:after="0" w:line="200" w:lineRule="auto"/>
-      </w:pPr>
-    </w:p>
-    <w:p>
-      <w:pPr>
-        <w:pStyle w:val="SourceCode"/>
-        <w:spacing w:before="0" w:after="0" w:line="200" w:lineRule="auto"/>
-      </w:pPr>
-      <w:r>
-        <w:t xml:space="preserve">// Подвійний квадрат: перша літера біграми шукається в першому квадраті,</w:t>
-      </w:r>
-    </w:p>
-    <w:p>
-      <w:pPr>
-        <w:pStyle w:val="SourceCode"/>
-        <w:spacing w:before="0" w:after="0" w:line="200" w:lineRule="auto"/>
-      </w:pPr>
-      <w:r>
-        <w:t xml:space="preserve">// друга — у другому; результат беруть із протилежних кутів прямокутника</w:t>
-      </w:r>
-    </w:p>
-    <w:p>
-      <w:pPr>
-        <w:pStyle w:val="SourceCode"/>
-        <w:spacing w:before="0" w:after="0" w:line="200" w:lineRule="auto"/>
-      </w:pPr>
-      <w:r>
-        <w:t xml:space="preserve">std::string twoSquareProcess(const std::string&amp; text,</w:t>
-      </w:r>
-    </w:p>
-    <w:p>
-      <w:pPr>
-        <w:pStyle w:val="SourceCode"/>
-        <w:spacing w:before="0" w:after="0" w:line="200" w:lineRule="auto"/>
-      </w:pPr>
-      <w:r>
-        <w:t xml:space="preserve">                             const std::string&amp; keyword1,</w:t>
-      </w:r>
-    </w:p>
-    <w:p>
-      <w:pPr>
-        <w:pStyle w:val="SourceCode"/>
-        <w:spacing w:before="0" w:after="0" w:line="200" w:lineRule="auto"/>
-      </w:pPr>
-      <w:r>
-        <w:t xml:space="preserve">                             const std::string&amp; keyword2) {</w:t>
-      </w:r>
-    </w:p>
-    <w:p>
-      <w:pPr>
-        <w:pStyle w:val="SourceCode"/>
-        <w:spacing w:before="0" w:after="0" w:line="200" w:lineRule="auto"/>
-      </w:pPr>
-      <w:r>
-        <w:t xml:space="preserve">    Matrix first = createMatrix(keyword1);</w:t>
-      </w:r>
-    </w:p>
-    <w:p>
-      <w:pPr>
-        <w:pStyle w:val="SourceCode"/>
-        <w:spacing w:before="0" w:after="0" w:line="200" w:lineRule="auto"/>
-      </w:pPr>
-      <w:r>
-        <w:t xml:space="preserve">    Matrix second = createMatrix(keyword2);</w:t>
-      </w:r>
-    </w:p>
-    <w:p>
-      <w:pPr>
-        <w:pStyle w:val="SourceCode"/>
-        <w:spacing w:before="0" w:after="0" w:line="200" w:lineRule="auto"/>
-      </w:pPr>
-      <w:r>
-        <w:t xml:space="preserve">    std::string result;</w:t>
-      </w:r>
-    </w:p>
-    <w:p>
-      <w:pPr>
-        <w:pStyle w:val="SourceCode"/>
-        <w:spacing w:before="0" w:after="0" w:line="200" w:lineRule="auto"/>
-      </w:pPr>
-    </w:p>
-    <w:p>
-      <w:pPr>
-        <w:pStyle w:val="SourceCode"/>
-        <w:spacing w:before="0" w:after="0" w:line="200" w:lineRule="auto"/>
-      </w:pPr>
-      <w:r>
-        <w:t xml:space="preserve">    for (size_t i = 0; i + 1 &lt; text.size(); i += 2) {</w:t>
-      </w:r>
-    </w:p>
-    <w:p>
-      <w:pPr>
-        <w:pStyle w:val="SourceCode"/>
-        <w:spacing w:before="0" w:after="0" w:line="200" w:lineRule="auto"/>
-      </w:pPr>
-      <w:r>
-        <w:t xml:space="preserve">        int row1, col1, row2, col2;</w:t>
-      </w:r>
-    </w:p>
-    <w:p>
-      <w:pPr>
-        <w:pStyle w:val="SourceCode"/>
-        <w:spacing w:before="0" w:after="0" w:line="200" w:lineRule="auto"/>
-      </w:pPr>
-      <w:r>
-        <w:t xml:space="preserve">        findPosition(first, text[i], row1, col1);</w:t>
-      </w:r>
-    </w:p>
-    <w:p>
-      <w:pPr>
-        <w:pStyle w:val="SourceCode"/>
-        <w:spacing w:before="0" w:after="0" w:line="200" w:lineRule="auto"/>
-      </w:pPr>
-      <w:r>
-        <w:t xml:space="preserve">        findPosition(second, text[i + 1], row2, col2);</w:t>
-      </w:r>
-    </w:p>
-    <w:p>
-      <w:pPr>
-        <w:pStyle w:val="SourceCode"/>
-        <w:spacing w:before="0" w:after="0" w:line="200" w:lineRule="auto"/>
-      </w:pPr>
-    </w:p>
-    <w:p>
-      <w:pPr>
-        <w:pStyle w:val="SourceCode"/>
-        <w:spacing w:before="0" w:after="0" w:line="200" w:lineRule="auto"/>
-      </w:pPr>
-      <w:r>
-        <w:t xml:space="preserve">        result += first[row1][col2];</w:t>
-      </w:r>
-    </w:p>
-    <w:p>
-      <w:pPr>
-        <w:pStyle w:val="SourceCode"/>
-        <w:spacing w:before="0" w:after="0" w:line="200" w:lineRule="auto"/>
-      </w:pPr>
-      <w:r>
-        <w:t xml:space="preserve">        result += second[row2][col1];</w:t>
-      </w:r>
-    </w:p>
-    <w:p>
-      <w:pPr>
-        <w:pStyle w:val="SourceCode"/>
-        <w:spacing w:before="0" w:after="0" w:line="200" w:lineRule="auto"/>
-      </w:pPr>
-      <w:r>
-        <w:t xml:space="preserve">    }</w:t>
-      </w:r>
-    </w:p>
-    <w:p>
-      <w:pPr>
-        <w:pStyle w:val="SourceCode"/>
-        <w:spacing w:before="0" w:after="0" w:line="200" w:lineRule="auto"/>
-      </w:pPr>
-      <w:r>
-        <w:t xml:space="preserve">    return result;</w:t>
-      </w:r>
-    </w:p>
-    <w:p>
-      <w:pPr>
-        <w:pStyle w:val="SourceCode"/>
-        <w:spacing w:before="0" w:after="0" w:line="200" w:lineRule="auto"/>
-      </w:pPr>
-      <w:r>
-        <w:t xml:space="preserve">}</w:t>
-      </w:r>
-    </w:p>
-    <w:p>
-      <w:pPr>
-        <w:pStyle w:val="SourceCode"/>
-        <w:spacing w:before="0" w:after="0" w:line="200" w:lineRule="auto"/>
-      </w:pPr>
-    </w:p>
-    <w:p>
-      <w:pPr>
-        <w:pStyle w:val="SourceCode"/>
-        <w:spacing w:before="0" w:after="0" w:line="200" w:lineRule="auto"/>
-      </w:pPr>
-      <w:r>
-        <w:t xml:space="preserve">std::string twoSquareEncrypt(const std::string&amp; plaintext,</w:t>
-      </w:r>
-    </w:p>
-    <w:p>
-      <w:pPr>
-        <w:pStyle w:val="SourceCode"/>
-        <w:spacing w:before="0" w:after="0" w:line="200" w:lineRule="auto"/>
-      </w:pPr>
-      <w:r>
-        <w:t xml:space="preserve">                             const std::string&amp; keyword1,</w:t>
-      </w:r>
-    </w:p>
-    <w:p>
-      <w:pPr>
-        <w:pStyle w:val="SourceCode"/>
-        <w:spacing w:before="0" w:after="0" w:line="200" w:lineRule="auto"/>
-      </w:pPr>
-      <w:r>
-        <w:t xml:space="preserve">                             const std::string&amp; keyword2) {</w:t>
-      </w:r>
-    </w:p>
-    <w:p>
-      <w:pPr>
-        <w:pStyle w:val="SourceCode"/>
-        <w:spacing w:before="0" w:after="0" w:line="200" w:lineRule="auto"/>
-      </w:pPr>
-      <w:r>
-        <w:t xml:space="preserve">    return twoSquareProcess(prepareText(plaintext), keyword1, keyword2);</w:t>
-      </w:r>
-    </w:p>
-    <w:p>
-      <w:pPr>
-        <w:pStyle w:val="SourceCode"/>
-        <w:spacing w:before="0" w:after="0" w:line="200" w:lineRule="auto"/>
-      </w:pPr>
-      <w:r>
-        <w:t xml:space="preserve">}</w:t>
-      </w:r>
-    </w:p>
-    <w:p>
-      <w:pPr>
-        <w:pStyle w:val="SourceCode"/>
-        <w:spacing w:before="0" w:after="0" w:line="200" w:lineRule="auto"/>
-      </w:pPr>
-    </w:p>
-    <w:p>
-      <w:pPr>
-        <w:pStyle w:val="SourceCode"/>
-        <w:spacing w:before="0" w:after="0" w:line="200" w:lineRule="auto"/>
-      </w:pPr>
-      <w:r>
-        <w:t xml:space="preserve">// Операція симетрична: повторне застосування повертає відкритий текст</w:t>
-      </w:r>
-    </w:p>
-    <w:p>
-      <w:pPr>
-        <w:pStyle w:val="SourceCode"/>
-        <w:spacing w:before="0" w:after="0" w:line="200" w:lineRule="auto"/>
-      </w:pPr>
-      <w:r>
-        <w:t xml:space="preserve">std::string twoSquareDecrypt(const std::string&amp; ciphertext,</w:t>
-      </w:r>
-    </w:p>
-    <w:p>
-      <w:pPr>
-        <w:pStyle w:val="SourceCode"/>
-        <w:spacing w:before="0" w:after="0" w:line="200" w:lineRule="auto"/>
-      </w:pPr>
-      <w:r>
-        <w:t xml:space="preserve">                             const std::string&amp; keyword1,</w:t>
-      </w:r>
-    </w:p>
-    <w:p>
-      <w:pPr>
-        <w:pStyle w:val="SourceCode"/>
-        <w:spacing w:before="0" w:after="0" w:line="200" w:lineRule="auto"/>
-      </w:pPr>
-      <w:r>
-        <w:t xml:space="preserve">                             const std::string&amp; keyword2) {</w:t>
-      </w:r>
-    </w:p>
-    <w:p>
-      <w:pPr>
-        <w:pStyle w:val="SourceCode"/>
-        <w:spacing w:before="0" w:after="0" w:line="200" w:lineRule="auto"/>
-      </w:pPr>
-      <w:r>
-        <w:t xml:space="preserve">    return twoSquareProcess(ciphertext, keyword1, keyword2);</w:t>
-      </w:r>
-    </w:p>
-    <w:p>
-      <w:pPr>
-        <w:pStyle w:val="SourceCode"/>
-        <w:spacing w:before="0" w:after="0" w:line="200" w:lineRule="auto"/>
-      </w:pPr>
-      <w:r>
-        <w:t xml:space="preserve">}</w:t>
-      </w:r>
-    </w:p>
-    <w:p>
-      <w:pPr>
-        <w:pStyle w:val="SourceCode"/>
-        <w:spacing w:before="0" w:after="0" w:line="200" w:lineRule="auto"/>
-      </w:pPr>
-    </w:p>
-    <w:p>
-      <w:pPr>
-        <w:pStyle w:val="SourceCode"/>
-        <w:spacing w:before="0" w:after="0" w:line="200" w:lineRule="auto"/>
-      </w:pPr>
-      <w:r>
-        <w:t xml:space="preserve">int main() {</w:t>
-      </w:r>
-    </w:p>
-    <w:p>
-      <w:pPr>
-        <w:pStyle w:val="SourceCode"/>
-        <w:spacing w:before="0" w:after="0" w:line="200" w:lineRule="auto"/>
-      </w:pPr>
-      <w:r>
-        <w:t xml:space="preserve">    std::string keyword1 = "EXAMPLE";</w:t>
-      </w:r>
-    </w:p>
-    <w:p>
-      <w:pPr>
-        <w:pStyle w:val="SourceCode"/>
-        <w:spacing w:before="0" w:after="0" w:line="200" w:lineRule="auto"/>
-      </w:pPr>
-      <w:r>
-        <w:t xml:space="preserve">    std::string keyword2 = "KEYWORD";</w:t>
-      </w:r>
-    </w:p>
-    <w:p>
-      <w:pPr>
-        <w:pStyle w:val="SourceCode"/>
-        <w:spacing w:before="0" w:after="0" w:line="200" w:lineRule="auto"/>
-      </w:pPr>
-      <w:r>
-        <w:t xml:space="preserve">    std::string plaintext = "HELLO WORLD";</w:t>
-      </w:r>
-    </w:p>
-    <w:p>
-      <w:pPr>
-        <w:pStyle w:val="SourceCode"/>
-        <w:spacing w:before="0" w:after="0" w:line="200" w:lineRule="auto"/>
-      </w:pPr>
-    </w:p>
-    <w:p>
-      <w:pPr>
-        <w:pStyle w:val="SourceCode"/>
-        <w:spacing w:before="0" w:after="0" w:line="200" w:lineRule="auto"/>
-      </w:pPr>
-      <w:r>
-        <w:t xml:space="preserve">    std::cout &lt;&lt; "=== Подвійний квадрат Уітстона ===\n";</w:t>
-      </w:r>
-    </w:p>
-    <w:p>
-      <w:pPr>
-        <w:pStyle w:val="SourceCode"/>
-        <w:spacing w:before="0" w:after="0" w:line="200" w:lineRule="auto"/>
-      </w:pPr>
-      <w:r>
-        <w:t xml:space="preserve">    std::cout &lt;&lt; "Ключ 1:          " &lt;&lt; keyword1 &lt;&lt; "\n";</w:t>
-      </w:r>
-    </w:p>
-    <w:p>
-      <w:pPr>
-        <w:pStyle w:val="SourceCode"/>
-        <w:spacing w:before="0" w:after="0" w:line="200" w:lineRule="auto"/>
-      </w:pPr>
-      <w:r>
-        <w:t xml:space="preserve">    std::cout &lt;&lt; "Ключ 2:          " &lt;&lt; keyword2 &lt;&lt; "\n";</w:t>
-      </w:r>
-    </w:p>
-    <w:p>
-      <w:pPr>
-        <w:pStyle w:val="SourceCode"/>
-        <w:spacing w:before="0" w:after="0" w:line="200" w:lineRule="auto"/>
-      </w:pPr>
-      <w:r>
-        <w:t xml:space="preserve">    std::cout &lt;&lt; "Відкритий текст: " &lt;&lt; plaintext &lt;&lt; "\n\n";</w:t>
-      </w:r>
-    </w:p>
-    <w:p>
-      <w:pPr>
-        <w:pStyle w:val="SourceCode"/>
-        <w:spacing w:before="0" w:after="0" w:line="200" w:lineRule="auto"/>
-      </w:pPr>
-    </w:p>
-    <w:p>
-      <w:pPr>
-        <w:pStyle w:val="SourceCode"/>
-        <w:spacing w:before="0" w:after="0" w:line="200" w:lineRule="auto"/>
-      </w:pPr>
-      <w:r>
-        <w:t xml:space="preserve">    printMatrix(createMatrix(keyword1), "Квадрат 1:");</w:t>
-      </w:r>
-    </w:p>
-    <w:p>
-      <w:pPr>
-        <w:pStyle w:val="SourceCode"/>
-        <w:spacing w:before="0" w:after="0" w:line="200" w:lineRule="auto"/>
-      </w:pPr>
-      <w:r>
-        <w:t xml:space="preserve">    std::cout &lt;&lt; "\n";</w:t>
-      </w:r>
-    </w:p>
-    <w:p>
-      <w:pPr>
-        <w:pStyle w:val="SourceCode"/>
-        <w:spacing w:before="0" w:after="0" w:line="200" w:lineRule="auto"/>
-      </w:pPr>
-      <w:r>
-        <w:t xml:space="preserve">    printMatrix(createMatrix(keyword2), "Квадрат 2:");</w:t>
-      </w:r>
-    </w:p>
-    <w:p>
-      <w:pPr>
-        <w:pStyle w:val="SourceCode"/>
-        <w:spacing w:before="0" w:after="0" w:line="200" w:lineRule="auto"/>
-      </w:pPr>
-    </w:p>
-    <w:p>
-      <w:pPr>
-        <w:pStyle w:val="SourceCode"/>
-        <w:spacing w:before="0" w:after="0" w:line="200" w:lineRule="auto"/>
-      </w:pPr>
-      <w:r>
-        <w:t xml:space="preserve">    std::string ciphertext = twoSquareEncrypt(plaintext, keyword1, keyword2);</w:t>
-      </w:r>
-    </w:p>
-    <w:p>
-      <w:pPr>
-        <w:pStyle w:val="SourceCode"/>
-        <w:spacing w:before="0" w:after="0" w:line="200" w:lineRule="auto"/>
-      </w:pPr>
-      <w:r>
-        <w:t xml:space="preserve">    std::cout &lt;&lt; "\nШифротекст:      " &lt;&lt; ciphertext &lt;&lt; "\n";</w:t>
-      </w:r>
-    </w:p>
-    <w:p>
-      <w:pPr>
-        <w:pStyle w:val="SourceCode"/>
-        <w:spacing w:before="0" w:after="0" w:line="200" w:lineRule="auto"/>
-      </w:pPr>
-      <w:r>
-        <w:t xml:space="preserve">    std::cout &lt;&lt; "Розшифровано:    "</w:t>
-      </w:r>
-    </w:p>
-    <w:p>
-      <w:pPr>
-        <w:pStyle w:val="SourceCode"/>
-        <w:spacing w:before="0" w:after="0" w:line="200" w:lineRule="auto"/>
-      </w:pPr>
-      <w:r>
-        <w:t xml:space="preserve">              &lt;&lt; twoSquareDecrypt(ciphertext, keyword1, keyword2) &lt;&lt; "\n";</w:t>
-      </w:r>
-    </w:p>
-    <w:p>
-      <w:pPr>
-        <w:pStyle w:val="SourceCode"/>
-        <w:spacing w:before="0" w:after="0" w:line="200" w:lineRule="auto"/>
-      </w:pPr>
-    </w:p>
-    <w:p>
-      <w:pPr>
-        <w:pStyle w:val="SourceCode"/>
-        <w:spacing w:before="0" w:after="0" w:line="200" w:lineRule="auto"/>
-      </w:pPr>
-      <w:r>
-        <w:t xml:space="preserve">    return 0;</w:t>
-      </w:r>
-    </w:p>
-    <w:p>
-      <w:pPr>
-        <w:pStyle w:val="SourceCode"/>
-        <w:spacing w:before="0" w:after="120" w:line="200" w:lineRule="auto"/>
-      </w:pPr>
-      <w:r>
-        <w:t xml:space="preserve">}</w:t>
-      </w:r>
+        <w:spacing w:before="0" w:after="0" w:line="120" w:lineRule="exact"/>
+        <w:rPr>
+          <w:sz w:val="4"/>
+          <w:szCs w:val="4"/>
+        </w:rPr>
+      </w:pPr>
+    </w:p>
+    <w:tbl>
+      <w:tblPr>
+        <w:tblStyle w:val="SourceCodeTable"/>
+        <w:tblW w:type="dxa" w:w="9637"/>
+        <w:tblInd w:w="0" w:type="dxa"/>
+        <w:tblBorders>
+          <w:top w:color="BFBFBF" w:space="0" w:sz="4" w:val="single"/>
+          <w:left w:color="BFBFBF" w:space="0" w:sz="4" w:val="single"/>
+          <w:bottom w:color="BFBFBF" w:space="0" w:sz="4" w:val="single"/>
+          <w:right w:color="BFBFBF" w:space="0" w:sz="4" w:val="single"/>
+        </w:tblBorders>
+        <w:tblLayout w:type="fixed"/>
+        <w:tblCellMar>
+          <w:top w:type="dxa" w:w="113"/>
+          <w:left w:type="dxa" w:w="113"/>
+          <w:bottom w:type="dxa" w:w="113"/>
+          <w:right w:type="dxa" w:w="113"/>
+        </w:tblCellMar>
+        <w:tblLook w:val="0000" w:firstRow="0" w:lastRow="0" w:firstColumn="0" w:lastColumn="0" w:noHBand="1" w:noVBand="1"/>
+      </w:tblPr>
+      <w:tblGrid>
+        <w:gridCol w:w="9637"/>
+      </w:tblGrid>
+      <w:tr>
+        <w:tc>
+          <w:tcPr>
+            <w:tcW w:type="dxa" w:w="9637"/>
+          </w:tcPr>
+          <w:p>
+            <w:pPr>
+              <w:pStyle w:val="SourceCode"/>
+              <w:spacing w:before="0" w:after="0" w:line="200" w:lineRule="auto"/>
+            </w:pPr>
+            <w:r>
+              <w:t xml:space="preserve">#include &lt;iostream&gt;</w:t>
+            </w:r>
+          </w:p>
+          <w:p>
+            <w:pPr>
+              <w:pStyle w:val="SourceCode"/>
+              <w:spacing w:before="0" w:after="0" w:line="200" w:lineRule="auto"/>
+            </w:pPr>
+            <w:r>
+              <w:t xml:space="preserve">#include &lt;string&gt;</w:t>
+            </w:r>
+          </w:p>
+          <w:p>
+            <w:pPr>
+              <w:pStyle w:val="SourceCode"/>
+              <w:spacing w:before="0" w:after="0" w:line="200" w:lineRule="auto"/>
+            </w:pPr>
+            <w:r>
+              <w:t xml:space="preserve">#include &lt;vector&gt;</w:t>
+            </w:r>
+          </w:p>
+          <w:p>
+            <w:pPr>
+              <w:pStyle w:val="SourceCode"/>
+              <w:spacing w:before="0" w:after="0" w:line="200" w:lineRule="auto"/>
+            </w:pPr>
+          </w:p>
+          <w:p>
+            <w:pPr>
+              <w:pStyle w:val="SourceCode"/>
+              <w:spacing w:before="0" w:after="0" w:line="200" w:lineRule="auto"/>
+            </w:pPr>
+            <w:r>
+              <w:t xml:space="preserve">using Matrix = std::vector&lt;std::string&gt;;</w:t>
+            </w:r>
+          </w:p>
+          <w:p>
+            <w:pPr>
+              <w:pStyle w:val="SourceCode"/>
+              <w:spacing w:before="0" w:after="0" w:line="200" w:lineRule="auto"/>
+            </w:pPr>
+          </w:p>
+          <w:p>
+            <w:pPr>
+              <w:pStyle w:val="SourceCode"/>
+              <w:spacing w:before="0" w:after="0" w:line="200" w:lineRule="auto"/>
+            </w:pPr>
+            <w:r>
+              <w:t xml:space="preserve">Matrix createMatrix(const std::string&amp; keyword);                  // з кроку 1</w:t>
+            </w:r>
+          </w:p>
+          <w:p>
+            <w:pPr>
+              <w:pStyle w:val="SourceCode"/>
+              <w:spacing w:before="0" w:after="0" w:line="200" w:lineRule="auto"/>
+            </w:pPr>
+            <w:r>
+              <w:t xml:space="preserve">bool findPosition(const Matrix&amp; m, char c, int&amp; row, int&amp; col);   // з кроку 1</w:t>
+            </w:r>
+          </w:p>
+          <w:p>
+            <w:pPr>
+              <w:pStyle w:val="SourceCode"/>
+              <w:spacing w:before="0" w:after="0" w:line="200" w:lineRule="auto"/>
+            </w:pPr>
+            <w:r>
+              <w:t xml:space="preserve">void printMatrix(const Matrix&amp; m, const std::string&amp; title);      // з кроку 1</w:t>
+            </w:r>
+          </w:p>
+          <w:p>
+            <w:pPr>
+              <w:pStyle w:val="SourceCode"/>
+              <w:spacing w:before="0" w:after="0" w:line="200" w:lineRule="auto"/>
+            </w:pPr>
+            <w:r>
+              <w:t xml:space="preserve">std::string prepareText(const std::string&amp; plaintext);            // з кроку 2</w:t>
+            </w:r>
+          </w:p>
+          <w:p>
+            <w:pPr>
+              <w:pStyle w:val="SourceCode"/>
+              <w:spacing w:before="0" w:after="0" w:line="200" w:lineRule="auto"/>
+            </w:pPr>
+          </w:p>
+          <w:p>
+            <w:pPr>
+              <w:pStyle w:val="SourceCode"/>
+              <w:spacing w:before="0" w:after="0" w:line="200" w:lineRule="auto"/>
+            </w:pPr>
+            <w:r>
+              <w:t xml:space="preserve">// Подвійний квадрат: перша літера біграми шукається в першому квадраті,</w:t>
+            </w:r>
+          </w:p>
+          <w:p>
+            <w:pPr>
+              <w:pStyle w:val="SourceCode"/>
+              <w:spacing w:before="0" w:after="0" w:line="200" w:lineRule="auto"/>
+            </w:pPr>
+            <w:r>
+              <w:t xml:space="preserve">// друга — у другому; результат беруть із протилежних кутів прямокутника</w:t>
+            </w:r>
+          </w:p>
+          <w:p>
+            <w:pPr>
+              <w:pStyle w:val="SourceCode"/>
+              <w:spacing w:before="0" w:after="0" w:line="200" w:lineRule="auto"/>
+            </w:pPr>
+            <w:r>
+              <w:t xml:space="preserve">std::string twoSquareProcess(const std::string&amp; text,</w:t>
+            </w:r>
+          </w:p>
+          <w:p>
+            <w:pPr>
+              <w:pStyle w:val="SourceCode"/>
+              <w:spacing w:before="0" w:after="0" w:line="200" w:lineRule="auto"/>
+            </w:pPr>
+            <w:r>
+              <w:t xml:space="preserve">                             const std::string&amp; keyword1,</w:t>
+            </w:r>
+          </w:p>
+          <w:p>
+            <w:pPr>
+              <w:pStyle w:val="SourceCode"/>
+              <w:spacing w:before="0" w:after="0" w:line="200" w:lineRule="auto"/>
+            </w:pPr>
+            <w:r>
+              <w:t xml:space="preserve">                             const std::string&amp; keyword2) {</w:t>
+            </w:r>
+          </w:p>
+          <w:p>
+            <w:pPr>
+              <w:pStyle w:val="SourceCode"/>
+              <w:spacing w:before="0" w:after="0" w:line="200" w:lineRule="auto"/>
+            </w:pPr>
+            <w:r>
+              <w:t xml:space="preserve">    Matrix first = createMatrix(keyword1);</w:t>
+            </w:r>
+          </w:p>
+          <w:p>
+            <w:pPr>
+              <w:pStyle w:val="SourceCode"/>
+              <w:spacing w:before="0" w:after="0" w:line="200" w:lineRule="auto"/>
+            </w:pPr>
+            <w:r>
+              <w:t xml:space="preserve">    Matrix second = createMatrix(keyword2);</w:t>
+            </w:r>
+          </w:p>
+          <w:p>
+            <w:pPr>
+              <w:pStyle w:val="SourceCode"/>
+              <w:spacing w:before="0" w:after="0" w:line="200" w:lineRule="auto"/>
+            </w:pPr>
+            <w:r>
+              <w:t xml:space="preserve">    std::string result;</w:t>
+            </w:r>
+          </w:p>
+          <w:p>
+            <w:pPr>
+              <w:pStyle w:val="SourceCode"/>
+              <w:spacing w:before="0" w:after="0" w:line="200" w:lineRule="auto"/>
+            </w:pPr>
+          </w:p>
+          <w:p>
+            <w:pPr>
+              <w:pStyle w:val="SourceCode"/>
+              <w:spacing w:before="0" w:after="0" w:line="200" w:lineRule="auto"/>
+            </w:pPr>
+            <w:r>
+              <w:t xml:space="preserve">    for (size_t i = 0; i + 1 &lt; text.size(); i += 2) {</w:t>
+            </w:r>
+          </w:p>
+          <w:p>
+            <w:pPr>
+              <w:pStyle w:val="SourceCode"/>
+              <w:spacing w:before="0" w:after="0" w:line="200" w:lineRule="auto"/>
+            </w:pPr>
+            <w:r>
+              <w:t xml:space="preserve">        int row1, col1, row2, col2;</w:t>
+            </w:r>
+          </w:p>
+          <w:p>
+            <w:pPr>
+              <w:pStyle w:val="SourceCode"/>
+              <w:spacing w:before="0" w:after="0" w:line="200" w:lineRule="auto"/>
+            </w:pPr>
+            <w:r>
+              <w:t xml:space="preserve">        findPosition(first, text[i], row1, col1);</w:t>
+            </w:r>
+          </w:p>
+          <w:p>
+            <w:pPr>
+              <w:pStyle w:val="SourceCode"/>
+              <w:spacing w:before="0" w:after="0" w:line="200" w:lineRule="auto"/>
+            </w:pPr>
+            <w:r>
+              <w:t xml:space="preserve">        findPosition(second, text[i + 1], row2, col2);</w:t>
+            </w:r>
+          </w:p>
+          <w:p>
+            <w:pPr>
+              <w:pStyle w:val="SourceCode"/>
+              <w:spacing w:before="0" w:after="0" w:line="200" w:lineRule="auto"/>
+            </w:pPr>
+          </w:p>
+          <w:p>
+            <w:pPr>
+              <w:pStyle w:val="SourceCode"/>
+              <w:spacing w:before="0" w:after="0" w:line="200" w:lineRule="auto"/>
+            </w:pPr>
+            <w:r>
+              <w:t xml:space="preserve">        result += first[row1][col2];</w:t>
+            </w:r>
+          </w:p>
+          <w:p>
+            <w:pPr>
+              <w:pStyle w:val="SourceCode"/>
+              <w:spacing w:before="0" w:after="0" w:line="200" w:lineRule="auto"/>
+            </w:pPr>
+            <w:r>
+              <w:t xml:space="preserve">        result += second[row2][col1];</w:t>
+            </w:r>
+          </w:p>
+          <w:p>
+            <w:pPr>
+              <w:pStyle w:val="SourceCode"/>
+              <w:spacing w:before="0" w:after="0" w:line="200" w:lineRule="auto"/>
+            </w:pPr>
+            <w:r>
+              <w:t xml:space="preserve">    }</w:t>
+            </w:r>
+          </w:p>
+          <w:p>
+            <w:pPr>
+              <w:pStyle w:val="SourceCode"/>
+              <w:spacing w:before="0" w:after="0" w:line="200" w:lineRule="auto"/>
+            </w:pPr>
+            <w:r>
+              <w:t xml:space="preserve">    return result;</w:t>
+            </w:r>
+          </w:p>
+          <w:p>
+            <w:pPr>
+              <w:pStyle w:val="SourceCode"/>
+              <w:spacing w:before="0" w:after="0" w:line="200" w:lineRule="auto"/>
+            </w:pPr>
+            <w:r>
+              <w:t xml:space="preserve">}</w:t>
+            </w:r>
+          </w:p>
+          <w:p>
+            <w:pPr>
+              <w:pStyle w:val="SourceCode"/>
+              <w:spacing w:before="0" w:after="0" w:line="200" w:lineRule="auto"/>
+            </w:pPr>
+          </w:p>
+          <w:p>
+            <w:pPr>
+              <w:pStyle w:val="SourceCode"/>
+              <w:spacing w:before="0" w:after="0" w:line="200" w:lineRule="auto"/>
+            </w:pPr>
+            <w:r>
+              <w:t xml:space="preserve">std::string twoSquareEncrypt(const std::string&amp; plaintext,</w:t>
+            </w:r>
+          </w:p>
+          <w:p>
+            <w:pPr>
+              <w:pStyle w:val="SourceCode"/>
+              <w:spacing w:before="0" w:after="0" w:line="200" w:lineRule="auto"/>
+            </w:pPr>
+            <w:r>
+              <w:t xml:space="preserve">                             const std::string&amp; keyword1,</w:t>
+            </w:r>
+          </w:p>
+          <w:p>
+            <w:pPr>
+              <w:pStyle w:val="SourceCode"/>
+              <w:spacing w:before="0" w:after="0" w:line="200" w:lineRule="auto"/>
+            </w:pPr>
+            <w:r>
+              <w:t xml:space="preserve">                             const std::string&amp; keyword2) {</w:t>
+            </w:r>
+          </w:p>
+          <w:p>
+            <w:pPr>
+              <w:pStyle w:val="SourceCode"/>
+              <w:spacing w:before="0" w:after="0" w:line="200" w:lineRule="auto"/>
+            </w:pPr>
+            <w:r>
+              <w:t xml:space="preserve">    return twoSquareProcess(prepareText(plaintext), keyword1, keyword2);</w:t>
+            </w:r>
+          </w:p>
+          <w:p>
+            <w:pPr>
+              <w:pStyle w:val="SourceCode"/>
+              <w:spacing w:before="0" w:after="0" w:line="200" w:lineRule="auto"/>
+            </w:pPr>
+            <w:r>
+              <w:t xml:space="preserve">}</w:t>
+            </w:r>
+          </w:p>
+          <w:p>
+            <w:pPr>
+              <w:pStyle w:val="SourceCode"/>
+              <w:spacing w:before="0" w:after="0" w:line="200" w:lineRule="auto"/>
+            </w:pPr>
+          </w:p>
+          <w:p>
+            <w:pPr>
+              <w:pStyle w:val="SourceCode"/>
+              <w:spacing w:before="0" w:after="0" w:line="200" w:lineRule="auto"/>
+            </w:pPr>
+            <w:r>
+              <w:t xml:space="preserve">// Операція симетрична: повторне застосування повертає відкритий текст</w:t>
+            </w:r>
+          </w:p>
+          <w:p>
+            <w:pPr>
+              <w:pStyle w:val="SourceCode"/>
+              <w:spacing w:before="0" w:after="0" w:line="200" w:lineRule="auto"/>
+            </w:pPr>
+            <w:r>
+              <w:t xml:space="preserve">std::string twoSquareDecrypt(const std::string&amp; ciphertext,</w:t>
+            </w:r>
+          </w:p>
+          <w:p>
+            <w:pPr>
+              <w:pStyle w:val="SourceCode"/>
+              <w:spacing w:before="0" w:after="0" w:line="200" w:lineRule="auto"/>
+            </w:pPr>
+            <w:r>
+              <w:t xml:space="preserve">                             const std::string&amp; keyword1,</w:t>
+            </w:r>
+          </w:p>
+          <w:p>
+            <w:pPr>
+              <w:pStyle w:val="SourceCode"/>
+              <w:spacing w:before="0" w:after="0" w:line="200" w:lineRule="auto"/>
+            </w:pPr>
+            <w:r>
+              <w:t xml:space="preserve">                             const std::string&amp; keyword2) {</w:t>
+            </w:r>
+          </w:p>
+          <w:p>
+            <w:pPr>
+              <w:pStyle w:val="SourceCode"/>
+              <w:spacing w:before="0" w:after="0" w:line="200" w:lineRule="auto"/>
+            </w:pPr>
+            <w:r>
+              <w:t xml:space="preserve">    return twoSquareProcess(ciphertext, keyword1, keyword2);</w:t>
+            </w:r>
+          </w:p>
+          <w:p>
+            <w:pPr>
+              <w:pStyle w:val="SourceCode"/>
+              <w:spacing w:before="0" w:after="0" w:line="200" w:lineRule="auto"/>
+            </w:pPr>
+            <w:r>
+              <w:t xml:space="preserve">}</w:t>
+            </w:r>
+          </w:p>
+          <w:p>
+            <w:pPr>
+              <w:pStyle w:val="SourceCode"/>
+              <w:spacing w:before="0" w:after="0" w:line="200" w:lineRule="auto"/>
+            </w:pPr>
+          </w:p>
+          <w:p>
+            <w:pPr>
+              <w:pStyle w:val="SourceCode"/>
+              <w:spacing w:before="0" w:after="0" w:line="200" w:lineRule="auto"/>
+            </w:pPr>
+            <w:r>
+              <w:t xml:space="preserve">int main() {</w:t>
+            </w:r>
+          </w:p>
+          <w:p>
+            <w:pPr>
+              <w:pStyle w:val="SourceCode"/>
+              <w:spacing w:before="0" w:after="0" w:line="200" w:lineRule="auto"/>
+            </w:pPr>
+            <w:r>
+              <w:t xml:space="preserve">    std::string keyword1 = "EXAMPLE";</w:t>
+            </w:r>
+          </w:p>
+          <w:p>
+            <w:pPr>
+              <w:pStyle w:val="SourceCode"/>
+              <w:spacing w:before="0" w:after="0" w:line="200" w:lineRule="auto"/>
+            </w:pPr>
+            <w:r>
+              <w:t xml:space="preserve">    std::string keyword2 = "KEYWORD";</w:t>
+            </w:r>
+          </w:p>
+          <w:p>
+            <w:pPr>
+              <w:pStyle w:val="SourceCode"/>
+              <w:spacing w:before="0" w:after="0" w:line="200" w:lineRule="auto"/>
+            </w:pPr>
+            <w:r>
+              <w:t xml:space="preserve">    std::string plaintext = "HELLO WORLD";</w:t>
+            </w:r>
+          </w:p>
+          <w:p>
+            <w:pPr>
+              <w:pStyle w:val="SourceCode"/>
+              <w:spacing w:before="0" w:after="0" w:line="200" w:lineRule="auto"/>
+            </w:pPr>
+          </w:p>
+          <w:p>
+            <w:pPr>
+              <w:pStyle w:val="SourceCode"/>
+              <w:spacing w:before="0" w:after="0" w:line="200" w:lineRule="auto"/>
+            </w:pPr>
+            <w:r>
+              <w:t xml:space="preserve">    std::cout &lt;&lt; "=== Подвійний квадрат Уітстона ===\n";</w:t>
+            </w:r>
+          </w:p>
+          <w:p>
+            <w:pPr>
+              <w:pStyle w:val="SourceCode"/>
+              <w:spacing w:before="0" w:after="0" w:line="200" w:lineRule="auto"/>
+            </w:pPr>
+            <w:r>
+              <w:t xml:space="preserve">    std::cout &lt;&lt; "Ключ 1:          " &lt;&lt; keyword1 &lt;&lt; "\n";</w:t>
+            </w:r>
+          </w:p>
+          <w:p>
+            <w:pPr>
+              <w:pStyle w:val="SourceCode"/>
+              <w:spacing w:before="0" w:after="0" w:line="200" w:lineRule="auto"/>
+            </w:pPr>
+            <w:r>
+              <w:t xml:space="preserve">    std::cout &lt;&lt; "Ключ 2:          " &lt;&lt; keyword2 &lt;&lt; "\n";</w:t>
+            </w:r>
+          </w:p>
+          <w:p>
+            <w:pPr>
+              <w:pStyle w:val="SourceCode"/>
+              <w:spacing w:before="0" w:after="0" w:line="200" w:lineRule="auto"/>
+            </w:pPr>
+            <w:r>
+              <w:t xml:space="preserve">    std::cout &lt;&lt; "Відкритий текст: " &lt;&lt; plaintext &lt;&lt; "\n\n";</w:t>
+            </w:r>
+          </w:p>
+          <w:p>
+            <w:pPr>
+              <w:pStyle w:val="SourceCode"/>
+              <w:spacing w:before="0" w:after="0" w:line="200" w:lineRule="auto"/>
+            </w:pPr>
+          </w:p>
+          <w:p>
+            <w:pPr>
+              <w:pStyle w:val="SourceCode"/>
+              <w:spacing w:before="0" w:after="0" w:line="200" w:lineRule="auto"/>
+            </w:pPr>
+            <w:r>
+              <w:t xml:space="preserve">    printMatrix(createMatrix(keyword1), "Квадрат 1:");</w:t>
+            </w:r>
+          </w:p>
+          <w:p>
+            <w:pPr>
+              <w:pStyle w:val="SourceCode"/>
+              <w:spacing w:before="0" w:after="0" w:line="200" w:lineRule="auto"/>
+            </w:pPr>
+            <w:r>
+              <w:t xml:space="preserve">    std::cout &lt;&lt; "\n";</w:t>
+            </w:r>
+          </w:p>
+          <w:p>
+            <w:pPr>
+              <w:pStyle w:val="SourceCode"/>
+              <w:spacing w:before="0" w:after="0" w:line="200" w:lineRule="auto"/>
+            </w:pPr>
+            <w:r>
+              <w:t xml:space="preserve">    printMatrix(createMatrix(keyword2), "Квадрат 2:");</w:t>
+            </w:r>
+          </w:p>
+          <w:p>
+            <w:pPr>
+              <w:pStyle w:val="SourceCode"/>
+              <w:spacing w:before="0" w:after="0" w:line="200" w:lineRule="auto"/>
+            </w:pPr>
+          </w:p>
+          <w:p>
+            <w:pPr>
+              <w:pStyle w:val="SourceCode"/>
+              <w:spacing w:before="0" w:after="0" w:line="200" w:lineRule="auto"/>
+            </w:pPr>
+            <w:r>
+              <w:t xml:space="preserve">    std::string ciphertext = twoSquareEncrypt(plaintext, keyword1, keyword2);</w:t>
+            </w:r>
+          </w:p>
+          <w:p>
+            <w:pPr>
+              <w:pStyle w:val="SourceCode"/>
+              <w:spacing w:before="0" w:after="0" w:line="200" w:lineRule="auto"/>
+            </w:pPr>
+            <w:r>
+              <w:t xml:space="preserve">    std::cout &lt;&lt; "\nШифротекст:      " &lt;&lt; ciphertext &lt;&lt; "\n";</w:t>
+            </w:r>
+          </w:p>
+          <w:p>
+            <w:pPr>
+              <w:pStyle w:val="SourceCode"/>
+              <w:spacing w:before="0" w:after="0" w:line="200" w:lineRule="auto"/>
+            </w:pPr>
+            <w:r>
+              <w:t xml:space="preserve">    std::cout &lt;&lt; "Розшифровано:    "</w:t>
+            </w:r>
+          </w:p>
+          <w:p>
+            <w:pPr>
+              <w:pStyle w:val="SourceCode"/>
+              <w:spacing w:before="0" w:after="0" w:line="200" w:lineRule="auto"/>
+            </w:pPr>
+            <w:r>
+              <w:t xml:space="preserve">              &lt;&lt; twoSquareDecrypt(ciphertext, keyword1, keyword2) &lt;&lt; "\n";</w:t>
+            </w:r>
+          </w:p>
+          <w:p>
+            <w:pPr>
+              <w:pStyle w:val="SourceCode"/>
+              <w:spacing w:before="0" w:after="0" w:line="200" w:lineRule="auto"/>
+            </w:pPr>
+          </w:p>
+          <w:p>
+            <w:pPr>
+              <w:pStyle w:val="SourceCode"/>
+              <w:spacing w:before="0" w:after="0" w:line="200" w:lineRule="auto"/>
+            </w:pPr>
+            <w:r>
+              <w:t xml:space="preserve">    return 0;</w:t>
+            </w:r>
+          </w:p>
+          <w:p>
+            <w:pPr>
+              <w:pStyle w:val="SourceCode"/>
+              <w:spacing w:before="0" w:after="0" w:line="200" w:lineRule="auto"/>
+            </w:pPr>
+            <w:r>
+              <w:t xml:space="preserve">}</w:t>
+            </w:r>
+          </w:p>
+        </w:tc>
+      </w:tr>
+    </w:tbl>
+    <w:p>
+      <w:pPr>
+        <w:spacing w:before="0" w:after="0" w:line="120" w:lineRule="exact"/>
+        <w:rPr>
+          <w:sz w:val="4"/>
+          <w:szCs w:val="4"/>
+        </w:rPr>
+      </w:pPr>
     </w:p>
     <w:p>
       <w:pPr>
@@ -3039,183 +3547,232 @@
     </w:p>
     <w:p>
       <w:pPr>
-        <w:pStyle w:val="SourceCode"/>
-        <w:spacing w:before="120" w:after="0" w:line="200" w:lineRule="auto"/>
-      </w:pPr>
-      <w:r>
-        <w:t xml:space="preserve">=== Подвійний квадрат Уітстона ===</w:t>
-      </w:r>
-    </w:p>
-    <w:p>
-      <w:pPr>
-        <w:pStyle w:val="SourceCode"/>
-        <w:spacing w:before="0" w:after="0" w:line="200" w:lineRule="auto"/>
-      </w:pPr>
-      <w:r>
-        <w:t xml:space="preserve">Ключ 1:          EXAMPLE</w:t>
-      </w:r>
-    </w:p>
-    <w:p>
-      <w:pPr>
-        <w:pStyle w:val="SourceCode"/>
-        <w:spacing w:before="0" w:after="0" w:line="200" w:lineRule="auto"/>
-      </w:pPr>
-      <w:r>
-        <w:t xml:space="preserve">Ключ 2:          KEYWORD</w:t>
-      </w:r>
-    </w:p>
-    <w:p>
-      <w:pPr>
-        <w:pStyle w:val="SourceCode"/>
-        <w:spacing w:before="0" w:after="0" w:line="200" w:lineRule="auto"/>
-      </w:pPr>
-      <w:r>
-        <w:t xml:space="preserve">Відкритий текст: HELLO WORLD</w:t>
-      </w:r>
-    </w:p>
-    <w:p>
-      <w:pPr>
-        <w:pStyle w:val="SourceCode"/>
-        <w:spacing w:before="0" w:after="0" w:line="200" w:lineRule="auto"/>
-      </w:pPr>
-    </w:p>
-    <w:p>
-      <w:pPr>
-        <w:pStyle w:val="SourceCode"/>
-        <w:spacing w:before="0" w:after="0" w:line="200" w:lineRule="auto"/>
-      </w:pPr>
-      <w:r>
-        <w:t xml:space="preserve">Квадрат 1:</w:t>
-      </w:r>
-    </w:p>
-    <w:p>
-      <w:pPr>
-        <w:pStyle w:val="SourceCode"/>
-        <w:spacing w:before="0" w:after="0" w:line="200" w:lineRule="auto"/>
-      </w:pPr>
-      <w:r>
-        <w:t xml:space="preserve">E X A M P</w:t>
-      </w:r>
-    </w:p>
-    <w:p>
-      <w:pPr>
-        <w:pStyle w:val="SourceCode"/>
-        <w:spacing w:before="0" w:after="0" w:line="200" w:lineRule="auto"/>
-      </w:pPr>
-      <w:r>
-        <w:t xml:space="preserve">L B C D F</w:t>
-      </w:r>
-    </w:p>
-    <w:p>
-      <w:pPr>
-        <w:pStyle w:val="SourceCode"/>
-        <w:spacing w:before="0" w:after="0" w:line="200" w:lineRule="auto"/>
-      </w:pPr>
-      <w:r>
-        <w:t xml:space="preserve">G H I K N</w:t>
-      </w:r>
-    </w:p>
-    <w:p>
-      <w:pPr>
-        <w:pStyle w:val="SourceCode"/>
-        <w:spacing w:before="0" w:after="0" w:line="200" w:lineRule="auto"/>
-      </w:pPr>
-      <w:r>
-        <w:t xml:space="preserve">O Q R S T</w:t>
-      </w:r>
-    </w:p>
-    <w:p>
-      <w:pPr>
-        <w:pStyle w:val="SourceCode"/>
-        <w:spacing w:before="0" w:after="0" w:line="200" w:lineRule="auto"/>
-      </w:pPr>
-      <w:r>
-        <w:t xml:space="preserve">U V W Y Z</w:t>
-      </w:r>
-    </w:p>
-    <w:p>
-      <w:pPr>
-        <w:pStyle w:val="SourceCode"/>
-        <w:spacing w:before="0" w:after="0" w:line="200" w:lineRule="auto"/>
-      </w:pPr>
-    </w:p>
-    <w:p>
-      <w:pPr>
-        <w:pStyle w:val="SourceCode"/>
-        <w:spacing w:before="0" w:after="0" w:line="200" w:lineRule="auto"/>
-      </w:pPr>
-      <w:r>
-        <w:t xml:space="preserve">Квадрат 2:</w:t>
-      </w:r>
-    </w:p>
-    <w:p>
-      <w:pPr>
-        <w:pStyle w:val="SourceCode"/>
-        <w:spacing w:before="0" w:after="0" w:line="200" w:lineRule="auto"/>
-      </w:pPr>
-      <w:r>
-        <w:t xml:space="preserve">K E Y W O</w:t>
-      </w:r>
-    </w:p>
-    <w:p>
-      <w:pPr>
-        <w:pStyle w:val="SourceCode"/>
-        <w:spacing w:before="0" w:after="0" w:line="200" w:lineRule="auto"/>
-      </w:pPr>
-      <w:r>
-        <w:t xml:space="preserve">R D A B C</w:t>
-      </w:r>
-    </w:p>
-    <w:p>
-      <w:pPr>
-        <w:pStyle w:val="SourceCode"/>
-        <w:spacing w:before="0" w:after="0" w:line="200" w:lineRule="auto"/>
-      </w:pPr>
-      <w:r>
-        <w:t xml:space="preserve">F G H I L</w:t>
-      </w:r>
-    </w:p>
-    <w:p>
-      <w:pPr>
-        <w:pStyle w:val="SourceCode"/>
-        <w:spacing w:before="0" w:after="0" w:line="200" w:lineRule="auto"/>
-      </w:pPr>
-      <w:r>
-        <w:t xml:space="preserve">M N P Q S</w:t>
-      </w:r>
-    </w:p>
-    <w:p>
-      <w:pPr>
-        <w:pStyle w:val="SourceCode"/>
-        <w:spacing w:before="0" w:after="0" w:line="200" w:lineRule="auto"/>
-      </w:pPr>
-      <w:r>
-        <w:t xml:space="preserve">T U V X Z</w:t>
-      </w:r>
-    </w:p>
-    <w:p>
-      <w:pPr>
-        <w:pStyle w:val="SourceCode"/>
-        <w:spacing w:before="0" w:after="0" w:line="200" w:lineRule="auto"/>
-      </w:pPr>
-    </w:p>
-    <w:p>
-      <w:pPr>
-        <w:pStyle w:val="SourceCode"/>
-        <w:spacing w:before="0" w:after="0" w:line="200" w:lineRule="auto"/>
-      </w:pPr>
-      <w:r>
-        <w:t xml:space="preserve">Шифротекст:      HEDTFKZYTHDX</w:t>
-      </w:r>
-    </w:p>
-    <w:p>
-      <w:pPr>
-        <w:pStyle w:val="SourceCode"/>
-        <w:spacing w:before="0" w:after="120" w:line="200" w:lineRule="auto"/>
-      </w:pPr>
-      <w:r>
-        <w:t xml:space="preserve">Розшифровано:    HELXLOWORLDX</w:t>
-      </w:r>
+        <w:spacing w:before="0" w:after="0" w:line="120" w:lineRule="exact"/>
+        <w:rPr>
+          <w:sz w:val="4"/>
+          <w:szCs w:val="4"/>
+        </w:rPr>
+      </w:pPr>
+    </w:p>
+    <w:tbl>
+      <w:tblPr>
+        <w:tblStyle w:val="SourceCodeTable"/>
+        <w:tblW w:type="dxa" w:w="9637"/>
+        <w:tblInd w:w="0" w:type="dxa"/>
+        <w:tblBorders>
+          <w:top w:color="BFBFBF" w:space="0" w:sz="4" w:val="single"/>
+          <w:left w:color="BFBFBF" w:space="0" w:sz="4" w:val="single"/>
+          <w:bottom w:color="BFBFBF" w:space="0" w:sz="4" w:val="single"/>
+          <w:right w:color="BFBFBF" w:space="0" w:sz="4" w:val="single"/>
+        </w:tblBorders>
+        <w:tblLayout w:type="fixed"/>
+        <w:tblCellMar>
+          <w:top w:type="dxa" w:w="113"/>
+          <w:left w:type="dxa" w:w="113"/>
+          <w:bottom w:type="dxa" w:w="113"/>
+          <w:right w:type="dxa" w:w="113"/>
+        </w:tblCellMar>
+        <w:tblLook w:val="0000" w:firstRow="0" w:lastRow="0" w:firstColumn="0" w:lastColumn="0" w:noHBand="1" w:noVBand="1"/>
+      </w:tblPr>
+      <w:tblGrid>
+        <w:gridCol w:w="9637"/>
+      </w:tblGrid>
+      <w:tr>
+        <w:tc>
+          <w:tcPr>
+            <w:tcW w:type="dxa" w:w="9637"/>
+          </w:tcPr>
+          <w:p>
+            <w:pPr>
+              <w:pStyle w:val="SourceCode"/>
+              <w:spacing w:before="0" w:after="0" w:line="200" w:lineRule="auto"/>
+            </w:pPr>
+            <w:r>
+              <w:t xml:space="preserve">=== Подвійний квадрат Уітстона ===</w:t>
+            </w:r>
+          </w:p>
+          <w:p>
+            <w:pPr>
+              <w:pStyle w:val="SourceCode"/>
+              <w:spacing w:before="0" w:after="0" w:line="200" w:lineRule="auto"/>
+            </w:pPr>
+            <w:r>
+              <w:t xml:space="preserve">Ключ 1:          EXAMPLE</w:t>
+            </w:r>
+          </w:p>
+          <w:p>
+            <w:pPr>
+              <w:pStyle w:val="SourceCode"/>
+              <w:spacing w:before="0" w:after="0" w:line="200" w:lineRule="auto"/>
+            </w:pPr>
+            <w:r>
+              <w:t xml:space="preserve">Ключ 2:          KEYWORD</w:t>
+            </w:r>
+          </w:p>
+          <w:p>
+            <w:pPr>
+              <w:pStyle w:val="SourceCode"/>
+              <w:spacing w:before="0" w:after="0" w:line="200" w:lineRule="auto"/>
+            </w:pPr>
+            <w:r>
+              <w:t xml:space="preserve">Відкритий текст: HELLO WORLD</w:t>
+            </w:r>
+          </w:p>
+          <w:p>
+            <w:pPr>
+              <w:pStyle w:val="SourceCode"/>
+              <w:spacing w:before="0" w:after="0" w:line="200" w:lineRule="auto"/>
+            </w:pPr>
+          </w:p>
+          <w:p>
+            <w:pPr>
+              <w:pStyle w:val="SourceCode"/>
+              <w:spacing w:before="0" w:after="0" w:line="200" w:lineRule="auto"/>
+            </w:pPr>
+            <w:r>
+              <w:t xml:space="preserve">Квадрат 1:</w:t>
+            </w:r>
+          </w:p>
+          <w:p>
+            <w:pPr>
+              <w:pStyle w:val="SourceCode"/>
+              <w:spacing w:before="0" w:after="0" w:line="200" w:lineRule="auto"/>
+            </w:pPr>
+            <w:r>
+              <w:t xml:space="preserve">E X A M P</w:t>
+            </w:r>
+          </w:p>
+          <w:p>
+            <w:pPr>
+              <w:pStyle w:val="SourceCode"/>
+              <w:spacing w:before="0" w:after="0" w:line="200" w:lineRule="auto"/>
+            </w:pPr>
+            <w:r>
+              <w:t xml:space="preserve">L B C D F</w:t>
+            </w:r>
+          </w:p>
+          <w:p>
+            <w:pPr>
+              <w:pStyle w:val="SourceCode"/>
+              <w:spacing w:before="0" w:after="0" w:line="200" w:lineRule="auto"/>
+            </w:pPr>
+            <w:r>
+              <w:t xml:space="preserve">G H I K N</w:t>
+            </w:r>
+          </w:p>
+          <w:p>
+            <w:pPr>
+              <w:pStyle w:val="SourceCode"/>
+              <w:spacing w:before="0" w:after="0" w:line="200" w:lineRule="auto"/>
+            </w:pPr>
+            <w:r>
+              <w:t xml:space="preserve">O Q R S T</w:t>
+            </w:r>
+          </w:p>
+          <w:p>
+            <w:pPr>
+              <w:pStyle w:val="SourceCode"/>
+              <w:spacing w:before="0" w:after="0" w:line="200" w:lineRule="auto"/>
+            </w:pPr>
+            <w:r>
+              <w:t xml:space="preserve">U V W Y Z</w:t>
+            </w:r>
+          </w:p>
+          <w:p>
+            <w:pPr>
+              <w:pStyle w:val="SourceCode"/>
+              <w:spacing w:before="0" w:after="0" w:line="200" w:lineRule="auto"/>
+            </w:pPr>
+          </w:p>
+          <w:p>
+            <w:pPr>
+              <w:pStyle w:val="SourceCode"/>
+              <w:spacing w:before="0" w:after="0" w:line="200" w:lineRule="auto"/>
+            </w:pPr>
+            <w:r>
+              <w:t xml:space="preserve">Квадрат 2:</w:t>
+            </w:r>
+          </w:p>
+          <w:p>
+            <w:pPr>
+              <w:pStyle w:val="SourceCode"/>
+              <w:spacing w:before="0" w:after="0" w:line="200" w:lineRule="auto"/>
+            </w:pPr>
+            <w:r>
+              <w:t xml:space="preserve">K E Y W O</w:t>
+            </w:r>
+          </w:p>
+          <w:p>
+            <w:pPr>
+              <w:pStyle w:val="SourceCode"/>
+              <w:spacing w:before="0" w:after="0" w:line="200" w:lineRule="auto"/>
+            </w:pPr>
+            <w:r>
+              <w:t xml:space="preserve">R D A B C</w:t>
+            </w:r>
+          </w:p>
+          <w:p>
+            <w:pPr>
+              <w:pStyle w:val="SourceCode"/>
+              <w:spacing w:before="0" w:after="0" w:line="200" w:lineRule="auto"/>
+            </w:pPr>
+            <w:r>
+              <w:t xml:space="preserve">F G H I L</w:t>
+            </w:r>
+          </w:p>
+          <w:p>
+            <w:pPr>
+              <w:pStyle w:val="SourceCode"/>
+              <w:spacing w:before="0" w:after="0" w:line="200" w:lineRule="auto"/>
+            </w:pPr>
+            <w:r>
+              <w:t xml:space="preserve">M N P Q S</w:t>
+            </w:r>
+          </w:p>
+          <w:p>
+            <w:pPr>
+              <w:pStyle w:val="SourceCode"/>
+              <w:spacing w:before="0" w:after="0" w:line="200" w:lineRule="auto"/>
+            </w:pPr>
+            <w:r>
+              <w:t xml:space="preserve">T U V X Z</w:t>
+            </w:r>
+          </w:p>
+          <w:p>
+            <w:pPr>
+              <w:pStyle w:val="SourceCode"/>
+              <w:spacing w:before="0" w:after="0" w:line="200" w:lineRule="auto"/>
+            </w:pPr>
+          </w:p>
+          <w:p>
+            <w:pPr>
+              <w:pStyle w:val="SourceCode"/>
+              <w:spacing w:before="0" w:after="0" w:line="200" w:lineRule="auto"/>
+            </w:pPr>
+            <w:r>
+              <w:t xml:space="preserve">Шифротекст:      HEDTFKZYTHDX</w:t>
+            </w:r>
+          </w:p>
+          <w:p>
+            <w:pPr>
+              <w:pStyle w:val="SourceCode"/>
+              <w:spacing w:before="0" w:after="0" w:line="200" w:lineRule="auto"/>
+            </w:pPr>
+            <w:r>
+              <w:t xml:space="preserve">Розшифровано:    HELXLOWORLDX</w:t>
+            </w:r>
+          </w:p>
+        </w:tc>
+      </w:tr>
+    </w:tbl>
+    <w:p>
+      <w:pPr>
+        <w:spacing w:before="0" w:after="0" w:line="120" w:lineRule="exact"/>
+        <w:rPr>
+          <w:sz w:val="4"/>
+          <w:szCs w:val="4"/>
+        </w:rPr>
+      </w:pPr>
     </w:p>
     <w:bookmarkEnd w:id="15"/>
     <w:bookmarkEnd w:id="16"/>
@@ -6063,7 +6620,7 @@
     <w:basedOn w:val="Normal"/>
     <w:qFormat/>
     <w:pPr>
-      <w:spacing w:after="120" w:before="120" w:line="200" w:lineRule="auto"/>
+      <w:spacing w:after="0" w:before="0" w:line="200" w:lineRule="auto"/>
       <w:ind w:hanging="340" w:left="340" w:right="0"/>
       <w:jc w:val="left"/>
     </w:pPr>
@@ -6072,6 +6629,26 @@
       <w:sz w:val="18"/>
       <w:szCs w:val="18"/>
     </w:rPr>
+  </w:style>
+  <w:style w:customStyle="1" w:styleId="SourceCodeTable" w:type="table">
+    <w:name w:val="Source Code Table"/>
+    <w:basedOn w:val="TableNormal"/>
+    <w:qFormat/>
+    <w:tblPr>
+      <w:tblInd w:type="dxa" w:w="0"/>
+      <w:tblBorders>
+        <w:top w:color="BFBFBF" w:space="0" w:sz="4" w:val="single"/>
+        <w:left w:color="BFBFBF" w:space="0" w:sz="4" w:val="single"/>
+        <w:bottom w:color="BFBFBF" w:space="0" w:sz="4" w:val="single"/>
+        <w:right w:color="BFBFBF" w:space="0" w:sz="4" w:val="single"/>
+      </w:tblBorders>
+      <w:tblCellMar>
+        <w:top w:type="dxa" w:w="113"/>
+        <w:left w:type="dxa" w:w="113"/>
+        <w:bottom w:type="dxa" w:w="113"/>
+        <w:right w:type="dxa" w:w="113"/>
+      </w:tblCellMar>
+    </w:tblPr>
   </w:style>
 </w:styles>
 </file>

--- a/public/labs/pmzi/pz-23/ЛР4_ПМЗІ_Шифр_Плейфера_Подвійний_квадрат.docx
+++ b/public/labs/pmzi/pz-23/ЛР4_ПМЗІ_Шифр_Плейфера_Подвійний_квадрат.docx
@@ -118,6 +118,7 @@
           <w:bottom w:color="BFBFBF" w:space="0" w:sz="4" w:val="single"/>
           <w:right w:color="BFBFBF" w:space="0" w:sz="4" w:val="single"/>
         </w:tblBorders>
+        <w:shd w:color="auto" w:fill="F4F4F4" w:val="clear"/>
         <w:tblLayout w:type="fixed"/>
         <w:tblCellMar>
           <w:top w:type="dxa" w:w="113"/>
@@ -134,6 +135,7 @@
         <w:tc>
           <w:tcPr>
             <w:tcW w:type="dxa" w:w="9637"/>
+            <w:shd w:color="auto" w:fill="F4F4F4" w:val="clear"/>
           </w:tcPr>
           <w:p>
             <w:pPr>
@@ -311,6 +313,7 @@
           <w:bottom w:color="BFBFBF" w:space="0" w:sz="4" w:val="single"/>
           <w:right w:color="BFBFBF" w:space="0" w:sz="4" w:val="single"/>
         </w:tblBorders>
+        <w:shd w:color="auto" w:fill="F4F4F4" w:val="clear"/>
         <w:tblLayout w:type="fixed"/>
         <w:tblCellMar>
           <w:top w:type="dxa" w:w="113"/>
@@ -327,6 +330,7 @@
         <w:tc>
           <w:tcPr>
             <w:tcW w:type="dxa" w:w="9637"/>
+            <w:shd w:color="auto" w:fill="F4F4F4" w:val="clear"/>
           </w:tcPr>
           <w:p>
             <w:pPr>
@@ -508,6 +512,7 @@
           <w:bottom w:color="BFBFBF" w:space="0" w:sz="4" w:val="single"/>
           <w:right w:color="BFBFBF" w:space="0" w:sz="4" w:val="single"/>
         </w:tblBorders>
+        <w:shd w:color="auto" w:fill="F4F4F4" w:val="clear"/>
         <w:tblLayout w:type="fixed"/>
         <w:tblCellMar>
           <w:top w:type="dxa" w:w="113"/>
@@ -524,6 +529,7 @@
         <w:tc>
           <w:tcPr>
             <w:tcW w:type="dxa" w:w="9637"/>
+            <w:shd w:color="auto" w:fill="F4F4F4" w:val="clear"/>
           </w:tcPr>
           <w:p>
             <w:pPr>
@@ -854,6 +860,7 @@
           <w:bottom w:color="BFBFBF" w:space="0" w:sz="4" w:val="single"/>
           <w:right w:color="BFBFBF" w:space="0" w:sz="4" w:val="single"/>
         </w:tblBorders>
+        <w:shd w:color="auto" w:fill="F4F4F4" w:val="clear"/>
         <w:tblLayout w:type="fixed"/>
         <w:tblCellMar>
           <w:top w:type="dxa" w:w="113"/>
@@ -870,6 +877,7 @@
         <w:tc>
           <w:tcPr>
             <w:tcW w:type="dxa" w:w="9637"/>
+            <w:shd w:color="auto" w:fill="F4F4F4" w:val="clear"/>
           </w:tcPr>
           <w:p>
             <w:pPr>
@@ -1041,6 +1049,7 @@
           <w:bottom w:color="BFBFBF" w:space="0" w:sz="4" w:val="single"/>
           <w:right w:color="BFBFBF" w:space="0" w:sz="4" w:val="single"/>
         </w:tblBorders>
+        <w:shd w:color="auto" w:fill="F4F4F4" w:val="clear"/>
         <w:tblLayout w:type="fixed"/>
         <w:tblCellMar>
           <w:top w:type="dxa" w:w="113"/>
@@ -1057,6 +1066,7 @@
         <w:tc>
           <w:tcPr>
             <w:tcW w:type="dxa" w:w="9637"/>
+            <w:shd w:color="auto" w:fill="F4F4F4" w:val="clear"/>
           </w:tcPr>
           <w:p>
             <w:pPr>
@@ -1204,6 +1214,7 @@
           <w:bottom w:color="BFBFBF" w:space="0" w:sz="4" w:val="single"/>
           <w:right w:color="BFBFBF" w:space="0" w:sz="4" w:val="single"/>
         </w:tblBorders>
+        <w:shd w:color="auto" w:fill="F4F4F4" w:val="clear"/>
         <w:tblLayout w:type="fixed"/>
         <w:tblCellMar>
           <w:top w:type="dxa" w:w="113"/>
@@ -1220,6 +1231,7 @@
         <w:tc>
           <w:tcPr>
             <w:tcW w:type="dxa" w:w="9637"/>
+            <w:shd w:color="auto" w:fill="F4F4F4" w:val="clear"/>
           </w:tcPr>
           <w:p>
             <w:pPr>
@@ -1855,6 +1867,7 @@
           <w:bottom w:color="BFBFBF" w:space="0" w:sz="4" w:val="single"/>
           <w:right w:color="BFBFBF" w:space="0" w:sz="4" w:val="single"/>
         </w:tblBorders>
+        <w:shd w:color="auto" w:fill="F4F4F4" w:val="clear"/>
         <w:tblLayout w:type="fixed"/>
         <w:tblCellMar>
           <w:top w:type="dxa" w:w="113"/>
@@ -1871,6 +1884,7 @@
         <w:tc>
           <w:tcPr>
             <w:tcW w:type="dxa" w:w="9637"/>
+            <w:shd w:color="auto" w:fill="F4F4F4" w:val="clear"/>
           </w:tcPr>
           <w:p>
             <w:pPr>
@@ -1968,6 +1982,7 @@
           <w:bottom w:color="BFBFBF" w:space="0" w:sz="4" w:val="single"/>
           <w:right w:color="BFBFBF" w:space="0" w:sz="4" w:val="single"/>
         </w:tblBorders>
+        <w:shd w:color="auto" w:fill="F4F4F4" w:val="clear"/>
         <w:tblLayout w:type="fixed"/>
         <w:tblCellMar>
           <w:top w:type="dxa" w:w="113"/>
@@ -1984,6 +1999,7 @@
         <w:tc>
           <w:tcPr>
             <w:tcW w:type="dxa" w:w="9637"/>
+            <w:shd w:color="auto" w:fill="F4F4F4" w:val="clear"/>
           </w:tcPr>
           <w:p>
             <w:pPr>
@@ -2826,6 +2842,7 @@
           <w:bottom w:color="BFBFBF" w:space="0" w:sz="4" w:val="single"/>
           <w:right w:color="BFBFBF" w:space="0" w:sz="4" w:val="single"/>
         </w:tblBorders>
+        <w:shd w:color="auto" w:fill="F4F4F4" w:val="clear"/>
         <w:tblLayout w:type="fixed"/>
         <w:tblCellMar>
           <w:top w:type="dxa" w:w="113"/>
@@ -2842,6 +2859,7 @@
         <w:tc>
           <w:tcPr>
             <w:tcW w:type="dxa" w:w="9637"/>
+            <w:shd w:color="auto" w:fill="F4F4F4" w:val="clear"/>
           </w:tcPr>
           <w:p>
             <w:pPr>
@@ -2959,6 +2977,7 @@
           <w:bottom w:color="BFBFBF" w:space="0" w:sz="4" w:val="single"/>
           <w:right w:color="BFBFBF" w:space="0" w:sz="4" w:val="single"/>
         </w:tblBorders>
+        <w:shd w:color="auto" w:fill="F4F4F4" w:val="clear"/>
         <w:tblLayout w:type="fixed"/>
         <w:tblCellMar>
           <w:top w:type="dxa" w:w="113"/>
@@ -2975,6 +2994,7 @@
         <w:tc>
           <w:tcPr>
             <w:tcW w:type="dxa" w:w="9637"/>
+            <w:shd w:color="auto" w:fill="F4F4F4" w:val="clear"/>
           </w:tcPr>
           <w:p>
             <w:pPr>
@@ -3565,6 +3585,7 @@
           <w:bottom w:color="BFBFBF" w:space="0" w:sz="4" w:val="single"/>
           <w:right w:color="BFBFBF" w:space="0" w:sz="4" w:val="single"/>
         </w:tblBorders>
+        <w:shd w:color="auto" w:fill="F4F4F4" w:val="clear"/>
         <w:tblLayout w:type="fixed"/>
         <w:tblCellMar>
           <w:top w:type="dxa" w:w="113"/>
@@ -3581,6 +3602,7 @@
         <w:tc>
           <w:tcPr>
             <w:tcW w:type="dxa" w:w="9637"/>
+            <w:shd w:color="auto" w:fill="F4F4F4" w:val="clear"/>
           </w:tcPr>
           <w:p>
             <w:pPr>
@@ -6642,6 +6664,7 @@
         <w:bottom w:color="BFBFBF" w:space="0" w:sz="4" w:val="single"/>
         <w:right w:color="BFBFBF" w:space="0" w:sz="4" w:val="single"/>
       </w:tblBorders>
+      <w:shd w:color="auto" w:fill="F4F4F4" w:val="clear"/>
       <w:tblCellMar>
         <w:top w:type="dxa" w:w="113"/>
         <w:left w:type="dxa" w:w="113"/>

--- a/public/labs/pmzi/pz-23/ЛР4_ПМЗІ_Шифр_Плейфера_Подвійний_квадрат.docx
+++ b/public/labs/pmzi/pz-23/ЛР4_ПМЗІ_Шифр_Плейфера_Подвійний_квадрат.docx
@@ -100,131 +100,180 @@
     </w:p>
     <w:p>
       <w:pPr>
-        <w:pStyle w:val="SourceCode"/>
-      </w:pPr>
-      <w:r>
+        <w:spacing w:before="0" w:after="0" w:line="120" w:lineRule="exact"/>
         <w:rPr>
-          <w:rStyle w:val="VerbatimChar"/>
+          <w:sz w:val="4"/>
+          <w:szCs w:val="4"/>
         </w:rPr>
-        <w:t xml:space="preserve">┌───────────────────────────────────────────────────────────────────────┐</w:t>
-      </w:r>
-      <w:r>
-        <w:br/>
-      </w:r>
-      <w:r>
+      </w:pPr>
+    </w:p>
+    <w:tbl>
+      <w:tblPr>
+        <w:tblStyle w:val="SourceCodeTable"/>
+        <w:tblW w:type="dxa" w:w="9637"/>
+        <w:tblInd w:w="0" w:type="dxa"/>
+        <w:tblBorders>
+          <w:top w:color="BFBFBF" w:space="0" w:sz="4" w:val="single"/>
+          <w:left w:color="BFBFBF" w:space="0" w:sz="4" w:val="single"/>
+          <w:bottom w:color="BFBFBF" w:space="0" w:sz="4" w:val="single"/>
+          <w:right w:color="BFBFBF" w:space="0" w:sz="4" w:val="single"/>
+        </w:tblBorders>
+        <w:shd w:color="auto" w:fill="F4F4F4" w:val="clear"/>
+        <w:tblLayout w:type="fixed"/>
+        <w:tblCellMar>
+          <w:top w:type="dxa" w:w="113"/>
+          <w:left w:type="dxa" w:w="113"/>
+          <w:bottom w:type="dxa" w:w="113"/>
+          <w:right w:type="dxa" w:w="113"/>
+        </w:tblCellMar>
+        <w:tblLook w:val="0000" w:firstRow="0" w:lastRow="0" w:firstColumn="0" w:lastColumn="0" w:noHBand="1" w:noVBand="1"/>
+      </w:tblPr>
+      <w:tblGrid>
+        <w:gridCol w:w="9637"/>
+      </w:tblGrid>
+      <w:tr>
+        <w:tc>
+          <w:tcPr>
+            <w:tcW w:type="dxa" w:w="9637"/>
+            <w:shd w:color="auto" w:fill="F4F4F4" w:val="clear"/>
+          </w:tcPr>
+          <w:p>
+            <w:pPr>
+              <w:pStyle w:val="SourceCode"/>
+              <w:spacing w:before="0" w:after="0" w:line="200" w:lineRule="auto"/>
+            </w:pPr>
+            <w:r>
+              <w:t xml:space="preserve">┌───────────────────────────────────────────────────────────────────────┐</w:t>
+            </w:r>
+          </w:p>
+          <w:p>
+            <w:pPr>
+              <w:pStyle w:val="SourceCode"/>
+              <w:spacing w:before="0" w:after="0" w:line="200" w:lineRule="auto"/>
+            </w:pPr>
+            <w:r>
+              <w:t xml:space="preserve">│                    МОНОАЛФАВІТНИЙ vs ПОЛІГРАМНИЙ                      │</w:t>
+            </w:r>
+          </w:p>
+          <w:p>
+            <w:pPr>
+              <w:pStyle w:val="SourceCode"/>
+              <w:spacing w:before="0" w:after="0" w:line="200" w:lineRule="auto"/>
+            </w:pPr>
+            <w:r>
+              <w:t xml:space="preserve">├───────────────────────────────────────────────────────────────────────┤</w:t>
+            </w:r>
+          </w:p>
+          <w:p>
+            <w:pPr>
+              <w:pStyle w:val="SourceCode"/>
+              <w:spacing w:before="0" w:after="0" w:line="200" w:lineRule="auto"/>
+            </w:pPr>
+            <w:r>
+              <w:t xml:space="preserve">│                                                                       │</w:t>
+            </w:r>
+          </w:p>
+          <w:p>
+            <w:pPr>
+              <w:pStyle w:val="SourceCode"/>
+              <w:spacing w:before="0" w:after="0" w:line="200" w:lineRule="auto"/>
+            </w:pPr>
+            <w:r>
+              <w:t xml:space="preserve">│  МОНОАЛФАВІТНИЙ (Цезар):                                              │</w:t>
+            </w:r>
+          </w:p>
+          <w:p>
+            <w:pPr>
+              <w:pStyle w:val="SourceCode"/>
+              <w:spacing w:before="0" w:after="0" w:line="200" w:lineRule="auto"/>
+            </w:pPr>
+            <w:r>
+              <w:t xml:space="preserve">│  E → H  (кожна E завжди H)                                            │</w:t>
+            </w:r>
+          </w:p>
+          <w:p>
+            <w:pPr>
+              <w:pStyle w:val="SourceCode"/>
+              <w:spacing w:before="0" w:after="0" w:line="200" w:lineRule="auto"/>
+            </w:pPr>
+            <w:r>
+              <w:t xml:space="preserve">│  Частотний аналіз: легко знайти E за частотою H                       │</w:t>
+            </w:r>
+          </w:p>
+          <w:p>
+            <w:pPr>
+              <w:pStyle w:val="SourceCode"/>
+              <w:spacing w:before="0" w:after="0" w:line="200" w:lineRule="auto"/>
+            </w:pPr>
+            <w:r>
+              <w:t xml:space="preserve">│                                                                       │</w:t>
+            </w:r>
+          </w:p>
+          <w:p>
+            <w:pPr>
+              <w:pStyle w:val="SourceCode"/>
+              <w:spacing w:before="0" w:after="0" w:line="200" w:lineRule="auto"/>
+            </w:pPr>
+            <w:r>
+              <w:t xml:space="preserve">│  ПОЛІГРАМНИЙ (Плейфер):                                               │</w:t>
+            </w:r>
+          </w:p>
+          <w:p>
+            <w:pPr>
+              <w:pStyle w:val="SourceCode"/>
+              <w:spacing w:before="0" w:after="0" w:line="200" w:lineRule="auto"/>
+            </w:pPr>
+            <w:r>
+              <w:t xml:space="preserve">│  EA → XY, ER → UV, EN → ZW                                            │</w:t>
+            </w:r>
+          </w:p>
+          <w:p>
+            <w:pPr>
+              <w:pStyle w:val="SourceCode"/>
+              <w:spacing w:before="0" w:after="0" w:line="200" w:lineRule="auto"/>
+            </w:pPr>
+            <w:r>
+              <w:t xml:space="preserve">│  Літера E дає різний результат залежно від сусідки в біграмі          │</w:t>
+            </w:r>
+          </w:p>
+          <w:p>
+            <w:pPr>
+              <w:pStyle w:val="SourceCode"/>
+              <w:spacing w:before="0" w:after="0" w:line="200" w:lineRule="auto"/>
+            </w:pPr>
+            <w:r>
+              <w:t xml:space="preserve">│  Частотний аналіз окремих літер не працює: рахувати треба біграми     │</w:t>
+            </w:r>
+          </w:p>
+          <w:p>
+            <w:pPr>
+              <w:pStyle w:val="SourceCode"/>
+              <w:spacing w:before="0" w:after="0" w:line="200" w:lineRule="auto"/>
+            </w:pPr>
+            <w:r>
+              <w:t xml:space="preserve">│                                                                       │</w:t>
+            </w:r>
+          </w:p>
+          <w:p>
+            <w:pPr>
+              <w:pStyle w:val="SourceCode"/>
+              <w:spacing w:before="0" w:after="0" w:line="200" w:lineRule="auto"/>
+            </w:pPr>
+            <w:r>
+              <w:t xml:space="preserve">└───────────────────────────────────────────────────────────────────────┘</w:t>
+            </w:r>
+          </w:p>
+        </w:tc>
+      </w:tr>
+    </w:tbl>
+    <w:p>
+      <w:pPr>
+        <w:spacing w:before="0" w:after="0" w:line="120" w:lineRule="exact"/>
         <w:rPr>
-          <w:rStyle w:val="VerbatimChar"/>
+          <w:sz w:val="4"/>
+          <w:szCs w:val="4"/>
         </w:rPr>
-        <w:t xml:space="preserve">│                    МОНОАЛФАВІТНИЙ vs ПОЛІГРАМНИЙ                      │</w:t>
-      </w:r>
-      <w:r>
-        <w:br/>
-      </w:r>
-      <w:r>
-        <w:rPr>
-          <w:rStyle w:val="VerbatimChar"/>
-        </w:rPr>
-        <w:t xml:space="preserve">├───────────────────────────────────────────────────────────────────────┤</w:t>
-      </w:r>
-      <w:r>
-        <w:br/>
-      </w:r>
-      <w:r>
-        <w:rPr>
-          <w:rStyle w:val="VerbatimChar"/>
-        </w:rPr>
-        <w:t xml:space="preserve">│                                                                       │</w:t>
-      </w:r>
-      <w:r>
-        <w:br/>
-      </w:r>
-      <w:r>
-        <w:rPr>
-          <w:rStyle w:val="VerbatimChar"/>
-        </w:rPr>
-        <w:t xml:space="preserve">│  МОНОАЛФАВІТНИЙ (Цезар):                                              │</w:t>
-      </w:r>
-      <w:r>
-        <w:br/>
-      </w:r>
-      <w:r>
-        <w:rPr>
-          <w:rStyle w:val="VerbatimChar"/>
-        </w:rPr>
-        <w:t xml:space="preserve">│  E → H  (кожна E завжди H)                                            │</w:t>
-      </w:r>
-      <w:r>
-        <w:br/>
-      </w:r>
-      <w:r>
-        <w:rPr>
-          <w:rStyle w:val="VerbatimChar"/>
-        </w:rPr>
-        <w:t xml:space="preserve">│  Частотний аналіз: легко знайти E за частотою H                       │</w:t>
-      </w:r>
-      <w:r>
-        <w:br/>
-      </w:r>
-      <w:r>
-        <w:rPr>
-          <w:rStyle w:val="VerbatimChar"/>
-        </w:rPr>
-        <w:t xml:space="preserve">│                                                                       │</w:t>
-      </w:r>
-      <w:r>
-        <w:br/>
-      </w:r>
-      <w:r>
-        <w:rPr>
-          <w:rStyle w:val="VerbatimChar"/>
-        </w:rPr>
-        <w:t xml:space="preserve">│  ПОЛІГРАМНИЙ (Плейфер):                                               │</w:t>
-      </w:r>
-      <w:r>
-        <w:br/>
-      </w:r>
-      <w:r>
-        <w:rPr>
-          <w:rStyle w:val="VerbatimChar"/>
-        </w:rPr>
-        <w:t xml:space="preserve">│  EA → XY, ER → UV, EN → ZW                                            │</w:t>
-      </w:r>
-      <w:r>
-        <w:br/>
-      </w:r>
-      <w:r>
-        <w:rPr>
-          <w:rStyle w:val="VerbatimChar"/>
-        </w:rPr>
-        <w:t xml:space="preserve">│  Літера E дає різний результат залежно від сусідки в біграмі          │</w:t>
-      </w:r>
-      <w:r>
-        <w:br/>
-      </w:r>
-      <w:r>
-        <w:rPr>
-          <w:rStyle w:val="VerbatimChar"/>
-        </w:rPr>
-        <w:t xml:space="preserve">│  Частотний аналіз окремих літер не працює: рахувати треба біграми     │</w:t>
-      </w:r>
-      <w:r>
-        <w:br/>
-      </w:r>
-      <w:r>
-        <w:rPr>
-          <w:rStyle w:val="VerbatimChar"/>
-        </w:rPr>
-        <w:t xml:space="preserve">│                                                                       │</w:t>
-      </w:r>
-      <w:r>
-        <w:br/>
-      </w:r>
-      <w:r>
-        <w:rPr>
-          <w:rStyle w:val="VerbatimChar"/>
-        </w:rPr>
-        <w:t xml:space="preserve">└───────────────────────────────────────────────────────────────────────┘</w:t>
-      </w:r>
+      </w:pPr>
     </w:p>
     <w:bookmarkEnd w:id="9"/>
     <w:bookmarkStart w:id="10" w:name="матриця-плейфера"/>
@@ -246,137 +295,192 @@
     </w:p>
     <w:p>
       <w:pPr>
-        <w:pStyle w:val="SourceCode"/>
-      </w:pPr>
-      <w:r>
+        <w:spacing w:before="0" w:after="0" w:line="120" w:lineRule="exact"/>
         <w:rPr>
-          <w:rStyle w:val="VerbatimChar"/>
+          <w:sz w:val="4"/>
+          <w:szCs w:val="4"/>
         </w:rPr>
-        <w:t xml:space="preserve">Ключ: MONARCHY</w:t>
-      </w:r>
-      <w:r>
-        <w:br/>
-      </w:r>
-      <w:r>
-        <w:br/>
-      </w:r>
-      <w:r>
+      </w:pPr>
+    </w:p>
+    <w:tbl>
+      <w:tblPr>
+        <w:tblStyle w:val="SourceCodeTable"/>
+        <w:tblW w:type="dxa" w:w="9637"/>
+        <w:tblInd w:w="0" w:type="dxa"/>
+        <w:tblBorders>
+          <w:top w:color="BFBFBF" w:space="0" w:sz="4" w:val="single"/>
+          <w:left w:color="BFBFBF" w:space="0" w:sz="4" w:val="single"/>
+          <w:bottom w:color="BFBFBF" w:space="0" w:sz="4" w:val="single"/>
+          <w:right w:color="BFBFBF" w:space="0" w:sz="4" w:val="single"/>
+        </w:tblBorders>
+        <w:shd w:color="auto" w:fill="F4F4F4" w:val="clear"/>
+        <w:tblLayout w:type="fixed"/>
+        <w:tblCellMar>
+          <w:top w:type="dxa" w:w="113"/>
+          <w:left w:type="dxa" w:w="113"/>
+          <w:bottom w:type="dxa" w:w="113"/>
+          <w:right w:type="dxa" w:w="113"/>
+        </w:tblCellMar>
+        <w:tblLook w:val="0000" w:firstRow="0" w:lastRow="0" w:firstColumn="0" w:lastColumn="0" w:noHBand="1" w:noVBand="1"/>
+      </w:tblPr>
+      <w:tblGrid>
+        <w:gridCol w:w="9637"/>
+      </w:tblGrid>
+      <w:tr>
+        <w:tc>
+          <w:tcPr>
+            <w:tcW w:type="dxa" w:w="9637"/>
+            <w:shd w:color="auto" w:fill="F4F4F4" w:val="clear"/>
+          </w:tcPr>
+          <w:p>
+            <w:pPr>
+              <w:pStyle w:val="SourceCode"/>
+              <w:spacing w:before="0" w:after="0" w:line="200" w:lineRule="auto"/>
+            </w:pPr>
+            <w:r>
+              <w:t xml:space="preserve">Ключ: MONARCHY</w:t>
+            </w:r>
+          </w:p>
+          <w:p>
+            <w:pPr>
+              <w:pStyle w:val="SourceCode"/>
+              <w:spacing w:before="0" w:after="0" w:line="200" w:lineRule="auto"/>
+            </w:pPr>
+          </w:p>
+          <w:p>
+            <w:pPr>
+              <w:pStyle w:val="SourceCode"/>
+              <w:spacing w:before="0" w:after="0" w:line="200" w:lineRule="auto"/>
+            </w:pPr>
+            <w:r>
+              <w:t xml:space="preserve">Матриця:</w:t>
+            </w:r>
+          </w:p>
+          <w:p>
+            <w:pPr>
+              <w:pStyle w:val="SourceCode"/>
+              <w:spacing w:before="0" w:after="0" w:line="200" w:lineRule="auto"/>
+            </w:pPr>
+            <w:r>
+              <w:t xml:space="preserve">┌───┬───┬───┬───┬───┐</w:t>
+            </w:r>
+          </w:p>
+          <w:p>
+            <w:pPr>
+              <w:pStyle w:val="SourceCode"/>
+              <w:spacing w:before="0" w:after="0" w:line="200" w:lineRule="auto"/>
+            </w:pPr>
+            <w:r>
+              <w:t xml:space="preserve">│ M │ O │ N │ A │ R │</w:t>
+            </w:r>
+          </w:p>
+          <w:p>
+            <w:pPr>
+              <w:pStyle w:val="SourceCode"/>
+              <w:spacing w:before="0" w:after="0" w:line="200" w:lineRule="auto"/>
+            </w:pPr>
+            <w:r>
+              <w:t xml:space="preserve">├───┼───┼───┼───┼───┤</w:t>
+            </w:r>
+          </w:p>
+          <w:p>
+            <w:pPr>
+              <w:pStyle w:val="SourceCode"/>
+              <w:spacing w:before="0" w:after="0" w:line="200" w:lineRule="auto"/>
+            </w:pPr>
+            <w:r>
+              <w:t xml:space="preserve">│ C │ H │ Y │ B │ D │</w:t>
+            </w:r>
+          </w:p>
+          <w:p>
+            <w:pPr>
+              <w:pStyle w:val="SourceCode"/>
+              <w:spacing w:before="0" w:after="0" w:line="200" w:lineRule="auto"/>
+            </w:pPr>
+            <w:r>
+              <w:t xml:space="preserve">├───┼───┼───┼───┼───┤</w:t>
+            </w:r>
+          </w:p>
+          <w:p>
+            <w:pPr>
+              <w:pStyle w:val="SourceCode"/>
+              <w:spacing w:before="0" w:after="0" w:line="200" w:lineRule="auto"/>
+            </w:pPr>
+            <w:r>
+              <w:t xml:space="preserve">│ E │ F │ G │ I │ K │</w:t>
+            </w:r>
+          </w:p>
+          <w:p>
+            <w:pPr>
+              <w:pStyle w:val="SourceCode"/>
+              <w:spacing w:before="0" w:after="0" w:line="200" w:lineRule="auto"/>
+            </w:pPr>
+            <w:r>
+              <w:t xml:space="preserve">├───┼───┼───┼───┼───┤</w:t>
+            </w:r>
+          </w:p>
+          <w:p>
+            <w:pPr>
+              <w:pStyle w:val="SourceCode"/>
+              <w:spacing w:before="0" w:after="0" w:line="200" w:lineRule="auto"/>
+            </w:pPr>
+            <w:r>
+              <w:t xml:space="preserve">│ L │ P │ Q │ S │ T │</w:t>
+            </w:r>
+          </w:p>
+          <w:p>
+            <w:pPr>
+              <w:pStyle w:val="SourceCode"/>
+              <w:spacing w:before="0" w:after="0" w:line="200" w:lineRule="auto"/>
+            </w:pPr>
+            <w:r>
+              <w:t xml:space="preserve">├───┼───┼───┼───┼───┤</w:t>
+            </w:r>
+          </w:p>
+          <w:p>
+            <w:pPr>
+              <w:pStyle w:val="SourceCode"/>
+              <w:spacing w:before="0" w:after="0" w:line="200" w:lineRule="auto"/>
+            </w:pPr>
+            <w:r>
+              <w:t xml:space="preserve">│ U │ V │ W │ X │ Z │</w:t>
+            </w:r>
+          </w:p>
+          <w:p>
+            <w:pPr>
+              <w:pStyle w:val="SourceCode"/>
+              <w:spacing w:before="0" w:after="0" w:line="200" w:lineRule="auto"/>
+            </w:pPr>
+            <w:r>
+              <w:t xml:space="preserve">└───┴───┴───┴───┴───┘</w:t>
+            </w:r>
+          </w:p>
+          <w:p>
+            <w:pPr>
+              <w:pStyle w:val="SourceCode"/>
+              <w:spacing w:before="0" w:after="0" w:line="200" w:lineRule="auto"/>
+            </w:pPr>
+          </w:p>
+          <w:p>
+            <w:pPr>
+              <w:pStyle w:val="SourceCode"/>
+              <w:spacing w:before="0" w:after="0" w:line="200" w:lineRule="auto"/>
+            </w:pPr>
+            <w:r>
+              <w:t xml:space="preserve">Примітка: I та J вважаються однією літерою</w:t>
+            </w:r>
+          </w:p>
+        </w:tc>
+      </w:tr>
+    </w:tbl>
+    <w:p>
+      <w:pPr>
+        <w:spacing w:before="0" w:after="0" w:line="120" w:lineRule="exact"/>
         <w:rPr>
-          <w:rStyle w:val="VerbatimChar"/>
+          <w:sz w:val="4"/>
+          <w:szCs w:val="4"/>
         </w:rPr>
-        <w:t xml:space="preserve">Матриця:</w:t>
-      </w:r>
-      <w:r>
-        <w:br/>
-      </w:r>
-      <w:r>
-        <w:rPr>
-          <w:rStyle w:val="VerbatimChar"/>
-        </w:rPr>
-        <w:t xml:space="preserve">┌───┬───┬───┬───┬───┐</w:t>
-      </w:r>
-      <w:r>
-        <w:br/>
-      </w:r>
-      <w:r>
-        <w:rPr>
-          <w:rStyle w:val="VerbatimChar"/>
-        </w:rPr>
-        <w:t xml:space="preserve">│ M │ O │ N │ A │ R │</w:t>
-      </w:r>
-      <w:r>
-        <w:br/>
-      </w:r>
-      <w:r>
-        <w:rPr>
-          <w:rStyle w:val="VerbatimChar"/>
-        </w:rPr>
-        <w:t xml:space="preserve">├───┼───┼───┼───┼───┤</w:t>
-      </w:r>
-      <w:r>
-        <w:br/>
-      </w:r>
-      <w:r>
-        <w:rPr>
-          <w:rStyle w:val="VerbatimChar"/>
-        </w:rPr>
-        <w:t xml:space="preserve">│ C │ H │ Y │ B │ D │</w:t>
-      </w:r>
-      <w:r>
-        <w:br/>
-      </w:r>
-      <w:r>
-        <w:rPr>
-          <w:rStyle w:val="VerbatimChar"/>
-        </w:rPr>
-        <w:t xml:space="preserve">├───┼───┼───┼───┼───┤</w:t>
-      </w:r>
-      <w:r>
-        <w:br/>
-      </w:r>
-      <w:r>
-        <w:rPr>
-          <w:rStyle w:val="VerbatimChar"/>
-        </w:rPr>
-        <w:t xml:space="preserve">│ E │ F │ G │ I │ K │</w:t>
-      </w:r>
-      <w:r>
-        <w:br/>
-      </w:r>
-      <w:r>
-        <w:rPr>
-          <w:rStyle w:val="VerbatimChar"/>
-        </w:rPr>
-        <w:t xml:space="preserve">├───┼───┼───┼───┼───┤</w:t>
-      </w:r>
-      <w:r>
-        <w:br/>
-      </w:r>
-      <w:r>
-        <w:rPr>
-          <w:rStyle w:val="VerbatimChar"/>
-        </w:rPr>
-        <w:t xml:space="preserve">│ L │ P │ Q │ S │ T │</w:t>
-      </w:r>
-      <w:r>
-        <w:br/>
-      </w:r>
-      <w:r>
-        <w:rPr>
-          <w:rStyle w:val="VerbatimChar"/>
-        </w:rPr>
-        <w:t xml:space="preserve">├───┼───┼───┼───┼───┤</w:t>
-      </w:r>
-      <w:r>
-        <w:br/>
-      </w:r>
-      <w:r>
-        <w:rPr>
-          <w:rStyle w:val="VerbatimChar"/>
-        </w:rPr>
-        <w:t xml:space="preserve">│ U │ V │ W │ X │ Z │</w:t>
-      </w:r>
-      <w:r>
-        <w:br/>
-      </w:r>
-      <w:r>
-        <w:rPr>
-          <w:rStyle w:val="VerbatimChar"/>
-        </w:rPr>
-        <w:t xml:space="preserve">└───┴───┴───┴───┴───┘</w:t>
-      </w:r>
-      <w:r>
-        <w:br/>
-      </w:r>
-      <w:r>
-        <w:br/>
-      </w:r>
-      <w:r>
-        <w:rPr>
-          <w:rStyle w:val="VerbatimChar"/>
-        </w:rPr>
-        <w:t xml:space="preserve">Примітка: I та J вважаються однією літерою</w:t>
-      </w:r>
+      </w:pPr>
     </w:p>
     <w:bookmarkEnd w:id="10"/>
     <w:bookmarkStart w:id="11" w:name="правила-шифрування-біграм"/>
@@ -390,284 +494,333 @@
     </w:p>
     <w:p>
       <w:pPr>
-        <w:pStyle w:val="SourceCode"/>
-      </w:pPr>
-      <w:r>
+        <w:spacing w:before="0" w:after="0" w:line="120" w:lineRule="exact"/>
         <w:rPr>
-          <w:rStyle w:val="VerbatimChar"/>
+          <w:sz w:val="4"/>
+          <w:szCs w:val="4"/>
         </w:rPr>
-        <w:t xml:space="preserve">┌───────────────────────────────────────────────────────────────────────┐</w:t>
-      </w:r>
-      <w:r>
-        <w:br/>
-      </w:r>
-      <w:r>
+      </w:pPr>
+    </w:p>
+    <w:tbl>
+      <w:tblPr>
+        <w:tblStyle w:val="SourceCodeTable"/>
+        <w:tblW w:type="dxa" w:w="9637"/>
+        <w:tblInd w:w="0" w:type="dxa"/>
+        <w:tblBorders>
+          <w:top w:color="BFBFBF" w:space="0" w:sz="4" w:val="single"/>
+          <w:left w:color="BFBFBF" w:space="0" w:sz="4" w:val="single"/>
+          <w:bottom w:color="BFBFBF" w:space="0" w:sz="4" w:val="single"/>
+          <w:right w:color="BFBFBF" w:space="0" w:sz="4" w:val="single"/>
+        </w:tblBorders>
+        <w:shd w:color="auto" w:fill="F4F4F4" w:val="clear"/>
+        <w:tblLayout w:type="fixed"/>
+        <w:tblCellMar>
+          <w:top w:type="dxa" w:w="113"/>
+          <w:left w:type="dxa" w:w="113"/>
+          <w:bottom w:type="dxa" w:w="113"/>
+          <w:right w:type="dxa" w:w="113"/>
+        </w:tblCellMar>
+        <w:tblLook w:val="0000" w:firstRow="0" w:lastRow="0" w:firstColumn="0" w:lastColumn="0" w:noHBand="1" w:noVBand="1"/>
+      </w:tblPr>
+      <w:tblGrid>
+        <w:gridCol w:w="9637"/>
+      </w:tblGrid>
+      <w:tr>
+        <w:tc>
+          <w:tcPr>
+            <w:tcW w:type="dxa" w:w="9637"/>
+            <w:shd w:color="auto" w:fill="F4F4F4" w:val="clear"/>
+          </w:tcPr>
+          <w:p>
+            <w:pPr>
+              <w:pStyle w:val="SourceCode"/>
+              <w:spacing w:before="0" w:after="0" w:line="200" w:lineRule="auto"/>
+            </w:pPr>
+            <w:r>
+              <w:t xml:space="preserve">┌───────────────────────────────────────────────────────────────────────┐</w:t>
+            </w:r>
+          </w:p>
+          <w:p>
+            <w:pPr>
+              <w:pStyle w:val="SourceCode"/>
+              <w:spacing w:before="0" w:after="0" w:line="200" w:lineRule="auto"/>
+            </w:pPr>
+            <w:r>
+              <w:t xml:space="preserve">│                    ПРАВИЛА ШИФРУВАННЯ ПЛЕЙФЕРА                        │</w:t>
+            </w:r>
+          </w:p>
+          <w:p>
+            <w:pPr>
+              <w:pStyle w:val="SourceCode"/>
+              <w:spacing w:before="0" w:after="0" w:line="200" w:lineRule="auto"/>
+            </w:pPr>
+            <w:r>
+              <w:t xml:space="preserve">├───────────────────────────────────────────────────────────────────────┤</w:t>
+            </w:r>
+          </w:p>
+          <w:p>
+            <w:pPr>
+              <w:pStyle w:val="SourceCode"/>
+              <w:spacing w:before="0" w:after="0" w:line="200" w:lineRule="auto"/>
+            </w:pPr>
+            <w:r>
+              <w:t xml:space="preserve">│                                                                       │</w:t>
+            </w:r>
+          </w:p>
+          <w:p>
+            <w:pPr>
+              <w:pStyle w:val="SourceCode"/>
+              <w:spacing w:before="0" w:after="0" w:line="200" w:lineRule="auto"/>
+            </w:pPr>
+            <w:r>
+              <w:t xml:space="preserve">│  1. ОДИН РЯДОК: зсув вправо (з циклічним переносом)                   │</w:t>
+            </w:r>
+          </w:p>
+          <w:p>
+            <w:pPr>
+              <w:pStyle w:val="SourceCode"/>
+              <w:spacing w:before="0" w:after="0" w:line="200" w:lineRule="auto"/>
+            </w:pPr>
+            <w:r>
+              <w:t xml:space="preserve">│     ┌───┬───┬───┬───┬───┐                                             │</w:t>
+            </w:r>
+          </w:p>
+          <w:p>
+            <w:pPr>
+              <w:pStyle w:val="SourceCode"/>
+              <w:spacing w:before="0" w:after="0" w:line="200" w:lineRule="auto"/>
+            </w:pPr>
+            <w:r>
+              <w:t xml:space="preserve">│     │ M │[O]│ N │[A]│ R │   OA → NR (O→N, A→R)                        │</w:t>
+            </w:r>
+          </w:p>
+          <w:p>
+            <w:pPr>
+              <w:pStyle w:val="SourceCode"/>
+              <w:spacing w:before="0" w:after="0" w:line="200" w:lineRule="auto"/>
+            </w:pPr>
+            <w:r>
+              <w:t xml:space="preserve">│     └───┴───┴───┴───┴───┘   остання літера рядка переходить у першу   │</w:t>
+            </w:r>
+          </w:p>
+          <w:p>
+            <w:pPr>
+              <w:pStyle w:val="SourceCode"/>
+              <w:spacing w:before="0" w:after="0" w:line="200" w:lineRule="auto"/>
+            </w:pPr>
+            <w:r>
+              <w:t xml:space="preserve">│                                                                       │</w:t>
+            </w:r>
+          </w:p>
+          <w:p>
+            <w:pPr>
+              <w:pStyle w:val="SourceCode"/>
+              <w:spacing w:before="0" w:after="0" w:line="200" w:lineRule="auto"/>
+            </w:pPr>
+            <w:r>
+              <w:t xml:space="preserve">│  2. ОДИН СТОВПЕЦЬ: зсув вниз (з циклічним переносом)                  │</w:t>
+            </w:r>
+          </w:p>
+          <w:p>
+            <w:pPr>
+              <w:pStyle w:val="SourceCode"/>
+              <w:spacing w:before="0" w:after="0" w:line="200" w:lineRule="auto"/>
+            </w:pPr>
+            <w:r>
+              <w:t xml:space="preserve">│     ┌───┐                                                             │</w:t>
+            </w:r>
+          </w:p>
+          <w:p>
+            <w:pPr>
+              <w:pStyle w:val="SourceCode"/>
+              <w:spacing w:before="0" w:after="0" w:line="200" w:lineRule="auto"/>
+            </w:pPr>
+            <w:r>
+              <w:t xml:space="preserve">│     │[M]│                                                             │</w:t>
+            </w:r>
+          </w:p>
+          <w:p>
+            <w:pPr>
+              <w:pStyle w:val="SourceCode"/>
+              <w:spacing w:before="0" w:after="0" w:line="200" w:lineRule="auto"/>
+            </w:pPr>
+            <w:r>
+              <w:t xml:space="preserve">│     │ C │      ME → CL (зсув вниз)                                    │</w:t>
+            </w:r>
+          </w:p>
+          <w:p>
+            <w:pPr>
+              <w:pStyle w:val="SourceCode"/>
+              <w:spacing w:before="0" w:after="0" w:line="200" w:lineRule="auto"/>
+            </w:pPr>
+            <w:r>
+              <w:t xml:space="preserve">│     │[E]│                                                             │</w:t>
+            </w:r>
+          </w:p>
+          <w:p>
+            <w:pPr>
+              <w:pStyle w:val="SourceCode"/>
+              <w:spacing w:before="0" w:after="0" w:line="200" w:lineRule="auto"/>
+            </w:pPr>
+            <w:r>
+              <w:t xml:space="preserve">│     │ L │                                                             │</w:t>
+            </w:r>
+          </w:p>
+          <w:p>
+            <w:pPr>
+              <w:pStyle w:val="SourceCode"/>
+              <w:spacing w:before="0" w:after="0" w:line="200" w:lineRule="auto"/>
+            </w:pPr>
+            <w:r>
+              <w:t xml:space="preserve">│     │ U │                                                             │</w:t>
+            </w:r>
+          </w:p>
+          <w:p>
+            <w:pPr>
+              <w:pStyle w:val="SourceCode"/>
+              <w:spacing w:before="0" w:after="0" w:line="200" w:lineRule="auto"/>
+            </w:pPr>
+            <w:r>
+              <w:t xml:space="preserve">│     └───┘                                                             │</w:t>
+            </w:r>
+          </w:p>
+          <w:p>
+            <w:pPr>
+              <w:pStyle w:val="SourceCode"/>
+              <w:spacing w:before="0" w:after="0" w:line="200" w:lineRule="auto"/>
+            </w:pPr>
+            <w:r>
+              <w:t xml:space="preserve">│                                                                       │</w:t>
+            </w:r>
+          </w:p>
+          <w:p>
+            <w:pPr>
+              <w:pStyle w:val="SourceCode"/>
+              <w:spacing w:before="0" w:after="0" w:line="200" w:lineRule="auto"/>
+            </w:pPr>
+            <w:r>
+              <w:t xml:space="preserve">│  3. ПРЯМОКУТНИК: протилежні кути                                      │</w:t>
+            </w:r>
+          </w:p>
+          <w:p>
+            <w:pPr>
+              <w:pStyle w:val="SourceCode"/>
+              <w:spacing w:before="0" w:after="0" w:line="200" w:lineRule="auto"/>
+            </w:pPr>
+            <w:r>
+              <w:t xml:space="preserve">│     ┌───┬───┬───┬───┬───┐                                             │</w:t>
+            </w:r>
+          </w:p>
+          <w:p>
+            <w:pPr>
+              <w:pStyle w:val="SourceCode"/>
+              <w:spacing w:before="0" w:after="0" w:line="200" w:lineRule="auto"/>
+            </w:pPr>
+            <w:r>
+              <w:t xml:space="preserve">│     │ M │ O │ N │ A │ R │                                             │</w:t>
+            </w:r>
+          </w:p>
+          <w:p>
+            <w:pPr>
+              <w:pStyle w:val="SourceCode"/>
+              <w:spacing w:before="0" w:after="0" w:line="200" w:lineRule="auto"/>
+            </w:pPr>
+            <w:r>
+              <w:t xml:space="preserve">│     │ C │[H]│ Y │[B]│ D │   HI → BF (H→B, I→F)                        │</w:t>
+            </w:r>
+          </w:p>
+          <w:p>
+            <w:pPr>
+              <w:pStyle w:val="SourceCode"/>
+              <w:spacing w:before="0" w:after="0" w:line="200" w:lineRule="auto"/>
+            </w:pPr>
+            <w:r>
+              <w:t xml:space="preserve">│     │ E │[F]│ G │[I]│ K │                                             │</w:t>
+            </w:r>
+          </w:p>
+          <w:p>
+            <w:pPr>
+              <w:pStyle w:val="SourceCode"/>
+              <w:spacing w:before="0" w:after="0" w:line="200" w:lineRule="auto"/>
+            </w:pPr>
+            <w:r>
+              <w:t xml:space="preserve">│     └───┴───┴───┴───┴───┘                                             │</w:t>
+            </w:r>
+          </w:p>
+          <w:p>
+            <w:pPr>
+              <w:pStyle w:val="SourceCode"/>
+              <w:spacing w:before="0" w:after="0" w:line="200" w:lineRule="auto"/>
+            </w:pPr>
+            <w:r>
+              <w:t xml:space="preserve">│                                                                       │</w:t>
+            </w:r>
+          </w:p>
+          <w:p>
+            <w:pPr>
+              <w:pStyle w:val="SourceCode"/>
+              <w:spacing w:before="0" w:after="0" w:line="200" w:lineRule="auto"/>
+            </w:pPr>
+            <w:r>
+              <w:t xml:space="preserve">│  ПІДГОТОВКА ТЕКСТУ:                                                   │</w:t>
+            </w:r>
+          </w:p>
+          <w:p>
+            <w:pPr>
+              <w:pStyle w:val="SourceCode"/>
+              <w:spacing w:before="0" w:after="0" w:line="200" w:lineRule="auto"/>
+            </w:pPr>
+            <w:r>
+              <w:t xml:space="preserve">│  - Замінити J на I                                                    │</w:t>
+            </w:r>
+          </w:p>
+          <w:p>
+            <w:pPr>
+              <w:pStyle w:val="SourceCode"/>
+              <w:spacing w:before="0" w:after="0" w:line="200" w:lineRule="auto"/>
+            </w:pPr>
+            <w:r>
+              <w:t xml:space="preserve">│  - Вставити X між однаковими літерами: LL → LX L                      │</w:t>
+            </w:r>
+          </w:p>
+          <w:p>
+            <w:pPr>
+              <w:pStyle w:val="SourceCode"/>
+              <w:spacing w:before="0" w:after="0" w:line="200" w:lineRule="auto"/>
+            </w:pPr>
+            <w:r>
+              <w:t xml:space="preserve">│  - Якщо непарна кількість, додати X в кінці                           │</w:t>
+            </w:r>
+          </w:p>
+          <w:p>
+            <w:pPr>
+              <w:pStyle w:val="SourceCode"/>
+              <w:spacing w:before="0" w:after="0" w:line="200" w:lineRule="auto"/>
+            </w:pPr>
+            <w:r>
+              <w:t xml:space="preserve">│                                                                       │</w:t>
+            </w:r>
+          </w:p>
+          <w:p>
+            <w:pPr>
+              <w:pStyle w:val="SourceCode"/>
+              <w:spacing w:before="0" w:after="0" w:line="200" w:lineRule="auto"/>
+            </w:pPr>
+            <w:r>
+              <w:t xml:space="preserve">└───────────────────────────────────────────────────────────────────────┘</w:t>
+            </w:r>
+          </w:p>
+        </w:tc>
+      </w:tr>
+    </w:tbl>
+    <w:p>
+      <w:pPr>
+        <w:spacing w:before="0" w:after="0" w:line="120" w:lineRule="exact"/>
         <w:rPr>
-          <w:rStyle w:val="VerbatimChar"/>
+          <w:sz w:val="4"/>
+          <w:szCs w:val="4"/>
         </w:rPr>
-        <w:t xml:space="preserve">│                    ПРАВИЛА ШИФРУВАННЯ ПЛЕЙФЕРА                        │</w:t>
-      </w:r>
-      <w:r>
-        <w:br/>
-      </w:r>
-      <w:r>
-        <w:rPr>
-          <w:rStyle w:val="VerbatimChar"/>
-        </w:rPr>
-        <w:t xml:space="preserve">├───────────────────────────────────────────────────────────────────────┤</w:t>
-      </w:r>
-      <w:r>
-        <w:br/>
-      </w:r>
-      <w:r>
-        <w:rPr>
-          <w:rStyle w:val="VerbatimChar"/>
-        </w:rPr>
-        <w:t xml:space="preserve">│                                                                       │</w:t>
-      </w:r>
-      <w:r>
-        <w:br/>
-      </w:r>
-      <w:r>
-        <w:rPr>
-          <w:rStyle w:val="VerbatimChar"/>
-        </w:rPr>
-        <w:t xml:space="preserve">│  1. ОДИН РЯДОК: зсув вправо (з циклічним переносом)                   │</w:t>
-      </w:r>
-      <w:r>
-        <w:br/>
-      </w:r>
-      <w:r>
-        <w:rPr>
-          <w:rStyle w:val="VerbatimChar"/>
-        </w:rPr>
-        <w:t xml:space="preserve">│     ┌───┬───┬───┬───┬───┐                                             │</w:t>
-      </w:r>
-      <w:r>
-        <w:br/>
-      </w:r>
-      <w:r>
-        <w:rPr>
-          <w:rStyle w:val="VerbatimChar"/>
-        </w:rPr>
-        <w:t xml:space="preserve">│     │ M │[O]│ N │[A]│ R │   OA → NR (O→N, A→R)                        │</w:t>
-      </w:r>
-      <w:r>
-        <w:br/>
-      </w:r>
-      <w:r>
-        <w:rPr>
-          <w:rStyle w:val="VerbatimChar"/>
-        </w:rPr>
-        <w:t xml:space="preserve">│     └───┴───┴───┴───┴───┘   остання літера рядка переходить у першу   │</w:t>
-      </w:r>
-      <w:r>
-        <w:br/>
-      </w:r>
-      <w:r>
-        <w:rPr>
-          <w:rStyle w:val="VerbatimChar"/>
-        </w:rPr>
-        <w:t xml:space="preserve">│                                                                       │</w:t>
-      </w:r>
-      <w:r>
-        <w:br/>
-      </w:r>
-      <w:r>
-        <w:rPr>
-          <w:rStyle w:val="VerbatimChar"/>
-        </w:rPr>
-        <w:t xml:space="preserve">│  2. ОДИН СТОВПЕЦЬ: зсув вниз (з циклічним переносом)                  │</w:t>
-      </w:r>
-      <w:r>
-        <w:br/>
-      </w:r>
-      <w:r>
-        <w:rPr>
-          <w:rStyle w:val="VerbatimChar"/>
-        </w:rPr>
-        <w:t xml:space="preserve">│     ┌───┐                                                             │</w:t>
-      </w:r>
-      <w:r>
-        <w:br/>
-      </w:r>
-      <w:r>
-        <w:rPr>
-          <w:rStyle w:val="VerbatimChar"/>
-        </w:rPr>
-        <w:t xml:space="preserve">│     │[M]│                                                             │</w:t>
-      </w:r>
-      <w:r>
-        <w:br/>
-      </w:r>
-      <w:r>
-        <w:rPr>
-          <w:rStyle w:val="VerbatimChar"/>
-        </w:rPr>
-        <w:t xml:space="preserve">│     │ C │      ME → CL (зсув вниз)                                    │</w:t>
-      </w:r>
-      <w:r>
-        <w:br/>
-      </w:r>
-      <w:r>
-        <w:rPr>
-          <w:rStyle w:val="VerbatimChar"/>
-        </w:rPr>
-        <w:t xml:space="preserve">│     │[E]│                                                             │</w:t>
-      </w:r>
-      <w:r>
-        <w:br/>
-      </w:r>
-      <w:r>
-        <w:rPr>
-          <w:rStyle w:val="VerbatimChar"/>
-        </w:rPr>
-        <w:t xml:space="preserve">│     │ L │                                                             │</w:t>
-      </w:r>
-      <w:r>
-        <w:br/>
-      </w:r>
-      <w:r>
-        <w:rPr>
-          <w:rStyle w:val="VerbatimChar"/>
-        </w:rPr>
-        <w:t xml:space="preserve">│     │ U │                                                             │</w:t>
-      </w:r>
-      <w:r>
-        <w:br/>
-      </w:r>
-      <w:r>
-        <w:rPr>
-          <w:rStyle w:val="VerbatimChar"/>
-        </w:rPr>
-        <w:t xml:space="preserve">│     └───┘                                                             │</w:t>
-      </w:r>
-      <w:r>
-        <w:br/>
-      </w:r>
-      <w:r>
-        <w:rPr>
-          <w:rStyle w:val="VerbatimChar"/>
-        </w:rPr>
-        <w:t xml:space="preserve">│                                                                       │</w:t>
-      </w:r>
-      <w:r>
-        <w:br/>
-      </w:r>
-      <w:r>
-        <w:rPr>
-          <w:rStyle w:val="VerbatimChar"/>
-        </w:rPr>
-        <w:t xml:space="preserve">│  3. ПРЯМОКУТНИК: протилежні кути                                      │</w:t>
-      </w:r>
-      <w:r>
-        <w:br/>
-      </w:r>
-      <w:r>
-        <w:rPr>
-          <w:rStyle w:val="VerbatimChar"/>
-        </w:rPr>
-        <w:t xml:space="preserve">│     ┌───┬───┬───┬───┬───┐                                             │</w:t>
-      </w:r>
-      <w:r>
-        <w:br/>
-      </w:r>
-      <w:r>
-        <w:rPr>
-          <w:rStyle w:val="VerbatimChar"/>
-        </w:rPr>
-        <w:t xml:space="preserve">│     │ M │ O │ N │ A │ R │                                             │</w:t>
-      </w:r>
-      <w:r>
-        <w:br/>
-      </w:r>
-      <w:r>
-        <w:rPr>
-          <w:rStyle w:val="VerbatimChar"/>
-        </w:rPr>
-        <w:t xml:space="preserve">│     │ C │[H]│ Y │[B]│ D │   HI → BF (H→B, I→F)                        │</w:t>
-      </w:r>
-      <w:r>
-        <w:br/>
-      </w:r>
-      <w:r>
-        <w:rPr>
-          <w:rStyle w:val="VerbatimChar"/>
-        </w:rPr>
-        <w:t xml:space="preserve">│     │ E │[F]│ G │[I]│ K │                                             │</w:t>
-      </w:r>
-      <w:r>
-        <w:br/>
-      </w:r>
-      <w:r>
-        <w:rPr>
-          <w:rStyle w:val="VerbatimChar"/>
-        </w:rPr>
-        <w:t xml:space="preserve">│     └───┴───┴───┴───┴───┘                                             │</w:t>
-      </w:r>
-      <w:r>
-        <w:br/>
-      </w:r>
-      <w:r>
-        <w:rPr>
-          <w:rStyle w:val="VerbatimChar"/>
-        </w:rPr>
-        <w:t xml:space="preserve">│                                                                       │</w:t>
-      </w:r>
-      <w:r>
-        <w:br/>
-      </w:r>
-      <w:r>
-        <w:rPr>
-          <w:rStyle w:val="VerbatimChar"/>
-        </w:rPr>
-        <w:t xml:space="preserve">│  ПІДГОТОВКА ТЕКСТУ:                                                   │</w:t>
-      </w:r>
-      <w:r>
-        <w:br/>
-      </w:r>
-      <w:r>
-        <w:rPr>
-          <w:rStyle w:val="VerbatimChar"/>
-        </w:rPr>
-        <w:t xml:space="preserve">│  - Замінити J на I                                                    │</w:t>
-      </w:r>
-      <w:r>
-        <w:br/>
-      </w:r>
-      <w:r>
-        <w:rPr>
-          <w:rStyle w:val="VerbatimChar"/>
-        </w:rPr>
-        <w:t xml:space="preserve">│  - Вставити X між однаковими літерами: LL → LX L                      │</w:t>
-      </w:r>
-      <w:r>
-        <w:br/>
-      </w:r>
-      <w:r>
-        <w:rPr>
-          <w:rStyle w:val="VerbatimChar"/>
-        </w:rPr>
-        <w:t xml:space="preserve">│  - Якщо непарна кількість, додати X в кінці                           │</w:t>
-      </w:r>
-      <w:r>
-        <w:br/>
-      </w:r>
-      <w:r>
-        <w:rPr>
-          <w:rStyle w:val="VerbatimChar"/>
-        </w:rPr>
-        <w:t xml:space="preserve">│                                                                       │</w:t>
-      </w:r>
-      <w:r>
-        <w:br/>
-      </w:r>
-      <w:r>
-        <w:rPr>
-          <w:rStyle w:val="VerbatimChar"/>
-        </w:rPr>
-        <w:t xml:space="preserve">└───────────────────────────────────────────────────────────────────────┘</w:t>
-      </w:r>
+      </w:pPr>
     </w:p>
     <w:bookmarkEnd w:id="11"/>
     <w:bookmarkStart w:id="12" w:name="подвійний-квадрат-уітстона"/>
@@ -689,89 +842,141 @@
     </w:p>
     <w:p>
       <w:pPr>
-        <w:pStyle w:val="SourceCode"/>
-      </w:pPr>
-      <w:r>
+        <w:spacing w:before="0" w:after="0" w:line="120" w:lineRule="exact"/>
         <w:rPr>
-          <w:rStyle w:val="VerbatimChar"/>
+          <w:sz w:val="4"/>
+          <w:szCs w:val="4"/>
         </w:rPr>
-        <w:t xml:space="preserve">Ключ 1: EXAMPLE     Ключ 2: KEYWORD</w:t>
-      </w:r>
-      <w:r>
-        <w:br/>
-      </w:r>
-      <w:r>
-        <w:br/>
-      </w:r>
-      <w:r>
+      </w:pPr>
+    </w:p>
+    <w:tbl>
+      <w:tblPr>
+        <w:tblStyle w:val="SourceCodeTable"/>
+        <w:tblW w:type="dxa" w:w="9637"/>
+        <w:tblInd w:w="0" w:type="dxa"/>
+        <w:tblBorders>
+          <w:top w:color="BFBFBF" w:space="0" w:sz="4" w:val="single"/>
+          <w:left w:color="BFBFBF" w:space="0" w:sz="4" w:val="single"/>
+          <w:bottom w:color="BFBFBF" w:space="0" w:sz="4" w:val="single"/>
+          <w:right w:color="BFBFBF" w:space="0" w:sz="4" w:val="single"/>
+        </w:tblBorders>
+        <w:shd w:color="auto" w:fill="F4F4F4" w:val="clear"/>
+        <w:tblLayout w:type="fixed"/>
+        <w:tblCellMar>
+          <w:top w:type="dxa" w:w="113"/>
+          <w:left w:type="dxa" w:w="113"/>
+          <w:bottom w:type="dxa" w:w="113"/>
+          <w:right w:type="dxa" w:w="113"/>
+        </w:tblCellMar>
+        <w:tblLook w:val="0000" w:firstRow="0" w:lastRow="0" w:firstColumn="0" w:lastColumn="0" w:noHBand="1" w:noVBand="1"/>
+      </w:tblPr>
+      <w:tblGrid>
+        <w:gridCol w:w="9637"/>
+      </w:tblGrid>
+      <w:tr>
+        <w:tc>
+          <w:tcPr>
+            <w:tcW w:type="dxa" w:w="9637"/>
+            <w:shd w:color="auto" w:fill="F4F4F4" w:val="clear"/>
+          </w:tcPr>
+          <w:p>
+            <w:pPr>
+              <w:pStyle w:val="SourceCode"/>
+              <w:spacing w:before="0" w:after="0" w:line="200" w:lineRule="auto"/>
+            </w:pPr>
+            <w:r>
+              <w:t xml:space="preserve">Ключ 1: EXAMPLE     Ключ 2: KEYWORD</w:t>
+            </w:r>
+          </w:p>
+          <w:p>
+            <w:pPr>
+              <w:pStyle w:val="SourceCode"/>
+              <w:spacing w:before="0" w:after="0" w:line="200" w:lineRule="auto"/>
+            </w:pPr>
+          </w:p>
+          <w:p>
+            <w:pPr>
+              <w:pStyle w:val="SourceCode"/>
+              <w:spacing w:before="0" w:after="0" w:line="200" w:lineRule="auto"/>
+            </w:pPr>
+            <w:r>
+              <w:t xml:space="preserve">Квадрат 1:          Квадрат 2:</w:t>
+            </w:r>
+          </w:p>
+          <w:p>
+            <w:pPr>
+              <w:pStyle w:val="SourceCode"/>
+              <w:spacing w:before="0" w:after="0" w:line="200" w:lineRule="auto"/>
+            </w:pPr>
+            <w:r>
+              <w:t xml:space="preserve">┌───┬───┬───┬───┬───┐  ┌───┬───┬───┬───┬───┐</w:t>
+            </w:r>
+          </w:p>
+          <w:p>
+            <w:pPr>
+              <w:pStyle w:val="SourceCode"/>
+              <w:spacing w:before="0" w:after="0" w:line="200" w:lineRule="auto"/>
+            </w:pPr>
+            <w:r>
+              <w:t xml:space="preserve">│ E │ X │ A │ M │ P │  │ K │ E │ Y │ W │ O │</w:t>
+            </w:r>
+          </w:p>
+          <w:p>
+            <w:pPr>
+              <w:pStyle w:val="SourceCode"/>
+              <w:spacing w:before="0" w:after="0" w:line="200" w:lineRule="auto"/>
+            </w:pPr>
+            <w:r>
+              <w:t xml:space="preserve">│ L │ B │ C │ D │ F │  │ R │ D │ A │ B │ C │</w:t>
+            </w:r>
+          </w:p>
+          <w:p>
+            <w:pPr>
+              <w:pStyle w:val="SourceCode"/>
+              <w:spacing w:before="0" w:after="0" w:line="200" w:lineRule="auto"/>
+            </w:pPr>
+            <w:r>
+              <w:t xml:space="preserve">│ G │ H │ I │ K │ N │  │ F │ G │ H │ I │ L │</w:t>
+            </w:r>
+          </w:p>
+          <w:p>
+            <w:pPr>
+              <w:pStyle w:val="SourceCode"/>
+              <w:spacing w:before="0" w:after="0" w:line="200" w:lineRule="auto"/>
+            </w:pPr>
+            <w:r>
+              <w:t xml:space="preserve">│ O │ Q │ R │ S │ T │  │ M │ N │ P │ Q │ S │</w:t>
+            </w:r>
+          </w:p>
+          <w:p>
+            <w:pPr>
+              <w:pStyle w:val="SourceCode"/>
+              <w:spacing w:before="0" w:after="0" w:line="200" w:lineRule="auto"/>
+            </w:pPr>
+            <w:r>
+              <w:t xml:space="preserve">│ U │ V │ W │ Y │ Z │  │ T │ U │ V │ X │ Z │</w:t>
+            </w:r>
+          </w:p>
+          <w:p>
+            <w:pPr>
+              <w:pStyle w:val="SourceCode"/>
+              <w:spacing w:before="0" w:after="0" w:line="200" w:lineRule="auto"/>
+            </w:pPr>
+            <w:r>
+              <w:t xml:space="preserve">└───┴───┴───┴───┴───┘  └───┴───┴───┴───┴───┘</w:t>
+            </w:r>
+          </w:p>
+        </w:tc>
+      </w:tr>
+    </w:tbl>
+    <w:p>
+      <w:pPr>
+        <w:spacing w:before="0" w:after="0" w:line="120" w:lineRule="exact"/>
         <w:rPr>
-          <w:rStyle w:val="VerbatimChar"/>
+          <w:sz w:val="4"/>
+          <w:szCs w:val="4"/>
         </w:rPr>
-        <w:t xml:space="preserve">Квадрат 1:          Квадрат 2:</w:t>
-      </w:r>
-      <w:r>
-        <w:br/>
-      </w:r>
-      <w:r>
-        <w:rPr>
-          <w:rStyle w:val="VerbatimChar"/>
-        </w:rPr>
-        <w:t xml:space="preserve">┌───┬───┬───┬───┬───┐  ┌───┬───┬───┬───┬───┐</w:t>
-      </w:r>
-      <w:r>
-        <w:br/>
-      </w:r>
-      <w:r>
-        <w:rPr>
-          <w:rStyle w:val="VerbatimChar"/>
-        </w:rPr>
-        <w:t xml:space="preserve">│ E │ X │ A │ M │ P │  │ K │ E │ Y │ W │ O │</w:t>
-      </w:r>
-      <w:r>
-        <w:br/>
-      </w:r>
-      <w:r>
-        <w:rPr>
-          <w:rStyle w:val="VerbatimChar"/>
-        </w:rPr>
-        <w:t xml:space="preserve">│ L │ B │ C │ D │ F │  │ R │ D │ A │ B │ C │</w:t>
-      </w:r>
-      <w:r>
-        <w:br/>
-      </w:r>
-      <w:r>
-        <w:rPr>
-          <w:rStyle w:val="VerbatimChar"/>
-        </w:rPr>
-        <w:t xml:space="preserve">│ G │ H │ I │ K │ N │  │ F │ G │ H │ I │ L │</w:t>
-      </w:r>
-      <w:r>
-        <w:br/>
-      </w:r>
-      <w:r>
-        <w:rPr>
-          <w:rStyle w:val="VerbatimChar"/>
-        </w:rPr>
-        <w:t xml:space="preserve">│ O │ Q │ R │ S │ T │  │ M │ N │ P │ Q │ S │</w:t>
-      </w:r>
-      <w:r>
-        <w:br/>
-      </w:r>
-      <w:r>
-        <w:rPr>
-          <w:rStyle w:val="VerbatimChar"/>
-        </w:rPr>
-        <w:t xml:space="preserve">│ U │ V │ W │ Y │ Z │  │ T │ U │ V │ X │ Z │</w:t>
-      </w:r>
-      <w:r>
-        <w:br/>
-      </w:r>
-      <w:r>
-        <w:rPr>
-          <w:rStyle w:val="VerbatimChar"/>
-        </w:rPr>
-        <w:t xml:space="preserve">└───┴───┴───┴───┴───┘  └───┴───┴───┴───┴───┘</w:t>
-      </w:r>
+      </w:pPr>
     </w:p>
     <w:p>
       <w:pPr>
@@ -826,74 +1031,129 @@
     </w:p>
     <w:p>
       <w:pPr>
-        <w:pStyle w:val="SourceCode"/>
-      </w:pPr>
-      <w:r>
+        <w:spacing w:before="0" w:after="0" w:line="120" w:lineRule="exact"/>
         <w:rPr>
-          <w:rStyle w:val="VerbatimChar"/>
+          <w:sz w:val="4"/>
+          <w:szCs w:val="4"/>
         </w:rPr>
-        <w:t xml:space="preserve">Приклад: AT</w:t>
-      </w:r>
-      <w:r>
-        <w:br/>
-      </w:r>
-      <w:r>
+      </w:pPr>
+    </w:p>
+    <w:tbl>
+      <w:tblPr>
+        <w:tblStyle w:val="SourceCodeTable"/>
+        <w:tblW w:type="dxa" w:w="9637"/>
+        <w:tblInd w:w="0" w:type="dxa"/>
+        <w:tblBorders>
+          <w:top w:color="BFBFBF" w:space="0" w:sz="4" w:val="single"/>
+          <w:left w:color="BFBFBF" w:space="0" w:sz="4" w:val="single"/>
+          <w:bottom w:color="BFBFBF" w:space="0" w:sz="4" w:val="single"/>
+          <w:right w:color="BFBFBF" w:space="0" w:sz="4" w:val="single"/>
+        </w:tblBorders>
+        <w:shd w:color="auto" w:fill="F4F4F4" w:val="clear"/>
+        <w:tblLayout w:type="fixed"/>
+        <w:tblCellMar>
+          <w:top w:type="dxa" w:w="113"/>
+          <w:left w:type="dxa" w:w="113"/>
+          <w:bottom w:type="dxa" w:w="113"/>
+          <w:right w:type="dxa" w:w="113"/>
+        </w:tblCellMar>
+        <w:tblLook w:val="0000" w:firstRow="0" w:lastRow="0" w:firstColumn="0" w:lastColumn="0" w:noHBand="1" w:noVBand="1"/>
+      </w:tblPr>
+      <w:tblGrid>
+        <w:gridCol w:w="9637"/>
+      </w:tblGrid>
+      <w:tr>
+        <w:tc>
+          <w:tcPr>
+            <w:tcW w:type="dxa" w:w="9637"/>
+            <w:shd w:color="auto" w:fill="F4F4F4" w:val="clear"/>
+          </w:tcPr>
+          <w:p>
+            <w:pPr>
+              <w:pStyle w:val="SourceCode"/>
+              <w:spacing w:before="0" w:after="0" w:line="200" w:lineRule="auto"/>
+            </w:pPr>
+            <w:r>
+              <w:t xml:space="preserve">Приклад: AT</w:t>
+            </w:r>
+          </w:p>
+          <w:p>
+            <w:pPr>
+              <w:pStyle w:val="SourceCode"/>
+              <w:spacing w:before="0" w:after="0" w:line="200" w:lineRule="auto"/>
+            </w:pPr>
+            <w:r>
+              <w:t xml:space="preserve">A у квадраті 1: рядок 0, стовпець 2</w:t>
+            </w:r>
+          </w:p>
+          <w:p>
+            <w:pPr>
+              <w:pStyle w:val="SourceCode"/>
+              <w:spacing w:before="0" w:after="0" w:line="200" w:lineRule="auto"/>
+            </w:pPr>
+            <w:r>
+              <w:t xml:space="preserve">T у квадраті 2: рядок 4, стовпець 0</w:t>
+            </w:r>
+          </w:p>
+          <w:p>
+            <w:pPr>
+              <w:pStyle w:val="SourceCode"/>
+              <w:spacing w:before="0" w:after="0" w:line="200" w:lineRule="auto"/>
+            </w:pPr>
+          </w:p>
+          <w:p>
+            <w:pPr>
+              <w:pStyle w:val="SourceCode"/>
+              <w:spacing w:before="0" w:after="0" w:line="200" w:lineRule="auto"/>
+            </w:pPr>
+            <w:r>
+              <w:t xml:space="preserve">Шифрування:</w:t>
+            </w:r>
+          </w:p>
+          <w:p>
+            <w:pPr>
+              <w:pStyle w:val="SourceCode"/>
+              <w:spacing w:before="0" w:after="0" w:line="200" w:lineRule="auto"/>
+            </w:pPr>
+            <w:r>
+              <w:t xml:space="preserve">- З квадрата 1: рядок A (0), стовпець T (0) → E</w:t>
+            </w:r>
+          </w:p>
+          <w:p>
+            <w:pPr>
+              <w:pStyle w:val="SourceCode"/>
+              <w:spacing w:before="0" w:after="0" w:line="200" w:lineRule="auto"/>
+            </w:pPr>
+            <w:r>
+              <w:t xml:space="preserve">- З квадрата 2: рядок T (4), стовпець A (2) → V</w:t>
+            </w:r>
+          </w:p>
+          <w:p>
+            <w:pPr>
+              <w:pStyle w:val="SourceCode"/>
+              <w:spacing w:before="0" w:after="0" w:line="200" w:lineRule="auto"/>
+            </w:pPr>
+          </w:p>
+          <w:p>
+            <w:pPr>
+              <w:pStyle w:val="SourceCode"/>
+              <w:spacing w:before="0" w:after="0" w:line="200" w:lineRule="auto"/>
+            </w:pPr>
+            <w:r>
+              <w:t xml:space="preserve">AT → EV</w:t>
+            </w:r>
+          </w:p>
+        </w:tc>
+      </w:tr>
+    </w:tbl>
+    <w:p>
+      <w:pPr>
+        <w:spacing w:before="0" w:after="0" w:line="120" w:lineRule="exact"/>
         <w:rPr>
-          <w:rStyle w:val="VerbatimChar"/>
+          <w:sz w:val="4"/>
+          <w:szCs w:val="4"/>
         </w:rPr>
-        <w:t xml:space="preserve">A у квадраті 1: рядок 0, стовпець 2</w:t>
-      </w:r>
-      <w:r>
-        <w:br/>
-      </w:r>
-      <w:r>
-        <w:rPr>
-          <w:rStyle w:val="VerbatimChar"/>
-        </w:rPr>
-        <w:t xml:space="preserve">T у квадраті 2: рядок 4, стовпець 0</w:t>
-      </w:r>
-      <w:r>
-        <w:br/>
-      </w:r>
-      <w:r>
-        <w:br/>
-      </w:r>
-      <w:r>
-        <w:rPr>
-          <w:rStyle w:val="VerbatimChar"/>
-        </w:rPr>
-        <w:t xml:space="preserve">Шифрування:</w:t>
-      </w:r>
-      <w:r>
-        <w:br/>
-      </w:r>
-      <w:r>
-        <w:rPr>
-          <w:rStyle w:val="VerbatimChar"/>
-        </w:rPr>
-        <w:t xml:space="preserve">- З квадрата 1: рядок A (0), стовпець T (0) → E</w:t>
-      </w:r>
-      <w:r>
-        <w:br/>
-      </w:r>
-      <w:r>
-        <w:rPr>
-          <w:rStyle w:val="VerbatimChar"/>
-        </w:rPr>
-        <w:t xml:space="preserve">- З квадрата 2: рядок T (4), стовпець A (2) → V</w:t>
-      </w:r>
-      <w:r>
-        <w:br/>
-      </w:r>
-      <w:r>
-        <w:br/>
-      </w:r>
-      <w:r>
-        <w:rPr>
-          <w:rStyle w:val="VerbatimChar"/>
-        </w:rPr>
-        <w:t xml:space="preserve">AT → EV</w:t>
-      </w:r>
+      </w:pPr>
     </w:p>
     <w:p>
       <w:pPr>
@@ -936,636 +1196,761 @@
     </w:p>
     <w:p>
       <w:pPr>
-        <w:pStyle w:val="SourceCode"/>
-      </w:pPr>
-      <w:r>
+        <w:spacing w:before="0" w:after="0" w:line="120" w:lineRule="exact"/>
         <w:rPr>
-          <w:rStyle w:val="VerbatimChar"/>
+          <w:sz w:val="4"/>
+          <w:szCs w:val="4"/>
         </w:rPr>
-        <w:t xml:space="preserve">#include &lt;iostream&gt;</w:t>
-      </w:r>
-      <w:r>
-        <w:br/>
-      </w:r>
-      <w:r>
+      </w:pPr>
+    </w:p>
+    <w:tbl>
+      <w:tblPr>
+        <w:tblStyle w:val="SourceCodeTable"/>
+        <w:tblW w:type="dxa" w:w="9637"/>
+        <w:tblInd w:w="0" w:type="dxa"/>
+        <w:tblBorders>
+          <w:top w:color="BFBFBF" w:space="0" w:sz="4" w:val="single"/>
+          <w:left w:color="BFBFBF" w:space="0" w:sz="4" w:val="single"/>
+          <w:bottom w:color="BFBFBF" w:space="0" w:sz="4" w:val="single"/>
+          <w:right w:color="BFBFBF" w:space="0" w:sz="4" w:val="single"/>
+        </w:tblBorders>
+        <w:shd w:color="auto" w:fill="F4F4F4" w:val="clear"/>
+        <w:tblLayout w:type="fixed"/>
+        <w:tblCellMar>
+          <w:top w:type="dxa" w:w="113"/>
+          <w:left w:type="dxa" w:w="113"/>
+          <w:bottom w:type="dxa" w:w="113"/>
+          <w:right w:type="dxa" w:w="113"/>
+        </w:tblCellMar>
+        <w:tblLook w:val="0000" w:firstRow="0" w:lastRow="0" w:firstColumn="0" w:lastColumn="0" w:noHBand="1" w:noVBand="1"/>
+      </w:tblPr>
+      <w:tblGrid>
+        <w:gridCol w:w="9637"/>
+      </w:tblGrid>
+      <w:tr>
+        <w:tc>
+          <w:tcPr>
+            <w:tcW w:type="dxa" w:w="9637"/>
+            <w:shd w:color="auto" w:fill="F4F4F4" w:val="clear"/>
+          </w:tcPr>
+          <w:p>
+            <w:pPr>
+              <w:pStyle w:val="SourceCode"/>
+              <w:spacing w:before="0" w:after="0" w:line="200" w:lineRule="auto"/>
+            </w:pPr>
+            <w:r>
+              <w:t xml:space="preserve">#include &lt;iostream&gt;</w:t>
+            </w:r>
+          </w:p>
+          <w:p>
+            <w:pPr>
+              <w:pStyle w:val="SourceCode"/>
+              <w:spacing w:before="0" w:after="0" w:line="200" w:lineRule="auto"/>
+            </w:pPr>
+            <w:r>
+              <w:t xml:space="preserve">#include &lt;string&gt;</w:t>
+            </w:r>
+          </w:p>
+          <w:p>
+            <w:pPr>
+              <w:pStyle w:val="SourceCode"/>
+              <w:spacing w:before="0" w:after="0" w:line="200" w:lineRule="auto"/>
+            </w:pPr>
+            <w:r>
+              <w:t xml:space="preserve">#include &lt;vector&gt;</w:t>
+            </w:r>
+          </w:p>
+          <w:p>
+            <w:pPr>
+              <w:pStyle w:val="SourceCode"/>
+              <w:spacing w:before="0" w:after="0" w:line="200" w:lineRule="auto"/>
+            </w:pPr>
+            <w:r>
+              <w:t xml:space="preserve">#include &lt;cctype&gt;</w:t>
+            </w:r>
+          </w:p>
+          <w:p>
+            <w:pPr>
+              <w:pStyle w:val="SourceCode"/>
+              <w:spacing w:before="0" w:after="0" w:line="200" w:lineRule="auto"/>
+            </w:pPr>
+          </w:p>
+          <w:p>
+            <w:pPr>
+              <w:pStyle w:val="SourceCode"/>
+              <w:spacing w:before="0" w:after="0" w:line="200" w:lineRule="auto"/>
+            </w:pPr>
+            <w:r>
+              <w:t xml:space="preserve">using Matrix = std::vector&lt;std::string&gt;;  // 5 рядків по 5 літер</w:t>
+            </w:r>
+          </w:p>
+          <w:p>
+            <w:pPr>
+              <w:pStyle w:val="SourceCode"/>
+              <w:spacing w:before="0" w:after="0" w:line="200" w:lineRule="auto"/>
+            </w:pPr>
+          </w:p>
+          <w:p>
+            <w:pPr>
+              <w:pStyle w:val="SourceCode"/>
+              <w:spacing w:before="0" w:after="0" w:line="200" w:lineRule="auto"/>
+            </w:pPr>
+            <w:r>
+              <w:t xml:space="preserve">// Матриця 5x5: спершу літери ключа без повторів, далі решта абетки без J</w:t>
+            </w:r>
+          </w:p>
+          <w:p>
+            <w:pPr>
+              <w:pStyle w:val="SourceCode"/>
+              <w:spacing w:before="0" w:after="0" w:line="200" w:lineRule="auto"/>
+            </w:pPr>
+            <w:r>
+              <w:t xml:space="preserve">Matrix createMatrix(const std::string&amp; keyword) {</w:t>
+            </w:r>
+          </w:p>
+          <w:p>
+            <w:pPr>
+              <w:pStyle w:val="SourceCode"/>
+              <w:spacing w:before="0" w:after="0" w:line="200" w:lineRule="auto"/>
+            </w:pPr>
+            <w:r>
+              <w:t xml:space="preserve">    const std::string alphabet = "ABCDEFGHIKLMNOPQRSTUVWXYZ";  // без J</w:t>
+            </w:r>
+          </w:p>
+          <w:p>
+            <w:pPr>
+              <w:pStyle w:val="SourceCode"/>
+              <w:spacing w:before="0" w:after="0" w:line="200" w:lineRule="auto"/>
+            </w:pPr>
+            <w:r>
+              <w:t xml:space="preserve">    bool used[26] = { false };</w:t>
+            </w:r>
+          </w:p>
+          <w:p>
+            <w:pPr>
+              <w:pStyle w:val="SourceCode"/>
+              <w:spacing w:before="0" w:after="0" w:line="200" w:lineRule="auto"/>
+            </w:pPr>
+            <w:r>
+              <w:t xml:space="preserve">    std::string chars;</w:t>
+            </w:r>
+          </w:p>
+          <w:p>
+            <w:pPr>
+              <w:pStyle w:val="SourceCode"/>
+              <w:spacing w:before="0" w:after="0" w:line="200" w:lineRule="auto"/>
+            </w:pPr>
+          </w:p>
+          <w:p>
+            <w:pPr>
+              <w:pStyle w:val="SourceCode"/>
+              <w:spacing w:before="0" w:after="0" w:line="200" w:lineRule="auto"/>
+            </w:pPr>
+            <w:r>
+              <w:t xml:space="preserve">    for (char c : keyword) {</w:t>
+            </w:r>
+          </w:p>
+          <w:p>
+            <w:pPr>
+              <w:pStyle w:val="SourceCode"/>
+              <w:spacing w:before="0" w:after="0" w:line="200" w:lineRule="auto"/>
+            </w:pPr>
+            <w:r>
+              <w:t xml:space="preserve">        char up = static_cast&lt;char&gt;(std::toupper(static_cast&lt;unsigned char&gt;(c)));</w:t>
+            </w:r>
+          </w:p>
+          <w:p>
+            <w:pPr>
+              <w:pStyle w:val="SourceCode"/>
+              <w:spacing w:before="0" w:after="0" w:line="200" w:lineRule="auto"/>
+            </w:pPr>
+            <w:r>
+              <w:t xml:space="preserve">        if (up == 'J') up = 'I';</w:t>
+            </w:r>
+          </w:p>
+          <w:p>
+            <w:pPr>
+              <w:pStyle w:val="SourceCode"/>
+              <w:spacing w:before="0" w:after="0" w:line="200" w:lineRule="auto"/>
+            </w:pPr>
+            <w:r>
+              <w:t xml:space="preserve">        if (up &gt;= 'A' &amp;&amp; up &lt;= 'Z' &amp;&amp; !used[up - 'A']) {</w:t>
+            </w:r>
+          </w:p>
+          <w:p>
+            <w:pPr>
+              <w:pStyle w:val="SourceCode"/>
+              <w:spacing w:before="0" w:after="0" w:line="200" w:lineRule="auto"/>
+            </w:pPr>
+            <w:r>
+              <w:t xml:space="preserve">            used[up - 'A'] = true;</w:t>
+            </w:r>
+          </w:p>
+          <w:p>
+            <w:pPr>
+              <w:pStyle w:val="SourceCode"/>
+              <w:spacing w:before="0" w:after="0" w:line="200" w:lineRule="auto"/>
+            </w:pPr>
+            <w:r>
+              <w:t xml:space="preserve">            chars += up;</w:t>
+            </w:r>
+          </w:p>
+          <w:p>
+            <w:pPr>
+              <w:pStyle w:val="SourceCode"/>
+              <w:spacing w:before="0" w:after="0" w:line="200" w:lineRule="auto"/>
+            </w:pPr>
+            <w:r>
+              <w:t xml:space="preserve">        }</w:t>
+            </w:r>
+          </w:p>
+          <w:p>
+            <w:pPr>
+              <w:pStyle w:val="SourceCode"/>
+              <w:spacing w:before="0" w:after="0" w:line="200" w:lineRule="auto"/>
+            </w:pPr>
+            <w:r>
+              <w:t xml:space="preserve">    }</w:t>
+            </w:r>
+          </w:p>
+          <w:p>
+            <w:pPr>
+              <w:pStyle w:val="SourceCode"/>
+              <w:spacing w:before="0" w:after="0" w:line="200" w:lineRule="auto"/>
+            </w:pPr>
+          </w:p>
+          <w:p>
+            <w:pPr>
+              <w:pStyle w:val="SourceCode"/>
+              <w:spacing w:before="0" w:after="0" w:line="200" w:lineRule="auto"/>
+            </w:pPr>
+            <w:r>
+              <w:t xml:space="preserve">    for (char c : alphabet) {</w:t>
+            </w:r>
+          </w:p>
+          <w:p>
+            <w:pPr>
+              <w:pStyle w:val="SourceCode"/>
+              <w:spacing w:before="0" w:after="0" w:line="200" w:lineRule="auto"/>
+            </w:pPr>
+            <w:r>
+              <w:t xml:space="preserve">        if (!used[c - 'A']) {</w:t>
+            </w:r>
+          </w:p>
+          <w:p>
+            <w:pPr>
+              <w:pStyle w:val="SourceCode"/>
+              <w:spacing w:before="0" w:after="0" w:line="200" w:lineRule="auto"/>
+            </w:pPr>
+            <w:r>
+              <w:t xml:space="preserve">            used[c - 'A'] = true;</w:t>
+            </w:r>
+          </w:p>
+          <w:p>
+            <w:pPr>
+              <w:pStyle w:val="SourceCode"/>
+              <w:spacing w:before="0" w:after="0" w:line="200" w:lineRule="auto"/>
+            </w:pPr>
+            <w:r>
+              <w:t xml:space="preserve">            chars += c;</w:t>
+            </w:r>
+          </w:p>
+          <w:p>
+            <w:pPr>
+              <w:pStyle w:val="SourceCode"/>
+              <w:spacing w:before="0" w:after="0" w:line="200" w:lineRule="auto"/>
+            </w:pPr>
+            <w:r>
+              <w:t xml:space="preserve">        }</w:t>
+            </w:r>
+          </w:p>
+          <w:p>
+            <w:pPr>
+              <w:pStyle w:val="SourceCode"/>
+              <w:spacing w:before="0" w:after="0" w:line="200" w:lineRule="auto"/>
+            </w:pPr>
+            <w:r>
+              <w:t xml:space="preserve">    }</w:t>
+            </w:r>
+          </w:p>
+          <w:p>
+            <w:pPr>
+              <w:pStyle w:val="SourceCode"/>
+              <w:spacing w:before="0" w:after="0" w:line="200" w:lineRule="auto"/>
+            </w:pPr>
+          </w:p>
+          <w:p>
+            <w:pPr>
+              <w:pStyle w:val="SourceCode"/>
+              <w:spacing w:before="0" w:after="0" w:line="200" w:lineRule="auto"/>
+            </w:pPr>
+            <w:r>
+              <w:t xml:space="preserve">    Matrix matrix(5);</w:t>
+            </w:r>
+          </w:p>
+          <w:p>
+            <w:pPr>
+              <w:pStyle w:val="SourceCode"/>
+              <w:spacing w:before="0" w:after="0" w:line="200" w:lineRule="auto"/>
+            </w:pPr>
+            <w:r>
+              <w:t xml:space="preserve">    for (int row = 0; row &lt; 5; ++row) {</w:t>
+            </w:r>
+          </w:p>
+          <w:p>
+            <w:pPr>
+              <w:pStyle w:val="SourceCode"/>
+              <w:spacing w:before="0" w:after="0" w:line="200" w:lineRule="auto"/>
+            </w:pPr>
+            <w:r>
+              <w:t xml:space="preserve">        matrix[row] = chars.substr(row * 5, 5);</w:t>
+            </w:r>
+          </w:p>
+          <w:p>
+            <w:pPr>
+              <w:pStyle w:val="SourceCode"/>
+              <w:spacing w:before="0" w:after="0" w:line="200" w:lineRule="auto"/>
+            </w:pPr>
+            <w:r>
+              <w:t xml:space="preserve">    }</w:t>
+            </w:r>
+          </w:p>
+          <w:p>
+            <w:pPr>
+              <w:pStyle w:val="SourceCode"/>
+              <w:spacing w:before="0" w:after="0" w:line="200" w:lineRule="auto"/>
+            </w:pPr>
+            <w:r>
+              <w:t xml:space="preserve">    return matrix;</w:t>
+            </w:r>
+          </w:p>
+          <w:p>
+            <w:pPr>
+              <w:pStyle w:val="SourceCode"/>
+              <w:spacing w:before="0" w:after="0" w:line="200" w:lineRule="auto"/>
+            </w:pPr>
+            <w:r>
+              <w:t xml:space="preserve">}</w:t>
+            </w:r>
+          </w:p>
+          <w:p>
+            <w:pPr>
+              <w:pStyle w:val="SourceCode"/>
+              <w:spacing w:before="0" w:after="0" w:line="200" w:lineRule="auto"/>
+            </w:pPr>
+          </w:p>
+          <w:p>
+            <w:pPr>
+              <w:pStyle w:val="SourceCode"/>
+              <w:spacing w:before="0" w:after="0" w:line="200" w:lineRule="auto"/>
+            </w:pPr>
+            <w:r>
+              <w:t xml:space="preserve">// Позиція літери в матриці; повертає false, якщо літери немає</w:t>
+            </w:r>
+          </w:p>
+          <w:p>
+            <w:pPr>
+              <w:pStyle w:val="SourceCode"/>
+              <w:spacing w:before="0" w:after="0" w:line="200" w:lineRule="auto"/>
+            </w:pPr>
+            <w:r>
+              <w:t xml:space="preserve">bool findPosition(const Matrix&amp; matrix, char c, int&amp; row, int&amp; col) {</w:t>
+            </w:r>
+          </w:p>
+          <w:p>
+            <w:pPr>
+              <w:pStyle w:val="SourceCode"/>
+              <w:spacing w:before="0" w:after="0" w:line="200" w:lineRule="auto"/>
+            </w:pPr>
+            <w:r>
+              <w:t xml:space="preserve">    char up = static_cast&lt;char&gt;(std::toupper(static_cast&lt;unsigned char&gt;(c)));</w:t>
+            </w:r>
+          </w:p>
+          <w:p>
+            <w:pPr>
+              <w:pStyle w:val="SourceCode"/>
+              <w:spacing w:before="0" w:after="0" w:line="200" w:lineRule="auto"/>
+            </w:pPr>
+            <w:r>
+              <w:t xml:space="preserve">    if (up == 'J') up = 'I';</w:t>
+            </w:r>
+          </w:p>
+          <w:p>
+            <w:pPr>
+              <w:pStyle w:val="SourceCode"/>
+              <w:spacing w:before="0" w:after="0" w:line="200" w:lineRule="auto"/>
+            </w:pPr>
+          </w:p>
+          <w:p>
+            <w:pPr>
+              <w:pStyle w:val="SourceCode"/>
+              <w:spacing w:before="0" w:after="0" w:line="200" w:lineRule="auto"/>
+            </w:pPr>
+            <w:r>
+              <w:t xml:space="preserve">    for (row = 0; row &lt; 5; ++row) {</w:t>
+            </w:r>
+          </w:p>
+          <w:p>
+            <w:pPr>
+              <w:pStyle w:val="SourceCode"/>
+              <w:spacing w:before="0" w:after="0" w:line="200" w:lineRule="auto"/>
+            </w:pPr>
+            <w:r>
+              <w:t xml:space="preserve">        for (col = 0; col &lt; 5; ++col) {</w:t>
+            </w:r>
+          </w:p>
+          <w:p>
+            <w:pPr>
+              <w:pStyle w:val="SourceCode"/>
+              <w:spacing w:before="0" w:after="0" w:line="200" w:lineRule="auto"/>
+            </w:pPr>
+            <w:r>
+              <w:t xml:space="preserve">            if (matrix[row][col] == up) {</w:t>
+            </w:r>
+          </w:p>
+          <w:p>
+            <w:pPr>
+              <w:pStyle w:val="SourceCode"/>
+              <w:spacing w:before="0" w:after="0" w:line="200" w:lineRule="auto"/>
+            </w:pPr>
+            <w:r>
+              <w:t xml:space="preserve">                return true;</w:t>
+            </w:r>
+          </w:p>
+          <w:p>
+            <w:pPr>
+              <w:pStyle w:val="SourceCode"/>
+              <w:spacing w:before="0" w:after="0" w:line="200" w:lineRule="auto"/>
+            </w:pPr>
+            <w:r>
+              <w:t xml:space="preserve">            }</w:t>
+            </w:r>
+          </w:p>
+          <w:p>
+            <w:pPr>
+              <w:pStyle w:val="SourceCode"/>
+              <w:spacing w:before="0" w:after="0" w:line="200" w:lineRule="auto"/>
+            </w:pPr>
+            <w:r>
+              <w:t xml:space="preserve">        }</w:t>
+            </w:r>
+          </w:p>
+          <w:p>
+            <w:pPr>
+              <w:pStyle w:val="SourceCode"/>
+              <w:spacing w:before="0" w:after="0" w:line="200" w:lineRule="auto"/>
+            </w:pPr>
+            <w:r>
+              <w:t xml:space="preserve">    }</w:t>
+            </w:r>
+          </w:p>
+          <w:p>
+            <w:pPr>
+              <w:pStyle w:val="SourceCode"/>
+              <w:spacing w:before="0" w:after="0" w:line="200" w:lineRule="auto"/>
+            </w:pPr>
+            <w:r>
+              <w:t xml:space="preserve">    return false;</w:t>
+            </w:r>
+          </w:p>
+          <w:p>
+            <w:pPr>
+              <w:pStyle w:val="SourceCode"/>
+              <w:spacing w:before="0" w:after="0" w:line="200" w:lineRule="auto"/>
+            </w:pPr>
+            <w:r>
+              <w:t xml:space="preserve">}</w:t>
+            </w:r>
+          </w:p>
+          <w:p>
+            <w:pPr>
+              <w:pStyle w:val="SourceCode"/>
+              <w:spacing w:before="0" w:after="0" w:line="200" w:lineRule="auto"/>
+            </w:pPr>
+          </w:p>
+          <w:p>
+            <w:pPr>
+              <w:pStyle w:val="SourceCode"/>
+              <w:spacing w:before="0" w:after="0" w:line="200" w:lineRule="auto"/>
+            </w:pPr>
+            <w:r>
+              <w:t xml:space="preserve">void printMatrix(const Matrix&amp; matrix, const std::string&amp; title) {</w:t>
+            </w:r>
+          </w:p>
+          <w:p>
+            <w:pPr>
+              <w:pStyle w:val="SourceCode"/>
+              <w:spacing w:before="0" w:after="0" w:line="200" w:lineRule="auto"/>
+            </w:pPr>
+            <w:r>
+              <w:t xml:space="preserve">    if (!title.empty()) {</w:t>
+            </w:r>
+          </w:p>
+          <w:p>
+            <w:pPr>
+              <w:pStyle w:val="SourceCode"/>
+              <w:spacing w:before="0" w:after="0" w:line="200" w:lineRule="auto"/>
+            </w:pPr>
+            <w:r>
+              <w:t xml:space="preserve">        std::cout &lt;&lt; title &lt;&lt; "\n";</w:t>
+            </w:r>
+          </w:p>
+          <w:p>
+            <w:pPr>
+              <w:pStyle w:val="SourceCode"/>
+              <w:spacing w:before="0" w:after="0" w:line="200" w:lineRule="auto"/>
+            </w:pPr>
+            <w:r>
+              <w:t xml:space="preserve">    }</w:t>
+            </w:r>
+          </w:p>
+          <w:p>
+            <w:pPr>
+              <w:pStyle w:val="SourceCode"/>
+              <w:spacing w:before="0" w:after="0" w:line="200" w:lineRule="auto"/>
+            </w:pPr>
+            <w:r>
+              <w:t xml:space="preserve">    for (const std::string&amp; row : matrix) {</w:t>
+            </w:r>
+          </w:p>
+          <w:p>
+            <w:pPr>
+              <w:pStyle w:val="SourceCode"/>
+              <w:spacing w:before="0" w:after="0" w:line="200" w:lineRule="auto"/>
+            </w:pPr>
+            <w:r>
+              <w:t xml:space="preserve">        for (char c : row) {</w:t>
+            </w:r>
+          </w:p>
+          <w:p>
+            <w:pPr>
+              <w:pStyle w:val="SourceCode"/>
+              <w:spacing w:before="0" w:after="0" w:line="200" w:lineRule="auto"/>
+            </w:pPr>
+            <w:r>
+              <w:t xml:space="preserve">            std::cout &lt;&lt; c &lt;&lt; ' ';</w:t>
+            </w:r>
+          </w:p>
+          <w:p>
+            <w:pPr>
+              <w:pStyle w:val="SourceCode"/>
+              <w:spacing w:before="0" w:after="0" w:line="200" w:lineRule="auto"/>
+            </w:pPr>
+            <w:r>
+              <w:t xml:space="preserve">        }</w:t>
+            </w:r>
+          </w:p>
+          <w:p>
+            <w:pPr>
+              <w:pStyle w:val="SourceCode"/>
+              <w:spacing w:before="0" w:after="0" w:line="200" w:lineRule="auto"/>
+            </w:pPr>
+            <w:r>
+              <w:t xml:space="preserve">        std::cout &lt;&lt; "\n";</w:t>
+            </w:r>
+          </w:p>
+          <w:p>
+            <w:pPr>
+              <w:pStyle w:val="SourceCode"/>
+              <w:spacing w:before="0" w:after="0" w:line="200" w:lineRule="auto"/>
+            </w:pPr>
+            <w:r>
+              <w:t xml:space="preserve">    }</w:t>
+            </w:r>
+          </w:p>
+          <w:p>
+            <w:pPr>
+              <w:pStyle w:val="SourceCode"/>
+              <w:spacing w:before="0" w:after="0" w:line="200" w:lineRule="auto"/>
+            </w:pPr>
+            <w:r>
+              <w:t xml:space="preserve">}</w:t>
+            </w:r>
+          </w:p>
+          <w:p>
+            <w:pPr>
+              <w:pStyle w:val="SourceCode"/>
+              <w:spacing w:before="0" w:after="0" w:line="200" w:lineRule="auto"/>
+            </w:pPr>
+          </w:p>
+          <w:p>
+            <w:pPr>
+              <w:pStyle w:val="SourceCode"/>
+              <w:spacing w:before="0" w:after="0" w:line="200" w:lineRule="auto"/>
+            </w:pPr>
+            <w:r>
+              <w:t xml:space="preserve">int main() {</w:t>
+            </w:r>
+          </w:p>
+          <w:p>
+            <w:pPr>
+              <w:pStyle w:val="SourceCode"/>
+              <w:spacing w:before="0" w:after="0" w:line="200" w:lineRule="auto"/>
+            </w:pPr>
+            <w:r>
+              <w:t xml:space="preserve">    std::string keyword = "MONARCHY";</w:t>
+            </w:r>
+          </w:p>
+          <w:p>
+            <w:pPr>
+              <w:pStyle w:val="SourceCode"/>
+              <w:spacing w:before="0" w:after="0" w:line="200" w:lineRule="auto"/>
+            </w:pPr>
+            <w:r>
+              <w:t xml:space="preserve">    Matrix matrix = createMatrix(keyword);</w:t>
+            </w:r>
+          </w:p>
+          <w:p>
+            <w:pPr>
+              <w:pStyle w:val="SourceCode"/>
+              <w:spacing w:before="0" w:after="0" w:line="200" w:lineRule="auto"/>
+            </w:pPr>
+            <w:r>
+              <w:t xml:space="preserve">    printMatrix(matrix, "Матриця для ключа " + keyword + ":");</w:t>
+            </w:r>
+          </w:p>
+          <w:p>
+            <w:pPr>
+              <w:pStyle w:val="SourceCode"/>
+              <w:spacing w:before="0" w:after="0" w:line="200" w:lineRule="auto"/>
+            </w:pPr>
+            <w:r>
+              <w:t xml:space="preserve">    return 0;</w:t>
+            </w:r>
+          </w:p>
+          <w:p>
+            <w:pPr>
+              <w:pStyle w:val="SourceCode"/>
+              <w:spacing w:before="0" w:after="0" w:line="200" w:lineRule="auto"/>
+            </w:pPr>
+            <w:r>
+              <w:t xml:space="preserve">}</w:t>
+            </w:r>
+          </w:p>
+        </w:tc>
+      </w:tr>
+    </w:tbl>
+    <w:p>
+      <w:pPr>
+        <w:spacing w:before="0" w:after="0" w:line="120" w:lineRule="exact"/>
         <w:rPr>
-          <w:rStyle w:val="VerbatimChar"/>
+          <w:sz w:val="4"/>
+          <w:szCs w:val="4"/>
         </w:rPr>
-        <w:t xml:space="preserve">#include &lt;string&gt;</w:t>
-      </w:r>
-      <w:r>
-        <w:br/>
-      </w:r>
-      <w:r>
+      </w:pPr>
+    </w:p>
+    <w:p>
+      <w:pPr>
+        <w:pStyle w:val="FirstParagraph"/>
+      </w:pPr>
+      <w:r>
+        <w:t xml:space="preserve">Результат роботи програми:</w:t>
+      </w:r>
+    </w:p>
+    <w:p>
+      <w:pPr>
+        <w:spacing w:before="0" w:after="0" w:line="120" w:lineRule="exact"/>
         <w:rPr>
-          <w:rStyle w:val="VerbatimChar"/>
+          <w:sz w:val="4"/>
+          <w:szCs w:val="4"/>
         </w:rPr>
-        <w:t xml:space="preserve">#include &lt;vector&gt;</w:t>
-      </w:r>
-      <w:r>
-        <w:br/>
-      </w:r>
-      <w:r>
+      </w:pPr>
+    </w:p>
+    <w:tbl>
+      <w:tblPr>
+        <w:tblStyle w:val="SourceCodeTable"/>
+        <w:tblW w:type="dxa" w:w="9637"/>
+        <w:tblInd w:w="0" w:type="dxa"/>
+        <w:tblBorders>
+          <w:top w:color="BFBFBF" w:space="0" w:sz="4" w:val="single"/>
+          <w:left w:color="BFBFBF" w:space="0" w:sz="4" w:val="single"/>
+          <w:bottom w:color="BFBFBF" w:space="0" w:sz="4" w:val="single"/>
+          <w:right w:color="BFBFBF" w:space="0" w:sz="4" w:val="single"/>
+        </w:tblBorders>
+        <w:shd w:color="auto" w:fill="F4F4F4" w:val="clear"/>
+        <w:tblLayout w:type="fixed"/>
+        <w:tblCellMar>
+          <w:top w:type="dxa" w:w="113"/>
+          <w:left w:type="dxa" w:w="113"/>
+          <w:bottom w:type="dxa" w:w="113"/>
+          <w:right w:type="dxa" w:w="113"/>
+        </w:tblCellMar>
+        <w:tblLook w:val="0000" w:firstRow="0" w:lastRow="0" w:firstColumn="0" w:lastColumn="0" w:noHBand="1" w:noVBand="1"/>
+      </w:tblPr>
+      <w:tblGrid>
+        <w:gridCol w:w="9637"/>
+      </w:tblGrid>
+      <w:tr>
+        <w:tc>
+          <w:tcPr>
+            <w:tcW w:type="dxa" w:w="9637"/>
+            <w:shd w:color="auto" w:fill="F4F4F4" w:val="clear"/>
+          </w:tcPr>
+          <w:p>
+            <w:pPr>
+              <w:pStyle w:val="SourceCode"/>
+              <w:spacing w:before="0" w:after="0" w:line="200" w:lineRule="auto"/>
+            </w:pPr>
+            <w:r>
+              <w:t xml:space="preserve">Матриця для ключа MONARCHY:</w:t>
+            </w:r>
+          </w:p>
+          <w:p>
+            <w:pPr>
+              <w:pStyle w:val="SourceCode"/>
+              <w:spacing w:before="0" w:after="0" w:line="200" w:lineRule="auto"/>
+            </w:pPr>
+            <w:r>
+              <w:t xml:space="preserve">M O N A R</w:t>
+            </w:r>
+          </w:p>
+          <w:p>
+            <w:pPr>
+              <w:pStyle w:val="SourceCode"/>
+              <w:spacing w:before="0" w:after="0" w:line="200" w:lineRule="auto"/>
+            </w:pPr>
+            <w:r>
+              <w:t xml:space="preserve">C H Y B D</w:t>
+            </w:r>
+          </w:p>
+          <w:p>
+            <w:pPr>
+              <w:pStyle w:val="SourceCode"/>
+              <w:spacing w:before="0" w:after="0" w:line="200" w:lineRule="auto"/>
+            </w:pPr>
+            <w:r>
+              <w:t xml:space="preserve">E F G I K</w:t>
+            </w:r>
+          </w:p>
+          <w:p>
+            <w:pPr>
+              <w:pStyle w:val="SourceCode"/>
+              <w:spacing w:before="0" w:after="0" w:line="200" w:lineRule="auto"/>
+            </w:pPr>
+            <w:r>
+              <w:t xml:space="preserve">L P Q S T</w:t>
+            </w:r>
+          </w:p>
+          <w:p>
+            <w:pPr>
+              <w:pStyle w:val="SourceCode"/>
+              <w:spacing w:before="0" w:after="0" w:line="200" w:lineRule="auto"/>
+            </w:pPr>
+            <w:r>
+              <w:t xml:space="preserve">U V W X Z</w:t>
+            </w:r>
+          </w:p>
+        </w:tc>
+      </w:tr>
+    </w:tbl>
+    <w:p>
+      <w:pPr>
+        <w:spacing w:before="0" w:after="0" w:line="120" w:lineRule="exact"/>
         <w:rPr>
-          <w:rStyle w:val="VerbatimChar"/>
+          <w:sz w:val="4"/>
+          <w:szCs w:val="4"/>
         </w:rPr>
-        <w:t xml:space="preserve">#include &lt;cctype&gt;</w:t>
-      </w:r>
-      <w:r>
-        <w:br/>
-      </w:r>
-      <w:r>
-        <w:br/>
-      </w:r>
-      <w:r>
-        <w:rPr>
-          <w:rStyle w:val="VerbatimChar"/>
-        </w:rPr>
-        <w:t xml:space="preserve">using Matrix = std::vector&lt;std::string&gt;;  // 5 рядків по 5 літер</w:t>
-      </w:r>
-      <w:r>
-        <w:br/>
-      </w:r>
-      <w:r>
-        <w:br/>
-      </w:r>
-      <w:r>
-        <w:rPr>
-          <w:rStyle w:val="VerbatimChar"/>
-        </w:rPr>
-        <w:t xml:space="preserve">// Матриця 5x5: спершу літери ключа без повторів, далі решта абетки без J</w:t>
-      </w:r>
-      <w:r>
-        <w:br/>
-      </w:r>
-      <w:r>
-        <w:rPr>
-          <w:rStyle w:val="VerbatimChar"/>
-        </w:rPr>
-        <w:t xml:space="preserve">Matrix createMatrix(const std::string&amp; keyword) {</w:t>
-      </w:r>
-      <w:r>
-        <w:br/>
-      </w:r>
-      <w:r>
-        <w:rPr>
-          <w:rStyle w:val="VerbatimChar"/>
-        </w:rPr>
-        <w:t xml:space="preserve">    const std::string alphabet = "ABCDEFGHIKLMNOPQRSTUVWXYZ";  // без J</w:t>
-      </w:r>
-      <w:r>
-        <w:br/>
-      </w:r>
-      <w:r>
-        <w:rPr>
-          <w:rStyle w:val="VerbatimChar"/>
-        </w:rPr>
-        <w:t xml:space="preserve">    bool used[26] = { false };</w:t>
-      </w:r>
-      <w:r>
-        <w:br/>
-      </w:r>
-      <w:r>
-        <w:rPr>
-          <w:rStyle w:val="VerbatimChar"/>
-        </w:rPr>
-        <w:t xml:space="preserve">    std::string chars;</w:t>
-      </w:r>
-      <w:r>
-        <w:br/>
-      </w:r>
-      <w:r>
-        <w:br/>
-      </w:r>
-      <w:r>
-        <w:rPr>
-          <w:rStyle w:val="VerbatimChar"/>
-        </w:rPr>
-        <w:t xml:space="preserve">    for (char c : keyword) {</w:t>
-      </w:r>
-      <w:r>
-        <w:br/>
-      </w:r>
-      <w:r>
-        <w:rPr>
-          <w:rStyle w:val="VerbatimChar"/>
-        </w:rPr>
-        <w:t xml:space="preserve">        char up = static_cast&lt;char&gt;(std::toupper(static_cast&lt;unsigned char&gt;(c)));</w:t>
-      </w:r>
-      <w:r>
-        <w:br/>
-      </w:r>
-      <w:r>
-        <w:rPr>
-          <w:rStyle w:val="VerbatimChar"/>
-        </w:rPr>
-        <w:t xml:space="preserve">        if (up == 'J') up = 'I';</w:t>
-      </w:r>
-      <w:r>
-        <w:br/>
-      </w:r>
-      <w:r>
-        <w:rPr>
-          <w:rStyle w:val="VerbatimChar"/>
-        </w:rPr>
-        <w:t xml:space="preserve">        if (up &gt;= 'A' &amp;&amp; up &lt;= 'Z' &amp;&amp; !used[up - 'A']) {</w:t>
-      </w:r>
-      <w:r>
-        <w:br/>
-      </w:r>
-      <w:r>
-        <w:rPr>
-          <w:rStyle w:val="VerbatimChar"/>
-        </w:rPr>
-        <w:t xml:space="preserve">            used[up - 'A'] = true;</w:t>
-      </w:r>
-      <w:r>
-        <w:br/>
-      </w:r>
-      <w:r>
-        <w:rPr>
-          <w:rStyle w:val="VerbatimChar"/>
-        </w:rPr>
-        <w:t xml:space="preserve">            chars += up;</w:t>
-      </w:r>
-      <w:r>
-        <w:br/>
-      </w:r>
-      <w:r>
-        <w:rPr>
-          <w:rStyle w:val="VerbatimChar"/>
-        </w:rPr>
-        <w:t xml:space="preserve">        }</w:t>
-      </w:r>
-      <w:r>
-        <w:br/>
-      </w:r>
-      <w:r>
-        <w:rPr>
-          <w:rStyle w:val="VerbatimChar"/>
-        </w:rPr>
-        <w:t xml:space="preserve">    }</w:t>
-      </w:r>
-      <w:r>
-        <w:br/>
-      </w:r>
-      <w:r>
-        <w:br/>
-      </w:r>
-      <w:r>
-        <w:rPr>
-          <w:rStyle w:val="VerbatimChar"/>
-        </w:rPr>
-        <w:t xml:space="preserve">    for (char c : alphabet) {</w:t>
-      </w:r>
-      <w:r>
-        <w:br/>
-      </w:r>
-      <w:r>
-        <w:rPr>
-          <w:rStyle w:val="VerbatimChar"/>
-        </w:rPr>
-        <w:t xml:space="preserve">        if (!used[c - 'A']) {</w:t>
-      </w:r>
-      <w:r>
-        <w:br/>
-      </w:r>
-      <w:r>
-        <w:rPr>
-          <w:rStyle w:val="VerbatimChar"/>
-        </w:rPr>
-        <w:t xml:space="preserve">            used[c - 'A'] = true;</w:t>
-      </w:r>
-      <w:r>
-        <w:br/>
-      </w:r>
-      <w:r>
-        <w:rPr>
-          <w:rStyle w:val="VerbatimChar"/>
-        </w:rPr>
-        <w:t xml:space="preserve">            chars += c;</w:t>
-      </w:r>
-      <w:r>
-        <w:br/>
-      </w:r>
-      <w:r>
-        <w:rPr>
-          <w:rStyle w:val="VerbatimChar"/>
-        </w:rPr>
-        <w:t xml:space="preserve">        }</w:t>
-      </w:r>
-      <w:r>
-        <w:br/>
-      </w:r>
-      <w:r>
-        <w:rPr>
-          <w:rStyle w:val="VerbatimChar"/>
-        </w:rPr>
-        <w:t xml:space="preserve">    }</w:t>
-      </w:r>
-      <w:r>
-        <w:br/>
-      </w:r>
-      <w:r>
-        <w:br/>
-      </w:r>
-      <w:r>
-        <w:rPr>
-          <w:rStyle w:val="VerbatimChar"/>
-        </w:rPr>
-        <w:t xml:space="preserve">    Matrix matrix(5);</w:t>
-      </w:r>
-      <w:r>
-        <w:br/>
-      </w:r>
-      <w:r>
-        <w:rPr>
-          <w:rStyle w:val="VerbatimChar"/>
-        </w:rPr>
-        <w:t xml:space="preserve">    for (int row = 0; row &lt; 5; ++row) {</w:t>
-      </w:r>
-      <w:r>
-        <w:br/>
-      </w:r>
-      <w:r>
-        <w:rPr>
-          <w:rStyle w:val="VerbatimChar"/>
-        </w:rPr>
-        <w:t xml:space="preserve">        matrix[row] = chars.substr(row * 5, 5);</w:t>
-      </w:r>
-      <w:r>
-        <w:br/>
-      </w:r>
-      <w:r>
-        <w:rPr>
-          <w:rStyle w:val="VerbatimChar"/>
-        </w:rPr>
-        <w:t xml:space="preserve">    }</w:t>
-      </w:r>
-      <w:r>
-        <w:br/>
-      </w:r>
-      <w:r>
-        <w:rPr>
-          <w:rStyle w:val="VerbatimChar"/>
-        </w:rPr>
-        <w:t xml:space="preserve">    return matrix;</w:t>
-      </w:r>
-      <w:r>
-        <w:br/>
-      </w:r>
-      <w:r>
-        <w:rPr>
-          <w:rStyle w:val="VerbatimChar"/>
-        </w:rPr>
-        <w:t xml:space="preserve">}</w:t>
-      </w:r>
-      <w:r>
-        <w:br/>
-      </w:r>
-      <w:r>
-        <w:br/>
-      </w:r>
-      <w:r>
-        <w:rPr>
-          <w:rStyle w:val="VerbatimChar"/>
-        </w:rPr>
-        <w:t xml:space="preserve">// Позиція літери в матриці; повертає false, якщо літери немає</w:t>
-      </w:r>
-      <w:r>
-        <w:br/>
-      </w:r>
-      <w:r>
-        <w:rPr>
-          <w:rStyle w:val="VerbatimChar"/>
-        </w:rPr>
-        <w:t xml:space="preserve">bool findPosition(const Matrix&amp; matrix, char c, int&amp; row, int&amp; col) {</w:t>
-      </w:r>
-      <w:r>
-        <w:br/>
-      </w:r>
-      <w:r>
-        <w:rPr>
-          <w:rStyle w:val="VerbatimChar"/>
-        </w:rPr>
-        <w:t xml:space="preserve">    char up = static_cast&lt;char&gt;(std::toupper(static_cast&lt;unsigned char&gt;(c)));</w:t>
-      </w:r>
-      <w:r>
-        <w:br/>
-      </w:r>
-      <w:r>
-        <w:rPr>
-          <w:rStyle w:val="VerbatimChar"/>
-        </w:rPr>
-        <w:t xml:space="preserve">    if (up == 'J') up = 'I';</w:t>
-      </w:r>
-      <w:r>
-        <w:br/>
-      </w:r>
-      <w:r>
-        <w:br/>
-      </w:r>
-      <w:r>
-        <w:rPr>
-          <w:rStyle w:val="VerbatimChar"/>
-        </w:rPr>
-        <w:t xml:space="preserve">    for (row = 0; row &lt; 5; ++row) {</w:t>
-      </w:r>
-      <w:r>
-        <w:br/>
-      </w:r>
-      <w:r>
-        <w:rPr>
-          <w:rStyle w:val="VerbatimChar"/>
-        </w:rPr>
-        <w:t xml:space="preserve">        for (col = 0; col &lt; 5; ++col) {</w:t>
-      </w:r>
-      <w:r>
-        <w:br/>
-      </w:r>
-      <w:r>
-        <w:rPr>
-          <w:rStyle w:val="VerbatimChar"/>
-        </w:rPr>
-        <w:t xml:space="preserve">            if (matrix[row][col] == up) {</w:t>
-      </w:r>
-      <w:r>
-        <w:br/>
-      </w:r>
-      <w:r>
-        <w:rPr>
-          <w:rStyle w:val="VerbatimChar"/>
-        </w:rPr>
-        <w:t xml:space="preserve">                return true;</w:t>
-      </w:r>
-      <w:r>
-        <w:br/>
-      </w:r>
-      <w:r>
-        <w:rPr>
-          <w:rStyle w:val="VerbatimChar"/>
-        </w:rPr>
-        <w:t xml:space="preserve">            }</w:t>
-      </w:r>
-      <w:r>
-        <w:br/>
-      </w:r>
-      <w:r>
-        <w:rPr>
-          <w:rStyle w:val="VerbatimChar"/>
-        </w:rPr>
-        <w:t xml:space="preserve">        }</w:t>
-      </w:r>
-      <w:r>
-        <w:br/>
-      </w:r>
-      <w:r>
-        <w:rPr>
-          <w:rStyle w:val="VerbatimChar"/>
-        </w:rPr>
-        <w:t xml:space="preserve">    }</w:t>
-      </w:r>
-      <w:r>
-        <w:br/>
-      </w:r>
-      <w:r>
-        <w:rPr>
-          <w:rStyle w:val="VerbatimChar"/>
-        </w:rPr>
-        <w:t xml:space="preserve">    return false;</w:t>
-      </w:r>
-      <w:r>
-        <w:br/>
-      </w:r>
-      <w:r>
-        <w:rPr>
-          <w:rStyle w:val="VerbatimChar"/>
-        </w:rPr>
-        <w:t xml:space="preserve">}</w:t>
-      </w:r>
-      <w:r>
-        <w:br/>
-      </w:r>
-      <w:r>
-        <w:br/>
-      </w:r>
-      <w:r>
-        <w:rPr>
-          <w:rStyle w:val="VerbatimChar"/>
-        </w:rPr>
-        <w:t xml:space="preserve">void printMatrix(const Matrix&amp; matrix, const std::string&amp; title) {</w:t>
-      </w:r>
-      <w:r>
-        <w:br/>
-      </w:r>
-      <w:r>
-        <w:rPr>
-          <w:rStyle w:val="VerbatimChar"/>
-        </w:rPr>
-        <w:t xml:space="preserve">    if (!title.empty()) {</w:t>
-      </w:r>
-      <w:r>
-        <w:br/>
-      </w:r>
-      <w:r>
-        <w:rPr>
-          <w:rStyle w:val="VerbatimChar"/>
-        </w:rPr>
-        <w:t xml:space="preserve">        std::cout &lt;&lt; title &lt;&lt; "\n";</w:t>
-      </w:r>
-      <w:r>
-        <w:br/>
-      </w:r>
-      <w:r>
-        <w:rPr>
-          <w:rStyle w:val="VerbatimChar"/>
-        </w:rPr>
-        <w:t xml:space="preserve">    }</w:t>
-      </w:r>
-      <w:r>
-        <w:br/>
-      </w:r>
-      <w:r>
-        <w:rPr>
-          <w:rStyle w:val="VerbatimChar"/>
-        </w:rPr>
-        <w:t xml:space="preserve">    for (const std::string&amp; row : matrix) {</w:t>
-      </w:r>
-      <w:r>
-        <w:br/>
-      </w:r>
-      <w:r>
-        <w:rPr>
-          <w:rStyle w:val="VerbatimChar"/>
-        </w:rPr>
-        <w:t xml:space="preserve">        for (char c : row) {</w:t>
-      </w:r>
-      <w:r>
-        <w:br/>
-      </w:r>
-      <w:r>
-        <w:rPr>
-          <w:rStyle w:val="VerbatimChar"/>
-        </w:rPr>
-        <w:t xml:space="preserve">            std::cout &lt;&lt; c &lt;&lt; ' ';</w:t>
-      </w:r>
-      <w:r>
-        <w:br/>
-      </w:r>
-      <w:r>
-        <w:rPr>
-          <w:rStyle w:val="VerbatimChar"/>
-        </w:rPr>
-        <w:t xml:space="preserve">        }</w:t>
-      </w:r>
-      <w:r>
-        <w:br/>
-      </w:r>
-      <w:r>
-        <w:rPr>
-          <w:rStyle w:val="VerbatimChar"/>
-        </w:rPr>
-        <w:t xml:space="preserve">        std::cout &lt;&lt; "\n";</w:t>
-      </w:r>
-      <w:r>
-        <w:br/>
-      </w:r>
-      <w:r>
-        <w:rPr>
-          <w:rStyle w:val="VerbatimChar"/>
-        </w:rPr>
-        <w:t xml:space="preserve">    }</w:t>
-      </w:r>
-      <w:r>
-        <w:br/>
-      </w:r>
-      <w:r>
-        <w:rPr>
-          <w:rStyle w:val="VerbatimChar"/>
-        </w:rPr>
-        <w:t xml:space="preserve">}</w:t>
-      </w:r>
-      <w:r>
-        <w:br/>
-      </w:r>
-      <w:r>
-        <w:br/>
-      </w:r>
-      <w:r>
-        <w:rPr>
-          <w:rStyle w:val="VerbatimChar"/>
-        </w:rPr>
-        <w:t xml:space="preserve">int main() {</w:t>
-      </w:r>
-      <w:r>
-        <w:br/>
-      </w:r>
-      <w:r>
-        <w:rPr>
-          <w:rStyle w:val="VerbatimChar"/>
-        </w:rPr>
-        <w:t xml:space="preserve">    std::string keyword = "MONARCHY";</w:t>
-      </w:r>
-      <w:r>
-        <w:br/>
-      </w:r>
-      <w:r>
-        <w:rPr>
-          <w:rStyle w:val="VerbatimChar"/>
-        </w:rPr>
-        <w:t xml:space="preserve">    Matrix matrix = createMatrix(keyword);</w:t>
-      </w:r>
-      <w:r>
-        <w:br/>
-      </w:r>
-      <w:r>
-        <w:rPr>
-          <w:rStyle w:val="VerbatimChar"/>
-        </w:rPr>
-        <w:t xml:space="preserve">    printMatrix(matrix, "Матриця для ключа " + keyword + ":");</w:t>
-      </w:r>
-      <w:r>
-        <w:br/>
-      </w:r>
-      <w:r>
-        <w:rPr>
-          <w:rStyle w:val="VerbatimChar"/>
-        </w:rPr>
-        <w:t xml:space="preserve">    return 0;</w:t>
-      </w:r>
-      <w:r>
-        <w:br/>
-      </w:r>
-      <w:r>
-        <w:rPr>
-          <w:rStyle w:val="VerbatimChar"/>
-        </w:rPr>
-        <w:t xml:space="preserve">}</w:t>
-      </w:r>
-    </w:p>
-    <w:p>
-      <w:pPr>
-        <w:pStyle w:val="FirstParagraph"/>
-      </w:pPr>
-      <w:r>
-        <w:t xml:space="preserve">Результат роботи програми:</w:t>
-      </w:r>
-    </w:p>
-    <w:p>
-      <w:pPr>
-        <w:pStyle w:val="SourceCode"/>
-      </w:pPr>
-      <w:r>
-        <w:rPr>
-          <w:rStyle w:val="VerbatimChar"/>
-        </w:rPr>
-        <w:t xml:space="preserve">Матриця для ключа MONARCHY:</w:t>
-      </w:r>
-      <w:r>
-        <w:br/>
-      </w:r>
-      <w:r>
-        <w:rPr>
-          <w:rStyle w:val="VerbatimChar"/>
-        </w:rPr>
-        <w:t xml:space="preserve">M O N A R</w:t>
-      </w:r>
-      <w:r>
-        <w:br/>
-      </w:r>
-      <w:r>
-        <w:rPr>
-          <w:rStyle w:val="VerbatimChar"/>
-        </w:rPr>
-        <w:t xml:space="preserve">C H Y B D</w:t>
-      </w:r>
-      <w:r>
-        <w:br/>
-      </w:r>
-      <w:r>
-        <w:rPr>
-          <w:rStyle w:val="VerbatimChar"/>
-        </w:rPr>
-        <w:t xml:space="preserve">E F G I K</w:t>
-      </w:r>
-      <w:r>
-        <w:br/>
-      </w:r>
-      <w:r>
-        <w:rPr>
-          <w:rStyle w:val="VerbatimChar"/>
-        </w:rPr>
-        <w:t xml:space="preserve">L P Q S T</w:t>
-      </w:r>
-      <w:r>
-        <w:br/>
-      </w:r>
-      <w:r>
-        <w:rPr>
-          <w:rStyle w:val="VerbatimChar"/>
-        </w:rPr>
-        <w:t xml:space="preserve">U V W X Z</w:t>
-      </w:r>
+      </w:pPr>
     </w:p>
     <w:bookmarkEnd w:id="13"/>
     <w:bookmarkStart w:id="14" w:name="крок-2.-шифрування-плейфера"/>
@@ -1579,798 +1964,968 @@
     </w:p>
     <w:p>
       <w:pPr>
-        <w:pStyle w:val="SourceCode"/>
-      </w:pPr>
-      <w:r>
+        <w:spacing w:before="0" w:after="0" w:line="120" w:lineRule="exact"/>
         <w:rPr>
-          <w:rStyle w:val="VerbatimChar"/>
+          <w:sz w:val="4"/>
+          <w:szCs w:val="4"/>
         </w:rPr>
-        <w:t xml:space="preserve">#include &lt;iostream&gt;</w:t>
-      </w:r>
-      <w:r>
-        <w:br/>
-      </w:r>
-      <w:r>
+      </w:pPr>
+    </w:p>
+    <w:tbl>
+      <w:tblPr>
+        <w:tblStyle w:val="SourceCodeTable"/>
+        <w:tblW w:type="dxa" w:w="9637"/>
+        <w:tblInd w:w="0" w:type="dxa"/>
+        <w:tblBorders>
+          <w:top w:color="BFBFBF" w:space="0" w:sz="4" w:val="single"/>
+          <w:left w:color="BFBFBF" w:space="0" w:sz="4" w:val="single"/>
+          <w:bottom w:color="BFBFBF" w:space="0" w:sz="4" w:val="single"/>
+          <w:right w:color="BFBFBF" w:space="0" w:sz="4" w:val="single"/>
+        </w:tblBorders>
+        <w:shd w:color="auto" w:fill="F4F4F4" w:val="clear"/>
+        <w:tblLayout w:type="fixed"/>
+        <w:tblCellMar>
+          <w:top w:type="dxa" w:w="113"/>
+          <w:left w:type="dxa" w:w="113"/>
+          <w:bottom w:type="dxa" w:w="113"/>
+          <w:right w:type="dxa" w:w="113"/>
+        </w:tblCellMar>
+        <w:tblLook w:val="0000" w:firstRow="0" w:lastRow="0" w:firstColumn="0" w:lastColumn="0" w:noHBand="1" w:noVBand="1"/>
+      </w:tblPr>
+      <w:tblGrid>
+        <w:gridCol w:w="9637"/>
+      </w:tblGrid>
+      <w:tr>
+        <w:tc>
+          <w:tcPr>
+            <w:tcW w:type="dxa" w:w="9637"/>
+            <w:shd w:color="auto" w:fill="F4F4F4" w:val="clear"/>
+          </w:tcPr>
+          <w:p>
+            <w:pPr>
+              <w:pStyle w:val="SourceCode"/>
+              <w:spacing w:before="0" w:after="0" w:line="200" w:lineRule="auto"/>
+            </w:pPr>
+            <w:r>
+              <w:t xml:space="preserve">#include &lt;iostream&gt;</w:t>
+            </w:r>
+          </w:p>
+          <w:p>
+            <w:pPr>
+              <w:pStyle w:val="SourceCode"/>
+              <w:spacing w:before="0" w:after="0" w:line="200" w:lineRule="auto"/>
+            </w:pPr>
+            <w:r>
+              <w:t xml:space="preserve">#include &lt;string&gt;</w:t>
+            </w:r>
+          </w:p>
+          <w:p>
+            <w:pPr>
+              <w:pStyle w:val="SourceCode"/>
+              <w:spacing w:before="0" w:after="0" w:line="200" w:lineRule="auto"/>
+            </w:pPr>
+            <w:r>
+              <w:t xml:space="preserve">#include &lt;vector&gt;</w:t>
+            </w:r>
+          </w:p>
+          <w:p>
+            <w:pPr>
+              <w:pStyle w:val="SourceCode"/>
+              <w:spacing w:before="0" w:after="0" w:line="200" w:lineRule="auto"/>
+            </w:pPr>
+            <w:r>
+              <w:t xml:space="preserve">#include &lt;cctype&gt;</w:t>
+            </w:r>
+          </w:p>
+          <w:p>
+            <w:pPr>
+              <w:pStyle w:val="SourceCode"/>
+              <w:spacing w:before="0" w:after="0" w:line="200" w:lineRule="auto"/>
+            </w:pPr>
+          </w:p>
+          <w:p>
+            <w:pPr>
+              <w:pStyle w:val="SourceCode"/>
+              <w:spacing w:before="0" w:after="0" w:line="200" w:lineRule="auto"/>
+            </w:pPr>
+            <w:r>
+              <w:t xml:space="preserve">using Matrix = std::vector&lt;std::string&gt;;</w:t>
+            </w:r>
+          </w:p>
+          <w:p>
+            <w:pPr>
+              <w:pStyle w:val="SourceCode"/>
+              <w:spacing w:before="0" w:after="0" w:line="200" w:lineRule="auto"/>
+            </w:pPr>
+          </w:p>
+          <w:p>
+            <w:pPr>
+              <w:pStyle w:val="SourceCode"/>
+              <w:spacing w:before="0" w:after="0" w:line="200" w:lineRule="auto"/>
+            </w:pPr>
+            <w:r>
+              <w:t xml:space="preserve">Matrix createMatrix(const std::string&amp; keyword);                  // з кроку 1</w:t>
+            </w:r>
+          </w:p>
+          <w:p>
+            <w:pPr>
+              <w:pStyle w:val="SourceCode"/>
+              <w:spacing w:before="0" w:after="0" w:line="200" w:lineRule="auto"/>
+            </w:pPr>
+            <w:r>
+              <w:t xml:space="preserve">bool findPosition(const Matrix&amp; m, char c, int&amp; row, int&amp; col);   // з кроку 1</w:t>
+            </w:r>
+          </w:p>
+          <w:p>
+            <w:pPr>
+              <w:pStyle w:val="SourceCode"/>
+              <w:spacing w:before="0" w:after="0" w:line="200" w:lineRule="auto"/>
+            </w:pPr>
+          </w:p>
+          <w:p>
+            <w:pPr>
+              <w:pStyle w:val="SourceCode"/>
+              <w:spacing w:before="0" w:after="0" w:line="200" w:lineRule="auto"/>
+            </w:pPr>
+            <w:r>
+              <w:t xml:space="preserve">// Підготовка тексту: лише літери, J→I, розділення однакових літер біграми</w:t>
+            </w:r>
+          </w:p>
+          <w:p>
+            <w:pPr>
+              <w:pStyle w:val="SourceCode"/>
+              <w:spacing w:before="0" w:after="0" w:line="200" w:lineRule="auto"/>
+            </w:pPr>
+            <w:r>
+              <w:t xml:space="preserve">std::string prepareText(const std::string&amp; plaintext) {</w:t>
+            </w:r>
+          </w:p>
+          <w:p>
+            <w:pPr>
+              <w:pStyle w:val="SourceCode"/>
+              <w:spacing w:before="0" w:after="0" w:line="200" w:lineRule="auto"/>
+            </w:pPr>
+            <w:r>
+              <w:t xml:space="preserve">    std::string clean;</w:t>
+            </w:r>
+          </w:p>
+          <w:p>
+            <w:pPr>
+              <w:pStyle w:val="SourceCode"/>
+              <w:spacing w:before="0" w:after="0" w:line="200" w:lineRule="auto"/>
+            </w:pPr>
+            <w:r>
+              <w:t xml:space="preserve">    for (char c : plaintext) {</w:t>
+            </w:r>
+          </w:p>
+          <w:p>
+            <w:pPr>
+              <w:pStyle w:val="SourceCode"/>
+              <w:spacing w:before="0" w:after="0" w:line="200" w:lineRule="auto"/>
+            </w:pPr>
+            <w:r>
+              <w:t xml:space="preserve">        if (std::isalpha(static_cast&lt;unsigned char&gt;(c))) {</w:t>
+            </w:r>
+          </w:p>
+          <w:p>
+            <w:pPr>
+              <w:pStyle w:val="SourceCode"/>
+              <w:spacing w:before="0" w:after="0" w:line="200" w:lineRule="auto"/>
+            </w:pPr>
+            <w:r>
+              <w:t xml:space="preserve">            char up = static_cast&lt;char&gt;(std::toupper(static_cast&lt;unsigned char&gt;(c)));</w:t>
+            </w:r>
+          </w:p>
+          <w:p>
+            <w:pPr>
+              <w:pStyle w:val="SourceCode"/>
+              <w:spacing w:before="0" w:after="0" w:line="200" w:lineRule="auto"/>
+            </w:pPr>
+            <w:r>
+              <w:t xml:space="preserve">            clean += (up == 'J') ? 'I' : up;</w:t>
+            </w:r>
+          </w:p>
+          <w:p>
+            <w:pPr>
+              <w:pStyle w:val="SourceCode"/>
+              <w:spacing w:before="0" w:after="0" w:line="200" w:lineRule="auto"/>
+            </w:pPr>
+            <w:r>
+              <w:t xml:space="preserve">        }</w:t>
+            </w:r>
+          </w:p>
+          <w:p>
+            <w:pPr>
+              <w:pStyle w:val="SourceCode"/>
+              <w:spacing w:before="0" w:after="0" w:line="200" w:lineRule="auto"/>
+            </w:pPr>
+            <w:r>
+              <w:t xml:space="preserve">    }</w:t>
+            </w:r>
+          </w:p>
+          <w:p>
+            <w:pPr>
+              <w:pStyle w:val="SourceCode"/>
+              <w:spacing w:before="0" w:after="0" w:line="200" w:lineRule="auto"/>
+            </w:pPr>
+          </w:p>
+          <w:p>
+            <w:pPr>
+              <w:pStyle w:val="SourceCode"/>
+              <w:spacing w:before="0" w:after="0" w:line="200" w:lineRule="auto"/>
+            </w:pPr>
+            <w:r>
+              <w:t xml:space="preserve">    std::string result;</w:t>
+            </w:r>
+          </w:p>
+          <w:p>
+            <w:pPr>
+              <w:pStyle w:val="SourceCode"/>
+              <w:spacing w:before="0" w:after="0" w:line="200" w:lineRule="auto"/>
+            </w:pPr>
+            <w:r>
+              <w:t xml:space="preserve">    for (size_t i = 0; i &lt; clean.size(); ++i) {</w:t>
+            </w:r>
+          </w:p>
+          <w:p>
+            <w:pPr>
+              <w:pStyle w:val="SourceCode"/>
+              <w:spacing w:before="0" w:after="0" w:line="200" w:lineRule="auto"/>
+            </w:pPr>
+            <w:r>
+              <w:t xml:space="preserve">        result += clean[i];</w:t>
+            </w:r>
+          </w:p>
+          <w:p>
+            <w:pPr>
+              <w:pStyle w:val="SourceCode"/>
+              <w:spacing w:before="0" w:after="0" w:line="200" w:lineRule="auto"/>
+            </w:pPr>
+            <w:r>
+              <w:t xml:space="preserve">        // однакові літери в біграмі розділяємо літерою X</w:t>
+            </w:r>
+          </w:p>
+          <w:p>
+            <w:pPr>
+              <w:pStyle w:val="SourceCode"/>
+              <w:spacing w:before="0" w:after="0" w:line="200" w:lineRule="auto"/>
+            </w:pPr>
+            <w:r>
+              <w:t xml:space="preserve">        if (result.size() % 2 == 1 &amp;&amp; i + 1 &lt; clean.size() &amp;&amp;</w:t>
+            </w:r>
+          </w:p>
+          <w:p>
+            <w:pPr>
+              <w:pStyle w:val="SourceCode"/>
+              <w:spacing w:before="0" w:after="0" w:line="200" w:lineRule="auto"/>
+            </w:pPr>
+            <w:r>
+              <w:t xml:space="preserve">            clean[i] == clean[i + 1]) {</w:t>
+            </w:r>
+          </w:p>
+          <w:p>
+            <w:pPr>
+              <w:pStyle w:val="SourceCode"/>
+              <w:spacing w:before="0" w:after="0" w:line="200" w:lineRule="auto"/>
+            </w:pPr>
+            <w:r>
+              <w:t xml:space="preserve">            result += 'X';</w:t>
+            </w:r>
+          </w:p>
+          <w:p>
+            <w:pPr>
+              <w:pStyle w:val="SourceCode"/>
+              <w:spacing w:before="0" w:after="0" w:line="200" w:lineRule="auto"/>
+            </w:pPr>
+            <w:r>
+              <w:t xml:space="preserve">        }</w:t>
+            </w:r>
+          </w:p>
+          <w:p>
+            <w:pPr>
+              <w:pStyle w:val="SourceCode"/>
+              <w:spacing w:before="0" w:after="0" w:line="200" w:lineRule="auto"/>
+            </w:pPr>
+            <w:r>
+              <w:t xml:space="preserve">    }</w:t>
+            </w:r>
+          </w:p>
+          <w:p>
+            <w:pPr>
+              <w:pStyle w:val="SourceCode"/>
+              <w:spacing w:before="0" w:after="0" w:line="200" w:lineRule="auto"/>
+            </w:pPr>
+          </w:p>
+          <w:p>
+            <w:pPr>
+              <w:pStyle w:val="SourceCode"/>
+              <w:spacing w:before="0" w:after="0" w:line="200" w:lineRule="auto"/>
+            </w:pPr>
+            <w:r>
+              <w:t xml:space="preserve">    if (result.size() % 2 == 1) {</w:t>
+            </w:r>
+          </w:p>
+          <w:p>
+            <w:pPr>
+              <w:pStyle w:val="SourceCode"/>
+              <w:spacing w:before="0" w:after="0" w:line="200" w:lineRule="auto"/>
+            </w:pPr>
+            <w:r>
+              <w:t xml:space="preserve">        result += 'X';</w:t>
+            </w:r>
+          </w:p>
+          <w:p>
+            <w:pPr>
+              <w:pStyle w:val="SourceCode"/>
+              <w:spacing w:before="0" w:after="0" w:line="200" w:lineRule="auto"/>
+            </w:pPr>
+            <w:r>
+              <w:t xml:space="preserve">    }</w:t>
+            </w:r>
+          </w:p>
+          <w:p>
+            <w:pPr>
+              <w:pStyle w:val="SourceCode"/>
+              <w:spacing w:before="0" w:after="0" w:line="200" w:lineRule="auto"/>
+            </w:pPr>
+            <w:r>
+              <w:t xml:space="preserve">    return result;</w:t>
+            </w:r>
+          </w:p>
+          <w:p>
+            <w:pPr>
+              <w:pStyle w:val="SourceCode"/>
+              <w:spacing w:before="0" w:after="0" w:line="200" w:lineRule="auto"/>
+            </w:pPr>
+            <w:r>
+              <w:t xml:space="preserve">}</w:t>
+            </w:r>
+          </w:p>
+          <w:p>
+            <w:pPr>
+              <w:pStyle w:val="SourceCode"/>
+              <w:spacing w:before="0" w:after="0" w:line="200" w:lineRule="auto"/>
+            </w:pPr>
+          </w:p>
+          <w:p>
+            <w:pPr>
+              <w:pStyle w:val="SourceCode"/>
+              <w:spacing w:before="0" w:after="0" w:line="200" w:lineRule="auto"/>
+            </w:pPr>
+            <w:r>
+              <w:t xml:space="preserve">// shift = +1 для зашифрування, -1 (тобто +4 за модулем 5) для розшифрування</w:t>
+            </w:r>
+          </w:p>
+          <w:p>
+            <w:pPr>
+              <w:pStyle w:val="SourceCode"/>
+              <w:spacing w:before="0" w:after="0" w:line="200" w:lineRule="auto"/>
+            </w:pPr>
+            <w:r>
+              <w:t xml:space="preserve">std::string processBigram(const Matrix&amp; matrix, char a, char b, int shift) {</w:t>
+            </w:r>
+          </w:p>
+          <w:p>
+            <w:pPr>
+              <w:pStyle w:val="SourceCode"/>
+              <w:spacing w:before="0" w:after="0" w:line="200" w:lineRule="auto"/>
+            </w:pPr>
+            <w:r>
+              <w:t xml:space="preserve">    int rowA, colA, rowB, colB;</w:t>
+            </w:r>
+          </w:p>
+          <w:p>
+            <w:pPr>
+              <w:pStyle w:val="SourceCode"/>
+              <w:spacing w:before="0" w:after="0" w:line="200" w:lineRule="auto"/>
+            </w:pPr>
+            <w:r>
+              <w:t xml:space="preserve">    findPosition(matrix, a, rowA, colA);</w:t>
+            </w:r>
+          </w:p>
+          <w:p>
+            <w:pPr>
+              <w:pStyle w:val="SourceCode"/>
+              <w:spacing w:before="0" w:after="0" w:line="200" w:lineRule="auto"/>
+            </w:pPr>
+            <w:r>
+              <w:t xml:space="preserve">    findPosition(matrix, b, rowB, colB);</w:t>
+            </w:r>
+          </w:p>
+          <w:p>
+            <w:pPr>
+              <w:pStyle w:val="SourceCode"/>
+              <w:spacing w:before="0" w:after="0" w:line="200" w:lineRule="auto"/>
+            </w:pPr>
+          </w:p>
+          <w:p>
+            <w:pPr>
+              <w:pStyle w:val="SourceCode"/>
+              <w:spacing w:before="0" w:after="0" w:line="200" w:lineRule="auto"/>
+            </w:pPr>
+            <w:r>
+              <w:t xml:space="preserve">    std::string result;</w:t>
+            </w:r>
+          </w:p>
+          <w:p>
+            <w:pPr>
+              <w:pStyle w:val="SourceCode"/>
+              <w:spacing w:before="0" w:after="0" w:line="200" w:lineRule="auto"/>
+            </w:pPr>
+            <w:r>
+              <w:t xml:space="preserve">    if (rowA == rowB) {                       // один рядок: беремо сусідів праворуч</w:t>
+            </w:r>
+          </w:p>
+          <w:p>
+            <w:pPr>
+              <w:pStyle w:val="SourceCode"/>
+              <w:spacing w:before="0" w:after="0" w:line="200" w:lineRule="auto"/>
+            </w:pPr>
+            <w:r>
+              <w:t xml:space="preserve">        result += matrix[rowA][(colA + shift + 5) % 5];</w:t>
+            </w:r>
+          </w:p>
+          <w:p>
+            <w:pPr>
+              <w:pStyle w:val="SourceCode"/>
+              <w:spacing w:before="0" w:after="0" w:line="200" w:lineRule="auto"/>
+            </w:pPr>
+            <w:r>
+              <w:t xml:space="preserve">        result += matrix[rowB][(colB + shift + 5) % 5];</w:t>
+            </w:r>
+          </w:p>
+          <w:p>
+            <w:pPr>
+              <w:pStyle w:val="SourceCode"/>
+              <w:spacing w:before="0" w:after="0" w:line="200" w:lineRule="auto"/>
+            </w:pPr>
+            <w:r>
+              <w:t xml:space="preserve">    } else if (colA == colB) {                // один стовпець: сусіди знизу</w:t>
+            </w:r>
+          </w:p>
+          <w:p>
+            <w:pPr>
+              <w:pStyle w:val="SourceCode"/>
+              <w:spacing w:before="0" w:after="0" w:line="200" w:lineRule="auto"/>
+            </w:pPr>
+            <w:r>
+              <w:t xml:space="preserve">        result += matrix[(rowA + shift + 5) % 5][colA];</w:t>
+            </w:r>
+          </w:p>
+          <w:p>
+            <w:pPr>
+              <w:pStyle w:val="SourceCode"/>
+              <w:spacing w:before="0" w:after="0" w:line="200" w:lineRule="auto"/>
+            </w:pPr>
+            <w:r>
+              <w:t xml:space="preserve">        result += matrix[(rowB + shift + 5) % 5][colB];</w:t>
+            </w:r>
+          </w:p>
+          <w:p>
+            <w:pPr>
+              <w:pStyle w:val="SourceCode"/>
+              <w:spacing w:before="0" w:after="0" w:line="200" w:lineRule="auto"/>
+            </w:pPr>
+            <w:r>
+              <w:t xml:space="preserve">    } else {                                  // прямокутник: протилежні кути</w:t>
+            </w:r>
+          </w:p>
+          <w:p>
+            <w:pPr>
+              <w:pStyle w:val="SourceCode"/>
+              <w:spacing w:before="0" w:after="0" w:line="200" w:lineRule="auto"/>
+            </w:pPr>
+            <w:r>
+              <w:t xml:space="preserve">        result += matrix[rowA][colB];</w:t>
+            </w:r>
+          </w:p>
+          <w:p>
+            <w:pPr>
+              <w:pStyle w:val="SourceCode"/>
+              <w:spacing w:before="0" w:after="0" w:line="200" w:lineRule="auto"/>
+            </w:pPr>
+            <w:r>
+              <w:t xml:space="preserve">        result += matrix[rowB][colA];</w:t>
+            </w:r>
+          </w:p>
+          <w:p>
+            <w:pPr>
+              <w:pStyle w:val="SourceCode"/>
+              <w:spacing w:before="0" w:after="0" w:line="200" w:lineRule="auto"/>
+            </w:pPr>
+            <w:r>
+              <w:t xml:space="preserve">    }</w:t>
+            </w:r>
+          </w:p>
+          <w:p>
+            <w:pPr>
+              <w:pStyle w:val="SourceCode"/>
+              <w:spacing w:before="0" w:after="0" w:line="200" w:lineRule="auto"/>
+            </w:pPr>
+            <w:r>
+              <w:t xml:space="preserve">    return result;</w:t>
+            </w:r>
+          </w:p>
+          <w:p>
+            <w:pPr>
+              <w:pStyle w:val="SourceCode"/>
+              <w:spacing w:before="0" w:after="0" w:line="200" w:lineRule="auto"/>
+            </w:pPr>
+            <w:r>
+              <w:t xml:space="preserve">}</w:t>
+            </w:r>
+          </w:p>
+          <w:p>
+            <w:pPr>
+              <w:pStyle w:val="SourceCode"/>
+              <w:spacing w:before="0" w:after="0" w:line="200" w:lineRule="auto"/>
+            </w:pPr>
+          </w:p>
+          <w:p>
+            <w:pPr>
+              <w:pStyle w:val="SourceCode"/>
+              <w:spacing w:before="0" w:after="0" w:line="200" w:lineRule="auto"/>
+            </w:pPr>
+            <w:r>
+              <w:t xml:space="preserve">std::string playfairEncrypt(const std::string&amp; plaintext,</w:t>
+            </w:r>
+          </w:p>
+          <w:p>
+            <w:pPr>
+              <w:pStyle w:val="SourceCode"/>
+              <w:spacing w:before="0" w:after="0" w:line="200" w:lineRule="auto"/>
+            </w:pPr>
+            <w:r>
+              <w:t xml:space="preserve">                            const std::string&amp; keyword) {</w:t>
+            </w:r>
+          </w:p>
+          <w:p>
+            <w:pPr>
+              <w:pStyle w:val="SourceCode"/>
+              <w:spacing w:before="0" w:after="0" w:line="200" w:lineRule="auto"/>
+            </w:pPr>
+            <w:r>
+              <w:t xml:space="preserve">    Matrix matrix = createMatrix(keyword);</w:t>
+            </w:r>
+          </w:p>
+          <w:p>
+            <w:pPr>
+              <w:pStyle w:val="SourceCode"/>
+              <w:spacing w:before="0" w:after="0" w:line="200" w:lineRule="auto"/>
+            </w:pPr>
+            <w:r>
+              <w:t xml:space="preserve">    std::string text = prepareText(plaintext);</w:t>
+            </w:r>
+          </w:p>
+          <w:p>
+            <w:pPr>
+              <w:pStyle w:val="SourceCode"/>
+              <w:spacing w:before="0" w:after="0" w:line="200" w:lineRule="auto"/>
+            </w:pPr>
+            <w:r>
+              <w:t xml:space="preserve">    std::string ciphertext;</w:t>
+            </w:r>
+          </w:p>
+          <w:p>
+            <w:pPr>
+              <w:pStyle w:val="SourceCode"/>
+              <w:spacing w:before="0" w:after="0" w:line="200" w:lineRule="auto"/>
+            </w:pPr>
+          </w:p>
+          <w:p>
+            <w:pPr>
+              <w:pStyle w:val="SourceCode"/>
+              <w:spacing w:before="0" w:after="0" w:line="200" w:lineRule="auto"/>
+            </w:pPr>
+            <w:r>
+              <w:t xml:space="preserve">    for (size_t i = 0; i + 1 &lt; text.size(); i += 2) {</w:t>
+            </w:r>
+          </w:p>
+          <w:p>
+            <w:pPr>
+              <w:pStyle w:val="SourceCode"/>
+              <w:spacing w:before="0" w:after="0" w:line="200" w:lineRule="auto"/>
+            </w:pPr>
+            <w:r>
+              <w:t xml:space="preserve">        ciphertext += processBigram(matrix, text[i], text[i + 1], +1);</w:t>
+            </w:r>
+          </w:p>
+          <w:p>
+            <w:pPr>
+              <w:pStyle w:val="SourceCode"/>
+              <w:spacing w:before="0" w:after="0" w:line="200" w:lineRule="auto"/>
+            </w:pPr>
+            <w:r>
+              <w:t xml:space="preserve">    }</w:t>
+            </w:r>
+          </w:p>
+          <w:p>
+            <w:pPr>
+              <w:pStyle w:val="SourceCode"/>
+              <w:spacing w:before="0" w:after="0" w:line="200" w:lineRule="auto"/>
+            </w:pPr>
+            <w:r>
+              <w:t xml:space="preserve">    return ciphertext;</w:t>
+            </w:r>
+          </w:p>
+          <w:p>
+            <w:pPr>
+              <w:pStyle w:val="SourceCode"/>
+              <w:spacing w:before="0" w:after="0" w:line="200" w:lineRule="auto"/>
+            </w:pPr>
+            <w:r>
+              <w:t xml:space="preserve">}</w:t>
+            </w:r>
+          </w:p>
+          <w:p>
+            <w:pPr>
+              <w:pStyle w:val="SourceCode"/>
+              <w:spacing w:before="0" w:after="0" w:line="200" w:lineRule="auto"/>
+            </w:pPr>
+          </w:p>
+          <w:p>
+            <w:pPr>
+              <w:pStyle w:val="SourceCode"/>
+              <w:spacing w:before="0" w:after="0" w:line="200" w:lineRule="auto"/>
+            </w:pPr>
+            <w:r>
+              <w:t xml:space="preserve">std::string playfairDecrypt(const std::string&amp; ciphertext,</w:t>
+            </w:r>
+          </w:p>
+          <w:p>
+            <w:pPr>
+              <w:pStyle w:val="SourceCode"/>
+              <w:spacing w:before="0" w:after="0" w:line="200" w:lineRule="auto"/>
+            </w:pPr>
+            <w:r>
+              <w:t xml:space="preserve">                            const std::string&amp; keyword) {</w:t>
+            </w:r>
+          </w:p>
+          <w:p>
+            <w:pPr>
+              <w:pStyle w:val="SourceCode"/>
+              <w:spacing w:before="0" w:after="0" w:line="200" w:lineRule="auto"/>
+            </w:pPr>
+            <w:r>
+              <w:t xml:space="preserve">    Matrix matrix = createMatrix(keyword);</w:t>
+            </w:r>
+          </w:p>
+          <w:p>
+            <w:pPr>
+              <w:pStyle w:val="SourceCode"/>
+              <w:spacing w:before="0" w:after="0" w:line="200" w:lineRule="auto"/>
+            </w:pPr>
+            <w:r>
+              <w:t xml:space="preserve">    std::string plaintext;</w:t>
+            </w:r>
+          </w:p>
+          <w:p>
+            <w:pPr>
+              <w:pStyle w:val="SourceCode"/>
+              <w:spacing w:before="0" w:after="0" w:line="200" w:lineRule="auto"/>
+            </w:pPr>
+          </w:p>
+          <w:p>
+            <w:pPr>
+              <w:pStyle w:val="SourceCode"/>
+              <w:spacing w:before="0" w:after="0" w:line="200" w:lineRule="auto"/>
+            </w:pPr>
+            <w:r>
+              <w:t xml:space="preserve">    for (size_t i = 0; i + 1 &lt; ciphertext.size(); i += 2) {</w:t>
+            </w:r>
+          </w:p>
+          <w:p>
+            <w:pPr>
+              <w:pStyle w:val="SourceCode"/>
+              <w:spacing w:before="0" w:after="0" w:line="200" w:lineRule="auto"/>
+            </w:pPr>
+            <w:r>
+              <w:t xml:space="preserve">        plaintext += processBigram(matrix, ciphertext[i], ciphertext[i + 1], -1);</w:t>
+            </w:r>
+          </w:p>
+          <w:p>
+            <w:pPr>
+              <w:pStyle w:val="SourceCode"/>
+              <w:spacing w:before="0" w:after="0" w:line="200" w:lineRule="auto"/>
+            </w:pPr>
+            <w:r>
+              <w:t xml:space="preserve">    }</w:t>
+            </w:r>
+          </w:p>
+          <w:p>
+            <w:pPr>
+              <w:pStyle w:val="SourceCode"/>
+              <w:spacing w:before="0" w:after="0" w:line="200" w:lineRule="auto"/>
+            </w:pPr>
+            <w:r>
+              <w:t xml:space="preserve">    return plaintext;</w:t>
+            </w:r>
+          </w:p>
+          <w:p>
+            <w:pPr>
+              <w:pStyle w:val="SourceCode"/>
+              <w:spacing w:before="0" w:after="0" w:line="200" w:lineRule="auto"/>
+            </w:pPr>
+            <w:r>
+              <w:t xml:space="preserve">}</w:t>
+            </w:r>
+          </w:p>
+          <w:p>
+            <w:pPr>
+              <w:pStyle w:val="SourceCode"/>
+              <w:spacing w:before="0" w:after="0" w:line="200" w:lineRule="auto"/>
+            </w:pPr>
+          </w:p>
+          <w:p>
+            <w:pPr>
+              <w:pStyle w:val="SourceCode"/>
+              <w:spacing w:before="0" w:after="0" w:line="200" w:lineRule="auto"/>
+            </w:pPr>
+            <w:r>
+              <w:t xml:space="preserve">int main() {</w:t>
+            </w:r>
+          </w:p>
+          <w:p>
+            <w:pPr>
+              <w:pStyle w:val="SourceCode"/>
+              <w:spacing w:before="0" w:after="0" w:line="200" w:lineRule="auto"/>
+            </w:pPr>
+            <w:r>
+              <w:t xml:space="preserve">    std::string keyword = "MONARCHY";</w:t>
+            </w:r>
+          </w:p>
+          <w:p>
+            <w:pPr>
+              <w:pStyle w:val="SourceCode"/>
+              <w:spacing w:before="0" w:after="0" w:line="200" w:lineRule="auto"/>
+            </w:pPr>
+            <w:r>
+              <w:t xml:space="preserve">    std::string plaintext = "HELLO WORLD";</w:t>
+            </w:r>
+          </w:p>
+          <w:p>
+            <w:pPr>
+              <w:pStyle w:val="SourceCode"/>
+              <w:spacing w:before="0" w:after="0" w:line="200" w:lineRule="auto"/>
+            </w:pPr>
+          </w:p>
+          <w:p>
+            <w:pPr>
+              <w:pStyle w:val="SourceCode"/>
+              <w:spacing w:before="0" w:after="0" w:line="200" w:lineRule="auto"/>
+            </w:pPr>
+            <w:r>
+              <w:t xml:space="preserve">    std::cout &lt;&lt; "=== Шифр Плейфера ===\n";</w:t>
+            </w:r>
+          </w:p>
+          <w:p>
+            <w:pPr>
+              <w:pStyle w:val="SourceCode"/>
+              <w:spacing w:before="0" w:after="0" w:line="200" w:lineRule="auto"/>
+            </w:pPr>
+            <w:r>
+              <w:t xml:space="preserve">    std::cout &lt;&lt; "Ключ:            " &lt;&lt; keyword &lt;&lt; "\n";</w:t>
+            </w:r>
+          </w:p>
+          <w:p>
+            <w:pPr>
+              <w:pStyle w:val="SourceCode"/>
+              <w:spacing w:before="0" w:after="0" w:line="200" w:lineRule="auto"/>
+            </w:pPr>
+            <w:r>
+              <w:t xml:space="preserve">    std::cout &lt;&lt; "Відкритий текст: " &lt;&lt; plaintext &lt;&lt; "\n";</w:t>
+            </w:r>
+          </w:p>
+          <w:p>
+            <w:pPr>
+              <w:pStyle w:val="SourceCode"/>
+              <w:spacing w:before="0" w:after="0" w:line="200" w:lineRule="auto"/>
+            </w:pPr>
+            <w:r>
+              <w:t xml:space="preserve">    std::cout &lt;&lt; "Підготовлений:   " &lt;&lt; prepareText(plaintext) &lt;&lt; "\n";</w:t>
+            </w:r>
+          </w:p>
+          <w:p>
+            <w:pPr>
+              <w:pStyle w:val="SourceCode"/>
+              <w:spacing w:before="0" w:after="0" w:line="200" w:lineRule="auto"/>
+            </w:pPr>
+          </w:p>
+          <w:p>
+            <w:pPr>
+              <w:pStyle w:val="SourceCode"/>
+              <w:spacing w:before="0" w:after="0" w:line="200" w:lineRule="auto"/>
+            </w:pPr>
+            <w:r>
+              <w:t xml:space="preserve">    std::string ciphertext = playfairEncrypt(plaintext, keyword);</w:t>
+            </w:r>
+          </w:p>
+          <w:p>
+            <w:pPr>
+              <w:pStyle w:val="SourceCode"/>
+              <w:spacing w:before="0" w:after="0" w:line="200" w:lineRule="auto"/>
+            </w:pPr>
+            <w:r>
+              <w:t xml:space="preserve">    std::cout &lt;&lt; "Шифротекст:      " &lt;&lt; ciphertext &lt;&lt; "\n";</w:t>
+            </w:r>
+          </w:p>
+          <w:p>
+            <w:pPr>
+              <w:pStyle w:val="SourceCode"/>
+              <w:spacing w:before="0" w:after="0" w:line="200" w:lineRule="auto"/>
+            </w:pPr>
+            <w:r>
+              <w:t xml:space="preserve">    std::cout &lt;&lt; "Розшифровано:    " &lt;&lt; playfairDecrypt(ciphertext, keyword) &lt;&lt; "\n";</w:t>
+            </w:r>
+          </w:p>
+          <w:p>
+            <w:pPr>
+              <w:pStyle w:val="SourceCode"/>
+              <w:spacing w:before="0" w:after="0" w:line="200" w:lineRule="auto"/>
+            </w:pPr>
+          </w:p>
+          <w:p>
+            <w:pPr>
+              <w:pStyle w:val="SourceCode"/>
+              <w:spacing w:before="0" w:after="0" w:line="200" w:lineRule="auto"/>
+            </w:pPr>
+            <w:r>
+              <w:t xml:space="preserve">    return 0;</w:t>
+            </w:r>
+          </w:p>
+          <w:p>
+            <w:pPr>
+              <w:pStyle w:val="SourceCode"/>
+              <w:spacing w:before="0" w:after="0" w:line="200" w:lineRule="auto"/>
+            </w:pPr>
+            <w:r>
+              <w:t xml:space="preserve">}</w:t>
+            </w:r>
+          </w:p>
+        </w:tc>
+      </w:tr>
+    </w:tbl>
+    <w:p>
+      <w:pPr>
+        <w:spacing w:before="0" w:after="0" w:line="120" w:lineRule="exact"/>
         <w:rPr>
-          <w:rStyle w:val="VerbatimChar"/>
+          <w:sz w:val="4"/>
+          <w:szCs w:val="4"/>
         </w:rPr>
-        <w:t xml:space="preserve">#include &lt;string&gt;</w:t>
-      </w:r>
-      <w:r>
-        <w:br/>
-      </w:r>
-      <w:r>
+      </w:pPr>
+    </w:p>
+    <w:p>
+      <w:pPr>
+        <w:pStyle w:val="FirstParagraph"/>
+      </w:pPr>
+      <w:r>
+        <w:t xml:space="preserve">Результат роботи програми:</w:t>
+      </w:r>
+    </w:p>
+    <w:p>
+      <w:pPr>
+        <w:spacing w:before="0" w:after="0" w:line="120" w:lineRule="exact"/>
         <w:rPr>
-          <w:rStyle w:val="VerbatimChar"/>
+          <w:sz w:val="4"/>
+          <w:szCs w:val="4"/>
         </w:rPr>
-        <w:t xml:space="preserve">#include &lt;vector&gt;</w:t>
-      </w:r>
-      <w:r>
-        <w:br/>
-      </w:r>
-      <w:r>
+      </w:pPr>
+    </w:p>
+    <w:tbl>
+      <w:tblPr>
+        <w:tblStyle w:val="SourceCodeTable"/>
+        <w:tblW w:type="dxa" w:w="9637"/>
+        <w:tblInd w:w="0" w:type="dxa"/>
+        <w:tblBorders>
+          <w:top w:color="BFBFBF" w:space="0" w:sz="4" w:val="single"/>
+          <w:left w:color="BFBFBF" w:space="0" w:sz="4" w:val="single"/>
+          <w:bottom w:color="BFBFBF" w:space="0" w:sz="4" w:val="single"/>
+          <w:right w:color="BFBFBF" w:space="0" w:sz="4" w:val="single"/>
+        </w:tblBorders>
+        <w:shd w:color="auto" w:fill="F4F4F4" w:val="clear"/>
+        <w:tblLayout w:type="fixed"/>
+        <w:tblCellMar>
+          <w:top w:type="dxa" w:w="113"/>
+          <w:left w:type="dxa" w:w="113"/>
+          <w:bottom w:type="dxa" w:w="113"/>
+          <w:right w:type="dxa" w:w="113"/>
+        </w:tblCellMar>
+        <w:tblLook w:val="0000" w:firstRow="0" w:lastRow="0" w:firstColumn="0" w:lastColumn="0" w:noHBand="1" w:noVBand="1"/>
+      </w:tblPr>
+      <w:tblGrid>
+        <w:gridCol w:w="9637"/>
+      </w:tblGrid>
+      <w:tr>
+        <w:tc>
+          <w:tcPr>
+            <w:tcW w:type="dxa" w:w="9637"/>
+            <w:shd w:color="auto" w:fill="F4F4F4" w:val="clear"/>
+          </w:tcPr>
+          <w:p>
+            <w:pPr>
+              <w:pStyle w:val="SourceCode"/>
+              <w:spacing w:before="0" w:after="0" w:line="200" w:lineRule="auto"/>
+            </w:pPr>
+            <w:r>
+              <w:t xml:space="preserve">=== Шифр Плейфера ===</w:t>
+            </w:r>
+          </w:p>
+          <w:p>
+            <w:pPr>
+              <w:pStyle w:val="SourceCode"/>
+              <w:spacing w:before="0" w:after="0" w:line="200" w:lineRule="auto"/>
+            </w:pPr>
+            <w:r>
+              <w:t xml:space="preserve">Ключ:            MONARCHY</w:t>
+            </w:r>
+          </w:p>
+          <w:p>
+            <w:pPr>
+              <w:pStyle w:val="SourceCode"/>
+              <w:spacing w:before="0" w:after="0" w:line="200" w:lineRule="auto"/>
+            </w:pPr>
+            <w:r>
+              <w:t xml:space="preserve">Відкритий текст: HELLO WORLD</w:t>
+            </w:r>
+          </w:p>
+          <w:p>
+            <w:pPr>
+              <w:pStyle w:val="SourceCode"/>
+              <w:spacing w:before="0" w:after="0" w:line="200" w:lineRule="auto"/>
+            </w:pPr>
+            <w:r>
+              <w:t xml:space="preserve">Підготовлений:   HELXLOWORLDX</w:t>
+            </w:r>
+          </w:p>
+          <w:p>
+            <w:pPr>
+              <w:pStyle w:val="SourceCode"/>
+              <w:spacing w:before="0" w:after="0" w:line="200" w:lineRule="auto"/>
+            </w:pPr>
+            <w:r>
+              <w:t xml:space="preserve">Шифротекст:      CFSUPMVNMTBZ</w:t>
+            </w:r>
+          </w:p>
+          <w:p>
+            <w:pPr>
+              <w:pStyle w:val="SourceCode"/>
+              <w:spacing w:before="0" w:after="0" w:line="200" w:lineRule="auto"/>
+            </w:pPr>
+            <w:r>
+              <w:t xml:space="preserve">Розшифровано:    HELXLOWORLDX</w:t>
+            </w:r>
+          </w:p>
+        </w:tc>
+      </w:tr>
+    </w:tbl>
+    <w:p>
+      <w:pPr>
+        <w:spacing w:before="0" w:after="0" w:line="120" w:lineRule="exact"/>
         <w:rPr>
-          <w:rStyle w:val="VerbatimChar"/>
+          <w:sz w:val="4"/>
+          <w:szCs w:val="4"/>
         </w:rPr>
-        <w:t xml:space="preserve">#include &lt;cctype&gt;</w:t>
-      </w:r>
-      <w:r>
-        <w:br/>
-      </w:r>
-      <w:r>
-        <w:br/>
-      </w:r>
-      <w:r>
-        <w:rPr>
-          <w:rStyle w:val="VerbatimChar"/>
-        </w:rPr>
-        <w:t xml:space="preserve">using Matrix = std::vector&lt;std::string&gt;;</w:t>
-      </w:r>
-      <w:r>
-        <w:br/>
-      </w:r>
-      <w:r>
-        <w:br/>
-      </w:r>
-      <w:r>
-        <w:rPr>
-          <w:rStyle w:val="VerbatimChar"/>
-        </w:rPr>
-        <w:t xml:space="preserve">Matrix createMatrix(const std::string&amp; keyword);                  // з кроку 1</w:t>
-      </w:r>
-      <w:r>
-        <w:br/>
-      </w:r>
-      <w:r>
-        <w:rPr>
-          <w:rStyle w:val="VerbatimChar"/>
-        </w:rPr>
-        <w:t xml:space="preserve">bool findPosition(const Matrix&amp; m, char c, int&amp; row, int&amp; col);   // з кроку 1</w:t>
-      </w:r>
-      <w:r>
-        <w:br/>
-      </w:r>
-      <w:r>
-        <w:br/>
-      </w:r>
-      <w:r>
-        <w:rPr>
-          <w:rStyle w:val="VerbatimChar"/>
-        </w:rPr>
-        <w:t xml:space="preserve">// Підготовка тексту: лише літери, J→I, розділення однакових літер біграми</w:t>
-      </w:r>
-      <w:r>
-        <w:br/>
-      </w:r>
-      <w:r>
-        <w:rPr>
-          <w:rStyle w:val="VerbatimChar"/>
-        </w:rPr>
-        <w:t xml:space="preserve">std::string prepareText(const std::string&amp; plaintext) {</w:t>
-      </w:r>
-      <w:r>
-        <w:br/>
-      </w:r>
-      <w:r>
-        <w:rPr>
-          <w:rStyle w:val="VerbatimChar"/>
-        </w:rPr>
-        <w:t xml:space="preserve">    std::string clean;</w:t>
-      </w:r>
-      <w:r>
-        <w:br/>
-      </w:r>
-      <w:r>
-        <w:rPr>
-          <w:rStyle w:val="VerbatimChar"/>
-        </w:rPr>
-        <w:t xml:space="preserve">    for (char c : plaintext) {</w:t>
-      </w:r>
-      <w:r>
-        <w:br/>
-      </w:r>
-      <w:r>
-        <w:rPr>
-          <w:rStyle w:val="VerbatimChar"/>
-        </w:rPr>
-        <w:t xml:space="preserve">        if (std::isalpha(static_cast&lt;unsigned char&gt;(c))) {</w:t>
-      </w:r>
-      <w:r>
-        <w:br/>
-      </w:r>
-      <w:r>
-        <w:rPr>
-          <w:rStyle w:val="VerbatimChar"/>
-        </w:rPr>
-        <w:t xml:space="preserve">            char up = static_cast&lt;char&gt;(std::toupper(static_cast&lt;unsigned char&gt;(c)));</w:t>
-      </w:r>
-      <w:r>
-        <w:br/>
-      </w:r>
-      <w:r>
-        <w:rPr>
-          <w:rStyle w:val="VerbatimChar"/>
-        </w:rPr>
-        <w:t xml:space="preserve">            clean += (up == 'J') ? 'I' : up;</w:t>
-      </w:r>
-      <w:r>
-        <w:br/>
-      </w:r>
-      <w:r>
-        <w:rPr>
-          <w:rStyle w:val="VerbatimChar"/>
-        </w:rPr>
-        <w:t xml:space="preserve">        }</w:t>
-      </w:r>
-      <w:r>
-        <w:br/>
-      </w:r>
-      <w:r>
-        <w:rPr>
-          <w:rStyle w:val="VerbatimChar"/>
-        </w:rPr>
-        <w:t xml:space="preserve">    }</w:t>
-      </w:r>
-      <w:r>
-        <w:br/>
-      </w:r>
-      <w:r>
-        <w:br/>
-      </w:r>
-      <w:r>
-        <w:rPr>
-          <w:rStyle w:val="VerbatimChar"/>
-        </w:rPr>
-        <w:t xml:space="preserve">    std::string result;</w:t>
-      </w:r>
-      <w:r>
-        <w:br/>
-      </w:r>
-      <w:r>
-        <w:rPr>
-          <w:rStyle w:val="VerbatimChar"/>
-        </w:rPr>
-        <w:t xml:space="preserve">    for (size_t i = 0; i &lt; clean.size(); ++i) {</w:t>
-      </w:r>
-      <w:r>
-        <w:br/>
-      </w:r>
-      <w:r>
-        <w:rPr>
-          <w:rStyle w:val="VerbatimChar"/>
-        </w:rPr>
-        <w:t xml:space="preserve">        result += clean[i];</w:t>
-      </w:r>
-      <w:r>
-        <w:br/>
-      </w:r>
-      <w:r>
-        <w:rPr>
-          <w:rStyle w:val="VerbatimChar"/>
-        </w:rPr>
-        <w:t xml:space="preserve">        // однакові літери в біграмі розділяємо літерою X</w:t>
-      </w:r>
-      <w:r>
-        <w:br/>
-      </w:r>
-      <w:r>
-        <w:rPr>
-          <w:rStyle w:val="VerbatimChar"/>
-        </w:rPr>
-        <w:t xml:space="preserve">        if (result.size() % 2 == 1 &amp;&amp; i + 1 &lt; clean.size() &amp;&amp; clean[i] == clean[i + 1]) {</w:t>
-      </w:r>
-      <w:r>
-        <w:br/>
-      </w:r>
-      <w:r>
-        <w:rPr>
-          <w:rStyle w:val="VerbatimChar"/>
-        </w:rPr>
-        <w:t xml:space="preserve">            result += 'X';</w:t>
-      </w:r>
-      <w:r>
-        <w:br/>
-      </w:r>
-      <w:r>
-        <w:rPr>
-          <w:rStyle w:val="VerbatimChar"/>
-        </w:rPr>
-        <w:t xml:space="preserve">        }</w:t>
-      </w:r>
-      <w:r>
-        <w:br/>
-      </w:r>
-      <w:r>
-        <w:rPr>
-          <w:rStyle w:val="VerbatimChar"/>
-        </w:rPr>
-        <w:t xml:space="preserve">    }</w:t>
-      </w:r>
-      <w:r>
-        <w:br/>
-      </w:r>
-      <w:r>
-        <w:br/>
-      </w:r>
-      <w:r>
-        <w:rPr>
-          <w:rStyle w:val="VerbatimChar"/>
-        </w:rPr>
-        <w:t xml:space="preserve">    if (result.size() % 2 == 1) {</w:t>
-      </w:r>
-      <w:r>
-        <w:br/>
-      </w:r>
-      <w:r>
-        <w:rPr>
-          <w:rStyle w:val="VerbatimChar"/>
-        </w:rPr>
-        <w:t xml:space="preserve">        result += 'X';</w:t>
-      </w:r>
-      <w:r>
-        <w:br/>
-      </w:r>
-      <w:r>
-        <w:rPr>
-          <w:rStyle w:val="VerbatimChar"/>
-        </w:rPr>
-        <w:t xml:space="preserve">    }</w:t>
-      </w:r>
-      <w:r>
-        <w:br/>
-      </w:r>
-      <w:r>
-        <w:rPr>
-          <w:rStyle w:val="VerbatimChar"/>
-        </w:rPr>
-        <w:t xml:space="preserve">    return result;</w:t>
-      </w:r>
-      <w:r>
-        <w:br/>
-      </w:r>
-      <w:r>
-        <w:rPr>
-          <w:rStyle w:val="VerbatimChar"/>
-        </w:rPr>
-        <w:t xml:space="preserve">}</w:t>
-      </w:r>
-      <w:r>
-        <w:br/>
-      </w:r>
-      <w:r>
-        <w:br/>
-      </w:r>
-      <w:r>
-        <w:rPr>
-          <w:rStyle w:val="VerbatimChar"/>
-        </w:rPr>
-        <w:t xml:space="preserve">// shift = +1 для зашифрування, -1 (тобто +4 за модулем 5) для розшифрування</w:t>
-      </w:r>
-      <w:r>
-        <w:br/>
-      </w:r>
-      <w:r>
-        <w:rPr>
-          <w:rStyle w:val="VerbatimChar"/>
-        </w:rPr>
-        <w:t xml:space="preserve">std::string processBigram(const Matrix&amp; matrix, char a, char b, int shift) {</w:t>
-      </w:r>
-      <w:r>
-        <w:br/>
-      </w:r>
-      <w:r>
-        <w:rPr>
-          <w:rStyle w:val="VerbatimChar"/>
-        </w:rPr>
-        <w:t xml:space="preserve">    int rowA, colA, rowB, colB;</w:t>
-      </w:r>
-      <w:r>
-        <w:br/>
-      </w:r>
-      <w:r>
-        <w:rPr>
-          <w:rStyle w:val="VerbatimChar"/>
-        </w:rPr>
-        <w:t xml:space="preserve">    findPosition(matrix, a, rowA, colA);</w:t>
-      </w:r>
-      <w:r>
-        <w:br/>
-      </w:r>
-      <w:r>
-        <w:rPr>
-          <w:rStyle w:val="VerbatimChar"/>
-        </w:rPr>
-        <w:t xml:space="preserve">    findPosition(matrix, b, rowB, colB);</w:t>
-      </w:r>
-      <w:r>
-        <w:br/>
-      </w:r>
-      <w:r>
-        <w:br/>
-      </w:r>
-      <w:r>
-        <w:rPr>
-          <w:rStyle w:val="VerbatimChar"/>
-        </w:rPr>
-        <w:t xml:space="preserve">    std::string result;</w:t>
-      </w:r>
-      <w:r>
-        <w:br/>
-      </w:r>
-      <w:r>
-        <w:rPr>
-          <w:rStyle w:val="VerbatimChar"/>
-        </w:rPr>
-        <w:t xml:space="preserve">    if (rowA == rowB) {                       // один рядок: беремо сусідів праворуч</w:t>
-      </w:r>
-      <w:r>
-        <w:br/>
-      </w:r>
-      <w:r>
-        <w:rPr>
-          <w:rStyle w:val="VerbatimChar"/>
-        </w:rPr>
-        <w:t xml:space="preserve">        result += matrix[rowA][(colA + shift + 5) % 5];</w:t>
-      </w:r>
-      <w:r>
-        <w:br/>
-      </w:r>
-      <w:r>
-        <w:rPr>
-          <w:rStyle w:val="VerbatimChar"/>
-        </w:rPr>
-        <w:t xml:space="preserve">        result += matrix[rowB][(colB + shift + 5) % 5];</w:t>
-      </w:r>
-      <w:r>
-        <w:br/>
-      </w:r>
-      <w:r>
-        <w:rPr>
-          <w:rStyle w:val="VerbatimChar"/>
-        </w:rPr>
-        <w:t xml:space="preserve">    } else if (colA == colB) {                // один стовпець: сусіди знизу</w:t>
-      </w:r>
-      <w:r>
-        <w:br/>
-      </w:r>
-      <w:r>
-        <w:rPr>
-          <w:rStyle w:val="VerbatimChar"/>
-        </w:rPr>
-        <w:t xml:space="preserve">        result += matrix[(rowA + shift + 5) % 5][colA];</w:t>
-      </w:r>
-      <w:r>
-        <w:br/>
-      </w:r>
-      <w:r>
-        <w:rPr>
-          <w:rStyle w:val="VerbatimChar"/>
-        </w:rPr>
-        <w:t xml:space="preserve">        result += matrix[(rowB + shift + 5) % 5][colB];</w:t>
-      </w:r>
-      <w:r>
-        <w:br/>
-      </w:r>
-      <w:r>
-        <w:rPr>
-          <w:rStyle w:val="VerbatimChar"/>
-        </w:rPr>
-        <w:t xml:space="preserve">    } else {                                  // прямокутник: протилежні кути</w:t>
-      </w:r>
-      <w:r>
-        <w:br/>
-      </w:r>
-      <w:r>
-        <w:rPr>
-          <w:rStyle w:val="VerbatimChar"/>
-        </w:rPr>
-        <w:t xml:space="preserve">        result += matrix[rowA][colB];</w:t>
-      </w:r>
-      <w:r>
-        <w:br/>
-      </w:r>
-      <w:r>
-        <w:rPr>
-          <w:rStyle w:val="VerbatimChar"/>
-        </w:rPr>
-        <w:t xml:space="preserve">        result += matrix[rowB][colA];</w:t>
-      </w:r>
-      <w:r>
-        <w:br/>
-      </w:r>
-      <w:r>
-        <w:rPr>
-          <w:rStyle w:val="VerbatimChar"/>
-        </w:rPr>
-        <w:t xml:space="preserve">    }</w:t>
-      </w:r>
-      <w:r>
-        <w:br/>
-      </w:r>
-      <w:r>
-        <w:rPr>
-          <w:rStyle w:val="VerbatimChar"/>
-        </w:rPr>
-        <w:t xml:space="preserve">    return result;</w:t>
-      </w:r>
-      <w:r>
-        <w:br/>
-      </w:r>
-      <w:r>
-        <w:rPr>
-          <w:rStyle w:val="VerbatimChar"/>
-        </w:rPr>
-        <w:t xml:space="preserve">}</w:t>
-      </w:r>
-      <w:r>
-        <w:br/>
-      </w:r>
-      <w:r>
-        <w:br/>
-      </w:r>
-      <w:r>
-        <w:rPr>
-          <w:rStyle w:val="VerbatimChar"/>
-        </w:rPr>
-        <w:t xml:space="preserve">std::string playfairEncrypt(const std::string&amp; plaintext, const std::string&amp; keyword) {</w:t>
-      </w:r>
-      <w:r>
-        <w:br/>
-      </w:r>
-      <w:r>
-        <w:rPr>
-          <w:rStyle w:val="VerbatimChar"/>
-        </w:rPr>
-        <w:t xml:space="preserve">    Matrix matrix = createMatrix(keyword);</w:t>
-      </w:r>
-      <w:r>
-        <w:br/>
-      </w:r>
-      <w:r>
-        <w:rPr>
-          <w:rStyle w:val="VerbatimChar"/>
-        </w:rPr>
-        <w:t xml:space="preserve">    std::string text = prepareText(plaintext);</w:t>
-      </w:r>
-      <w:r>
-        <w:br/>
-      </w:r>
-      <w:r>
-        <w:rPr>
-          <w:rStyle w:val="VerbatimChar"/>
-        </w:rPr>
-        <w:t xml:space="preserve">    std::string ciphertext;</w:t>
-      </w:r>
-      <w:r>
-        <w:br/>
-      </w:r>
-      <w:r>
-        <w:br/>
-      </w:r>
-      <w:r>
-        <w:rPr>
-          <w:rStyle w:val="VerbatimChar"/>
-        </w:rPr>
-        <w:t xml:space="preserve">    for (size_t i = 0; i + 1 &lt; text.size(); i += 2) {</w:t>
-      </w:r>
-      <w:r>
-        <w:br/>
-      </w:r>
-      <w:r>
-        <w:rPr>
-          <w:rStyle w:val="VerbatimChar"/>
-        </w:rPr>
-        <w:t xml:space="preserve">        ciphertext += processBigram(matrix, text[i], text[i + 1], +1);</w:t>
-      </w:r>
-      <w:r>
-        <w:br/>
-      </w:r>
-      <w:r>
-        <w:rPr>
-          <w:rStyle w:val="VerbatimChar"/>
-        </w:rPr>
-        <w:t xml:space="preserve">    }</w:t>
-      </w:r>
-      <w:r>
-        <w:br/>
-      </w:r>
-      <w:r>
-        <w:rPr>
-          <w:rStyle w:val="VerbatimChar"/>
-        </w:rPr>
-        <w:t xml:space="preserve">    return ciphertext;</w:t>
-      </w:r>
-      <w:r>
-        <w:br/>
-      </w:r>
-      <w:r>
-        <w:rPr>
-          <w:rStyle w:val="VerbatimChar"/>
-        </w:rPr>
-        <w:t xml:space="preserve">}</w:t>
-      </w:r>
-      <w:r>
-        <w:br/>
-      </w:r>
-      <w:r>
-        <w:br/>
-      </w:r>
-      <w:r>
-        <w:rPr>
-          <w:rStyle w:val="VerbatimChar"/>
-        </w:rPr>
-        <w:t xml:space="preserve">std::string playfairDecrypt(const std::string&amp; ciphertext, const std::string&amp; keyword) {</w:t>
-      </w:r>
-      <w:r>
-        <w:br/>
-      </w:r>
-      <w:r>
-        <w:rPr>
-          <w:rStyle w:val="VerbatimChar"/>
-        </w:rPr>
-        <w:t xml:space="preserve">    Matrix matrix = createMatrix(keyword);</w:t>
-      </w:r>
-      <w:r>
-        <w:br/>
-      </w:r>
-      <w:r>
-        <w:rPr>
-          <w:rStyle w:val="VerbatimChar"/>
-        </w:rPr>
-        <w:t xml:space="preserve">    std::string plaintext;</w:t>
-      </w:r>
-      <w:r>
-        <w:br/>
-      </w:r>
-      <w:r>
-        <w:br/>
-      </w:r>
-      <w:r>
-        <w:rPr>
-          <w:rStyle w:val="VerbatimChar"/>
-        </w:rPr>
-        <w:t xml:space="preserve">    for (size_t i = 0; i + 1 &lt; ciphertext.size(); i += 2) {</w:t>
-      </w:r>
-      <w:r>
-        <w:br/>
-      </w:r>
-      <w:r>
-        <w:rPr>
-          <w:rStyle w:val="VerbatimChar"/>
-        </w:rPr>
-        <w:t xml:space="preserve">        plaintext += processBigram(matrix, ciphertext[i], ciphertext[i + 1], -1);</w:t>
-      </w:r>
-      <w:r>
-        <w:br/>
-      </w:r>
-      <w:r>
-        <w:rPr>
-          <w:rStyle w:val="VerbatimChar"/>
-        </w:rPr>
-        <w:t xml:space="preserve">    }</w:t>
-      </w:r>
-      <w:r>
-        <w:br/>
-      </w:r>
-      <w:r>
-        <w:rPr>
-          <w:rStyle w:val="VerbatimChar"/>
-        </w:rPr>
-        <w:t xml:space="preserve">    return plaintext;</w:t>
-      </w:r>
-      <w:r>
-        <w:br/>
-      </w:r>
-      <w:r>
-        <w:rPr>
-          <w:rStyle w:val="VerbatimChar"/>
-        </w:rPr>
-        <w:t xml:space="preserve">}</w:t>
-      </w:r>
-      <w:r>
-        <w:br/>
-      </w:r>
-      <w:r>
-        <w:br/>
-      </w:r>
-      <w:r>
-        <w:rPr>
-          <w:rStyle w:val="VerbatimChar"/>
-        </w:rPr>
-        <w:t xml:space="preserve">int main() {</w:t>
-      </w:r>
-      <w:r>
-        <w:br/>
-      </w:r>
-      <w:r>
-        <w:rPr>
-          <w:rStyle w:val="VerbatimChar"/>
-        </w:rPr>
-        <w:t xml:space="preserve">    std::string keyword = "MONARCHY";</w:t>
-      </w:r>
-      <w:r>
-        <w:br/>
-      </w:r>
-      <w:r>
-        <w:rPr>
-          <w:rStyle w:val="VerbatimChar"/>
-        </w:rPr>
-        <w:t xml:space="preserve">    std::string plaintext = "HELLO WORLD";</w:t>
-      </w:r>
-      <w:r>
-        <w:br/>
-      </w:r>
-      <w:r>
-        <w:br/>
-      </w:r>
-      <w:r>
-        <w:rPr>
-          <w:rStyle w:val="VerbatimChar"/>
-        </w:rPr>
-        <w:t xml:space="preserve">    std::cout &lt;&lt; "=== Шифр Плейфера ===\n";</w:t>
-      </w:r>
-      <w:r>
-        <w:br/>
-      </w:r>
-      <w:r>
-        <w:rPr>
-          <w:rStyle w:val="VerbatimChar"/>
-        </w:rPr>
-        <w:t xml:space="preserve">    std::cout &lt;&lt; "Ключ:            " &lt;&lt; keyword &lt;&lt; "\n";</w:t>
-      </w:r>
-      <w:r>
-        <w:br/>
-      </w:r>
-      <w:r>
-        <w:rPr>
-          <w:rStyle w:val="VerbatimChar"/>
-        </w:rPr>
-        <w:t xml:space="preserve">    std::cout &lt;&lt; "Відкритий текст: " &lt;&lt; plaintext &lt;&lt; "\n";</w:t>
-      </w:r>
-      <w:r>
-        <w:br/>
-      </w:r>
-      <w:r>
-        <w:rPr>
-          <w:rStyle w:val="VerbatimChar"/>
-        </w:rPr>
-        <w:t xml:space="preserve">    std::cout &lt;&lt; "Підготовлений:   " &lt;&lt; prepareText(plaintext) &lt;&lt; "\n";</w:t>
-      </w:r>
-      <w:r>
-        <w:br/>
-      </w:r>
-      <w:r>
-        <w:br/>
-      </w:r>
-      <w:r>
-        <w:rPr>
-          <w:rStyle w:val="VerbatimChar"/>
-        </w:rPr>
-        <w:t xml:space="preserve">    std::string ciphertext = playfairEncrypt(plaintext, keyword);</w:t>
-      </w:r>
-      <w:r>
-        <w:br/>
-      </w:r>
-      <w:r>
-        <w:rPr>
-          <w:rStyle w:val="VerbatimChar"/>
-        </w:rPr>
-        <w:t xml:space="preserve">    std::cout &lt;&lt; "Шифротекст:      " &lt;&lt; ciphertext &lt;&lt; "\n";</w:t>
-      </w:r>
-      <w:r>
-        <w:br/>
-      </w:r>
-      <w:r>
-        <w:rPr>
-          <w:rStyle w:val="VerbatimChar"/>
-        </w:rPr>
-        <w:t xml:space="preserve">    std::cout &lt;&lt; "Розшифровано:    " &lt;&lt; playfairDecrypt(ciphertext, keyword) &lt;&lt; "\n";</w:t>
-      </w:r>
-      <w:r>
-        <w:br/>
-      </w:r>
-      <w:r>
-        <w:br/>
-      </w:r>
-      <w:r>
-        <w:rPr>
-          <w:rStyle w:val="VerbatimChar"/>
-        </w:rPr>
-        <w:t xml:space="preserve">    return 0;</w:t>
-      </w:r>
-      <w:r>
-        <w:br/>
-      </w:r>
-      <w:r>
-        <w:rPr>
-          <w:rStyle w:val="VerbatimChar"/>
-        </w:rPr>
-        <w:t xml:space="preserve">}</w:t>
-      </w:r>
-    </w:p>
-    <w:p>
-      <w:pPr>
-        <w:pStyle w:val="FirstParagraph"/>
-      </w:pPr>
-      <w:r>
-        <w:t xml:space="preserve">Результат роботи програми:</w:t>
-      </w:r>
-    </w:p>
-    <w:p>
-      <w:pPr>
-        <w:pStyle w:val="SourceCode"/>
-      </w:pPr>
-      <w:r>
-        <w:rPr>
-          <w:rStyle w:val="VerbatimChar"/>
-        </w:rPr>
-        <w:t xml:space="preserve">=== Шифр Плейфера ===</w:t>
-      </w:r>
-      <w:r>
-        <w:br/>
-      </w:r>
-      <w:r>
-        <w:rPr>
-          <w:rStyle w:val="VerbatimChar"/>
-        </w:rPr>
-        <w:t xml:space="preserve">Ключ:            MONARCHY</w:t>
-      </w:r>
-      <w:r>
-        <w:br/>
-      </w:r>
-      <w:r>
-        <w:rPr>
-          <w:rStyle w:val="VerbatimChar"/>
-        </w:rPr>
-        <w:t xml:space="preserve">Відкритий текст: HELLO WORLD</w:t>
-      </w:r>
-      <w:r>
-        <w:br/>
-      </w:r>
-      <w:r>
-        <w:rPr>
-          <w:rStyle w:val="VerbatimChar"/>
-        </w:rPr>
-        <w:t xml:space="preserve">Підготовлений:   HELXLOWORLDX</w:t>
-      </w:r>
-      <w:r>
-        <w:br/>
-      </w:r>
-      <w:r>
-        <w:rPr>
-          <w:rStyle w:val="VerbatimChar"/>
-        </w:rPr>
-        <w:t xml:space="preserve">Шифротекст:      CFSUPMVNMTBZ</w:t>
-      </w:r>
-      <w:r>
-        <w:br/>
-      </w:r>
-      <w:r>
-        <w:rPr>
-          <w:rStyle w:val="VerbatimChar"/>
-        </w:rPr>
-        <w:t xml:space="preserve">Розшифровано:    HELXLOWORLDX</w:t>
-      </w:r>
+      </w:pPr>
     </w:p>
     <w:p>
       <w:pPr>
@@ -2404,690 +2959,842 @@
     </w:p>
     <w:p>
       <w:pPr>
-        <w:pStyle w:val="SourceCode"/>
-      </w:pPr>
-      <w:r>
+        <w:spacing w:before="0" w:after="0" w:line="120" w:lineRule="exact"/>
         <w:rPr>
-          <w:rStyle w:val="VerbatimChar"/>
+          <w:sz w:val="4"/>
+          <w:szCs w:val="4"/>
         </w:rPr>
-        <w:t xml:space="preserve">#include &lt;iostream&gt;</w:t>
-      </w:r>
-      <w:r>
-        <w:br/>
-      </w:r>
-      <w:r>
+      </w:pPr>
+    </w:p>
+    <w:tbl>
+      <w:tblPr>
+        <w:tblStyle w:val="SourceCodeTable"/>
+        <w:tblW w:type="dxa" w:w="9637"/>
+        <w:tblInd w:w="0" w:type="dxa"/>
+        <w:tblBorders>
+          <w:top w:color="BFBFBF" w:space="0" w:sz="4" w:val="single"/>
+          <w:left w:color="BFBFBF" w:space="0" w:sz="4" w:val="single"/>
+          <w:bottom w:color="BFBFBF" w:space="0" w:sz="4" w:val="single"/>
+          <w:right w:color="BFBFBF" w:space="0" w:sz="4" w:val="single"/>
+        </w:tblBorders>
+        <w:shd w:color="auto" w:fill="F4F4F4" w:val="clear"/>
+        <w:tblLayout w:type="fixed"/>
+        <w:tblCellMar>
+          <w:top w:type="dxa" w:w="113"/>
+          <w:left w:type="dxa" w:w="113"/>
+          <w:bottom w:type="dxa" w:w="113"/>
+          <w:right w:type="dxa" w:w="113"/>
+        </w:tblCellMar>
+        <w:tblLook w:val="0000" w:firstRow="0" w:lastRow="0" w:firstColumn="0" w:lastColumn="0" w:noHBand="1" w:noVBand="1"/>
+      </w:tblPr>
+      <w:tblGrid>
+        <w:gridCol w:w="9637"/>
+      </w:tblGrid>
+      <w:tr>
+        <w:tc>
+          <w:tcPr>
+            <w:tcW w:type="dxa" w:w="9637"/>
+            <w:shd w:color="auto" w:fill="F4F4F4" w:val="clear"/>
+          </w:tcPr>
+          <w:p>
+            <w:pPr>
+              <w:pStyle w:val="SourceCode"/>
+              <w:spacing w:before="0" w:after="0" w:line="200" w:lineRule="auto"/>
+            </w:pPr>
+            <w:r>
+              <w:t xml:space="preserve">#include &lt;iostream&gt;</w:t>
+            </w:r>
+          </w:p>
+          <w:p>
+            <w:pPr>
+              <w:pStyle w:val="SourceCode"/>
+              <w:spacing w:before="0" w:after="0" w:line="200" w:lineRule="auto"/>
+            </w:pPr>
+            <w:r>
+              <w:t xml:space="preserve">#include &lt;string&gt;</w:t>
+            </w:r>
+          </w:p>
+          <w:p>
+            <w:pPr>
+              <w:pStyle w:val="SourceCode"/>
+              <w:spacing w:before="0" w:after="0" w:line="200" w:lineRule="auto"/>
+            </w:pPr>
+            <w:r>
+              <w:t xml:space="preserve">#include &lt;vector&gt;</w:t>
+            </w:r>
+          </w:p>
+          <w:p>
+            <w:pPr>
+              <w:pStyle w:val="SourceCode"/>
+              <w:spacing w:before="0" w:after="0" w:line="200" w:lineRule="auto"/>
+            </w:pPr>
+          </w:p>
+          <w:p>
+            <w:pPr>
+              <w:pStyle w:val="SourceCode"/>
+              <w:spacing w:before="0" w:after="0" w:line="200" w:lineRule="auto"/>
+            </w:pPr>
+            <w:r>
+              <w:t xml:space="preserve">using Matrix = std::vector&lt;std::string&gt;;</w:t>
+            </w:r>
+          </w:p>
+          <w:p>
+            <w:pPr>
+              <w:pStyle w:val="SourceCode"/>
+              <w:spacing w:before="0" w:after="0" w:line="200" w:lineRule="auto"/>
+            </w:pPr>
+          </w:p>
+          <w:p>
+            <w:pPr>
+              <w:pStyle w:val="SourceCode"/>
+              <w:spacing w:before="0" w:after="0" w:line="200" w:lineRule="auto"/>
+            </w:pPr>
+            <w:r>
+              <w:t xml:space="preserve">Matrix createMatrix(const std::string&amp; keyword);                  // з кроку 1</w:t>
+            </w:r>
+          </w:p>
+          <w:p>
+            <w:pPr>
+              <w:pStyle w:val="SourceCode"/>
+              <w:spacing w:before="0" w:after="0" w:line="200" w:lineRule="auto"/>
+            </w:pPr>
+            <w:r>
+              <w:t xml:space="preserve">bool findPosition(const Matrix&amp; m, char c, int&amp; row, int&amp; col);   // з кроку 1</w:t>
+            </w:r>
+          </w:p>
+          <w:p>
+            <w:pPr>
+              <w:pStyle w:val="SourceCode"/>
+              <w:spacing w:before="0" w:after="0" w:line="200" w:lineRule="auto"/>
+            </w:pPr>
+            <w:r>
+              <w:t xml:space="preserve">void printMatrix(const Matrix&amp; m, const std::string&amp; title);      // з кроку 1</w:t>
+            </w:r>
+          </w:p>
+          <w:p>
+            <w:pPr>
+              <w:pStyle w:val="SourceCode"/>
+              <w:spacing w:before="0" w:after="0" w:line="200" w:lineRule="auto"/>
+            </w:pPr>
+            <w:r>
+              <w:t xml:space="preserve">std::string prepareText(const std::string&amp; plaintext);            // з кроку 2</w:t>
+            </w:r>
+          </w:p>
+          <w:p>
+            <w:pPr>
+              <w:pStyle w:val="SourceCode"/>
+              <w:spacing w:before="0" w:after="0" w:line="200" w:lineRule="auto"/>
+            </w:pPr>
+          </w:p>
+          <w:p>
+            <w:pPr>
+              <w:pStyle w:val="SourceCode"/>
+              <w:spacing w:before="0" w:after="0" w:line="200" w:lineRule="auto"/>
+            </w:pPr>
+            <w:r>
+              <w:t xml:space="preserve">// Подвійний квадрат: перша літера біграми шукається в першому квадраті,</w:t>
+            </w:r>
+          </w:p>
+          <w:p>
+            <w:pPr>
+              <w:pStyle w:val="SourceCode"/>
+              <w:spacing w:before="0" w:after="0" w:line="200" w:lineRule="auto"/>
+            </w:pPr>
+            <w:r>
+              <w:t xml:space="preserve">// друга — у другому; результат беруть із протилежних кутів прямокутника</w:t>
+            </w:r>
+          </w:p>
+          <w:p>
+            <w:pPr>
+              <w:pStyle w:val="SourceCode"/>
+              <w:spacing w:before="0" w:after="0" w:line="200" w:lineRule="auto"/>
+            </w:pPr>
+            <w:r>
+              <w:t xml:space="preserve">std::string twoSquareProcess(const std::string&amp; text,</w:t>
+            </w:r>
+          </w:p>
+          <w:p>
+            <w:pPr>
+              <w:pStyle w:val="SourceCode"/>
+              <w:spacing w:before="0" w:after="0" w:line="200" w:lineRule="auto"/>
+            </w:pPr>
+            <w:r>
+              <w:t xml:space="preserve">                             const std::string&amp; keyword1,</w:t>
+            </w:r>
+          </w:p>
+          <w:p>
+            <w:pPr>
+              <w:pStyle w:val="SourceCode"/>
+              <w:spacing w:before="0" w:after="0" w:line="200" w:lineRule="auto"/>
+            </w:pPr>
+            <w:r>
+              <w:t xml:space="preserve">                             const std::string&amp; keyword2) {</w:t>
+            </w:r>
+          </w:p>
+          <w:p>
+            <w:pPr>
+              <w:pStyle w:val="SourceCode"/>
+              <w:spacing w:before="0" w:after="0" w:line="200" w:lineRule="auto"/>
+            </w:pPr>
+            <w:r>
+              <w:t xml:space="preserve">    Matrix first = createMatrix(keyword1);</w:t>
+            </w:r>
+          </w:p>
+          <w:p>
+            <w:pPr>
+              <w:pStyle w:val="SourceCode"/>
+              <w:spacing w:before="0" w:after="0" w:line="200" w:lineRule="auto"/>
+            </w:pPr>
+            <w:r>
+              <w:t xml:space="preserve">    Matrix second = createMatrix(keyword2);</w:t>
+            </w:r>
+          </w:p>
+          <w:p>
+            <w:pPr>
+              <w:pStyle w:val="SourceCode"/>
+              <w:spacing w:before="0" w:after="0" w:line="200" w:lineRule="auto"/>
+            </w:pPr>
+            <w:r>
+              <w:t xml:space="preserve">    std::string result;</w:t>
+            </w:r>
+          </w:p>
+          <w:p>
+            <w:pPr>
+              <w:pStyle w:val="SourceCode"/>
+              <w:spacing w:before="0" w:after="0" w:line="200" w:lineRule="auto"/>
+            </w:pPr>
+          </w:p>
+          <w:p>
+            <w:pPr>
+              <w:pStyle w:val="SourceCode"/>
+              <w:spacing w:before="0" w:after="0" w:line="200" w:lineRule="auto"/>
+            </w:pPr>
+            <w:r>
+              <w:t xml:space="preserve">    for (size_t i = 0; i + 1 &lt; text.size(); i += 2) {</w:t>
+            </w:r>
+          </w:p>
+          <w:p>
+            <w:pPr>
+              <w:pStyle w:val="SourceCode"/>
+              <w:spacing w:before="0" w:after="0" w:line="200" w:lineRule="auto"/>
+            </w:pPr>
+            <w:r>
+              <w:t xml:space="preserve">        int row1, col1, row2, col2;</w:t>
+            </w:r>
+          </w:p>
+          <w:p>
+            <w:pPr>
+              <w:pStyle w:val="SourceCode"/>
+              <w:spacing w:before="0" w:after="0" w:line="200" w:lineRule="auto"/>
+            </w:pPr>
+            <w:r>
+              <w:t xml:space="preserve">        findPosition(first, text[i], row1, col1);</w:t>
+            </w:r>
+          </w:p>
+          <w:p>
+            <w:pPr>
+              <w:pStyle w:val="SourceCode"/>
+              <w:spacing w:before="0" w:after="0" w:line="200" w:lineRule="auto"/>
+            </w:pPr>
+            <w:r>
+              <w:t xml:space="preserve">        findPosition(second, text[i + 1], row2, col2);</w:t>
+            </w:r>
+          </w:p>
+          <w:p>
+            <w:pPr>
+              <w:pStyle w:val="SourceCode"/>
+              <w:spacing w:before="0" w:after="0" w:line="200" w:lineRule="auto"/>
+            </w:pPr>
+          </w:p>
+          <w:p>
+            <w:pPr>
+              <w:pStyle w:val="SourceCode"/>
+              <w:spacing w:before="0" w:after="0" w:line="200" w:lineRule="auto"/>
+            </w:pPr>
+            <w:r>
+              <w:t xml:space="preserve">        result += first[row1][col2];</w:t>
+            </w:r>
+          </w:p>
+          <w:p>
+            <w:pPr>
+              <w:pStyle w:val="SourceCode"/>
+              <w:spacing w:before="0" w:after="0" w:line="200" w:lineRule="auto"/>
+            </w:pPr>
+            <w:r>
+              <w:t xml:space="preserve">        result += second[row2][col1];</w:t>
+            </w:r>
+          </w:p>
+          <w:p>
+            <w:pPr>
+              <w:pStyle w:val="SourceCode"/>
+              <w:spacing w:before="0" w:after="0" w:line="200" w:lineRule="auto"/>
+            </w:pPr>
+            <w:r>
+              <w:t xml:space="preserve">    }</w:t>
+            </w:r>
+          </w:p>
+          <w:p>
+            <w:pPr>
+              <w:pStyle w:val="SourceCode"/>
+              <w:spacing w:before="0" w:after="0" w:line="200" w:lineRule="auto"/>
+            </w:pPr>
+            <w:r>
+              <w:t xml:space="preserve">    return result;</w:t>
+            </w:r>
+          </w:p>
+          <w:p>
+            <w:pPr>
+              <w:pStyle w:val="SourceCode"/>
+              <w:spacing w:before="0" w:after="0" w:line="200" w:lineRule="auto"/>
+            </w:pPr>
+            <w:r>
+              <w:t xml:space="preserve">}</w:t>
+            </w:r>
+          </w:p>
+          <w:p>
+            <w:pPr>
+              <w:pStyle w:val="SourceCode"/>
+              <w:spacing w:before="0" w:after="0" w:line="200" w:lineRule="auto"/>
+            </w:pPr>
+          </w:p>
+          <w:p>
+            <w:pPr>
+              <w:pStyle w:val="SourceCode"/>
+              <w:spacing w:before="0" w:after="0" w:line="200" w:lineRule="auto"/>
+            </w:pPr>
+            <w:r>
+              <w:t xml:space="preserve">std::string twoSquareEncrypt(const std::string&amp; plaintext,</w:t>
+            </w:r>
+          </w:p>
+          <w:p>
+            <w:pPr>
+              <w:pStyle w:val="SourceCode"/>
+              <w:spacing w:before="0" w:after="0" w:line="200" w:lineRule="auto"/>
+            </w:pPr>
+            <w:r>
+              <w:t xml:space="preserve">                             const std::string&amp; keyword1,</w:t>
+            </w:r>
+          </w:p>
+          <w:p>
+            <w:pPr>
+              <w:pStyle w:val="SourceCode"/>
+              <w:spacing w:before="0" w:after="0" w:line="200" w:lineRule="auto"/>
+            </w:pPr>
+            <w:r>
+              <w:t xml:space="preserve">                             const std::string&amp; keyword2) {</w:t>
+            </w:r>
+          </w:p>
+          <w:p>
+            <w:pPr>
+              <w:pStyle w:val="SourceCode"/>
+              <w:spacing w:before="0" w:after="0" w:line="200" w:lineRule="auto"/>
+            </w:pPr>
+            <w:r>
+              <w:t xml:space="preserve">    return twoSquareProcess(prepareText(plaintext), keyword1, keyword2);</w:t>
+            </w:r>
+          </w:p>
+          <w:p>
+            <w:pPr>
+              <w:pStyle w:val="SourceCode"/>
+              <w:spacing w:before="0" w:after="0" w:line="200" w:lineRule="auto"/>
+            </w:pPr>
+            <w:r>
+              <w:t xml:space="preserve">}</w:t>
+            </w:r>
+          </w:p>
+          <w:p>
+            <w:pPr>
+              <w:pStyle w:val="SourceCode"/>
+              <w:spacing w:before="0" w:after="0" w:line="200" w:lineRule="auto"/>
+            </w:pPr>
+          </w:p>
+          <w:p>
+            <w:pPr>
+              <w:pStyle w:val="SourceCode"/>
+              <w:spacing w:before="0" w:after="0" w:line="200" w:lineRule="auto"/>
+            </w:pPr>
+            <w:r>
+              <w:t xml:space="preserve">// Операція симетрична: повторне застосування повертає відкритий текст</w:t>
+            </w:r>
+          </w:p>
+          <w:p>
+            <w:pPr>
+              <w:pStyle w:val="SourceCode"/>
+              <w:spacing w:before="0" w:after="0" w:line="200" w:lineRule="auto"/>
+            </w:pPr>
+            <w:r>
+              <w:t xml:space="preserve">std::string twoSquareDecrypt(const std::string&amp; ciphertext,</w:t>
+            </w:r>
+          </w:p>
+          <w:p>
+            <w:pPr>
+              <w:pStyle w:val="SourceCode"/>
+              <w:spacing w:before="0" w:after="0" w:line="200" w:lineRule="auto"/>
+            </w:pPr>
+            <w:r>
+              <w:t xml:space="preserve">                             const std::string&amp; keyword1,</w:t>
+            </w:r>
+          </w:p>
+          <w:p>
+            <w:pPr>
+              <w:pStyle w:val="SourceCode"/>
+              <w:spacing w:before="0" w:after="0" w:line="200" w:lineRule="auto"/>
+            </w:pPr>
+            <w:r>
+              <w:t xml:space="preserve">                             const std::string&amp; keyword2) {</w:t>
+            </w:r>
+          </w:p>
+          <w:p>
+            <w:pPr>
+              <w:pStyle w:val="SourceCode"/>
+              <w:spacing w:before="0" w:after="0" w:line="200" w:lineRule="auto"/>
+            </w:pPr>
+            <w:r>
+              <w:t xml:space="preserve">    return twoSquareProcess(ciphertext, keyword1, keyword2);</w:t>
+            </w:r>
+          </w:p>
+          <w:p>
+            <w:pPr>
+              <w:pStyle w:val="SourceCode"/>
+              <w:spacing w:before="0" w:after="0" w:line="200" w:lineRule="auto"/>
+            </w:pPr>
+            <w:r>
+              <w:t xml:space="preserve">}</w:t>
+            </w:r>
+          </w:p>
+          <w:p>
+            <w:pPr>
+              <w:pStyle w:val="SourceCode"/>
+              <w:spacing w:before="0" w:after="0" w:line="200" w:lineRule="auto"/>
+            </w:pPr>
+          </w:p>
+          <w:p>
+            <w:pPr>
+              <w:pStyle w:val="SourceCode"/>
+              <w:spacing w:before="0" w:after="0" w:line="200" w:lineRule="auto"/>
+            </w:pPr>
+            <w:r>
+              <w:t xml:space="preserve">int main() {</w:t>
+            </w:r>
+          </w:p>
+          <w:p>
+            <w:pPr>
+              <w:pStyle w:val="SourceCode"/>
+              <w:spacing w:before="0" w:after="0" w:line="200" w:lineRule="auto"/>
+            </w:pPr>
+            <w:r>
+              <w:t xml:space="preserve">    std::string keyword1 = "EXAMPLE";</w:t>
+            </w:r>
+          </w:p>
+          <w:p>
+            <w:pPr>
+              <w:pStyle w:val="SourceCode"/>
+              <w:spacing w:before="0" w:after="0" w:line="200" w:lineRule="auto"/>
+            </w:pPr>
+            <w:r>
+              <w:t xml:space="preserve">    std::string keyword2 = "KEYWORD";</w:t>
+            </w:r>
+          </w:p>
+          <w:p>
+            <w:pPr>
+              <w:pStyle w:val="SourceCode"/>
+              <w:spacing w:before="0" w:after="0" w:line="200" w:lineRule="auto"/>
+            </w:pPr>
+            <w:r>
+              <w:t xml:space="preserve">    std::string plaintext = "HELLO WORLD";</w:t>
+            </w:r>
+          </w:p>
+          <w:p>
+            <w:pPr>
+              <w:pStyle w:val="SourceCode"/>
+              <w:spacing w:before="0" w:after="0" w:line="200" w:lineRule="auto"/>
+            </w:pPr>
+          </w:p>
+          <w:p>
+            <w:pPr>
+              <w:pStyle w:val="SourceCode"/>
+              <w:spacing w:before="0" w:after="0" w:line="200" w:lineRule="auto"/>
+            </w:pPr>
+            <w:r>
+              <w:t xml:space="preserve">    std::cout &lt;&lt; "=== Подвійний квадрат Уітстона ===\n";</w:t>
+            </w:r>
+          </w:p>
+          <w:p>
+            <w:pPr>
+              <w:pStyle w:val="SourceCode"/>
+              <w:spacing w:before="0" w:after="0" w:line="200" w:lineRule="auto"/>
+            </w:pPr>
+            <w:r>
+              <w:t xml:space="preserve">    std::cout &lt;&lt; "Ключ 1:          " &lt;&lt; keyword1 &lt;&lt; "\n";</w:t>
+            </w:r>
+          </w:p>
+          <w:p>
+            <w:pPr>
+              <w:pStyle w:val="SourceCode"/>
+              <w:spacing w:before="0" w:after="0" w:line="200" w:lineRule="auto"/>
+            </w:pPr>
+            <w:r>
+              <w:t xml:space="preserve">    std::cout &lt;&lt; "Ключ 2:          " &lt;&lt; keyword2 &lt;&lt; "\n";</w:t>
+            </w:r>
+          </w:p>
+          <w:p>
+            <w:pPr>
+              <w:pStyle w:val="SourceCode"/>
+              <w:spacing w:before="0" w:after="0" w:line="200" w:lineRule="auto"/>
+            </w:pPr>
+            <w:r>
+              <w:t xml:space="preserve">    std::cout &lt;&lt; "Відкритий текст: " &lt;&lt; plaintext &lt;&lt; "\n\n";</w:t>
+            </w:r>
+          </w:p>
+          <w:p>
+            <w:pPr>
+              <w:pStyle w:val="SourceCode"/>
+              <w:spacing w:before="0" w:after="0" w:line="200" w:lineRule="auto"/>
+            </w:pPr>
+          </w:p>
+          <w:p>
+            <w:pPr>
+              <w:pStyle w:val="SourceCode"/>
+              <w:spacing w:before="0" w:after="0" w:line="200" w:lineRule="auto"/>
+            </w:pPr>
+            <w:r>
+              <w:t xml:space="preserve">    printMatrix(createMatrix(keyword1), "Квадрат 1:");</w:t>
+            </w:r>
+          </w:p>
+          <w:p>
+            <w:pPr>
+              <w:pStyle w:val="SourceCode"/>
+              <w:spacing w:before="0" w:after="0" w:line="200" w:lineRule="auto"/>
+            </w:pPr>
+            <w:r>
+              <w:t xml:space="preserve">    std::cout &lt;&lt; "\n";</w:t>
+            </w:r>
+          </w:p>
+          <w:p>
+            <w:pPr>
+              <w:pStyle w:val="SourceCode"/>
+              <w:spacing w:before="0" w:after="0" w:line="200" w:lineRule="auto"/>
+            </w:pPr>
+            <w:r>
+              <w:t xml:space="preserve">    printMatrix(createMatrix(keyword2), "Квадрат 2:");</w:t>
+            </w:r>
+          </w:p>
+          <w:p>
+            <w:pPr>
+              <w:pStyle w:val="SourceCode"/>
+              <w:spacing w:before="0" w:after="0" w:line="200" w:lineRule="auto"/>
+            </w:pPr>
+          </w:p>
+          <w:p>
+            <w:pPr>
+              <w:pStyle w:val="SourceCode"/>
+              <w:spacing w:before="0" w:after="0" w:line="200" w:lineRule="auto"/>
+            </w:pPr>
+            <w:r>
+              <w:t xml:space="preserve">    std::string ciphertext = twoSquareEncrypt(plaintext, keyword1, keyword2);</w:t>
+            </w:r>
+          </w:p>
+          <w:p>
+            <w:pPr>
+              <w:pStyle w:val="SourceCode"/>
+              <w:spacing w:before="0" w:after="0" w:line="200" w:lineRule="auto"/>
+            </w:pPr>
+            <w:r>
+              <w:t xml:space="preserve">    std::cout &lt;&lt; "\nШифротекст:      " &lt;&lt; ciphertext &lt;&lt; "\n";</w:t>
+            </w:r>
+          </w:p>
+          <w:p>
+            <w:pPr>
+              <w:pStyle w:val="SourceCode"/>
+              <w:spacing w:before="0" w:after="0" w:line="200" w:lineRule="auto"/>
+            </w:pPr>
+            <w:r>
+              <w:t xml:space="preserve">    std::cout &lt;&lt; "Розшифровано:    "</w:t>
+            </w:r>
+          </w:p>
+          <w:p>
+            <w:pPr>
+              <w:pStyle w:val="SourceCode"/>
+              <w:spacing w:before="0" w:after="0" w:line="200" w:lineRule="auto"/>
+            </w:pPr>
+            <w:r>
+              <w:t xml:space="preserve">              &lt;&lt; twoSquareDecrypt(ciphertext, keyword1, keyword2) &lt;&lt; "\n";</w:t>
+            </w:r>
+          </w:p>
+          <w:p>
+            <w:pPr>
+              <w:pStyle w:val="SourceCode"/>
+              <w:spacing w:before="0" w:after="0" w:line="200" w:lineRule="auto"/>
+            </w:pPr>
+          </w:p>
+          <w:p>
+            <w:pPr>
+              <w:pStyle w:val="SourceCode"/>
+              <w:spacing w:before="0" w:after="0" w:line="200" w:lineRule="auto"/>
+            </w:pPr>
+            <w:r>
+              <w:t xml:space="preserve">    return 0;</w:t>
+            </w:r>
+          </w:p>
+          <w:p>
+            <w:pPr>
+              <w:pStyle w:val="SourceCode"/>
+              <w:spacing w:before="0" w:after="0" w:line="200" w:lineRule="auto"/>
+            </w:pPr>
+            <w:r>
+              <w:t xml:space="preserve">}</w:t>
+            </w:r>
+          </w:p>
+        </w:tc>
+      </w:tr>
+    </w:tbl>
+    <w:p>
+      <w:pPr>
+        <w:spacing w:before="0" w:after="0" w:line="120" w:lineRule="exact"/>
         <w:rPr>
-          <w:rStyle w:val="VerbatimChar"/>
+          <w:sz w:val="4"/>
+          <w:szCs w:val="4"/>
         </w:rPr>
-        <w:t xml:space="preserve">#include &lt;string&gt;</w:t>
-      </w:r>
-      <w:r>
-        <w:br/>
-      </w:r>
-      <w:r>
+      </w:pPr>
+    </w:p>
+    <w:p>
+      <w:pPr>
+        <w:pStyle w:val="FirstParagraph"/>
+      </w:pPr>
+      <w:r>
+        <w:t xml:space="preserve">Результат роботи програми:</w:t>
+      </w:r>
+    </w:p>
+    <w:p>
+      <w:pPr>
+        <w:spacing w:before="0" w:after="0" w:line="120" w:lineRule="exact"/>
         <w:rPr>
-          <w:rStyle w:val="VerbatimChar"/>
+          <w:sz w:val="4"/>
+          <w:szCs w:val="4"/>
         </w:rPr>
-        <w:t xml:space="preserve">#include &lt;vector&gt;</w:t>
-      </w:r>
-      <w:r>
-        <w:br/>
-      </w:r>
-      <w:r>
-        <w:br/>
-      </w:r>
-      <w:r>
+      </w:pPr>
+    </w:p>
+    <w:tbl>
+      <w:tblPr>
+        <w:tblStyle w:val="SourceCodeTable"/>
+        <w:tblW w:type="dxa" w:w="9637"/>
+        <w:tblInd w:w="0" w:type="dxa"/>
+        <w:tblBorders>
+          <w:top w:color="BFBFBF" w:space="0" w:sz="4" w:val="single"/>
+          <w:left w:color="BFBFBF" w:space="0" w:sz="4" w:val="single"/>
+          <w:bottom w:color="BFBFBF" w:space="0" w:sz="4" w:val="single"/>
+          <w:right w:color="BFBFBF" w:space="0" w:sz="4" w:val="single"/>
+        </w:tblBorders>
+        <w:shd w:color="auto" w:fill="F4F4F4" w:val="clear"/>
+        <w:tblLayout w:type="fixed"/>
+        <w:tblCellMar>
+          <w:top w:type="dxa" w:w="113"/>
+          <w:left w:type="dxa" w:w="113"/>
+          <w:bottom w:type="dxa" w:w="113"/>
+          <w:right w:type="dxa" w:w="113"/>
+        </w:tblCellMar>
+        <w:tblLook w:val="0000" w:firstRow="0" w:lastRow="0" w:firstColumn="0" w:lastColumn="0" w:noHBand="1" w:noVBand="1"/>
+      </w:tblPr>
+      <w:tblGrid>
+        <w:gridCol w:w="9637"/>
+      </w:tblGrid>
+      <w:tr>
+        <w:tc>
+          <w:tcPr>
+            <w:tcW w:type="dxa" w:w="9637"/>
+            <w:shd w:color="auto" w:fill="F4F4F4" w:val="clear"/>
+          </w:tcPr>
+          <w:p>
+            <w:pPr>
+              <w:pStyle w:val="SourceCode"/>
+              <w:spacing w:before="0" w:after="0" w:line="200" w:lineRule="auto"/>
+            </w:pPr>
+            <w:r>
+              <w:t xml:space="preserve">=== Подвійний квадрат Уітстона ===</w:t>
+            </w:r>
+          </w:p>
+          <w:p>
+            <w:pPr>
+              <w:pStyle w:val="SourceCode"/>
+              <w:spacing w:before="0" w:after="0" w:line="200" w:lineRule="auto"/>
+            </w:pPr>
+            <w:r>
+              <w:t xml:space="preserve">Ключ 1:          EXAMPLE</w:t>
+            </w:r>
+          </w:p>
+          <w:p>
+            <w:pPr>
+              <w:pStyle w:val="SourceCode"/>
+              <w:spacing w:before="0" w:after="0" w:line="200" w:lineRule="auto"/>
+            </w:pPr>
+            <w:r>
+              <w:t xml:space="preserve">Ключ 2:          KEYWORD</w:t>
+            </w:r>
+          </w:p>
+          <w:p>
+            <w:pPr>
+              <w:pStyle w:val="SourceCode"/>
+              <w:spacing w:before="0" w:after="0" w:line="200" w:lineRule="auto"/>
+            </w:pPr>
+            <w:r>
+              <w:t xml:space="preserve">Відкритий текст: HELLO WORLD</w:t>
+            </w:r>
+          </w:p>
+          <w:p>
+            <w:pPr>
+              <w:pStyle w:val="SourceCode"/>
+              <w:spacing w:before="0" w:after="0" w:line="200" w:lineRule="auto"/>
+            </w:pPr>
+          </w:p>
+          <w:p>
+            <w:pPr>
+              <w:pStyle w:val="SourceCode"/>
+              <w:spacing w:before="0" w:after="0" w:line="200" w:lineRule="auto"/>
+            </w:pPr>
+            <w:r>
+              <w:t xml:space="preserve">Квадрат 1:</w:t>
+            </w:r>
+          </w:p>
+          <w:p>
+            <w:pPr>
+              <w:pStyle w:val="SourceCode"/>
+              <w:spacing w:before="0" w:after="0" w:line="200" w:lineRule="auto"/>
+            </w:pPr>
+            <w:r>
+              <w:t xml:space="preserve">E X A M P</w:t>
+            </w:r>
+          </w:p>
+          <w:p>
+            <w:pPr>
+              <w:pStyle w:val="SourceCode"/>
+              <w:spacing w:before="0" w:after="0" w:line="200" w:lineRule="auto"/>
+            </w:pPr>
+            <w:r>
+              <w:t xml:space="preserve">L B C D F</w:t>
+            </w:r>
+          </w:p>
+          <w:p>
+            <w:pPr>
+              <w:pStyle w:val="SourceCode"/>
+              <w:spacing w:before="0" w:after="0" w:line="200" w:lineRule="auto"/>
+            </w:pPr>
+            <w:r>
+              <w:t xml:space="preserve">G H I K N</w:t>
+            </w:r>
+          </w:p>
+          <w:p>
+            <w:pPr>
+              <w:pStyle w:val="SourceCode"/>
+              <w:spacing w:before="0" w:after="0" w:line="200" w:lineRule="auto"/>
+            </w:pPr>
+            <w:r>
+              <w:t xml:space="preserve">O Q R S T</w:t>
+            </w:r>
+          </w:p>
+          <w:p>
+            <w:pPr>
+              <w:pStyle w:val="SourceCode"/>
+              <w:spacing w:before="0" w:after="0" w:line="200" w:lineRule="auto"/>
+            </w:pPr>
+            <w:r>
+              <w:t xml:space="preserve">U V W Y Z</w:t>
+            </w:r>
+          </w:p>
+          <w:p>
+            <w:pPr>
+              <w:pStyle w:val="SourceCode"/>
+              <w:spacing w:before="0" w:after="0" w:line="200" w:lineRule="auto"/>
+            </w:pPr>
+          </w:p>
+          <w:p>
+            <w:pPr>
+              <w:pStyle w:val="SourceCode"/>
+              <w:spacing w:before="0" w:after="0" w:line="200" w:lineRule="auto"/>
+            </w:pPr>
+            <w:r>
+              <w:t xml:space="preserve">Квадрат 2:</w:t>
+            </w:r>
+          </w:p>
+          <w:p>
+            <w:pPr>
+              <w:pStyle w:val="SourceCode"/>
+              <w:spacing w:before="0" w:after="0" w:line="200" w:lineRule="auto"/>
+            </w:pPr>
+            <w:r>
+              <w:t xml:space="preserve">K E Y W O</w:t>
+            </w:r>
+          </w:p>
+          <w:p>
+            <w:pPr>
+              <w:pStyle w:val="SourceCode"/>
+              <w:spacing w:before="0" w:after="0" w:line="200" w:lineRule="auto"/>
+            </w:pPr>
+            <w:r>
+              <w:t xml:space="preserve">R D A B C</w:t>
+            </w:r>
+          </w:p>
+          <w:p>
+            <w:pPr>
+              <w:pStyle w:val="SourceCode"/>
+              <w:spacing w:before="0" w:after="0" w:line="200" w:lineRule="auto"/>
+            </w:pPr>
+            <w:r>
+              <w:t xml:space="preserve">F G H I L</w:t>
+            </w:r>
+          </w:p>
+          <w:p>
+            <w:pPr>
+              <w:pStyle w:val="SourceCode"/>
+              <w:spacing w:before="0" w:after="0" w:line="200" w:lineRule="auto"/>
+            </w:pPr>
+            <w:r>
+              <w:t xml:space="preserve">M N P Q S</w:t>
+            </w:r>
+          </w:p>
+          <w:p>
+            <w:pPr>
+              <w:pStyle w:val="SourceCode"/>
+              <w:spacing w:before="0" w:after="0" w:line="200" w:lineRule="auto"/>
+            </w:pPr>
+            <w:r>
+              <w:t xml:space="preserve">T U V X Z</w:t>
+            </w:r>
+          </w:p>
+          <w:p>
+            <w:pPr>
+              <w:pStyle w:val="SourceCode"/>
+              <w:spacing w:before="0" w:after="0" w:line="200" w:lineRule="auto"/>
+            </w:pPr>
+          </w:p>
+          <w:p>
+            <w:pPr>
+              <w:pStyle w:val="SourceCode"/>
+              <w:spacing w:before="0" w:after="0" w:line="200" w:lineRule="auto"/>
+            </w:pPr>
+            <w:r>
+              <w:t xml:space="preserve">Шифротекст:      HEDTFKZYTHDX</w:t>
+            </w:r>
+          </w:p>
+          <w:p>
+            <w:pPr>
+              <w:pStyle w:val="SourceCode"/>
+              <w:spacing w:before="0" w:after="0" w:line="200" w:lineRule="auto"/>
+            </w:pPr>
+            <w:r>
+              <w:t xml:space="preserve">Розшифровано:    HELXLOWORLDX</w:t>
+            </w:r>
+          </w:p>
+        </w:tc>
+      </w:tr>
+    </w:tbl>
+    <w:p>
+      <w:pPr>
+        <w:spacing w:before="0" w:after="0" w:line="120" w:lineRule="exact"/>
         <w:rPr>
-          <w:rStyle w:val="VerbatimChar"/>
+          <w:sz w:val="4"/>
+          <w:szCs w:val="4"/>
         </w:rPr>
-        <w:t xml:space="preserve">using Matrix = std::vector&lt;std::string&gt;;</w:t>
-      </w:r>
-      <w:r>
-        <w:br/>
-      </w:r>
-      <w:r>
-        <w:br/>
-      </w:r>
-      <w:r>
-        <w:rPr>
-          <w:rStyle w:val="VerbatimChar"/>
-        </w:rPr>
-        <w:t xml:space="preserve">Matrix createMatrix(const std::string&amp; keyword);                  // з кроку 1</w:t>
-      </w:r>
-      <w:r>
-        <w:br/>
-      </w:r>
-      <w:r>
-        <w:rPr>
-          <w:rStyle w:val="VerbatimChar"/>
-        </w:rPr>
-        <w:t xml:space="preserve">bool findPosition(const Matrix&amp; m, char c, int&amp; row, int&amp; col);   // з кроку 1</w:t>
-      </w:r>
-      <w:r>
-        <w:br/>
-      </w:r>
-      <w:r>
-        <w:rPr>
-          <w:rStyle w:val="VerbatimChar"/>
-        </w:rPr>
-        <w:t xml:space="preserve">void printMatrix(const Matrix&amp; m, const std::string&amp; title);      // з кроку 1</w:t>
-      </w:r>
-      <w:r>
-        <w:br/>
-      </w:r>
-      <w:r>
-        <w:rPr>
-          <w:rStyle w:val="VerbatimChar"/>
-        </w:rPr>
-        <w:t xml:space="preserve">std::string prepareText(const std::string&amp; plaintext);            // з кроку 2</w:t>
-      </w:r>
-      <w:r>
-        <w:br/>
-      </w:r>
-      <w:r>
-        <w:br/>
-      </w:r>
-      <w:r>
-        <w:rPr>
-          <w:rStyle w:val="VerbatimChar"/>
-        </w:rPr>
-        <w:t xml:space="preserve">// Подвійний квадрат: перша літера біграми шукається в першому квадраті,</w:t>
-      </w:r>
-      <w:r>
-        <w:br/>
-      </w:r>
-      <w:r>
-        <w:rPr>
-          <w:rStyle w:val="VerbatimChar"/>
-        </w:rPr>
-        <w:t xml:space="preserve">// друга — у другому; результат беруть із протилежних кутів прямокутника</w:t>
-      </w:r>
-      <w:r>
-        <w:br/>
-      </w:r>
-      <w:r>
-        <w:rPr>
-          <w:rStyle w:val="VerbatimChar"/>
-        </w:rPr>
-        <w:t xml:space="preserve">std::string twoSquareProcess(const std::string&amp; text,</w:t>
-      </w:r>
-      <w:r>
-        <w:br/>
-      </w:r>
-      <w:r>
-        <w:rPr>
-          <w:rStyle w:val="VerbatimChar"/>
-        </w:rPr>
-        <w:t xml:space="preserve">                             const std::string&amp; keyword1,</w:t>
-      </w:r>
-      <w:r>
-        <w:br/>
-      </w:r>
-      <w:r>
-        <w:rPr>
-          <w:rStyle w:val="VerbatimChar"/>
-        </w:rPr>
-        <w:t xml:space="preserve">                             const std::string&amp; keyword2) {</w:t>
-      </w:r>
-      <w:r>
-        <w:br/>
-      </w:r>
-      <w:r>
-        <w:rPr>
-          <w:rStyle w:val="VerbatimChar"/>
-        </w:rPr>
-        <w:t xml:space="preserve">    Matrix first = createMatrix(keyword1);</w:t>
-      </w:r>
-      <w:r>
-        <w:br/>
-      </w:r>
-      <w:r>
-        <w:rPr>
-          <w:rStyle w:val="VerbatimChar"/>
-        </w:rPr>
-        <w:t xml:space="preserve">    Matrix second = createMatrix(keyword2);</w:t>
-      </w:r>
-      <w:r>
-        <w:br/>
-      </w:r>
-      <w:r>
-        <w:rPr>
-          <w:rStyle w:val="VerbatimChar"/>
-        </w:rPr>
-        <w:t xml:space="preserve">    std::string result;</w:t>
-      </w:r>
-      <w:r>
-        <w:br/>
-      </w:r>
-      <w:r>
-        <w:br/>
-      </w:r>
-      <w:r>
-        <w:rPr>
-          <w:rStyle w:val="VerbatimChar"/>
-        </w:rPr>
-        <w:t xml:space="preserve">    for (size_t i = 0; i + 1 &lt; text.size(); i += 2) {</w:t>
-      </w:r>
-      <w:r>
-        <w:br/>
-      </w:r>
-      <w:r>
-        <w:rPr>
-          <w:rStyle w:val="VerbatimChar"/>
-        </w:rPr>
-        <w:t xml:space="preserve">        int row1, col1, row2, col2;</w:t>
-      </w:r>
-      <w:r>
-        <w:br/>
-      </w:r>
-      <w:r>
-        <w:rPr>
-          <w:rStyle w:val="VerbatimChar"/>
-        </w:rPr>
-        <w:t xml:space="preserve">        findPosition(first, text[i], row1, col1);</w:t>
-      </w:r>
-      <w:r>
-        <w:br/>
-      </w:r>
-      <w:r>
-        <w:rPr>
-          <w:rStyle w:val="VerbatimChar"/>
-        </w:rPr>
-        <w:t xml:space="preserve">        findPosition(second, text[i + 1], row2, col2);</w:t>
-      </w:r>
-      <w:r>
-        <w:br/>
-      </w:r>
-      <w:r>
-        <w:br/>
-      </w:r>
-      <w:r>
-        <w:rPr>
-          <w:rStyle w:val="VerbatimChar"/>
-        </w:rPr>
-        <w:t xml:space="preserve">        result += first[row1][col2];</w:t>
-      </w:r>
-      <w:r>
-        <w:br/>
-      </w:r>
-      <w:r>
-        <w:rPr>
-          <w:rStyle w:val="VerbatimChar"/>
-        </w:rPr>
-        <w:t xml:space="preserve">        result += second[row2][col1];</w:t>
-      </w:r>
-      <w:r>
-        <w:br/>
-      </w:r>
-      <w:r>
-        <w:rPr>
-          <w:rStyle w:val="VerbatimChar"/>
-        </w:rPr>
-        <w:t xml:space="preserve">    }</w:t>
-      </w:r>
-      <w:r>
-        <w:br/>
-      </w:r>
-      <w:r>
-        <w:rPr>
-          <w:rStyle w:val="VerbatimChar"/>
-        </w:rPr>
-        <w:t xml:space="preserve">    return result;</w:t>
-      </w:r>
-      <w:r>
-        <w:br/>
-      </w:r>
-      <w:r>
-        <w:rPr>
-          <w:rStyle w:val="VerbatimChar"/>
-        </w:rPr>
-        <w:t xml:space="preserve">}</w:t>
-      </w:r>
-      <w:r>
-        <w:br/>
-      </w:r>
-      <w:r>
-        <w:br/>
-      </w:r>
-      <w:r>
-        <w:rPr>
-          <w:rStyle w:val="VerbatimChar"/>
-        </w:rPr>
-        <w:t xml:space="preserve">std::string twoSquareEncrypt(const std::string&amp; plaintext,</w:t>
-      </w:r>
-      <w:r>
-        <w:br/>
-      </w:r>
-      <w:r>
-        <w:rPr>
-          <w:rStyle w:val="VerbatimChar"/>
-        </w:rPr>
-        <w:t xml:space="preserve">                             const std::string&amp; keyword1,</w:t>
-      </w:r>
-      <w:r>
-        <w:br/>
-      </w:r>
-      <w:r>
-        <w:rPr>
-          <w:rStyle w:val="VerbatimChar"/>
-        </w:rPr>
-        <w:t xml:space="preserve">                             const std::string&amp; keyword2) {</w:t>
-      </w:r>
-      <w:r>
-        <w:br/>
-      </w:r>
-      <w:r>
-        <w:rPr>
-          <w:rStyle w:val="VerbatimChar"/>
-        </w:rPr>
-        <w:t xml:space="preserve">    return twoSquareProcess(prepareText(plaintext), keyword1, keyword2);</w:t>
-      </w:r>
-      <w:r>
-        <w:br/>
-      </w:r>
-      <w:r>
-        <w:rPr>
-          <w:rStyle w:val="VerbatimChar"/>
-        </w:rPr>
-        <w:t xml:space="preserve">}</w:t>
-      </w:r>
-      <w:r>
-        <w:br/>
-      </w:r>
-      <w:r>
-        <w:br/>
-      </w:r>
-      <w:r>
-        <w:rPr>
-          <w:rStyle w:val="VerbatimChar"/>
-        </w:rPr>
-        <w:t xml:space="preserve">// Операція симетрична: повторне застосування повертає відкритий текст</w:t>
-      </w:r>
-      <w:r>
-        <w:br/>
-      </w:r>
-      <w:r>
-        <w:rPr>
-          <w:rStyle w:val="VerbatimChar"/>
-        </w:rPr>
-        <w:t xml:space="preserve">std::string twoSquareDecrypt(const std::string&amp; ciphertext,</w:t>
-      </w:r>
-      <w:r>
-        <w:br/>
-      </w:r>
-      <w:r>
-        <w:rPr>
-          <w:rStyle w:val="VerbatimChar"/>
-        </w:rPr>
-        <w:t xml:space="preserve">                             const std::string&amp; keyword1,</w:t>
-      </w:r>
-      <w:r>
-        <w:br/>
-      </w:r>
-      <w:r>
-        <w:rPr>
-          <w:rStyle w:val="VerbatimChar"/>
-        </w:rPr>
-        <w:t xml:space="preserve">                             const std::string&amp; keyword2) {</w:t>
-      </w:r>
-      <w:r>
-        <w:br/>
-      </w:r>
-      <w:r>
-        <w:rPr>
-          <w:rStyle w:val="VerbatimChar"/>
-        </w:rPr>
-        <w:t xml:space="preserve">    return twoSquareProcess(ciphertext, keyword1, keyword2);</w:t>
-      </w:r>
-      <w:r>
-        <w:br/>
-      </w:r>
-      <w:r>
-        <w:rPr>
-          <w:rStyle w:val="VerbatimChar"/>
-        </w:rPr>
-        <w:t xml:space="preserve">}</w:t>
-      </w:r>
-      <w:r>
-        <w:br/>
-      </w:r>
-      <w:r>
-        <w:br/>
-      </w:r>
-      <w:r>
-        <w:rPr>
-          <w:rStyle w:val="VerbatimChar"/>
-        </w:rPr>
-        <w:t xml:space="preserve">int main() {</w:t>
-      </w:r>
-      <w:r>
-        <w:br/>
-      </w:r>
-      <w:r>
-        <w:rPr>
-          <w:rStyle w:val="VerbatimChar"/>
-        </w:rPr>
-        <w:t xml:space="preserve">    std::string keyword1 = "EXAMPLE";</w:t>
-      </w:r>
-      <w:r>
-        <w:br/>
-      </w:r>
-      <w:r>
-        <w:rPr>
-          <w:rStyle w:val="VerbatimChar"/>
-        </w:rPr>
-        <w:t xml:space="preserve">    std::string keyword2 = "KEYWORD";</w:t>
-      </w:r>
-      <w:r>
-        <w:br/>
-      </w:r>
-      <w:r>
-        <w:rPr>
-          <w:rStyle w:val="VerbatimChar"/>
-        </w:rPr>
-        <w:t xml:space="preserve">    std::string plaintext = "HELLO WORLD";</w:t>
-      </w:r>
-      <w:r>
-        <w:br/>
-      </w:r>
-      <w:r>
-        <w:br/>
-      </w:r>
-      <w:r>
-        <w:rPr>
-          <w:rStyle w:val="VerbatimChar"/>
-        </w:rPr>
-        <w:t xml:space="preserve">    std::cout &lt;&lt; "=== Подвійний квадрат Уітстона ===\n";</w:t>
-      </w:r>
-      <w:r>
-        <w:br/>
-      </w:r>
-      <w:r>
-        <w:rPr>
-          <w:rStyle w:val="VerbatimChar"/>
-        </w:rPr>
-        <w:t xml:space="preserve">    std::cout &lt;&lt; "Ключ 1:          " &lt;&lt; keyword1 &lt;&lt; "\n";</w:t>
-      </w:r>
-      <w:r>
-        <w:br/>
-      </w:r>
-      <w:r>
-        <w:rPr>
-          <w:rStyle w:val="VerbatimChar"/>
-        </w:rPr>
-        <w:t xml:space="preserve">    std::cout &lt;&lt; "Ключ 2:          " &lt;&lt; keyword2 &lt;&lt; "\n";</w:t>
-      </w:r>
-      <w:r>
-        <w:br/>
-      </w:r>
-      <w:r>
-        <w:rPr>
-          <w:rStyle w:val="VerbatimChar"/>
-        </w:rPr>
-        <w:t xml:space="preserve">    std::cout &lt;&lt; "Відкритий текст: " &lt;&lt; plaintext &lt;&lt; "\n\n";</w:t>
-      </w:r>
-      <w:r>
-        <w:br/>
-      </w:r>
-      <w:r>
-        <w:br/>
-      </w:r>
-      <w:r>
-        <w:rPr>
-          <w:rStyle w:val="VerbatimChar"/>
-        </w:rPr>
-        <w:t xml:space="preserve">    printMatrix(createMatrix(keyword1), "Квадрат 1:");</w:t>
-      </w:r>
-      <w:r>
-        <w:br/>
-      </w:r>
-      <w:r>
-        <w:rPr>
-          <w:rStyle w:val="VerbatimChar"/>
-        </w:rPr>
-        <w:t xml:space="preserve">    std::cout &lt;&lt; "\n";</w:t>
-      </w:r>
-      <w:r>
-        <w:br/>
-      </w:r>
-      <w:r>
-        <w:rPr>
-          <w:rStyle w:val="VerbatimChar"/>
-        </w:rPr>
-        <w:t xml:space="preserve">    printMatrix(createMatrix(keyword2), "Квадрат 2:");</w:t>
-      </w:r>
-      <w:r>
-        <w:br/>
-      </w:r>
-      <w:r>
-        <w:br/>
-      </w:r>
-      <w:r>
-        <w:rPr>
-          <w:rStyle w:val="VerbatimChar"/>
-        </w:rPr>
-        <w:t xml:space="preserve">    std::string ciphertext = twoSquareEncrypt(plaintext, keyword1, keyword2);</w:t>
-      </w:r>
-      <w:r>
-        <w:br/>
-      </w:r>
-      <w:r>
-        <w:rPr>
-          <w:rStyle w:val="VerbatimChar"/>
-        </w:rPr>
-        <w:t xml:space="preserve">    std::cout &lt;&lt; "\nШифротекст:      " &lt;&lt; ciphertext &lt;&lt; "\n";</w:t>
-      </w:r>
-      <w:r>
-        <w:br/>
-      </w:r>
-      <w:r>
-        <w:rPr>
-          <w:rStyle w:val="VerbatimChar"/>
-        </w:rPr>
-        <w:t xml:space="preserve">    std::cout &lt;&lt; "Розшифровано:    " &lt;&lt; twoSquareDecrypt(ciphertext, keyword1, keyword2) &lt;&lt; "\n";</w:t>
-      </w:r>
-      <w:r>
-        <w:br/>
-      </w:r>
-      <w:r>
-        <w:br/>
-      </w:r>
-      <w:r>
-        <w:rPr>
-          <w:rStyle w:val="VerbatimChar"/>
-        </w:rPr>
-        <w:t xml:space="preserve">    return 0;</w:t>
-      </w:r>
-      <w:r>
-        <w:br/>
-      </w:r>
-      <w:r>
-        <w:rPr>
-          <w:rStyle w:val="VerbatimChar"/>
-        </w:rPr>
-        <w:t xml:space="preserve">}</w:t>
-      </w:r>
-    </w:p>
-    <w:p>
-      <w:pPr>
-        <w:pStyle w:val="FirstParagraph"/>
-      </w:pPr>
-      <w:r>
-        <w:t xml:space="preserve">Результат роботи програми:</w:t>
-      </w:r>
-    </w:p>
-    <w:p>
-      <w:pPr>
-        <w:pStyle w:val="SourceCode"/>
-      </w:pPr>
-      <w:r>
-        <w:rPr>
-          <w:rStyle w:val="VerbatimChar"/>
-        </w:rPr>
-        <w:t xml:space="preserve">=== Подвійний квадрат Уітстона ===</w:t>
-      </w:r>
-      <w:r>
-        <w:br/>
-      </w:r>
-      <w:r>
-        <w:rPr>
-          <w:rStyle w:val="VerbatimChar"/>
-        </w:rPr>
-        <w:t xml:space="preserve">Ключ 1:          EXAMPLE</w:t>
-      </w:r>
-      <w:r>
-        <w:br/>
-      </w:r>
-      <w:r>
-        <w:rPr>
-          <w:rStyle w:val="VerbatimChar"/>
-        </w:rPr>
-        <w:t xml:space="preserve">Ключ 2:          KEYWORD</w:t>
-      </w:r>
-      <w:r>
-        <w:br/>
-      </w:r>
-      <w:r>
-        <w:rPr>
-          <w:rStyle w:val="VerbatimChar"/>
-        </w:rPr>
-        <w:t xml:space="preserve">Відкритий текст: HELLO WORLD</w:t>
-      </w:r>
-      <w:r>
-        <w:br/>
-      </w:r>
-      <w:r>
-        <w:br/>
-      </w:r>
-      <w:r>
-        <w:rPr>
-          <w:rStyle w:val="VerbatimChar"/>
-        </w:rPr>
-        <w:t xml:space="preserve">Квадрат 1:</w:t>
-      </w:r>
-      <w:r>
-        <w:br/>
-      </w:r>
-      <w:r>
-        <w:rPr>
-          <w:rStyle w:val="VerbatimChar"/>
-        </w:rPr>
-        <w:t xml:space="preserve">E X A M P</w:t>
-      </w:r>
-      <w:r>
-        <w:br/>
-      </w:r>
-      <w:r>
-        <w:rPr>
-          <w:rStyle w:val="VerbatimChar"/>
-        </w:rPr>
-        <w:t xml:space="preserve">L B C D F</w:t>
-      </w:r>
-      <w:r>
-        <w:br/>
-      </w:r>
-      <w:r>
-        <w:rPr>
-          <w:rStyle w:val="VerbatimChar"/>
-        </w:rPr>
-        <w:t xml:space="preserve">G H I K N</w:t>
-      </w:r>
-      <w:r>
-        <w:br/>
-      </w:r>
-      <w:r>
-        <w:rPr>
-          <w:rStyle w:val="VerbatimChar"/>
-        </w:rPr>
-        <w:t xml:space="preserve">O Q R S T</w:t>
-      </w:r>
-      <w:r>
-        <w:br/>
-      </w:r>
-      <w:r>
-        <w:rPr>
-          <w:rStyle w:val="VerbatimChar"/>
-        </w:rPr>
-        <w:t xml:space="preserve">U V W Y Z</w:t>
-      </w:r>
-      <w:r>
-        <w:br/>
-      </w:r>
-      <w:r>
-        <w:br/>
-      </w:r>
-      <w:r>
-        <w:rPr>
-          <w:rStyle w:val="VerbatimChar"/>
-        </w:rPr>
-        <w:t xml:space="preserve">Квадрат 2:</w:t>
-      </w:r>
-      <w:r>
-        <w:br/>
-      </w:r>
-      <w:r>
-        <w:rPr>
-          <w:rStyle w:val="VerbatimChar"/>
-        </w:rPr>
-        <w:t xml:space="preserve">K E Y W O</w:t>
-      </w:r>
-      <w:r>
-        <w:br/>
-      </w:r>
-      <w:r>
-        <w:rPr>
-          <w:rStyle w:val="VerbatimChar"/>
-        </w:rPr>
-        <w:t xml:space="preserve">R D A B C</w:t>
-      </w:r>
-      <w:r>
-        <w:br/>
-      </w:r>
-      <w:r>
-        <w:rPr>
-          <w:rStyle w:val="VerbatimChar"/>
-        </w:rPr>
-        <w:t xml:space="preserve">F G H I L</w:t>
-      </w:r>
-      <w:r>
-        <w:br/>
-      </w:r>
-      <w:r>
-        <w:rPr>
-          <w:rStyle w:val="VerbatimChar"/>
-        </w:rPr>
-        <w:t xml:space="preserve">M N P Q S</w:t>
-      </w:r>
-      <w:r>
-        <w:br/>
-      </w:r>
-      <w:r>
-        <w:rPr>
-          <w:rStyle w:val="VerbatimChar"/>
-        </w:rPr>
-        <w:t xml:space="preserve">T U V X Z</w:t>
-      </w:r>
-      <w:r>
-        <w:br/>
-      </w:r>
-      <w:r>
-        <w:br/>
-      </w:r>
-      <w:r>
-        <w:rPr>
-          <w:rStyle w:val="VerbatimChar"/>
-        </w:rPr>
-        <w:t xml:space="preserve">Шифротекст:      HEDTFKZYTHDX</w:t>
-      </w:r>
-      <w:r>
-        <w:br/>
-      </w:r>
-      <w:r>
-        <w:rPr>
-          <w:rStyle w:val="VerbatimChar"/>
-        </w:rPr>
-        <w:t xml:space="preserve">Розшифровано:    HELXLOWORLDX</w:t>
-      </w:r>
+      </w:pPr>
     </w:p>
     <w:bookmarkEnd w:id="15"/>
     <w:bookmarkEnd w:id="16"/>
@@ -5935,15 +6642,8 @@
     <w:basedOn w:val="Normal"/>
     <w:qFormat/>
     <w:pPr>
-      <w:pBdr>
-        <w:top w:color="BFBFBF" w:space="4" w:sz="4" w:val="single"/>
-        <w:left w:color="BFBFBF" w:space="4" w:sz="4" w:val="single"/>
-        <w:bottom w:color="BFBFBF" w:space="4" w:sz="4" w:val="single"/>
-        <w:right w:color="BFBFBF" w:space="4" w:sz="4" w:val="single"/>
-      </w:pBdr>
-      <w:shd w:color="auto" w:fill="F4F4F4" w:val="clear"/>
-      <w:spacing w:after="120" w:before="120" w:line="200" w:lineRule="auto"/>
-      <w:ind w:firstLine="0" w:left="284" w:right="284"/>
+      <w:spacing w:after="0" w:before="0" w:line="200" w:lineRule="auto"/>
+      <w:ind w:hanging="340" w:left="340" w:right="0"/>
       <w:jc w:val="left"/>
     </w:pPr>
     <w:rPr>
@@ -5951,6 +6651,27 @@
       <w:sz w:val="18"/>
       <w:szCs w:val="18"/>
     </w:rPr>
+  </w:style>
+  <w:style w:customStyle="1" w:styleId="SourceCodeTable" w:type="table">
+    <w:name w:val="Source Code Table"/>
+    <w:basedOn w:val="TableNormal"/>
+    <w:qFormat/>
+    <w:tblPr>
+      <w:tblInd w:type="dxa" w:w="0"/>
+      <w:tblBorders>
+        <w:top w:color="BFBFBF" w:space="0" w:sz="4" w:val="single"/>
+        <w:left w:color="BFBFBF" w:space="0" w:sz="4" w:val="single"/>
+        <w:bottom w:color="BFBFBF" w:space="0" w:sz="4" w:val="single"/>
+        <w:right w:color="BFBFBF" w:space="0" w:sz="4" w:val="single"/>
+      </w:tblBorders>
+      <w:shd w:color="auto" w:fill="F4F4F4" w:val="clear"/>
+      <w:tblCellMar>
+        <w:top w:type="dxa" w:w="113"/>
+        <w:left w:type="dxa" w:w="113"/>
+        <w:bottom w:type="dxa" w:w="113"/>
+        <w:right w:type="dxa" w:w="113"/>
+      </w:tblCellMar>
+    </w:tblPr>
   </w:style>
 </w:styles>
 </file>

--- a/public/labs/pmzi/pz-23/ЛР4_ПМЗІ_Шифр_Плейфера_Подвійний_квадрат.docx
+++ b/public/labs/pmzi/pz-23/ЛР4_ПМЗІ_Шифр_Плейфера_Подвійний_квадрат.docx
@@ -51,7 +51,7 @@
         <w:t xml:space="preserve"> </w:t>
       </w:r>
       <w:r>
-        <w:t xml:space="preserve">ПК з встановленим C++ компілятором (MSVC, MinGW або GCC); Середовище розробки (Visual Studio, VS Code).</w:t>
+        <w:t xml:space="preserve">ПК з компілятором або інтерпретатором мови програмування за вибором студента; Середовище розробки (Visual Studio, VS Code або інше).</w:t>
       </w:r>
     </w:p>
     <w:p>

--- a/public/labs/pmzi/pz-23/ЛР4_ПМЗІ_Шифр_Плейфера_Подвійний_квадрат.docx
+++ b/public/labs/pmzi/pz-23/ЛР4_ПМЗІ_Шифр_Плейфера_Подвійний_квадрат.docx
@@ -33,7 +33,7 @@
         <w:t xml:space="preserve"> </w:t>
       </w:r>
       <w:r>
-        <w:t xml:space="preserve">вивчити принципи поліграмного шифрування. Реалізувати шифр Плейфера та подвійний квадрат Уітстона.</w:t>
+        <w:t xml:space="preserve">вивчити принципи поліграмного (біграмного) шифрування; навчитися будувати матрицю за ключовим словом, готувати текст до шифрування й застосовувати правила Плейфера та подвійного квадрата Уітстона; реалізувати обидва шифри мовою C++ і пояснити, які властивості мови вони приховують, а які — ні.</w:t>
       </w:r>
     </w:p>
     <w:p>
@@ -72,7 +72,7 @@
         <w:t xml:space="preserve">2 академічні години.</w:t>
       </w:r>
     </w:p>
-    <w:bookmarkStart w:id="16" w:name="теоретичні-відомості"/>
+    <w:bookmarkStart w:id="14" w:name="теоретичні-відомості"/>
     <w:p>
       <w:pPr>
         <w:pStyle w:val="Heading2"/>
@@ -143,124 +143,124 @@
               <w:spacing w:before="0" w:after="0" w:line="200" w:lineRule="auto"/>
             </w:pPr>
             <w:r>
-              <w:t xml:space="preserve">┌───────────────────────────────────────────────────────────────────────┐</w:t>
-            </w:r>
-          </w:p>
-          <w:p>
-            <w:pPr>
-              <w:pStyle w:val="SourceCode"/>
-              <w:spacing w:before="0" w:after="0" w:line="200" w:lineRule="auto"/>
-            </w:pPr>
-            <w:r>
-              <w:t xml:space="preserve">│                    МОНОАЛФАВІТНИЙ vs ПОЛІГРАМНИЙ                      │</w:t>
-            </w:r>
-          </w:p>
-          <w:p>
-            <w:pPr>
-              <w:pStyle w:val="SourceCode"/>
-              <w:spacing w:before="0" w:after="0" w:line="200" w:lineRule="auto"/>
-            </w:pPr>
-            <w:r>
-              <w:t xml:space="preserve">├───────────────────────────────────────────────────────────────────────┤</w:t>
-            </w:r>
-          </w:p>
-          <w:p>
-            <w:pPr>
-              <w:pStyle w:val="SourceCode"/>
-              <w:spacing w:before="0" w:after="0" w:line="200" w:lineRule="auto"/>
-            </w:pPr>
-            <w:r>
-              <w:t xml:space="preserve">│                                                                       │</w:t>
-            </w:r>
-          </w:p>
-          <w:p>
-            <w:pPr>
-              <w:pStyle w:val="SourceCode"/>
-              <w:spacing w:before="0" w:after="0" w:line="200" w:lineRule="auto"/>
-            </w:pPr>
-            <w:r>
-              <w:t xml:space="preserve">│  МОНОАЛФАВІТНИЙ (Цезар):                                              │</w:t>
-            </w:r>
-          </w:p>
-          <w:p>
-            <w:pPr>
-              <w:pStyle w:val="SourceCode"/>
-              <w:spacing w:before="0" w:after="0" w:line="200" w:lineRule="auto"/>
-            </w:pPr>
-            <w:r>
-              <w:t xml:space="preserve">│  E → H  (кожна E завжди H)                                            │</w:t>
-            </w:r>
-          </w:p>
-          <w:p>
-            <w:pPr>
-              <w:pStyle w:val="SourceCode"/>
-              <w:spacing w:before="0" w:after="0" w:line="200" w:lineRule="auto"/>
-            </w:pPr>
-            <w:r>
-              <w:t xml:space="preserve">│  Частотний аналіз: легко знайти E за частотою H                       │</w:t>
-            </w:r>
-          </w:p>
-          <w:p>
-            <w:pPr>
-              <w:pStyle w:val="SourceCode"/>
-              <w:spacing w:before="0" w:after="0" w:line="200" w:lineRule="auto"/>
-            </w:pPr>
-            <w:r>
-              <w:t xml:space="preserve">│                                                                       │</w:t>
-            </w:r>
-          </w:p>
-          <w:p>
-            <w:pPr>
-              <w:pStyle w:val="SourceCode"/>
-              <w:spacing w:before="0" w:after="0" w:line="200" w:lineRule="auto"/>
-            </w:pPr>
-            <w:r>
-              <w:t xml:space="preserve">│  ПОЛІГРАМНИЙ (Плейфер):                                               │</w:t>
-            </w:r>
-          </w:p>
-          <w:p>
-            <w:pPr>
-              <w:pStyle w:val="SourceCode"/>
-              <w:spacing w:before="0" w:after="0" w:line="200" w:lineRule="auto"/>
-            </w:pPr>
-            <w:r>
-              <w:t xml:space="preserve">│  EA → XY, ER → UV, EN → ZW                                            │</w:t>
-            </w:r>
-          </w:p>
-          <w:p>
-            <w:pPr>
-              <w:pStyle w:val="SourceCode"/>
-              <w:spacing w:before="0" w:after="0" w:line="200" w:lineRule="auto"/>
-            </w:pPr>
-            <w:r>
-              <w:t xml:space="preserve">│  Літера E дає різний результат залежно від сусідки в біграмі          │</w:t>
-            </w:r>
-          </w:p>
-          <w:p>
-            <w:pPr>
-              <w:pStyle w:val="SourceCode"/>
-              <w:spacing w:before="0" w:after="0" w:line="200" w:lineRule="auto"/>
-            </w:pPr>
-            <w:r>
-              <w:t xml:space="preserve">│  Частотний аналіз окремих літер не працює: рахувати треба біграми     │</w:t>
-            </w:r>
-          </w:p>
-          <w:p>
-            <w:pPr>
-              <w:pStyle w:val="SourceCode"/>
-              <w:spacing w:before="0" w:after="0" w:line="200" w:lineRule="auto"/>
-            </w:pPr>
-            <w:r>
-              <w:t xml:space="preserve">│                                                                       │</w:t>
-            </w:r>
-          </w:p>
-          <w:p>
-            <w:pPr>
-              <w:pStyle w:val="SourceCode"/>
-              <w:spacing w:before="0" w:after="0" w:line="200" w:lineRule="auto"/>
-            </w:pPr>
-            <w:r>
-              <w:t xml:space="preserve">└───────────────────────────────────────────────────────────────────────┘</w:t>
+              <w:t xml:space="preserve">┌─────────────────────────────────────────────────────────────────────┐</w:t>
+            </w:r>
+          </w:p>
+          <w:p>
+            <w:pPr>
+              <w:pStyle w:val="SourceCode"/>
+              <w:spacing w:before="0" w:after="0" w:line="200" w:lineRule="auto"/>
+            </w:pPr>
+            <w:r>
+              <w:t xml:space="preserve">│                    МОНОАЛФАВІТНИЙ vs ПОЛІГРАМНИЙ                    │</w:t>
+            </w:r>
+          </w:p>
+          <w:p>
+            <w:pPr>
+              <w:pStyle w:val="SourceCode"/>
+              <w:spacing w:before="0" w:after="0" w:line="200" w:lineRule="auto"/>
+            </w:pPr>
+            <w:r>
+              <w:t xml:space="preserve">├─────────────────────────────────────────────────────────────────────┤</w:t>
+            </w:r>
+          </w:p>
+          <w:p>
+            <w:pPr>
+              <w:pStyle w:val="SourceCode"/>
+              <w:spacing w:before="0" w:after="0" w:line="200" w:lineRule="auto"/>
+            </w:pPr>
+            <w:r>
+              <w:t xml:space="preserve">│                                                                     │</w:t>
+            </w:r>
+          </w:p>
+          <w:p>
+            <w:pPr>
+              <w:pStyle w:val="SourceCode"/>
+              <w:spacing w:before="0" w:after="0" w:line="200" w:lineRule="auto"/>
+            </w:pPr>
+            <w:r>
+              <w:t xml:space="preserve">│  МОНОАЛФАВІТНИЙ (Цезар):                                            │</w:t>
+            </w:r>
+          </w:p>
+          <w:p>
+            <w:pPr>
+              <w:pStyle w:val="SourceCode"/>
+              <w:spacing w:before="0" w:after="0" w:line="200" w:lineRule="auto"/>
+            </w:pPr>
+            <w:r>
+              <w:t xml:space="preserve">│  E → H  (кожна E завжди H)                                          │</w:t>
+            </w:r>
+          </w:p>
+          <w:p>
+            <w:pPr>
+              <w:pStyle w:val="SourceCode"/>
+              <w:spacing w:before="0" w:after="0" w:line="200" w:lineRule="auto"/>
+            </w:pPr>
+            <w:r>
+              <w:t xml:space="preserve">│  Частотний аналіз: легко знайти E за частотою H                     │</w:t>
+            </w:r>
+          </w:p>
+          <w:p>
+            <w:pPr>
+              <w:pStyle w:val="SourceCode"/>
+              <w:spacing w:before="0" w:after="0" w:line="200" w:lineRule="auto"/>
+            </w:pPr>
+            <w:r>
+              <w:t xml:space="preserve">│                                                                     │</w:t>
+            </w:r>
+          </w:p>
+          <w:p>
+            <w:pPr>
+              <w:pStyle w:val="SourceCode"/>
+              <w:spacing w:before="0" w:after="0" w:line="200" w:lineRule="auto"/>
+            </w:pPr>
+            <w:r>
+              <w:t xml:space="preserve">│  ПОЛІГРАМНИЙ (Плейфер):                                             │</w:t>
+            </w:r>
+          </w:p>
+          <w:p>
+            <w:pPr>
+              <w:pStyle w:val="SourceCode"/>
+              <w:spacing w:before="0" w:after="0" w:line="200" w:lineRule="auto"/>
+            </w:pPr>
+            <w:r>
+              <w:t xml:space="preserve">│  EA → XY, ER → UV, EN → ZW                                          │</w:t>
+            </w:r>
+          </w:p>
+          <w:p>
+            <w:pPr>
+              <w:pStyle w:val="SourceCode"/>
+              <w:spacing w:before="0" w:after="0" w:line="200" w:lineRule="auto"/>
+            </w:pPr>
+            <w:r>
+              <w:t xml:space="preserve">│  Літера E дає різний результат залежно від сусідки в біграмі        │</w:t>
+            </w:r>
+          </w:p>
+          <w:p>
+            <w:pPr>
+              <w:pStyle w:val="SourceCode"/>
+              <w:spacing w:before="0" w:after="0" w:line="200" w:lineRule="auto"/>
+            </w:pPr>
+            <w:r>
+              <w:t xml:space="preserve">│  Частотний аналіз окремих літер не працює: рахувати треба біграми   │</w:t>
+            </w:r>
+          </w:p>
+          <w:p>
+            <w:pPr>
+              <w:pStyle w:val="SourceCode"/>
+              <w:spacing w:before="0" w:after="0" w:line="200" w:lineRule="auto"/>
+            </w:pPr>
+            <w:r>
+              <w:t xml:space="preserve">│                                                                     │</w:t>
+            </w:r>
+          </w:p>
+          <w:p>
+            <w:pPr>
+              <w:pStyle w:val="SourceCode"/>
+              <w:spacing w:before="0" w:after="0" w:line="200" w:lineRule="auto"/>
+            </w:pPr>
+            <w:r>
+              <w:t xml:space="preserve">└─────────────────────────────────────────────────────────────────────┘</w:t>
             </w:r>
           </w:p>
         </w:tc>
@@ -537,277 +537,277 @@
               <w:spacing w:before="0" w:after="0" w:line="200" w:lineRule="auto"/>
             </w:pPr>
             <w:r>
-              <w:t xml:space="preserve">┌───────────────────────────────────────────────────────────────────────┐</w:t>
-            </w:r>
-          </w:p>
-          <w:p>
-            <w:pPr>
-              <w:pStyle w:val="SourceCode"/>
-              <w:spacing w:before="0" w:after="0" w:line="200" w:lineRule="auto"/>
-            </w:pPr>
-            <w:r>
-              <w:t xml:space="preserve">│                    ПРАВИЛА ШИФРУВАННЯ ПЛЕЙФЕРА                        │</w:t>
-            </w:r>
-          </w:p>
-          <w:p>
-            <w:pPr>
-              <w:pStyle w:val="SourceCode"/>
-              <w:spacing w:before="0" w:after="0" w:line="200" w:lineRule="auto"/>
-            </w:pPr>
-            <w:r>
-              <w:t xml:space="preserve">├───────────────────────────────────────────────────────────────────────┤</w:t>
-            </w:r>
-          </w:p>
-          <w:p>
-            <w:pPr>
-              <w:pStyle w:val="SourceCode"/>
-              <w:spacing w:before="0" w:after="0" w:line="200" w:lineRule="auto"/>
-            </w:pPr>
-            <w:r>
-              <w:t xml:space="preserve">│                                                                       │</w:t>
-            </w:r>
-          </w:p>
-          <w:p>
-            <w:pPr>
-              <w:pStyle w:val="SourceCode"/>
-              <w:spacing w:before="0" w:after="0" w:line="200" w:lineRule="auto"/>
-            </w:pPr>
-            <w:r>
-              <w:t xml:space="preserve">│  1. ОДИН РЯДОК: зсув вправо (з циклічним переносом)                   │</w:t>
-            </w:r>
-          </w:p>
-          <w:p>
-            <w:pPr>
-              <w:pStyle w:val="SourceCode"/>
-              <w:spacing w:before="0" w:after="0" w:line="200" w:lineRule="auto"/>
-            </w:pPr>
-            <w:r>
-              <w:t xml:space="preserve">│     ┌───┬───┬───┬───┬───┐                                             │</w:t>
-            </w:r>
-          </w:p>
-          <w:p>
-            <w:pPr>
-              <w:pStyle w:val="SourceCode"/>
-              <w:spacing w:before="0" w:after="0" w:line="200" w:lineRule="auto"/>
-            </w:pPr>
-            <w:r>
-              <w:t xml:space="preserve">│     │ M │[O]│ N │[A]│ R │   OA → NR (O→N, A→R)                        │</w:t>
-            </w:r>
-          </w:p>
-          <w:p>
-            <w:pPr>
-              <w:pStyle w:val="SourceCode"/>
-              <w:spacing w:before="0" w:after="0" w:line="200" w:lineRule="auto"/>
-            </w:pPr>
-            <w:r>
-              <w:t xml:space="preserve">│     └───┴───┴───┴───┴───┘   остання літера рядка переходить у першу   │</w:t>
-            </w:r>
-          </w:p>
-          <w:p>
-            <w:pPr>
-              <w:pStyle w:val="SourceCode"/>
-              <w:spacing w:before="0" w:after="0" w:line="200" w:lineRule="auto"/>
-            </w:pPr>
-            <w:r>
-              <w:t xml:space="preserve">│                                                                       │</w:t>
-            </w:r>
-          </w:p>
-          <w:p>
-            <w:pPr>
-              <w:pStyle w:val="SourceCode"/>
-              <w:spacing w:before="0" w:after="0" w:line="200" w:lineRule="auto"/>
-            </w:pPr>
-            <w:r>
-              <w:t xml:space="preserve">│  2. ОДИН СТОВПЕЦЬ: зсув вниз (з циклічним переносом)                  │</w:t>
-            </w:r>
-          </w:p>
-          <w:p>
-            <w:pPr>
-              <w:pStyle w:val="SourceCode"/>
-              <w:spacing w:before="0" w:after="0" w:line="200" w:lineRule="auto"/>
-            </w:pPr>
-            <w:r>
-              <w:t xml:space="preserve">│     ┌───┐                                                             │</w:t>
-            </w:r>
-          </w:p>
-          <w:p>
-            <w:pPr>
-              <w:pStyle w:val="SourceCode"/>
-              <w:spacing w:before="0" w:after="0" w:line="200" w:lineRule="auto"/>
-            </w:pPr>
-            <w:r>
-              <w:t xml:space="preserve">│     │[M]│                                                             │</w:t>
-            </w:r>
-          </w:p>
-          <w:p>
-            <w:pPr>
-              <w:pStyle w:val="SourceCode"/>
-              <w:spacing w:before="0" w:after="0" w:line="200" w:lineRule="auto"/>
-            </w:pPr>
-            <w:r>
-              <w:t xml:space="preserve">│     │ C │      ME → CL (зсув вниз)                                    │</w:t>
-            </w:r>
-          </w:p>
-          <w:p>
-            <w:pPr>
-              <w:pStyle w:val="SourceCode"/>
-              <w:spacing w:before="0" w:after="0" w:line="200" w:lineRule="auto"/>
-            </w:pPr>
-            <w:r>
-              <w:t xml:space="preserve">│     │[E]│                                                             │</w:t>
-            </w:r>
-          </w:p>
-          <w:p>
-            <w:pPr>
-              <w:pStyle w:val="SourceCode"/>
-              <w:spacing w:before="0" w:after="0" w:line="200" w:lineRule="auto"/>
-            </w:pPr>
-            <w:r>
-              <w:t xml:space="preserve">│     │ L │                                                             │</w:t>
-            </w:r>
-          </w:p>
-          <w:p>
-            <w:pPr>
-              <w:pStyle w:val="SourceCode"/>
-              <w:spacing w:before="0" w:after="0" w:line="200" w:lineRule="auto"/>
-            </w:pPr>
-            <w:r>
-              <w:t xml:space="preserve">│     │ U │                                                             │</w:t>
-            </w:r>
-          </w:p>
-          <w:p>
-            <w:pPr>
-              <w:pStyle w:val="SourceCode"/>
-              <w:spacing w:before="0" w:after="0" w:line="200" w:lineRule="auto"/>
-            </w:pPr>
-            <w:r>
-              <w:t xml:space="preserve">│     └───┘                                                             │</w:t>
-            </w:r>
-          </w:p>
-          <w:p>
-            <w:pPr>
-              <w:pStyle w:val="SourceCode"/>
-              <w:spacing w:before="0" w:after="0" w:line="200" w:lineRule="auto"/>
-            </w:pPr>
-            <w:r>
-              <w:t xml:space="preserve">│                                                                       │</w:t>
-            </w:r>
-          </w:p>
-          <w:p>
-            <w:pPr>
-              <w:pStyle w:val="SourceCode"/>
-              <w:spacing w:before="0" w:after="0" w:line="200" w:lineRule="auto"/>
-            </w:pPr>
-            <w:r>
-              <w:t xml:space="preserve">│  3. ПРЯМОКУТНИК: протилежні кути                                      │</w:t>
-            </w:r>
-          </w:p>
-          <w:p>
-            <w:pPr>
-              <w:pStyle w:val="SourceCode"/>
-              <w:spacing w:before="0" w:after="0" w:line="200" w:lineRule="auto"/>
-            </w:pPr>
-            <w:r>
-              <w:t xml:space="preserve">│     ┌───┬───┬───┬───┬───┐                                             │</w:t>
-            </w:r>
-          </w:p>
-          <w:p>
-            <w:pPr>
-              <w:pStyle w:val="SourceCode"/>
-              <w:spacing w:before="0" w:after="0" w:line="200" w:lineRule="auto"/>
-            </w:pPr>
-            <w:r>
-              <w:t xml:space="preserve">│     │ M │ O │ N │ A │ R │                                             │</w:t>
-            </w:r>
-          </w:p>
-          <w:p>
-            <w:pPr>
-              <w:pStyle w:val="SourceCode"/>
-              <w:spacing w:before="0" w:after="0" w:line="200" w:lineRule="auto"/>
-            </w:pPr>
-            <w:r>
-              <w:t xml:space="preserve">│     │ C │[H]│ Y │[B]│ D │   HI → BF (H→B, I→F)                        │</w:t>
-            </w:r>
-          </w:p>
-          <w:p>
-            <w:pPr>
-              <w:pStyle w:val="SourceCode"/>
-              <w:spacing w:before="0" w:after="0" w:line="200" w:lineRule="auto"/>
-            </w:pPr>
-            <w:r>
-              <w:t xml:space="preserve">│     │ E │[F]│ G │[I]│ K │                                             │</w:t>
-            </w:r>
-          </w:p>
-          <w:p>
-            <w:pPr>
-              <w:pStyle w:val="SourceCode"/>
-              <w:spacing w:before="0" w:after="0" w:line="200" w:lineRule="auto"/>
-            </w:pPr>
-            <w:r>
-              <w:t xml:space="preserve">│     └───┴───┴───┴───┴───┘                                             │</w:t>
-            </w:r>
-          </w:p>
-          <w:p>
-            <w:pPr>
-              <w:pStyle w:val="SourceCode"/>
-              <w:spacing w:before="0" w:after="0" w:line="200" w:lineRule="auto"/>
-            </w:pPr>
-            <w:r>
-              <w:t xml:space="preserve">│                                                                       │</w:t>
-            </w:r>
-          </w:p>
-          <w:p>
-            <w:pPr>
-              <w:pStyle w:val="SourceCode"/>
-              <w:spacing w:before="0" w:after="0" w:line="200" w:lineRule="auto"/>
-            </w:pPr>
-            <w:r>
-              <w:t xml:space="preserve">│  ПІДГОТОВКА ТЕКСТУ:                                                   │</w:t>
-            </w:r>
-          </w:p>
-          <w:p>
-            <w:pPr>
-              <w:pStyle w:val="SourceCode"/>
-              <w:spacing w:before="0" w:after="0" w:line="200" w:lineRule="auto"/>
-            </w:pPr>
-            <w:r>
-              <w:t xml:space="preserve">│  - Замінити J на I                                                    │</w:t>
-            </w:r>
-          </w:p>
-          <w:p>
-            <w:pPr>
-              <w:pStyle w:val="SourceCode"/>
-              <w:spacing w:before="0" w:after="0" w:line="200" w:lineRule="auto"/>
-            </w:pPr>
-            <w:r>
-              <w:t xml:space="preserve">│  - Вставити X між однаковими літерами: LL → LX L                      │</w:t>
-            </w:r>
-          </w:p>
-          <w:p>
-            <w:pPr>
-              <w:pStyle w:val="SourceCode"/>
-              <w:spacing w:before="0" w:after="0" w:line="200" w:lineRule="auto"/>
-            </w:pPr>
-            <w:r>
-              <w:t xml:space="preserve">│  - Якщо непарна кількість, додати X в кінці                           │</w:t>
-            </w:r>
-          </w:p>
-          <w:p>
-            <w:pPr>
-              <w:pStyle w:val="SourceCode"/>
-              <w:spacing w:before="0" w:after="0" w:line="200" w:lineRule="auto"/>
-            </w:pPr>
-            <w:r>
-              <w:t xml:space="preserve">│                                                                       │</w:t>
-            </w:r>
-          </w:p>
-          <w:p>
-            <w:pPr>
-              <w:pStyle w:val="SourceCode"/>
-              <w:spacing w:before="0" w:after="0" w:line="200" w:lineRule="auto"/>
-            </w:pPr>
-            <w:r>
-              <w:t xml:space="preserve">└───────────────────────────────────────────────────────────────────────┘</w:t>
+              <w:t xml:space="preserve">┌─────────────────────────────────────────────────────────────────────┐</w:t>
+            </w:r>
+          </w:p>
+          <w:p>
+            <w:pPr>
+              <w:pStyle w:val="SourceCode"/>
+              <w:spacing w:before="0" w:after="0" w:line="200" w:lineRule="auto"/>
+            </w:pPr>
+            <w:r>
+              <w:t xml:space="preserve">│                    ПРАВИЛА ШИФРУВАННЯ ПЛЕЙФЕРА                      │</w:t>
+            </w:r>
+          </w:p>
+          <w:p>
+            <w:pPr>
+              <w:pStyle w:val="SourceCode"/>
+              <w:spacing w:before="0" w:after="0" w:line="200" w:lineRule="auto"/>
+            </w:pPr>
+            <w:r>
+              <w:t xml:space="preserve">├─────────────────────────────────────────────────────────────────────┤</w:t>
+            </w:r>
+          </w:p>
+          <w:p>
+            <w:pPr>
+              <w:pStyle w:val="SourceCode"/>
+              <w:spacing w:before="0" w:after="0" w:line="200" w:lineRule="auto"/>
+            </w:pPr>
+            <w:r>
+              <w:t xml:space="preserve">│                                                                     │</w:t>
+            </w:r>
+          </w:p>
+          <w:p>
+            <w:pPr>
+              <w:pStyle w:val="SourceCode"/>
+              <w:spacing w:before="0" w:after="0" w:line="200" w:lineRule="auto"/>
+            </w:pPr>
+            <w:r>
+              <w:t xml:space="preserve">│  1. ОДИН РЯДОК: зсув вправо (з циклічним переносом)                 │</w:t>
+            </w:r>
+          </w:p>
+          <w:p>
+            <w:pPr>
+              <w:pStyle w:val="SourceCode"/>
+              <w:spacing w:before="0" w:after="0" w:line="200" w:lineRule="auto"/>
+            </w:pPr>
+            <w:r>
+              <w:t xml:space="preserve">│     ┌───┬───┬───┬───┬───┐                                           │</w:t>
+            </w:r>
+          </w:p>
+          <w:p>
+            <w:pPr>
+              <w:pStyle w:val="SourceCode"/>
+              <w:spacing w:before="0" w:after="0" w:line="200" w:lineRule="auto"/>
+            </w:pPr>
+            <w:r>
+              <w:t xml:space="preserve">│     │ M │[O]│ N │[A]│ R │   OA → NR (O→N, A→R)                      │</w:t>
+            </w:r>
+          </w:p>
+          <w:p>
+            <w:pPr>
+              <w:pStyle w:val="SourceCode"/>
+              <w:spacing w:before="0" w:after="0" w:line="200" w:lineRule="auto"/>
+            </w:pPr>
+            <w:r>
+              <w:t xml:space="preserve">│     └───┴───┴───┴───┴───┘   остання літера рядка переходить у першу │</w:t>
+            </w:r>
+          </w:p>
+          <w:p>
+            <w:pPr>
+              <w:pStyle w:val="SourceCode"/>
+              <w:spacing w:before="0" w:after="0" w:line="200" w:lineRule="auto"/>
+            </w:pPr>
+            <w:r>
+              <w:t xml:space="preserve">│                                                                     │</w:t>
+            </w:r>
+          </w:p>
+          <w:p>
+            <w:pPr>
+              <w:pStyle w:val="SourceCode"/>
+              <w:spacing w:before="0" w:after="0" w:line="200" w:lineRule="auto"/>
+            </w:pPr>
+            <w:r>
+              <w:t xml:space="preserve">│  2. ОДИН СТОВПЕЦЬ: зсув вниз (з циклічним переносом)                │</w:t>
+            </w:r>
+          </w:p>
+          <w:p>
+            <w:pPr>
+              <w:pStyle w:val="SourceCode"/>
+              <w:spacing w:before="0" w:after="0" w:line="200" w:lineRule="auto"/>
+            </w:pPr>
+            <w:r>
+              <w:t xml:space="preserve">│     ┌───┐                                                           │</w:t>
+            </w:r>
+          </w:p>
+          <w:p>
+            <w:pPr>
+              <w:pStyle w:val="SourceCode"/>
+              <w:spacing w:before="0" w:after="0" w:line="200" w:lineRule="auto"/>
+            </w:pPr>
+            <w:r>
+              <w:t xml:space="preserve">│     │[M]│                                                           │</w:t>
+            </w:r>
+          </w:p>
+          <w:p>
+            <w:pPr>
+              <w:pStyle w:val="SourceCode"/>
+              <w:spacing w:before="0" w:after="0" w:line="200" w:lineRule="auto"/>
+            </w:pPr>
+            <w:r>
+              <w:t xml:space="preserve">│     │ C │      ME → CL (зсув вниз)                                  │</w:t>
+            </w:r>
+          </w:p>
+          <w:p>
+            <w:pPr>
+              <w:pStyle w:val="SourceCode"/>
+              <w:spacing w:before="0" w:after="0" w:line="200" w:lineRule="auto"/>
+            </w:pPr>
+            <w:r>
+              <w:t xml:space="preserve">│     │[E]│                                                           │</w:t>
+            </w:r>
+          </w:p>
+          <w:p>
+            <w:pPr>
+              <w:pStyle w:val="SourceCode"/>
+              <w:spacing w:before="0" w:after="0" w:line="200" w:lineRule="auto"/>
+            </w:pPr>
+            <w:r>
+              <w:t xml:space="preserve">│     │ L │                                                           │</w:t>
+            </w:r>
+          </w:p>
+          <w:p>
+            <w:pPr>
+              <w:pStyle w:val="SourceCode"/>
+              <w:spacing w:before="0" w:after="0" w:line="200" w:lineRule="auto"/>
+            </w:pPr>
+            <w:r>
+              <w:t xml:space="preserve">│     │ U │                                                           │</w:t>
+            </w:r>
+          </w:p>
+          <w:p>
+            <w:pPr>
+              <w:pStyle w:val="SourceCode"/>
+              <w:spacing w:before="0" w:after="0" w:line="200" w:lineRule="auto"/>
+            </w:pPr>
+            <w:r>
+              <w:t xml:space="preserve">│     └───┘                                                           │</w:t>
+            </w:r>
+          </w:p>
+          <w:p>
+            <w:pPr>
+              <w:pStyle w:val="SourceCode"/>
+              <w:spacing w:before="0" w:after="0" w:line="200" w:lineRule="auto"/>
+            </w:pPr>
+            <w:r>
+              <w:t xml:space="preserve">│                                                                     │</w:t>
+            </w:r>
+          </w:p>
+          <w:p>
+            <w:pPr>
+              <w:pStyle w:val="SourceCode"/>
+              <w:spacing w:before="0" w:after="0" w:line="200" w:lineRule="auto"/>
+            </w:pPr>
+            <w:r>
+              <w:t xml:space="preserve">│  3. ПРЯМОКУТНИК: протилежні кути                                    │</w:t>
+            </w:r>
+          </w:p>
+          <w:p>
+            <w:pPr>
+              <w:pStyle w:val="SourceCode"/>
+              <w:spacing w:before="0" w:after="0" w:line="200" w:lineRule="auto"/>
+            </w:pPr>
+            <w:r>
+              <w:t xml:space="preserve">│     ┌───┬───┬───┬───┬───┐                                           │</w:t>
+            </w:r>
+          </w:p>
+          <w:p>
+            <w:pPr>
+              <w:pStyle w:val="SourceCode"/>
+              <w:spacing w:before="0" w:after="0" w:line="200" w:lineRule="auto"/>
+            </w:pPr>
+            <w:r>
+              <w:t xml:space="preserve">│     │ M │ O │ N │ A │ R │                                           │</w:t>
+            </w:r>
+          </w:p>
+          <w:p>
+            <w:pPr>
+              <w:pStyle w:val="SourceCode"/>
+              <w:spacing w:before="0" w:after="0" w:line="200" w:lineRule="auto"/>
+            </w:pPr>
+            <w:r>
+              <w:t xml:space="preserve">│     │ C │[H]│ Y │[B]│ D │   HI → BF (H→B, I→F)                      │</w:t>
+            </w:r>
+          </w:p>
+          <w:p>
+            <w:pPr>
+              <w:pStyle w:val="SourceCode"/>
+              <w:spacing w:before="0" w:after="0" w:line="200" w:lineRule="auto"/>
+            </w:pPr>
+            <w:r>
+              <w:t xml:space="preserve">│     │ E │[F]│ G │[I]│ K │                                           │</w:t>
+            </w:r>
+          </w:p>
+          <w:p>
+            <w:pPr>
+              <w:pStyle w:val="SourceCode"/>
+              <w:spacing w:before="0" w:after="0" w:line="200" w:lineRule="auto"/>
+            </w:pPr>
+            <w:r>
+              <w:t xml:space="preserve">│     └───┴───┴───┴───┴───┘                                           │</w:t>
+            </w:r>
+          </w:p>
+          <w:p>
+            <w:pPr>
+              <w:pStyle w:val="SourceCode"/>
+              <w:spacing w:before="0" w:after="0" w:line="200" w:lineRule="auto"/>
+            </w:pPr>
+            <w:r>
+              <w:t xml:space="preserve">│                                                                     │</w:t>
+            </w:r>
+          </w:p>
+          <w:p>
+            <w:pPr>
+              <w:pStyle w:val="SourceCode"/>
+              <w:spacing w:before="0" w:after="0" w:line="200" w:lineRule="auto"/>
+            </w:pPr>
+            <w:r>
+              <w:t xml:space="preserve">│  ПІДГОТОВКА ТЕКСТУ:                                                 │</w:t>
+            </w:r>
+          </w:p>
+          <w:p>
+            <w:pPr>
+              <w:pStyle w:val="SourceCode"/>
+              <w:spacing w:before="0" w:after="0" w:line="200" w:lineRule="auto"/>
+            </w:pPr>
+            <w:r>
+              <w:t xml:space="preserve">│  - Замінити J на I                                                  │</w:t>
+            </w:r>
+          </w:p>
+          <w:p>
+            <w:pPr>
+              <w:pStyle w:val="SourceCode"/>
+              <w:spacing w:before="0" w:after="0" w:line="200" w:lineRule="auto"/>
+            </w:pPr>
+            <w:r>
+              <w:t xml:space="preserve">│  - Вставити X між однаковими літерами: LL → LX L                    │</w:t>
+            </w:r>
+          </w:p>
+          <w:p>
+            <w:pPr>
+              <w:pStyle w:val="SourceCode"/>
+              <w:spacing w:before="0" w:after="0" w:line="200" w:lineRule="auto"/>
+            </w:pPr>
+            <w:r>
+              <w:t xml:space="preserve">│  - Якщо непарна кількість, додати X в кінці                         │</w:t>
+            </w:r>
+          </w:p>
+          <w:p>
+            <w:pPr>
+              <w:pStyle w:val="SourceCode"/>
+              <w:spacing w:before="0" w:after="0" w:line="200" w:lineRule="auto"/>
+            </w:pPr>
+            <w:r>
+              <w:t xml:space="preserve">│                                                                     │</w:t>
+            </w:r>
+          </w:p>
+          <w:p>
+            <w:pPr>
+              <w:pStyle w:val="SourceCode"/>
+              <w:spacing w:before="0" w:after="0" w:line="200" w:lineRule="auto"/>
+            </w:pPr>
+            <w:r>
+              <w:t xml:space="preserve">└─────────────────────────────────────────────────────────────────────┘</w:t>
             </w:r>
           </w:p>
         </w:tc>
@@ -837,7 +837,7 @@
         <w:pStyle w:val="FirstParagraph"/>
       </w:pPr>
       <w:r>
-        <w:t xml:space="preserve">Використовує дві різні матриці 5×5, розташовані горизонтально:</w:t>
+        <w:t xml:space="preserve">Використовує дві різні матриці 5×5, розташовані одна над одною (вертикальний варіант, як у лекції): тоді літери біграми й шифротексту справді лежать у кутах одного прямокутника.</w:t>
       </w:r>
     </w:p>
     <w:p>
@@ -885,85 +885,142 @@
               <w:spacing w:before="0" w:after="0" w:line="200" w:lineRule="auto"/>
             </w:pPr>
             <w:r>
-              <w:t xml:space="preserve">Ключ 1: EXAMPLE     Ключ 2: KEYWORD</w:t>
-            </w:r>
-          </w:p>
-          <w:p>
-            <w:pPr>
-              <w:pStyle w:val="SourceCode"/>
-              <w:spacing w:before="0" w:after="0" w:line="200" w:lineRule="auto"/>
-            </w:pPr>
-          </w:p>
-          <w:p>
-            <w:pPr>
-              <w:pStyle w:val="SourceCode"/>
-              <w:spacing w:before="0" w:after="0" w:line="200" w:lineRule="auto"/>
-            </w:pPr>
-            <w:r>
-              <w:t xml:space="preserve">Квадрат 1:          Квадрат 2:</w:t>
-            </w:r>
-          </w:p>
-          <w:p>
-            <w:pPr>
-              <w:pStyle w:val="SourceCode"/>
-              <w:spacing w:before="0" w:after="0" w:line="200" w:lineRule="auto"/>
-            </w:pPr>
-            <w:r>
-              <w:t xml:space="preserve">┌───┬───┬───┬───┬───┐  ┌───┬───┬───┬───┬───┐</w:t>
-            </w:r>
-          </w:p>
-          <w:p>
-            <w:pPr>
-              <w:pStyle w:val="SourceCode"/>
-              <w:spacing w:before="0" w:after="0" w:line="200" w:lineRule="auto"/>
-            </w:pPr>
-            <w:r>
-              <w:t xml:space="preserve">│ E │ X │ A │ M │ P │  │ K │ E │ Y │ W │ O │</w:t>
-            </w:r>
-          </w:p>
-          <w:p>
-            <w:pPr>
-              <w:pStyle w:val="SourceCode"/>
-              <w:spacing w:before="0" w:after="0" w:line="200" w:lineRule="auto"/>
-            </w:pPr>
-            <w:r>
-              <w:t xml:space="preserve">│ L │ B │ C │ D │ F │  │ R │ D │ A │ B │ C │</w:t>
-            </w:r>
-          </w:p>
-          <w:p>
-            <w:pPr>
-              <w:pStyle w:val="SourceCode"/>
-              <w:spacing w:before="0" w:after="0" w:line="200" w:lineRule="auto"/>
-            </w:pPr>
-            <w:r>
-              <w:t xml:space="preserve">│ G │ H │ I │ K │ N │  │ F │ G │ H │ I │ L │</w:t>
-            </w:r>
-          </w:p>
-          <w:p>
-            <w:pPr>
-              <w:pStyle w:val="SourceCode"/>
-              <w:spacing w:before="0" w:after="0" w:line="200" w:lineRule="auto"/>
-            </w:pPr>
-            <w:r>
-              <w:t xml:space="preserve">│ O │ Q │ R │ S │ T │  │ M │ N │ P │ Q │ S │</w:t>
-            </w:r>
-          </w:p>
-          <w:p>
-            <w:pPr>
-              <w:pStyle w:val="SourceCode"/>
-              <w:spacing w:before="0" w:after="0" w:line="200" w:lineRule="auto"/>
-            </w:pPr>
-            <w:r>
-              <w:t xml:space="preserve">│ U │ V │ W │ Y │ Z │  │ T │ U │ V │ X │ Z │</w:t>
-            </w:r>
-          </w:p>
-          <w:p>
-            <w:pPr>
-              <w:pStyle w:val="SourceCode"/>
-              <w:spacing w:before="0" w:after="0" w:line="200" w:lineRule="auto"/>
-            </w:pPr>
-            <w:r>
-              <w:t xml:space="preserve">└───┴───┴───┴───┴───┘  └───┴───┴───┴───┴───┘</w:t>
+              <w:t xml:space="preserve">Квадрат 1 — верхній (ключ EXAMPLE)</w:t>
+            </w:r>
+          </w:p>
+          <w:p>
+            <w:pPr>
+              <w:pStyle w:val="SourceCode"/>
+              <w:spacing w:before="0" w:after="0" w:line="200" w:lineRule="auto"/>
+            </w:pPr>
+            <w:r>
+              <w:t xml:space="preserve">┌───┬───┬───┬───┬───┐</w:t>
+            </w:r>
+          </w:p>
+          <w:p>
+            <w:pPr>
+              <w:pStyle w:val="SourceCode"/>
+              <w:spacing w:before="0" w:after="0" w:line="200" w:lineRule="auto"/>
+            </w:pPr>
+            <w:r>
+              <w:t xml:space="preserve">│ E │ X │ A │ M │ P │</w:t>
+            </w:r>
+          </w:p>
+          <w:p>
+            <w:pPr>
+              <w:pStyle w:val="SourceCode"/>
+              <w:spacing w:before="0" w:after="0" w:line="200" w:lineRule="auto"/>
+            </w:pPr>
+            <w:r>
+              <w:t xml:space="preserve">│ L │ B │ C │ D │ F │</w:t>
+            </w:r>
+          </w:p>
+          <w:p>
+            <w:pPr>
+              <w:pStyle w:val="SourceCode"/>
+              <w:spacing w:before="0" w:after="0" w:line="200" w:lineRule="auto"/>
+            </w:pPr>
+            <w:r>
+              <w:t xml:space="preserve">│ G │ H │ I │ K │ N │</w:t>
+            </w:r>
+          </w:p>
+          <w:p>
+            <w:pPr>
+              <w:pStyle w:val="SourceCode"/>
+              <w:spacing w:before="0" w:after="0" w:line="200" w:lineRule="auto"/>
+            </w:pPr>
+            <w:r>
+              <w:t xml:space="preserve">│ O │ Q │ R │ S │ T │</w:t>
+            </w:r>
+          </w:p>
+          <w:p>
+            <w:pPr>
+              <w:pStyle w:val="SourceCode"/>
+              <w:spacing w:before="0" w:after="0" w:line="200" w:lineRule="auto"/>
+            </w:pPr>
+            <w:r>
+              <w:t xml:space="preserve">│ U │ V │ W │ Y │ Z │</w:t>
+            </w:r>
+          </w:p>
+          <w:p>
+            <w:pPr>
+              <w:pStyle w:val="SourceCode"/>
+              <w:spacing w:before="0" w:after="0" w:line="200" w:lineRule="auto"/>
+            </w:pPr>
+            <w:r>
+              <w:t xml:space="preserve">└───┴───┴───┴───┴───┘</w:t>
+            </w:r>
+          </w:p>
+          <w:p>
+            <w:pPr>
+              <w:pStyle w:val="SourceCode"/>
+              <w:spacing w:before="0" w:after="0" w:line="200" w:lineRule="auto"/>
+            </w:pPr>
+            <w:r>
+              <w:t xml:space="preserve">Квадрат 2 — нижній (ключ KEYWORD)</w:t>
+            </w:r>
+          </w:p>
+          <w:p>
+            <w:pPr>
+              <w:pStyle w:val="SourceCode"/>
+              <w:spacing w:before="0" w:after="0" w:line="200" w:lineRule="auto"/>
+            </w:pPr>
+            <w:r>
+              <w:t xml:space="preserve">┌───┬───┬───┬───┬───┐</w:t>
+            </w:r>
+          </w:p>
+          <w:p>
+            <w:pPr>
+              <w:pStyle w:val="SourceCode"/>
+              <w:spacing w:before="0" w:after="0" w:line="200" w:lineRule="auto"/>
+            </w:pPr>
+            <w:r>
+              <w:t xml:space="preserve">│ K │ E │ Y │ W │ O │</w:t>
+            </w:r>
+          </w:p>
+          <w:p>
+            <w:pPr>
+              <w:pStyle w:val="SourceCode"/>
+              <w:spacing w:before="0" w:after="0" w:line="200" w:lineRule="auto"/>
+            </w:pPr>
+            <w:r>
+              <w:t xml:space="preserve">│ R │ D │ A │ B │ C │</w:t>
+            </w:r>
+          </w:p>
+          <w:p>
+            <w:pPr>
+              <w:pStyle w:val="SourceCode"/>
+              <w:spacing w:before="0" w:after="0" w:line="200" w:lineRule="auto"/>
+            </w:pPr>
+            <w:r>
+              <w:t xml:space="preserve">│ F │ G │ H │ I │ L │</w:t>
+            </w:r>
+          </w:p>
+          <w:p>
+            <w:pPr>
+              <w:pStyle w:val="SourceCode"/>
+              <w:spacing w:before="0" w:after="0" w:line="200" w:lineRule="auto"/>
+            </w:pPr>
+            <w:r>
+              <w:t xml:space="preserve">│ M │ N │ P │ Q │ S │</w:t>
+            </w:r>
+          </w:p>
+          <w:p>
+            <w:pPr>
+              <w:pStyle w:val="SourceCode"/>
+              <w:spacing w:before="0" w:after="0" w:line="200" w:lineRule="auto"/>
+            </w:pPr>
+            <w:r>
+              <w:t xml:space="preserve">│ T │ U │ V │ X │ Z │</w:t>
+            </w:r>
+          </w:p>
+          <w:p>
+            <w:pPr>
+              <w:pStyle w:val="SourceCode"/>
+              <w:spacing w:before="0" w:after="0" w:line="200" w:lineRule="auto"/>
+            </w:pPr>
+            <w:r>
+              <w:t xml:space="preserve">└───┴───┴───┴───┴───┘</w:t>
             </w:r>
           </w:p>
         </w:tc>
@@ -982,6 +1039,28 @@
       <w:pPr>
         <w:pStyle w:val="FirstParagraph"/>
       </w:pPr>
+      <w:r>
+        <w:t xml:space="preserve">Існує й горизонтальний варіант (квадрати поруч), але в ньому правило інше: перша літера шифротексту береться з рядка першої літери в</w:t>
+      </w:r>
+      <w:r>
+        <w:t xml:space="preserve"> </w:t>
+      </w:r>
+      <w:r>
+        <w:rPr>
+          <w:b/>
+          <w:bCs/>
+        </w:rPr>
+        <w:t xml:space="preserve">другому</w:t>
+      </w:r>
+      <w:r>
+        <w:t xml:space="preserve"> </w:t>
+      </w:r>
+      <w:r>
+        <w:t xml:space="preserve">квадраті. Змішувати два варіанти в одній програмі не можна — розшифрування не зійдеться.</w:t>
+      </w:r>
+      <w:r>
+        <w:t xml:space="preserve"> </w:t>
+      </w:r>
       <w:r>
         <w:rPr>
           <w:b/>
@@ -1177,15 +1256,271 @@
       <w:r>
         <w:t xml:space="preserve">). Так поводиться приблизно кожна п’ята пара — це відома слабкість шифру.</w:t>
       </w:r>
-      <w:r>
-        <w:t xml:space="preserve"> </w:t>
-      </w:r>
-      <w:r>
-        <w:t xml:space="preserve">## Приклад виконання</w:t>
-      </w:r>
     </w:p>
     <w:bookmarkEnd w:id="12"/>
-    <w:bookmarkStart w:id="13" w:name="крок-1.-побудова-матриці-плейфера"/>
+    <w:bookmarkStart w:id="13" w:name="стійкість-біграмних-шифрів"/>
+    <w:p>
+      <w:pPr>
+        <w:pStyle w:val="Heading3"/>
+      </w:pPr>
+      <w:r>
+        <w:t xml:space="preserve">5 Стійкість біграмних шифрів</w:t>
+      </w:r>
+    </w:p>
+    <w:p>
+      <w:pPr>
+        <w:pStyle w:val="TableCaption"/>
+      </w:pPr>
+      <w:r>
+        <w:t xml:space="preserve">Таблиця 1 — Порівняння шифрів лабораторної роботи</w:t>
+      </w:r>
+    </w:p>
+    <w:tbl>
+      <w:tblPr>
+        <w:tblStyle w:val="Table"/>
+        <w:tblW w:type="dxa" w:w="9637"/>
+        <w:tblLayout w:type="fixed"/>
+        <w:tblLook w:firstRow="1" w:lastRow="0" w:firstColumn="0" w:lastColumn="0" w:noHBand="0" w:noVBand="0" w:val="0020"/>
+      </w:tblPr>
+      <w:tblGrid>
+        <w:gridCol w:w="3056"/>
+        <w:gridCol w:w="2115"/>
+        <w:gridCol w:w="4466"/>
+      </w:tblGrid>
+      <w:tr>
+        <w:trPr>
+          <w:tblHeader w:val="on"/>
+        </w:trPr>
+        <w:tc>
+          <w:tcPr/>
+          <w:p>
+            <w:pPr>
+              <w:pStyle w:val="Compact"/>
+            </w:pPr>
+            <w:r>
+              <w:t xml:space="preserve">Властивість</w:t>
+            </w:r>
+          </w:p>
+        </w:tc>
+        <w:tc>
+          <w:tcPr/>
+          <w:p>
+            <w:pPr>
+              <w:pStyle w:val="Compact"/>
+            </w:pPr>
+            <w:r>
+              <w:t xml:space="preserve">Плейфер</w:t>
+            </w:r>
+          </w:p>
+        </w:tc>
+        <w:tc>
+          <w:tcPr/>
+          <w:p>
+            <w:pPr>
+              <w:pStyle w:val="Compact"/>
+            </w:pPr>
+            <w:r>
+              <w:t xml:space="preserve">Подвійний квадрат</w:t>
+            </w:r>
+          </w:p>
+        </w:tc>
+      </w:tr>
+      <w:tr>
+        <w:tc>
+          <w:tcPr/>
+          <w:p>
+            <w:pPr>
+              <w:pStyle w:val="Compact"/>
+            </w:pPr>
+            <w:r>
+              <w:t xml:space="preserve">Ключ</w:t>
+            </w:r>
+          </w:p>
+        </w:tc>
+        <w:tc>
+          <w:tcPr/>
+          <w:p>
+            <w:pPr>
+              <w:pStyle w:val="Compact"/>
+            </w:pPr>
+            <w:r>
+              <w:t xml:space="preserve">одне ключове слово</w:t>
+            </w:r>
+          </w:p>
+        </w:tc>
+        <w:tc>
+          <w:tcPr/>
+          <w:p>
+            <w:pPr>
+              <w:pStyle w:val="Compact"/>
+            </w:pPr>
+            <w:r>
+              <w:t xml:space="preserve">два ключові слова</w:t>
+            </w:r>
+          </w:p>
+        </w:tc>
+      </w:tr>
+      <w:tr>
+        <w:tc>
+          <w:tcPr/>
+          <w:p>
+            <w:pPr>
+              <w:pStyle w:val="Compact"/>
+            </w:pPr>
+            <w:r>
+              <w:t xml:space="preserve">Обробка однакових літер у парі</w:t>
+            </w:r>
+          </w:p>
+        </w:tc>
+        <w:tc>
+          <w:tcPr/>
+          <w:p>
+            <w:pPr>
+              <w:pStyle w:val="Compact"/>
+            </w:pPr>
+            <w:r>
+              <w:t xml:space="preserve">вставка X</w:t>
+            </w:r>
+          </w:p>
+        </w:tc>
+        <w:tc>
+          <w:tcPr/>
+          <w:p>
+            <w:pPr>
+              <w:pStyle w:val="Compact"/>
+            </w:pPr>
+            <w:r>
+              <w:t xml:space="preserve">не потрібна</w:t>
+            </w:r>
+          </w:p>
+        </w:tc>
+      </w:tr>
+      <w:tr>
+        <w:tc>
+          <w:tcPr/>
+          <w:p>
+            <w:pPr>
+              <w:pStyle w:val="Compact"/>
+            </w:pPr>
+            <w:r>
+              <w:t xml:space="preserve">Біграма може пройти незміненою</w:t>
+            </w:r>
+          </w:p>
+        </w:tc>
+        <w:tc>
+          <w:tcPr/>
+          <w:p>
+            <w:pPr>
+              <w:pStyle w:val="Compact"/>
+            </w:pPr>
+            <w:r>
+              <w:t xml:space="preserve">ні</w:t>
+            </w:r>
+          </w:p>
+        </w:tc>
+        <w:tc>
+          <w:tcPr/>
+          <w:p>
+            <w:pPr>
+              <w:pStyle w:val="Compact"/>
+            </w:pPr>
+            <w:r>
+              <w:t xml:space="preserve">так, коли стовпці збігаються (≈ 1/5 пар)</w:t>
+            </w:r>
+          </w:p>
+        </w:tc>
+      </w:tr>
+      <w:tr>
+        <w:tc>
+          <w:tcPr/>
+          <w:p>
+            <w:pPr>
+              <w:pStyle w:val="Compact"/>
+            </w:pPr>
+            <w:r>
+              <w:t xml:space="preserve">Симетрія AB → XY, BA → YX</w:t>
+            </w:r>
+          </w:p>
+        </w:tc>
+        <w:tc>
+          <w:tcPr/>
+          <w:p>
+            <w:pPr>
+              <w:pStyle w:val="Compact"/>
+            </w:pPr>
+            <w:r>
+              <w:t xml:space="preserve">є</w:t>
+            </w:r>
+          </w:p>
+        </w:tc>
+        <w:tc>
+          <w:tcPr/>
+          <w:p>
+            <w:pPr>
+              <w:pStyle w:val="Compact"/>
+            </w:pPr>
+            <w:r>
+              <w:t xml:space="preserve">немає</w:t>
+            </w:r>
+          </w:p>
+        </w:tc>
+      </w:tr>
+      <w:tr>
+        <w:tc>
+          <w:tcPr/>
+          <w:p>
+            <w:pPr>
+              <w:pStyle w:val="Compact"/>
+            </w:pPr>
+            <w:r>
+              <w:t xml:space="preserve">Що бачить криптоаналітик</w:t>
+            </w:r>
+          </w:p>
+        </w:tc>
+        <w:tc>
+          <w:tcPr/>
+          <w:p>
+            <w:pPr>
+              <w:pStyle w:val="Compact"/>
+            </w:pPr>
+            <w:r>
+              <w:t xml:space="preserve">частоти біграм мови</w:t>
+            </w:r>
+          </w:p>
+        </w:tc>
+        <w:tc>
+          <w:tcPr/>
+          <w:p>
+            <w:pPr>
+              <w:pStyle w:val="Compact"/>
+            </w:pPr>
+            <w:r>
+              <w:t xml:space="preserve">частоти біграм мови й фрагменти відкритого тексту</w:t>
+            </w:r>
+          </w:p>
+        </w:tc>
+      </w:tr>
+    </w:tbl>
+    <w:p>
+      <w:pPr>
+        <w:pStyle w:val="BodyText"/>
+      </w:pPr>
+      <w:r>
+        <w:t xml:space="preserve">Обидва шифри приховують частоти окремих літер, але не частоти біграм: для цього достатньо кількох сотень літер шифротексту. Тому вони придатні лише для навчання й як ілюстрація ідеї блочного шифру з дуже малим блоком.</w:t>
+      </w:r>
+    </w:p>
+    <w:bookmarkEnd w:id="13"/>
+    <w:bookmarkEnd w:id="14"/>
+    <w:bookmarkStart w:id="18" w:name="приклад-виконання"/>
+    <w:p>
+      <w:pPr>
+        <w:pStyle w:val="Heading2"/>
+      </w:pPr>
+      <w:r>
+        <w:t xml:space="preserve">Приклад виконання</w:t>
+      </w:r>
+    </w:p>
+    <w:bookmarkStart w:id="15" w:name="крок-1.-побудова-матриці-плейфера"/>
     <w:p>
       <w:pPr>
         <w:pStyle w:val="Heading3"/>
@@ -1952,8 +2287,8 @@
         </w:rPr>
       </w:pPr>
     </w:p>
-    <w:bookmarkEnd w:id="13"/>
-    <w:bookmarkStart w:id="14" w:name="крок-2.-шифрування-плейфера"/>
+    <w:bookmarkEnd w:id="15"/>
+    <w:bookmarkStart w:id="16" w:name="крок-2.-шифрування-плейфера"/>
     <w:p>
       <w:pPr>
         <w:pStyle w:val="Heading3"/>
@@ -2947,8 +3282,8 @@
         <w:t xml:space="preserve">замінюється літерою свого рядка в стовпці іншої: H дає C, E дає F.</w:t>
       </w:r>
     </w:p>
-    <w:bookmarkEnd w:id="14"/>
-    <w:bookmarkStart w:id="15" w:name="крок-3.-подвійний-квадрат-уітстона"/>
+    <w:bookmarkEnd w:id="16"/>
+    <w:bookmarkStart w:id="17" w:name="крок-3.-подвійний-квадрат-уітстона"/>
     <w:p>
       <w:pPr>
         <w:pStyle w:val="Heading3"/>
@@ -3796,9 +4131,9 @@
         </w:rPr>
       </w:pPr>
     </w:p>
-    <w:bookmarkEnd w:id="15"/>
-    <w:bookmarkEnd w:id="16"/>
-    <w:bookmarkStart w:id="17" w:name="порядок-виконання-роботи"/>
+    <w:bookmarkEnd w:id="17"/>
+    <w:bookmarkEnd w:id="18"/>
+    <w:bookmarkStart w:id="19" w:name="порядок-виконання-роботи"/>
     <w:p>
       <w:pPr>
         <w:pStyle w:val="Heading2"/>
@@ -3903,8 +4238,8 @@
         <w:t xml:space="preserve">Оформити звіт та зробити висновок.</w:t>
       </w:r>
     </w:p>
-    <w:bookmarkEnd w:id="17"/>
-    <w:bookmarkStart w:id="18" w:name="вимоги-до-звіту"/>
+    <w:bookmarkEnd w:id="19"/>
+    <w:bookmarkStart w:id="20" w:name="вимоги-до-звіту"/>
     <w:p>
       <w:pPr>
         <w:pStyle w:val="Heading2"/>
@@ -3999,8 +4334,8 @@
         <w:t xml:space="preserve">висновок про переваги поліграмних шифрів.</w:t>
       </w:r>
     </w:p>
-    <w:bookmarkEnd w:id="18"/>
-    <w:bookmarkStart w:id="19" w:name="варіанти-індивідуальних-завдань"/>
+    <w:bookmarkEnd w:id="20"/>
+    <w:bookmarkStart w:id="21" w:name="варіанти-індивідуальних-завдань"/>
     <w:p>
       <w:pPr>
         <w:pStyle w:val="Heading2"/>
@@ -5224,8 +5559,8 @@
         </w:tc>
       </w:tr>
     </w:tbl>
-    <w:bookmarkEnd w:id="19"/>
-    <w:bookmarkStart w:id="23" w:name="контрольні-запитання"/>
+    <w:bookmarkEnd w:id="21"/>
+    <w:bookmarkStart w:id="25" w:name="контрольні-запитання"/>
     <w:p>
       <w:pPr>
         <w:pStyle w:val="Heading2"/>
@@ -5242,7 +5577,7 @@
         <w:t xml:space="preserve">Запитання згруповано за рівнями навчальних досягнень. Для позитивної оцінки студент має відповісти на запитання середнього рівня, оцінка «добре» потребує відповідей достатнього рівня, оцінка «відмінно» — високого.</w:t>
       </w:r>
     </w:p>
-    <w:bookmarkStart w:id="20" w:name="середній-рівень-репродуктивний"/>
+    <w:bookmarkStart w:id="22" w:name="середній-рівень-репродуктивний"/>
     <w:p>
       <w:pPr>
         <w:pStyle w:val="Heading3"/>
@@ -5355,8 +5690,8 @@
         <w:t xml:space="preserve">Що таке подвійний квадрат Уітстона?</w:t>
       </w:r>
     </w:p>
-    <w:bookmarkEnd w:id="20"/>
-    <w:bookmarkStart w:id="21" w:name="Xf8a59b0220f3a7cb520922cfcf2989f7f66f7c3"/>
+    <w:bookmarkEnd w:id="22"/>
+    <w:bookmarkStart w:id="23" w:name="Xf8a59b0220f3a7cb520922cfcf2989f7f66f7c3"/>
     <w:p>
       <w:pPr>
         <w:pStyle w:val="Heading3"/>
@@ -5469,8 +5804,8 @@
         <w:t xml:space="preserve">Як перевірити, що реалізація шифрує й дешифрує симетрично?</w:t>
       </w:r>
     </w:p>
-    <w:bookmarkEnd w:id="21"/>
-    <w:bookmarkStart w:id="22" w:name="високий-рівень-творчий"/>
+    <w:bookmarkEnd w:id="23"/>
+    <w:bookmarkStart w:id="24" w:name="високий-рівень-творчий"/>
     <w:p>
       <w:pPr>
         <w:pStyle w:val="Heading3"/>
@@ -5531,8 +5866,8 @@
         <w:t xml:space="preserve">Сформулюйте, чому історичні поліграмні шифри не застосовують сьогодні, попри їхню відносну складність.</w:t>
       </w:r>
     </w:p>
-    <w:bookmarkEnd w:id="22"/>
-    <w:bookmarkEnd w:id="23"/>
+    <w:bookmarkEnd w:id="24"/>
+    <w:bookmarkEnd w:id="25"/>
     <w:sectPr>
       <w:pgSz w:h="16838" w:orient="portrait" w:w="11906"/>
       <w:pgMar w:bottom="1134" w:footer="708" w:gutter="0" w:header="708" w:left="1418" w:right="851" w:top="1134"/>
@@ -6673,6 +7008,11 @@
       </w:tblCellMar>
     </w:tblPr>
   </w:style>
+  <w:style w:type="paragraph" w:customStyle="1" w:styleId="TableCaption">
+    <w:name w:val="TableCaption"/>
+    <w:basedOn w:val="BodyText"/>
+    <w:qFormat/>
+  </w:style>
 </w:styles>
 </file>
 
